--- a/worksheets/W7.docx
+++ b/worksheets/W7.docx
@@ -6,6 +6,7 @@
       <w:pPr>
         <w:keepNext/>
         <w:keepLines w:val="0"/>
+        <w:pageBreakBefore w:val="0"/>
         <w:spacing w:before="0" w:after="60" w:line="293" w:lineRule="auto"/>
       </w:pPr>
       <w:r>
@@ -820,16 +821,9 @@
     </w:tbl>
     <w:p>
       <w:pPr>
-        <w:spacing w:after="0"/>
-      </w:pPr>
-      <w:r>
-        <w:br w:type="page"/>
-      </w:r>
-    </w:p>
-    <w:p>
-      <w:pPr>
         <w:keepNext/>
         <w:keepLines w:val="0"/>
+        <w:pageBreakBefore/>
         <w:spacing w:before="0" w:after="60" w:line="293" w:lineRule="auto"/>
       </w:pPr>
       <w:r>
@@ -1617,16 +1611,9 @@
     </w:tbl>
     <w:p>
       <w:pPr>
-        <w:spacing w:after="0"/>
-      </w:pPr>
-      <w:r>
-        <w:br w:type="page"/>
-      </w:r>
-    </w:p>
-    <w:p>
-      <w:pPr>
         <w:keepNext/>
         <w:keepLines w:val="0"/>
+        <w:pageBreakBefore/>
         <w:spacing w:before="0" w:after="60" w:line="293" w:lineRule="auto"/>
       </w:pPr>
       <w:r>
@@ -1654,7 +1641,7 @@
           <w:color w:val="1A2340"/>
           <w:sz w:val="44"/>
         </w:rPr>
-        <w:t>改寫與計分判斷</w:t>
+        <w:t>改寫與形成性判斷</w:t>
       </w:r>
     </w:p>
     <w:p>
@@ -1671,7 +1658,7 @@
           <w:color w:val="5B6573"/>
           <w:sz w:val="22"/>
         </w:rPr>
-        <w:t>看出手法不等於證明內容是假的；先保留可檢查的主張，再拿掉操弄。</w:t>
+        <w:t>看出手法不等於證明內容是假的；先保留可檢查的主張，再拿掉操弄。這一頁是 0 分練習，留下 Gate 2 歷程。</w:t>
       </w:r>
     </w:p>
     <w:p>
@@ -2115,36 +2102,6 @@
           </w:p>
         </w:tc>
       </w:tr>
-      <w:tr>
-        <w:trPr>
-          <w:trHeight w:val="437" w:hRule="atLeast"/>
-        </w:trPr>
-        <w:tc>
-          <w:tcPr>
-            <w:tcW w:type="dxa" w:w="9865"/>
-            <w:tcMar>
-              <w:top w:w="0" w:type="dxa"/>
-              <w:start w:w="0" w:type="dxa"/>
-              <w:bottom w:w="0" w:type="dxa"/>
-              <w:end w:w="0" w:type="dxa"/>
-            </w:tcMar>
-            <w:tcBorders>
-              <w:top w:val="nil"/>
-              <w:bottom w:val="single" w:sz="5" w:space="0" w:color="CBD5E1"/>
-              <w:start w:val="nil"/>
-              <w:end w:val="nil"/>
-            </w:tcBorders>
-          </w:tcPr>
-          <w:p>
-            <w:pPr>
-              <w:spacing w:before="0" w:after="0" w:line="240" w:lineRule="auto"/>
-            </w:pPr>
-            <w:r>
-              <w:t xml:space="preserve"> </w:t>
-            </w:r>
-          </w:p>
-        </w:tc>
-      </w:tr>
     </w:tbl>
     <w:p>
       <w:pPr>
@@ -2180,7 +2137,7 @@
           <w:color w:val="1A2340"/>
           <w:sz w:val="30"/>
         </w:rPr>
-        <w:t>最後判斷｜計分</w:t>
+        <w:t>最後判斷｜0 分練習</w:t>
       </w:r>
     </w:p>
     <w:p>
@@ -2231,66 +2188,6 @@
       <w:tblGrid>
         <w:gridCol w:w="9865"/>
       </w:tblGrid>
-      <w:tr>
-        <w:trPr>
-          <w:trHeight w:val="437" w:hRule="atLeast"/>
-        </w:trPr>
-        <w:tc>
-          <w:tcPr>
-            <w:tcW w:type="dxa" w:w="9865"/>
-            <w:tcMar>
-              <w:top w:w="0" w:type="dxa"/>
-              <w:start w:w="0" w:type="dxa"/>
-              <w:bottom w:w="0" w:type="dxa"/>
-              <w:end w:w="0" w:type="dxa"/>
-            </w:tcMar>
-            <w:tcBorders>
-              <w:top w:val="nil"/>
-              <w:bottom w:val="single" w:sz="5" w:space="0" w:color="CBD5E1"/>
-              <w:start w:val="nil"/>
-              <w:end w:val="nil"/>
-            </w:tcBorders>
-          </w:tcPr>
-          <w:p>
-            <w:pPr>
-              <w:spacing w:before="0" w:after="0" w:line="240" w:lineRule="auto"/>
-            </w:pPr>
-            <w:r>
-              <w:t xml:space="preserve"> </w:t>
-            </w:r>
-          </w:p>
-        </w:tc>
-      </w:tr>
-      <w:tr>
-        <w:trPr>
-          <w:trHeight w:val="437" w:hRule="atLeast"/>
-        </w:trPr>
-        <w:tc>
-          <w:tcPr>
-            <w:tcW w:type="dxa" w:w="9865"/>
-            <w:tcMar>
-              <w:top w:w="0" w:type="dxa"/>
-              <w:start w:w="0" w:type="dxa"/>
-              <w:bottom w:w="0" w:type="dxa"/>
-              <w:end w:w="0" w:type="dxa"/>
-            </w:tcMar>
-            <w:tcBorders>
-              <w:top w:val="nil"/>
-              <w:bottom w:val="single" w:sz="5" w:space="0" w:color="CBD5E1"/>
-              <w:start w:val="nil"/>
-              <w:end w:val="nil"/>
-            </w:tcBorders>
-          </w:tcPr>
-          <w:p>
-            <w:pPr>
-              <w:spacing w:before="0" w:after="0" w:line="240" w:lineRule="auto"/>
-            </w:pPr>
-            <w:r>
-              <w:t xml:space="preserve"> </w:t>
-            </w:r>
-          </w:p>
-        </w:tc>
-      </w:tr>
       <w:tr>
         <w:trPr>
           <w:trHeight w:val="437" w:hRule="atLeast"/>
@@ -2516,90 +2413,11 @@
         <w:t>□ 兩則標記　□ 至少兩個原詞　□ 可討論版　□ 拿掉／保留／檢查方式　｜W8：預讀同事件兩篇報導。</w:t>
       </w:r>
     </w:p>
-    <w:tbl>
-      <w:tblPr>
-        <w:tblW w:type="dxa" w:w="9865"/>
-        <w:jc w:val="left"/>
-        <w:tblLayout w:type="fixed"/>
-        <w:tblLook w:firstColumn="1" w:firstRow="1" w:lastColumn="0" w:lastRow="0" w:noHBand="0" w:noVBand="1" w:val="04A0"/>
-        <w:tblInd w:type="dxa" w:w="0"/>
-      </w:tblPr>
-      <w:tblGrid>
-        <w:gridCol w:w="9865"/>
-      </w:tblGrid>
-      <w:tr>
-        <w:trPr>
-          <w:trHeight w:val="437" w:hRule="atLeast"/>
-        </w:trPr>
-        <w:tc>
-          <w:tcPr>
-            <w:tcW w:type="dxa" w:w="9865"/>
-            <w:tcMar>
-              <w:top w:w="0" w:type="dxa"/>
-              <w:start w:w="0" w:type="dxa"/>
-              <w:bottom w:w="0" w:type="dxa"/>
-              <w:end w:w="0" w:type="dxa"/>
-            </w:tcMar>
-            <w:tcBorders>
-              <w:top w:val="nil"/>
-              <w:bottom w:val="single" w:sz="5" w:space="0" w:color="CBD5E1"/>
-              <w:start w:val="nil"/>
-              <w:end w:val="nil"/>
-            </w:tcBorders>
-          </w:tcPr>
-          <w:p>
-            <w:pPr>
-              <w:spacing w:before="0" w:after="0" w:line="240" w:lineRule="auto"/>
-            </w:pPr>
-            <w:r>
-              <w:t xml:space="preserve"> </w:t>
-            </w:r>
-          </w:p>
-        </w:tc>
-      </w:tr>
-      <w:tr>
-        <w:trPr>
-          <w:trHeight w:val="437" w:hRule="atLeast"/>
-        </w:trPr>
-        <w:tc>
-          <w:tcPr>
-            <w:tcW w:type="dxa" w:w="9865"/>
-            <w:tcMar>
-              <w:top w:w="0" w:type="dxa"/>
-              <w:start w:w="0" w:type="dxa"/>
-              <w:bottom w:w="0" w:type="dxa"/>
-              <w:end w:w="0" w:type="dxa"/>
-            </w:tcMar>
-            <w:tcBorders>
-              <w:top w:val="nil"/>
-              <w:bottom w:val="single" w:sz="5" w:space="0" w:color="CBD5E1"/>
-              <w:start w:val="nil"/>
-              <w:end w:val="nil"/>
-            </w:tcBorders>
-          </w:tcPr>
-          <w:p>
-            <w:pPr>
-              <w:spacing w:before="0" w:after="0" w:line="240" w:lineRule="auto"/>
-            </w:pPr>
-            <w:r>
-              <w:t xml:space="preserve"> </w:t>
-            </w:r>
-          </w:p>
-        </w:tc>
-      </w:tr>
-    </w:tbl>
-    <w:p>
-      <w:pPr>
-        <w:spacing w:after="0"/>
-      </w:pPr>
-      <w:r>
-        <w:br w:type="page"/>
-      </w:r>
-    </w:p>
     <w:p>
       <w:pPr>
         <w:keepNext/>
         <w:keepLines w:val="0"/>
+        <w:pageBreakBefore/>
         <w:spacing w:before="0" w:after="60" w:line="293" w:lineRule="auto"/>
       </w:pPr>
       <w:r>
@@ -2644,7 +2462,7 @@
           <w:color w:val="5B6573"/>
           <w:sz w:val="22"/>
         </w:rPr>
-        <w:t>老師不讀、不計分；可不寫、遮住，或在 W12 收件前撕下。</w:t>
+        <w:t>老師不讀、不計分；可不寫、遮住或撕下。其餘核心頁保留到 W9 關閉 Gate 2。</w:t>
       </w:r>
     </w:p>
     <w:p>

--- a/worksheets/W7.docx
+++ b/worksheets/W7.docx
@@ -34,7 +34,7 @@
           <w:color w:val="1A2340"/>
           <w:sz w:val="44"/>
         </w:rPr>
-        <w:t>訊息一：公開才帶進教室</w:t>
+        <w:t>先只看其中一個版本｜🔒 不使用 AI</w:t>
       </w:r>
     </w:p>
     <w:p>
@@ -51,7 +51,7 @@
           <w:color w:val="5B6573"/>
           <w:sz w:val="22"/>
         </w:rPr>
-        <w:t>公開＝不用加好友、不用在群組或特定追蹤名單，陌生人也能從公開頁面看到。私訊、LINE 群組、IG 限動不用；改用下方教師素材 A。</w:t>
+        <w:t>老師模擬兩個人打開頁面時先看到不同內容；不是真實平台結果，也不用登入個人帳號。先不要偷看另一版。</w:t>
       </w:r>
     </w:p>
     <w:p>
@@ -175,7 +175,7 @@
           <w:color w:val="1A2340"/>
           <w:sz w:val="30"/>
         </w:rPr>
-        <w:t>公開檢查</w:t>
+        <w:t>我先看到</w:t>
       </w:r>
     </w:p>
     <w:p>
@@ -212,737 +212,7 @@
           <w:color w:val="1A2340"/>
           <w:sz w:val="22"/>
         </w:rPr>
-        <w:t>□ 符合公開定義　□ 不確定／不符合，改用教師素材 A</w:t>
-      </w:r>
-    </w:p>
-    <w:tbl>
-      <w:tblPr>
-        <w:tblW w:type="dxa" w:w="9865"/>
-        <w:jc w:val="left"/>
-        <w:tblLayout w:type="fixed"/>
-        <w:tblLook w:firstColumn="1" w:firstRow="1" w:lastColumn="0" w:lastRow="0" w:noHBand="0" w:noVBand="1" w:val="04A0"/>
-        <w:tblInd w:type="dxa" w:w="0"/>
-      </w:tblPr>
-      <w:tblGrid>
-        <w:gridCol w:w="9865"/>
-      </w:tblGrid>
-      <w:tr>
-        <w:trPr>
-          <w:trHeight w:val="437" w:hRule="atLeast"/>
-        </w:trPr>
-        <w:tc>
-          <w:tcPr>
-            <w:tcW w:type="dxa" w:w="9865"/>
-            <w:tcMar>
-              <w:top w:w="0" w:type="dxa"/>
-              <w:start w:w="0" w:type="dxa"/>
-              <w:bottom w:w="0" w:type="dxa"/>
-              <w:end w:w="0" w:type="dxa"/>
-            </w:tcMar>
-            <w:tcBorders>
-              <w:top w:val="nil"/>
-              <w:bottom w:val="single" w:sz="5" w:space="0" w:color="CBD5E1"/>
-              <w:start w:val="nil"/>
-              <w:end w:val="nil"/>
-            </w:tcBorders>
-          </w:tcPr>
-          <w:p>
-            <w:pPr>
-              <w:spacing w:before="0" w:after="0" w:line="240" w:lineRule="auto"/>
-            </w:pPr>
-            <w:r>
-              <w:t xml:space="preserve"> </w:t>
-            </w:r>
-          </w:p>
-        </w:tc>
-      </w:tr>
-      <w:tr>
-        <w:trPr>
-          <w:trHeight w:val="437" w:hRule="atLeast"/>
-        </w:trPr>
-        <w:tc>
-          <w:tcPr>
-            <w:tcW w:type="dxa" w:w="9865"/>
-            <w:tcMar>
-              <w:top w:w="0" w:type="dxa"/>
-              <w:start w:w="0" w:type="dxa"/>
-              <w:bottom w:w="0" w:type="dxa"/>
-              <w:end w:w="0" w:type="dxa"/>
-            </w:tcMar>
-            <w:tcBorders>
-              <w:top w:val="nil"/>
-              <w:bottom w:val="single" w:sz="5" w:space="0" w:color="CBD5E1"/>
-              <w:start w:val="nil"/>
-              <w:end w:val="nil"/>
-            </w:tcBorders>
-          </w:tcPr>
-          <w:p>
-            <w:pPr>
-              <w:spacing w:before="0" w:after="0" w:line="240" w:lineRule="auto"/>
-            </w:pPr>
-            <w:r>
-              <w:t xml:space="preserve"> </w:t>
-            </w:r>
-          </w:p>
-        </w:tc>
-      </w:tr>
-    </w:tbl>
-    <w:p>
-      <w:pPr>
-        <w:keepNext/>
-        <w:keepLines w:val="0"/>
-        <w:spacing w:before="100" w:after="40" w:line="293" w:lineRule="auto"/>
-      </w:pPr>
-      <w:r>
-        <w:rPr>
-          <w:rFonts w:ascii="JetBrains Mono" w:hAnsi="JetBrains Mono" w:eastAsia="Arial Unicode MS"/>
-          <w:b/>
-          <w:i w:val="0"/>
-          <w:color w:val="1D4ED8"/>
-          <w:sz w:val="30"/>
-        </w:rPr>
-        <w:t>02</w:t>
-      </w:r>
-      <w:r>
-        <w:rPr>
-          <w:rFonts w:ascii="Arial Unicode MS" w:hAnsi="Arial Unicode MS" w:eastAsia="Arial Unicode MS"/>
-          <w:b w:val="0"/>
-          <w:i w:val="0"/>
-          <w:color w:val="1D4ED8"/>
-          <w:sz w:val="30"/>
-        </w:rPr>
-        <w:t xml:space="preserve">  </w:t>
-      </w:r>
-      <w:r>
-        <w:rPr>
-          <w:rFonts w:ascii="Arial Unicode MS" w:hAnsi="Arial Unicode MS" w:eastAsia="Arial Unicode MS"/>
-          <w:b/>
-          <w:i w:val="0"/>
-          <w:color w:val="1A2340"/>
-          <w:sz w:val="30"/>
-        </w:rPr>
-        <w:t>素材一</w:t>
-      </w:r>
-    </w:p>
-    <w:p>
-      <w:pPr>
-        <w:keepNext/>
-        <w:keepLines w:val="0"/>
-        <w:spacing w:before="0" w:after="20" w:line="293" w:lineRule="auto"/>
-      </w:pPr>
-      <w:r>
-        <w:rPr>
-          <w:rFonts w:ascii="Arial Unicode MS" w:hAnsi="Arial Unicode MS" w:eastAsia="Arial Unicode MS"/>
-          <w:b/>
-          <w:i w:val="0"/>
-          <w:color w:val="1D4ED8"/>
-          <w:sz w:val="22"/>
-        </w:rPr>
-        <w:t>課堂必寫</w:t>
-      </w:r>
-      <w:r>
-        <w:rPr>
-          <w:rFonts w:ascii="Arial Unicode MS" w:hAnsi="Arial Unicode MS" w:eastAsia="Arial Unicode MS"/>
-          <w:b w:val="0"/>
-          <w:i w:val="0"/>
-          <w:color w:val="7B8491"/>
-          <w:sz w:val="22"/>
-        </w:rPr>
-        <w:t xml:space="preserve">  ｜  </w:t>
-      </w:r>
-      <w:r>
-        <w:rPr>
-          <w:rFonts w:ascii="Arial Unicode MS" w:hAnsi="Arial Unicode MS" w:eastAsia="Arial Unicode MS"/>
-          <w:b w:val="0"/>
-          <w:i w:val="0"/>
-          <w:color w:val="1A2340"/>
-          <w:sz w:val="22"/>
-        </w:rPr>
-        <w:t>我的公開短摘與來源；或教師素材 A：『還不關通知？你正在把專注力送給演算法！』</w:t>
-      </w:r>
-    </w:p>
-    <w:tbl>
-      <w:tblPr>
-        <w:tblW w:type="dxa" w:w="9865"/>
-        <w:jc w:val="left"/>
-        <w:tblLayout w:type="fixed"/>
-        <w:tblLook w:firstColumn="1" w:firstRow="1" w:lastColumn="0" w:lastRow="0" w:noHBand="0" w:noVBand="1" w:val="04A0"/>
-        <w:tblInd w:type="dxa" w:w="0"/>
-      </w:tblPr>
-      <w:tblGrid>
-        <w:gridCol w:w="9865"/>
-      </w:tblGrid>
-      <w:tr>
-        <w:trPr>
-          <w:trHeight w:val="437" w:hRule="atLeast"/>
-        </w:trPr>
-        <w:tc>
-          <w:tcPr>
-            <w:tcW w:type="dxa" w:w="9865"/>
-            <w:tcMar>
-              <w:top w:w="0" w:type="dxa"/>
-              <w:start w:w="0" w:type="dxa"/>
-              <w:bottom w:w="0" w:type="dxa"/>
-              <w:end w:w="0" w:type="dxa"/>
-            </w:tcMar>
-            <w:tcBorders>
-              <w:top w:val="nil"/>
-              <w:bottom w:val="single" w:sz="5" w:space="0" w:color="CBD5E1"/>
-              <w:start w:val="nil"/>
-              <w:end w:val="nil"/>
-            </w:tcBorders>
-          </w:tcPr>
-          <w:p>
-            <w:pPr>
-              <w:spacing w:before="0" w:after="0" w:line="240" w:lineRule="auto"/>
-            </w:pPr>
-            <w:r>
-              <w:t xml:space="preserve"> </w:t>
-            </w:r>
-          </w:p>
-        </w:tc>
-      </w:tr>
-      <w:tr>
-        <w:trPr>
-          <w:trHeight w:val="437" w:hRule="atLeast"/>
-        </w:trPr>
-        <w:tc>
-          <w:tcPr>
-            <w:tcW w:type="dxa" w:w="9865"/>
-            <w:tcMar>
-              <w:top w:w="0" w:type="dxa"/>
-              <w:start w:w="0" w:type="dxa"/>
-              <w:bottom w:w="0" w:type="dxa"/>
-              <w:end w:w="0" w:type="dxa"/>
-            </w:tcMar>
-            <w:tcBorders>
-              <w:top w:val="nil"/>
-              <w:bottom w:val="single" w:sz="5" w:space="0" w:color="CBD5E1"/>
-              <w:start w:val="nil"/>
-              <w:end w:val="nil"/>
-            </w:tcBorders>
-          </w:tcPr>
-          <w:p>
-            <w:pPr>
-              <w:spacing w:before="0" w:after="0" w:line="240" w:lineRule="auto"/>
-            </w:pPr>
-            <w:r>
-              <w:t xml:space="preserve"> </w:t>
-            </w:r>
-          </w:p>
-        </w:tc>
-      </w:tr>
-      <w:tr>
-        <w:trPr>
-          <w:trHeight w:val="437" w:hRule="atLeast"/>
-        </w:trPr>
-        <w:tc>
-          <w:tcPr>
-            <w:tcW w:type="dxa" w:w="9865"/>
-            <w:tcMar>
-              <w:top w:w="0" w:type="dxa"/>
-              <w:start w:w="0" w:type="dxa"/>
-              <w:bottom w:w="0" w:type="dxa"/>
-              <w:end w:w="0" w:type="dxa"/>
-            </w:tcMar>
-            <w:tcBorders>
-              <w:top w:val="nil"/>
-              <w:bottom w:val="single" w:sz="5" w:space="0" w:color="CBD5E1"/>
-              <w:start w:val="nil"/>
-              <w:end w:val="nil"/>
-            </w:tcBorders>
-          </w:tcPr>
-          <w:p>
-            <w:pPr>
-              <w:spacing w:before="0" w:after="0" w:line="240" w:lineRule="auto"/>
-            </w:pPr>
-            <w:r>
-              <w:t xml:space="preserve"> </w:t>
-            </w:r>
-          </w:p>
-        </w:tc>
-      </w:tr>
-      <w:tr>
-        <w:trPr>
-          <w:trHeight w:val="437" w:hRule="atLeast"/>
-        </w:trPr>
-        <w:tc>
-          <w:tcPr>
-            <w:tcW w:type="dxa" w:w="9865"/>
-            <w:tcMar>
-              <w:top w:w="0" w:type="dxa"/>
-              <w:start w:w="0" w:type="dxa"/>
-              <w:bottom w:w="0" w:type="dxa"/>
-              <w:end w:w="0" w:type="dxa"/>
-            </w:tcMar>
-            <w:tcBorders>
-              <w:top w:val="nil"/>
-              <w:bottom w:val="single" w:sz="5" w:space="0" w:color="CBD5E1"/>
-              <w:start w:val="nil"/>
-              <w:end w:val="nil"/>
-            </w:tcBorders>
-          </w:tcPr>
-          <w:p>
-            <w:pPr>
-              <w:spacing w:before="0" w:after="0" w:line="240" w:lineRule="auto"/>
-            </w:pPr>
-            <w:r>
-              <w:t xml:space="preserve"> </w:t>
-            </w:r>
-          </w:p>
-        </w:tc>
-      </w:tr>
-      <w:tr>
-        <w:trPr>
-          <w:trHeight w:val="437" w:hRule="atLeast"/>
-        </w:trPr>
-        <w:tc>
-          <w:tcPr>
-            <w:tcW w:type="dxa" w:w="9865"/>
-            <w:tcMar>
-              <w:top w:w="0" w:type="dxa"/>
-              <w:start w:w="0" w:type="dxa"/>
-              <w:bottom w:w="0" w:type="dxa"/>
-              <w:end w:w="0" w:type="dxa"/>
-            </w:tcMar>
-            <w:tcBorders>
-              <w:top w:val="nil"/>
-              <w:bottom w:val="single" w:sz="5" w:space="0" w:color="CBD5E1"/>
-              <w:start w:val="nil"/>
-              <w:end w:val="nil"/>
-            </w:tcBorders>
-          </w:tcPr>
-          <w:p>
-            <w:pPr>
-              <w:spacing w:before="0" w:after="0" w:line="240" w:lineRule="auto"/>
-            </w:pPr>
-            <w:r>
-              <w:t xml:space="preserve"> </w:t>
-            </w:r>
-          </w:p>
-        </w:tc>
-      </w:tr>
-    </w:tbl>
-    <w:p>
-      <w:pPr>
-        <w:keepNext/>
-        <w:keepLines w:val="0"/>
-        <w:spacing w:before="100" w:after="40" w:line="293" w:lineRule="auto"/>
-      </w:pPr>
-      <w:r>
-        <w:rPr>
-          <w:rFonts w:ascii="JetBrains Mono" w:hAnsi="JetBrains Mono" w:eastAsia="Arial Unicode MS"/>
-          <w:b/>
-          <w:i w:val="0"/>
-          <w:color w:val="1D4ED8"/>
-          <w:sz w:val="30"/>
-        </w:rPr>
-        <w:t>03</w:t>
-      </w:r>
-      <w:r>
-        <w:rPr>
-          <w:rFonts w:ascii="Arial Unicode MS" w:hAnsi="Arial Unicode MS" w:eastAsia="Arial Unicode MS"/>
-          <w:b w:val="0"/>
-          <w:i w:val="0"/>
-          <w:color w:val="1D4ED8"/>
-          <w:sz w:val="30"/>
-        </w:rPr>
-        <w:t xml:space="preserve">  </w:t>
-      </w:r>
-      <w:r>
-        <w:rPr>
-          <w:rFonts w:ascii="Arial Unicode MS" w:hAnsi="Arial Unicode MS" w:eastAsia="Arial Unicode MS"/>
-          <w:b/>
-          <w:i w:val="0"/>
-          <w:color w:val="1A2340"/>
-          <w:sz w:val="30"/>
-        </w:rPr>
-        <w:t>E／L／B 與證據</w:t>
-      </w:r>
-    </w:p>
-    <w:p>
-      <w:pPr>
-        <w:keepNext/>
-        <w:keepLines w:val="0"/>
-        <w:spacing w:before="0" w:after="20" w:line="293" w:lineRule="auto"/>
-      </w:pPr>
-      <w:r>
-        <w:rPr>
-          <w:rFonts w:ascii="Arial Unicode MS" w:hAnsi="Arial Unicode MS" w:eastAsia="Arial Unicode MS"/>
-          <w:b/>
-          <w:i w:val="0"/>
-          <w:color w:val="1D4ED8"/>
-          <w:sz w:val="22"/>
-        </w:rPr>
-        <w:t>課堂必寫</w:t>
-      </w:r>
-      <w:r>
-        <w:rPr>
-          <w:rFonts w:ascii="Arial Unicode MS" w:hAnsi="Arial Unicode MS" w:eastAsia="Arial Unicode MS"/>
-          <w:b w:val="0"/>
-          <w:i w:val="0"/>
-          <w:color w:val="7B8491"/>
-          <w:sz w:val="22"/>
-        </w:rPr>
-        <w:t xml:space="preserve">  ｜  </w:t>
-      </w:r>
-      <w:r>
-        <w:rPr>
-          <w:rFonts w:ascii="Arial Unicode MS" w:hAnsi="Arial Unicode MS" w:eastAsia="Arial Unicode MS"/>
-          <w:b w:val="0"/>
-          <w:i w:val="0"/>
-          <w:color w:val="1A2340"/>
-          <w:sz w:val="22"/>
-        </w:rPr>
-        <w:t>圈情緒 E、標籤 L、二分 B；抄至少兩個確切字詞，說明它想推我感覺、相信或做什麼。</w:t>
-      </w:r>
-    </w:p>
-    <w:tbl>
-      <w:tblPr>
-        <w:tblW w:type="dxa" w:w="9865"/>
-        <w:jc w:val="left"/>
-        <w:tblLayout w:type="fixed"/>
-        <w:tblLook w:firstColumn="1" w:firstRow="1" w:lastColumn="0" w:lastRow="0" w:noHBand="0" w:noVBand="1" w:val="04A0"/>
-        <w:tblInd w:type="dxa" w:w="0"/>
-      </w:tblPr>
-      <w:tblGrid>
-        <w:gridCol w:w="9865"/>
-      </w:tblGrid>
-      <w:tr>
-        <w:trPr>
-          <w:trHeight w:val="437" w:hRule="atLeast"/>
-        </w:trPr>
-        <w:tc>
-          <w:tcPr>
-            <w:tcW w:type="dxa" w:w="9865"/>
-            <w:tcMar>
-              <w:top w:w="0" w:type="dxa"/>
-              <w:start w:w="0" w:type="dxa"/>
-              <w:bottom w:w="0" w:type="dxa"/>
-              <w:end w:w="0" w:type="dxa"/>
-            </w:tcMar>
-            <w:tcBorders>
-              <w:top w:val="nil"/>
-              <w:bottom w:val="single" w:sz="5" w:space="0" w:color="CBD5E1"/>
-              <w:start w:val="nil"/>
-              <w:end w:val="nil"/>
-            </w:tcBorders>
-          </w:tcPr>
-          <w:p>
-            <w:pPr>
-              <w:spacing w:before="0" w:after="0" w:line="240" w:lineRule="auto"/>
-            </w:pPr>
-            <w:r>
-              <w:t xml:space="preserve"> </w:t>
-            </w:r>
-          </w:p>
-        </w:tc>
-      </w:tr>
-      <w:tr>
-        <w:trPr>
-          <w:trHeight w:val="437" w:hRule="atLeast"/>
-        </w:trPr>
-        <w:tc>
-          <w:tcPr>
-            <w:tcW w:type="dxa" w:w="9865"/>
-            <w:tcMar>
-              <w:top w:w="0" w:type="dxa"/>
-              <w:start w:w="0" w:type="dxa"/>
-              <w:bottom w:w="0" w:type="dxa"/>
-              <w:end w:w="0" w:type="dxa"/>
-            </w:tcMar>
-            <w:tcBorders>
-              <w:top w:val="nil"/>
-              <w:bottom w:val="single" w:sz="5" w:space="0" w:color="CBD5E1"/>
-              <w:start w:val="nil"/>
-              <w:end w:val="nil"/>
-            </w:tcBorders>
-          </w:tcPr>
-          <w:p>
-            <w:pPr>
-              <w:spacing w:before="0" w:after="0" w:line="240" w:lineRule="auto"/>
-            </w:pPr>
-            <w:r>
-              <w:t xml:space="preserve"> </w:t>
-            </w:r>
-          </w:p>
-        </w:tc>
-      </w:tr>
-      <w:tr>
-        <w:trPr>
-          <w:trHeight w:val="437" w:hRule="atLeast"/>
-        </w:trPr>
-        <w:tc>
-          <w:tcPr>
-            <w:tcW w:type="dxa" w:w="9865"/>
-            <w:tcMar>
-              <w:top w:w="0" w:type="dxa"/>
-              <w:start w:w="0" w:type="dxa"/>
-              <w:bottom w:w="0" w:type="dxa"/>
-              <w:end w:w="0" w:type="dxa"/>
-            </w:tcMar>
-            <w:tcBorders>
-              <w:top w:val="nil"/>
-              <w:bottom w:val="single" w:sz="5" w:space="0" w:color="CBD5E1"/>
-              <w:start w:val="nil"/>
-              <w:end w:val="nil"/>
-            </w:tcBorders>
-          </w:tcPr>
-          <w:p>
-            <w:pPr>
-              <w:spacing w:before="0" w:after="0" w:line="240" w:lineRule="auto"/>
-            </w:pPr>
-            <w:r>
-              <w:t xml:space="preserve"> </w:t>
-            </w:r>
-          </w:p>
-        </w:tc>
-      </w:tr>
-      <w:tr>
-        <w:trPr>
-          <w:trHeight w:val="437" w:hRule="atLeast"/>
-        </w:trPr>
-        <w:tc>
-          <w:tcPr>
-            <w:tcW w:type="dxa" w:w="9865"/>
-            <w:tcMar>
-              <w:top w:w="0" w:type="dxa"/>
-              <w:start w:w="0" w:type="dxa"/>
-              <w:bottom w:w="0" w:type="dxa"/>
-              <w:end w:w="0" w:type="dxa"/>
-            </w:tcMar>
-            <w:tcBorders>
-              <w:top w:val="nil"/>
-              <w:bottom w:val="single" w:sz="5" w:space="0" w:color="CBD5E1"/>
-              <w:start w:val="nil"/>
-              <w:end w:val="nil"/>
-            </w:tcBorders>
-          </w:tcPr>
-          <w:p>
-            <w:pPr>
-              <w:spacing w:before="0" w:after="0" w:line="240" w:lineRule="auto"/>
-            </w:pPr>
-            <w:r>
-              <w:t xml:space="preserve"> </w:t>
-            </w:r>
-          </w:p>
-        </w:tc>
-      </w:tr>
-      <w:tr>
-        <w:trPr>
-          <w:trHeight w:val="437" w:hRule="atLeast"/>
-        </w:trPr>
-        <w:tc>
-          <w:tcPr>
-            <w:tcW w:type="dxa" w:w="9865"/>
-            <w:tcMar>
-              <w:top w:w="0" w:type="dxa"/>
-              <w:start w:w="0" w:type="dxa"/>
-              <w:bottom w:w="0" w:type="dxa"/>
-              <w:end w:w="0" w:type="dxa"/>
-            </w:tcMar>
-            <w:tcBorders>
-              <w:top w:val="nil"/>
-              <w:bottom w:val="single" w:sz="5" w:space="0" w:color="CBD5E1"/>
-              <w:start w:val="nil"/>
-              <w:end w:val="nil"/>
-            </w:tcBorders>
-          </w:tcPr>
-          <w:p>
-            <w:pPr>
-              <w:spacing w:before="0" w:after="0" w:line="240" w:lineRule="auto"/>
-            </w:pPr>
-            <w:r>
-              <w:t xml:space="preserve"> </w:t>
-            </w:r>
-          </w:p>
-        </w:tc>
-      </w:tr>
-      <w:tr>
-        <w:trPr>
-          <w:trHeight w:val="437" w:hRule="atLeast"/>
-        </w:trPr>
-        <w:tc>
-          <w:tcPr>
-            <w:tcW w:type="dxa" w:w="9865"/>
-            <w:tcMar>
-              <w:top w:w="0" w:type="dxa"/>
-              <w:start w:w="0" w:type="dxa"/>
-              <w:bottom w:w="0" w:type="dxa"/>
-              <w:end w:w="0" w:type="dxa"/>
-            </w:tcMar>
-            <w:tcBorders>
-              <w:top w:val="nil"/>
-              <w:bottom w:val="single" w:sz="5" w:space="0" w:color="CBD5E1"/>
-              <w:start w:val="nil"/>
-              <w:end w:val="nil"/>
-            </w:tcBorders>
-          </w:tcPr>
-          <w:p>
-            <w:pPr>
-              <w:spacing w:before="0" w:after="0" w:line="240" w:lineRule="auto"/>
-            </w:pPr>
-            <w:r>
-              <w:t xml:space="preserve"> </w:t>
-            </w:r>
-          </w:p>
-        </w:tc>
-      </w:tr>
-      <w:tr>
-        <w:trPr>
-          <w:trHeight w:val="437" w:hRule="atLeast"/>
-        </w:trPr>
-        <w:tc>
-          <w:tcPr>
-            <w:tcW w:type="dxa" w:w="9865"/>
-            <w:tcMar>
-              <w:top w:w="0" w:type="dxa"/>
-              <w:start w:w="0" w:type="dxa"/>
-              <w:bottom w:w="0" w:type="dxa"/>
-              <w:end w:w="0" w:type="dxa"/>
-            </w:tcMar>
-            <w:tcBorders>
-              <w:top w:val="nil"/>
-              <w:bottom w:val="single" w:sz="5" w:space="0" w:color="CBD5E1"/>
-              <w:start w:val="nil"/>
-              <w:end w:val="nil"/>
-            </w:tcBorders>
-          </w:tcPr>
-          <w:p>
-            <w:pPr>
-              <w:spacing w:before="0" w:after="0" w:line="240" w:lineRule="auto"/>
-            </w:pPr>
-            <w:r>
-              <w:t xml:space="preserve"> </w:t>
-            </w:r>
-          </w:p>
-        </w:tc>
-      </w:tr>
-    </w:tbl>
-    <w:p>
-      <w:pPr>
-        <w:keepNext/>
-        <w:keepLines w:val="0"/>
-        <w:pageBreakBefore/>
-        <w:spacing w:before="0" w:after="60" w:line="293" w:lineRule="auto"/>
-      </w:pPr>
-      <w:r>
-        <w:rPr>
-          <w:rFonts w:ascii="JetBrains Mono" w:hAnsi="JetBrains Mono" w:eastAsia="Arial Unicode MS"/>
-          <w:b/>
-          <w:i w:val="0"/>
-          <w:color w:val="1D4ED8"/>
-          <w:sz w:val="22"/>
-        </w:rPr>
-        <w:t>W7 / 02</w:t>
-      </w:r>
-    </w:p>
-    <w:p>
-      <w:pPr>
-        <w:keepNext/>
-        <w:keepLines w:val="0"/>
-        <w:spacing w:before="0" w:after="80" w:line="252" w:lineRule="auto"/>
-      </w:pPr>
-      <w:r>
-        <w:rPr>
-          <w:rFonts w:ascii="Arial Unicode MS" w:hAnsi="Arial Unicode MS" w:eastAsia="Arial Unicode MS"/>
-          <w:b/>
-          <w:i w:val="0"/>
-          <w:color w:val="1A2340"/>
-          <w:sz w:val="44"/>
-        </w:rPr>
-        <w:t>訊息二：教師校準素材</w:t>
-      </w:r>
-    </w:p>
-    <w:p>
-      <w:pPr>
-        <w:keepNext w:val="0"/>
-        <w:keepLines w:val="0"/>
-        <w:spacing w:before="0" w:after="140" w:line="293" w:lineRule="auto"/>
-      </w:pPr>
-      <w:r>
-        <w:rPr>
-          <w:rFonts w:ascii="Arial Unicode MS" w:hAnsi="Arial Unicode MS" w:eastAsia="Arial Unicode MS"/>
-          <w:b w:val="0"/>
-          <w:i w:val="0"/>
-          <w:color w:val="5B6573"/>
-          <w:sz w:val="22"/>
-        </w:rPr>
-        <w:t>教師自編，不是真實貼文，也不證明主張為真。今天只練拆手法。</w:t>
-      </w:r>
-    </w:p>
-    <w:p>
-      <w:pPr>
-        <w:keepNext/>
-        <w:keepLines w:val="0"/>
-        <w:spacing w:before="100" w:after="40" w:line="293" w:lineRule="auto"/>
-      </w:pPr>
-      <w:r>
-        <w:rPr>
-          <w:rFonts w:ascii="JetBrains Mono" w:hAnsi="JetBrains Mono" w:eastAsia="Arial Unicode MS"/>
-          <w:b/>
-          <w:i w:val="0"/>
-          <w:color w:val="1D4ED8"/>
-          <w:sz w:val="30"/>
-        </w:rPr>
-        <w:t>01</w:t>
-      </w:r>
-      <w:r>
-        <w:rPr>
-          <w:rFonts w:ascii="Arial Unicode MS" w:hAnsi="Arial Unicode MS" w:eastAsia="Arial Unicode MS"/>
-          <w:b w:val="0"/>
-          <w:i w:val="0"/>
-          <w:color w:val="1D4ED8"/>
-          <w:sz w:val="30"/>
-        </w:rPr>
-        <w:t xml:space="preserve">  </w:t>
-      </w:r>
-      <w:r>
-        <w:rPr>
-          <w:rFonts w:ascii="Arial Unicode MS" w:hAnsi="Arial Unicode MS" w:eastAsia="Arial Unicode MS"/>
-          <w:b/>
-          <w:i w:val="0"/>
-          <w:color w:val="1A2340"/>
-          <w:sz w:val="30"/>
-        </w:rPr>
-        <w:t>素材二</w:t>
-      </w:r>
-    </w:p>
-    <w:p>
-      <w:pPr>
-        <w:keepNext/>
-        <w:keepLines w:val="0"/>
-        <w:spacing w:before="0" w:after="20" w:line="293" w:lineRule="auto"/>
-      </w:pPr>
-      <w:r>
-        <w:rPr>
-          <w:rFonts w:ascii="Arial Unicode MS" w:hAnsi="Arial Unicode MS" w:eastAsia="Arial Unicode MS"/>
-          <w:b/>
-          <w:i w:val="0"/>
-          <w:color w:val="1D4ED8"/>
-          <w:sz w:val="22"/>
-        </w:rPr>
-        <w:t>課堂必寫</w:t>
-      </w:r>
-      <w:r>
-        <w:rPr>
-          <w:rFonts w:ascii="Arial Unicode MS" w:hAnsi="Arial Unicode MS" w:eastAsia="Arial Unicode MS"/>
-          <w:b w:val="0"/>
-          <w:i w:val="0"/>
-          <w:color w:val="7B8491"/>
-          <w:sz w:val="22"/>
-        </w:rPr>
-        <w:t xml:space="preserve">  ｜  </w:t>
-      </w:r>
-      <w:r>
-        <w:rPr>
-          <w:rFonts w:ascii="Arial Unicode MS" w:hAnsi="Arial Unicode MS" w:eastAsia="Arial Unicode MS"/>
-          <w:b w:val="0"/>
-          <w:i w:val="0"/>
-          <w:color w:val="1A2340"/>
-          <w:sz w:val="22"/>
-        </w:rPr>
-        <w:t>『自律的人都在早起，你還在睡？不是贏在清晨，就是輸給懶惰。現在就設五點鬧鐘！』</w:t>
+        <w:t>□A：『還不關通知？你正在把專注力送給平台！自律的人早就全關了。』　□B：『不是每種通知都一樣。先記一週哪些提醒真的打斷你，再決定關哪些、留哪些必要聯絡。』</w:t>
       </w:r>
     </w:p>
     <w:tbl>
@@ -1081,7 +351,7 @@
           <w:color w:val="1A2340"/>
           <w:sz w:val="30"/>
         </w:rPr>
-        <w:t>E／L／B 與證據</w:t>
+        <w:t>哪兩個字先抓住我</w:t>
       </w:r>
     </w:p>
     <w:p>
@@ -1118,797 +388,7 @@
           <w:color w:val="1A2340"/>
           <w:sz w:val="22"/>
         </w:rPr>
-        <w:t>圈出手法與至少兩個確切字詞；它想推我感覺、相信或做什麼？</w:t>
-      </w:r>
-    </w:p>
-    <w:tbl>
-      <w:tblPr>
-        <w:tblW w:type="dxa" w:w="9865"/>
-        <w:jc w:val="left"/>
-        <w:tblLayout w:type="fixed"/>
-        <w:tblLook w:firstColumn="1" w:firstRow="1" w:lastColumn="0" w:lastRow="0" w:noHBand="0" w:noVBand="1" w:val="04A0"/>
-        <w:tblInd w:type="dxa" w:w="0"/>
-      </w:tblPr>
-      <w:tblGrid>
-        <w:gridCol w:w="9865"/>
-      </w:tblGrid>
-      <w:tr>
-        <w:trPr>
-          <w:trHeight w:val="437" w:hRule="atLeast"/>
-        </w:trPr>
-        <w:tc>
-          <w:tcPr>
-            <w:tcW w:type="dxa" w:w="9865"/>
-            <w:tcMar>
-              <w:top w:w="0" w:type="dxa"/>
-              <w:start w:w="0" w:type="dxa"/>
-              <w:bottom w:w="0" w:type="dxa"/>
-              <w:end w:w="0" w:type="dxa"/>
-            </w:tcMar>
-            <w:tcBorders>
-              <w:top w:val="nil"/>
-              <w:bottom w:val="single" w:sz="5" w:space="0" w:color="CBD5E1"/>
-              <w:start w:val="nil"/>
-              <w:end w:val="nil"/>
-            </w:tcBorders>
-          </w:tcPr>
-          <w:p>
-            <w:pPr>
-              <w:spacing w:before="0" w:after="0" w:line="240" w:lineRule="auto"/>
-            </w:pPr>
-            <w:r>
-              <w:t xml:space="preserve"> </w:t>
-            </w:r>
-          </w:p>
-        </w:tc>
-      </w:tr>
-      <w:tr>
-        <w:trPr>
-          <w:trHeight w:val="437" w:hRule="atLeast"/>
-        </w:trPr>
-        <w:tc>
-          <w:tcPr>
-            <w:tcW w:type="dxa" w:w="9865"/>
-            <w:tcMar>
-              <w:top w:w="0" w:type="dxa"/>
-              <w:start w:w="0" w:type="dxa"/>
-              <w:bottom w:w="0" w:type="dxa"/>
-              <w:end w:w="0" w:type="dxa"/>
-            </w:tcMar>
-            <w:tcBorders>
-              <w:top w:val="nil"/>
-              <w:bottom w:val="single" w:sz="5" w:space="0" w:color="CBD5E1"/>
-              <w:start w:val="nil"/>
-              <w:end w:val="nil"/>
-            </w:tcBorders>
-          </w:tcPr>
-          <w:p>
-            <w:pPr>
-              <w:spacing w:before="0" w:after="0" w:line="240" w:lineRule="auto"/>
-            </w:pPr>
-            <w:r>
-              <w:t xml:space="preserve"> </w:t>
-            </w:r>
-          </w:p>
-        </w:tc>
-      </w:tr>
-      <w:tr>
-        <w:trPr>
-          <w:trHeight w:val="437" w:hRule="atLeast"/>
-        </w:trPr>
-        <w:tc>
-          <w:tcPr>
-            <w:tcW w:type="dxa" w:w="9865"/>
-            <w:tcMar>
-              <w:top w:w="0" w:type="dxa"/>
-              <w:start w:w="0" w:type="dxa"/>
-              <w:bottom w:w="0" w:type="dxa"/>
-              <w:end w:w="0" w:type="dxa"/>
-            </w:tcMar>
-            <w:tcBorders>
-              <w:top w:val="nil"/>
-              <w:bottom w:val="single" w:sz="5" w:space="0" w:color="CBD5E1"/>
-              <w:start w:val="nil"/>
-              <w:end w:val="nil"/>
-            </w:tcBorders>
-          </w:tcPr>
-          <w:p>
-            <w:pPr>
-              <w:spacing w:before="0" w:after="0" w:line="240" w:lineRule="auto"/>
-            </w:pPr>
-            <w:r>
-              <w:t xml:space="preserve"> </w:t>
-            </w:r>
-          </w:p>
-        </w:tc>
-      </w:tr>
-      <w:tr>
-        <w:trPr>
-          <w:trHeight w:val="437" w:hRule="atLeast"/>
-        </w:trPr>
-        <w:tc>
-          <w:tcPr>
-            <w:tcW w:type="dxa" w:w="9865"/>
-            <w:tcMar>
-              <w:top w:w="0" w:type="dxa"/>
-              <w:start w:w="0" w:type="dxa"/>
-              <w:bottom w:w="0" w:type="dxa"/>
-              <w:end w:w="0" w:type="dxa"/>
-            </w:tcMar>
-            <w:tcBorders>
-              <w:top w:val="nil"/>
-              <w:bottom w:val="single" w:sz="5" w:space="0" w:color="CBD5E1"/>
-              <w:start w:val="nil"/>
-              <w:end w:val="nil"/>
-            </w:tcBorders>
-          </w:tcPr>
-          <w:p>
-            <w:pPr>
-              <w:spacing w:before="0" w:after="0" w:line="240" w:lineRule="auto"/>
-            </w:pPr>
-            <w:r>
-              <w:t xml:space="preserve"> </w:t>
-            </w:r>
-          </w:p>
-        </w:tc>
-      </w:tr>
-      <w:tr>
-        <w:trPr>
-          <w:trHeight w:val="437" w:hRule="atLeast"/>
-        </w:trPr>
-        <w:tc>
-          <w:tcPr>
-            <w:tcW w:type="dxa" w:w="9865"/>
-            <w:tcMar>
-              <w:top w:w="0" w:type="dxa"/>
-              <w:start w:w="0" w:type="dxa"/>
-              <w:bottom w:w="0" w:type="dxa"/>
-              <w:end w:w="0" w:type="dxa"/>
-            </w:tcMar>
-            <w:tcBorders>
-              <w:top w:val="nil"/>
-              <w:bottom w:val="single" w:sz="5" w:space="0" w:color="CBD5E1"/>
-              <w:start w:val="nil"/>
-              <w:end w:val="nil"/>
-            </w:tcBorders>
-          </w:tcPr>
-          <w:p>
-            <w:pPr>
-              <w:spacing w:before="0" w:after="0" w:line="240" w:lineRule="auto"/>
-            </w:pPr>
-            <w:r>
-              <w:t xml:space="preserve"> </w:t>
-            </w:r>
-          </w:p>
-        </w:tc>
-      </w:tr>
-      <w:tr>
-        <w:trPr>
-          <w:trHeight w:val="437" w:hRule="atLeast"/>
-        </w:trPr>
-        <w:tc>
-          <w:tcPr>
-            <w:tcW w:type="dxa" w:w="9865"/>
-            <w:tcMar>
-              <w:top w:w="0" w:type="dxa"/>
-              <w:start w:w="0" w:type="dxa"/>
-              <w:bottom w:w="0" w:type="dxa"/>
-              <w:end w:w="0" w:type="dxa"/>
-            </w:tcMar>
-            <w:tcBorders>
-              <w:top w:val="nil"/>
-              <w:bottom w:val="single" w:sz="5" w:space="0" w:color="CBD5E1"/>
-              <w:start w:val="nil"/>
-              <w:end w:val="nil"/>
-            </w:tcBorders>
-          </w:tcPr>
-          <w:p>
-            <w:pPr>
-              <w:spacing w:before="0" w:after="0" w:line="240" w:lineRule="auto"/>
-            </w:pPr>
-            <w:r>
-              <w:t xml:space="preserve"> </w:t>
-            </w:r>
-          </w:p>
-        </w:tc>
-      </w:tr>
-      <w:tr>
-        <w:trPr>
-          <w:trHeight w:val="437" w:hRule="atLeast"/>
-        </w:trPr>
-        <w:tc>
-          <w:tcPr>
-            <w:tcW w:type="dxa" w:w="9865"/>
-            <w:tcMar>
-              <w:top w:w="0" w:type="dxa"/>
-              <w:start w:w="0" w:type="dxa"/>
-              <w:bottom w:w="0" w:type="dxa"/>
-              <w:end w:w="0" w:type="dxa"/>
-            </w:tcMar>
-            <w:tcBorders>
-              <w:top w:val="nil"/>
-              <w:bottom w:val="single" w:sz="5" w:space="0" w:color="CBD5E1"/>
-              <w:start w:val="nil"/>
-              <w:end w:val="nil"/>
-            </w:tcBorders>
-          </w:tcPr>
-          <w:p>
-            <w:pPr>
-              <w:spacing w:before="0" w:after="0" w:line="240" w:lineRule="auto"/>
-            </w:pPr>
-            <w:r>
-              <w:t xml:space="preserve"> </w:t>
-            </w:r>
-          </w:p>
-        </w:tc>
-      </w:tr>
-    </w:tbl>
-    <w:p>
-      <w:pPr>
-        <w:keepNext/>
-        <w:keepLines w:val="0"/>
-        <w:spacing w:before="100" w:after="40" w:line="293" w:lineRule="auto"/>
-      </w:pPr>
-      <w:r>
-        <w:rPr>
-          <w:rFonts w:ascii="JetBrains Mono" w:hAnsi="JetBrains Mono" w:eastAsia="Arial Unicode MS"/>
-          <w:b/>
-          <w:i w:val="0"/>
-          <w:color w:val="1D4ED8"/>
-          <w:sz w:val="30"/>
-        </w:rPr>
-        <w:t>03</w:t>
-      </w:r>
-      <w:r>
-        <w:rPr>
-          <w:rFonts w:ascii="Arial Unicode MS" w:hAnsi="Arial Unicode MS" w:eastAsia="Arial Unicode MS"/>
-          <w:b w:val="0"/>
-          <w:i w:val="0"/>
-          <w:color w:val="1D4ED8"/>
-          <w:sz w:val="30"/>
-        </w:rPr>
-        <w:t xml:space="preserve">  </w:t>
-      </w:r>
-      <w:r>
-        <w:rPr>
-          <w:rFonts w:ascii="Arial Unicode MS" w:hAnsi="Arial Unicode MS" w:eastAsia="Arial Unicode MS"/>
-          <w:b/>
-          <w:i w:val="0"/>
-          <w:color w:val="1A2340"/>
-          <w:sz w:val="30"/>
-        </w:rPr>
-        <w:t>兩則比較</w:t>
-      </w:r>
-    </w:p>
-    <w:p>
-      <w:pPr>
-        <w:keepNext/>
-        <w:keepLines w:val="0"/>
-        <w:spacing w:before="0" w:after="20" w:line="293" w:lineRule="auto"/>
-      </w:pPr>
-      <w:r>
-        <w:rPr>
-          <w:rFonts w:ascii="Arial Unicode MS" w:hAnsi="Arial Unicode MS" w:eastAsia="Arial Unicode MS"/>
-          <w:b/>
-          <w:i w:val="0"/>
-          <w:color w:val="1D4ED8"/>
-          <w:sz w:val="22"/>
-        </w:rPr>
-        <w:t>課堂必寫</w:t>
-      </w:r>
-      <w:r>
-        <w:rPr>
-          <w:rFonts w:ascii="Arial Unicode MS" w:hAnsi="Arial Unicode MS" w:eastAsia="Arial Unicode MS"/>
-          <w:b w:val="0"/>
-          <w:i w:val="0"/>
-          <w:color w:val="7B8491"/>
-          <w:sz w:val="22"/>
-        </w:rPr>
-        <w:t xml:space="preserve">  ｜  </w:t>
-      </w:r>
-      <w:r>
-        <w:rPr>
-          <w:rFonts w:ascii="Arial Unicode MS" w:hAnsi="Arial Unicode MS" w:eastAsia="Arial Unicode MS"/>
-          <w:b w:val="0"/>
-          <w:i w:val="0"/>
-          <w:color w:val="1A2340"/>
-          <w:sz w:val="22"/>
-        </w:rPr>
-        <w:t>兩則各自用了什麼手法？哪一個原詞讓我這樣判斷？</w:t>
-      </w:r>
-    </w:p>
-    <w:tbl>
-      <w:tblPr>
-        <w:tblW w:type="dxa" w:w="9865"/>
-        <w:jc w:val="left"/>
-        <w:tblLayout w:type="fixed"/>
-        <w:tblLook w:firstColumn="1" w:firstRow="1" w:lastColumn="0" w:lastRow="0" w:noHBand="0" w:noVBand="1" w:val="04A0"/>
-        <w:tblInd w:type="dxa" w:w="0"/>
-      </w:tblPr>
-      <w:tblGrid>
-        <w:gridCol w:w="9865"/>
-      </w:tblGrid>
-      <w:tr>
-        <w:trPr>
-          <w:trHeight w:val="437" w:hRule="atLeast"/>
-        </w:trPr>
-        <w:tc>
-          <w:tcPr>
-            <w:tcW w:type="dxa" w:w="9865"/>
-            <w:tcMar>
-              <w:top w:w="0" w:type="dxa"/>
-              <w:start w:w="0" w:type="dxa"/>
-              <w:bottom w:w="0" w:type="dxa"/>
-              <w:end w:w="0" w:type="dxa"/>
-            </w:tcMar>
-            <w:tcBorders>
-              <w:top w:val="nil"/>
-              <w:bottom w:val="single" w:sz="5" w:space="0" w:color="CBD5E1"/>
-              <w:start w:val="nil"/>
-              <w:end w:val="nil"/>
-            </w:tcBorders>
-          </w:tcPr>
-          <w:p>
-            <w:pPr>
-              <w:spacing w:before="0" w:after="0" w:line="240" w:lineRule="auto"/>
-            </w:pPr>
-            <w:r>
-              <w:t xml:space="preserve"> </w:t>
-            </w:r>
-          </w:p>
-        </w:tc>
-      </w:tr>
-      <w:tr>
-        <w:trPr>
-          <w:trHeight w:val="437" w:hRule="atLeast"/>
-        </w:trPr>
-        <w:tc>
-          <w:tcPr>
-            <w:tcW w:type="dxa" w:w="9865"/>
-            <w:tcMar>
-              <w:top w:w="0" w:type="dxa"/>
-              <w:start w:w="0" w:type="dxa"/>
-              <w:bottom w:w="0" w:type="dxa"/>
-              <w:end w:w="0" w:type="dxa"/>
-            </w:tcMar>
-            <w:tcBorders>
-              <w:top w:val="nil"/>
-              <w:bottom w:val="single" w:sz="5" w:space="0" w:color="CBD5E1"/>
-              <w:start w:val="nil"/>
-              <w:end w:val="nil"/>
-            </w:tcBorders>
-          </w:tcPr>
-          <w:p>
-            <w:pPr>
-              <w:spacing w:before="0" w:after="0" w:line="240" w:lineRule="auto"/>
-            </w:pPr>
-            <w:r>
-              <w:t xml:space="preserve"> </w:t>
-            </w:r>
-          </w:p>
-        </w:tc>
-      </w:tr>
-      <w:tr>
-        <w:trPr>
-          <w:trHeight w:val="437" w:hRule="atLeast"/>
-        </w:trPr>
-        <w:tc>
-          <w:tcPr>
-            <w:tcW w:type="dxa" w:w="9865"/>
-            <w:tcMar>
-              <w:top w:w="0" w:type="dxa"/>
-              <w:start w:w="0" w:type="dxa"/>
-              <w:bottom w:w="0" w:type="dxa"/>
-              <w:end w:w="0" w:type="dxa"/>
-            </w:tcMar>
-            <w:tcBorders>
-              <w:top w:val="nil"/>
-              <w:bottom w:val="single" w:sz="5" w:space="0" w:color="CBD5E1"/>
-              <w:start w:val="nil"/>
-              <w:end w:val="nil"/>
-            </w:tcBorders>
-          </w:tcPr>
-          <w:p>
-            <w:pPr>
-              <w:spacing w:before="0" w:after="0" w:line="240" w:lineRule="auto"/>
-            </w:pPr>
-            <w:r>
-              <w:t xml:space="preserve"> </w:t>
-            </w:r>
-          </w:p>
-        </w:tc>
-      </w:tr>
-      <w:tr>
-        <w:trPr>
-          <w:trHeight w:val="437" w:hRule="atLeast"/>
-        </w:trPr>
-        <w:tc>
-          <w:tcPr>
-            <w:tcW w:type="dxa" w:w="9865"/>
-            <w:tcMar>
-              <w:top w:w="0" w:type="dxa"/>
-              <w:start w:w="0" w:type="dxa"/>
-              <w:bottom w:w="0" w:type="dxa"/>
-              <w:end w:w="0" w:type="dxa"/>
-            </w:tcMar>
-            <w:tcBorders>
-              <w:top w:val="nil"/>
-              <w:bottom w:val="single" w:sz="5" w:space="0" w:color="CBD5E1"/>
-              <w:start w:val="nil"/>
-              <w:end w:val="nil"/>
-            </w:tcBorders>
-          </w:tcPr>
-          <w:p>
-            <w:pPr>
-              <w:spacing w:before="0" w:after="0" w:line="240" w:lineRule="auto"/>
-            </w:pPr>
-            <w:r>
-              <w:t xml:space="preserve"> </w:t>
-            </w:r>
-          </w:p>
-        </w:tc>
-      </w:tr>
-      <w:tr>
-        <w:trPr>
-          <w:trHeight w:val="437" w:hRule="atLeast"/>
-        </w:trPr>
-        <w:tc>
-          <w:tcPr>
-            <w:tcW w:type="dxa" w:w="9865"/>
-            <w:tcMar>
-              <w:top w:w="0" w:type="dxa"/>
-              <w:start w:w="0" w:type="dxa"/>
-              <w:bottom w:w="0" w:type="dxa"/>
-              <w:end w:w="0" w:type="dxa"/>
-            </w:tcMar>
-            <w:tcBorders>
-              <w:top w:val="nil"/>
-              <w:bottom w:val="single" w:sz="5" w:space="0" w:color="CBD5E1"/>
-              <w:start w:val="nil"/>
-              <w:end w:val="nil"/>
-            </w:tcBorders>
-          </w:tcPr>
-          <w:p>
-            <w:pPr>
-              <w:spacing w:before="0" w:after="0" w:line="240" w:lineRule="auto"/>
-            </w:pPr>
-            <w:r>
-              <w:t xml:space="preserve"> </w:t>
-            </w:r>
-          </w:p>
-        </w:tc>
-      </w:tr>
-      <w:tr>
-        <w:trPr>
-          <w:trHeight w:val="437" w:hRule="atLeast"/>
-        </w:trPr>
-        <w:tc>
-          <w:tcPr>
-            <w:tcW w:type="dxa" w:w="9865"/>
-            <w:tcMar>
-              <w:top w:w="0" w:type="dxa"/>
-              <w:start w:w="0" w:type="dxa"/>
-              <w:bottom w:w="0" w:type="dxa"/>
-              <w:end w:w="0" w:type="dxa"/>
-            </w:tcMar>
-            <w:tcBorders>
-              <w:top w:val="nil"/>
-              <w:bottom w:val="single" w:sz="5" w:space="0" w:color="CBD5E1"/>
-              <w:start w:val="nil"/>
-              <w:end w:val="nil"/>
-            </w:tcBorders>
-          </w:tcPr>
-          <w:p>
-            <w:pPr>
-              <w:spacing w:before="0" w:after="0" w:line="240" w:lineRule="auto"/>
-            </w:pPr>
-            <w:r>
-              <w:t xml:space="preserve"> </w:t>
-            </w:r>
-          </w:p>
-        </w:tc>
-      </w:tr>
-    </w:tbl>
-    <w:p>
-      <w:pPr>
-        <w:keepNext/>
-        <w:keepLines w:val="0"/>
-        <w:pageBreakBefore/>
-        <w:spacing w:before="0" w:after="60" w:line="293" w:lineRule="auto"/>
-      </w:pPr>
-      <w:r>
-        <w:rPr>
-          <w:rFonts w:ascii="JetBrains Mono" w:hAnsi="JetBrains Mono" w:eastAsia="Arial Unicode MS"/>
-          <w:b/>
-          <w:i w:val="0"/>
-          <w:color w:val="1D4ED8"/>
-          <w:sz w:val="22"/>
-        </w:rPr>
-        <w:t>W7 / 03</w:t>
-      </w:r>
-    </w:p>
-    <w:p>
-      <w:pPr>
-        <w:keepNext/>
-        <w:keepLines w:val="0"/>
-        <w:spacing w:before="0" w:after="80" w:line="252" w:lineRule="auto"/>
-      </w:pPr>
-      <w:r>
-        <w:rPr>
-          <w:rFonts w:ascii="Arial Unicode MS" w:hAnsi="Arial Unicode MS" w:eastAsia="Arial Unicode MS"/>
-          <w:b/>
-          <w:i w:val="0"/>
-          <w:color w:val="1A2340"/>
-          <w:sz w:val="44"/>
-        </w:rPr>
-        <w:t>改寫與形成性判斷</w:t>
-      </w:r>
-    </w:p>
-    <w:p>
-      <w:pPr>
-        <w:keepNext w:val="0"/>
-        <w:keepLines w:val="0"/>
-        <w:spacing w:before="0" w:after="140" w:line="293" w:lineRule="auto"/>
-      </w:pPr>
-      <w:r>
-        <w:rPr>
-          <w:rFonts w:ascii="Arial Unicode MS" w:hAnsi="Arial Unicode MS" w:eastAsia="Arial Unicode MS"/>
-          <w:b w:val="0"/>
-          <w:i w:val="0"/>
-          <w:color w:val="5B6573"/>
-          <w:sz w:val="22"/>
-        </w:rPr>
-        <w:t>看出手法不等於證明內容是假的；先保留可檢查的主張，再拿掉操弄。這一頁是 0 分練習，留下 Gate 2 歷程。</w:t>
-      </w:r>
-    </w:p>
-    <w:p>
-      <w:pPr>
-        <w:keepNext/>
-        <w:keepLines w:val="0"/>
-        <w:spacing w:before="100" w:after="40" w:line="293" w:lineRule="auto"/>
-      </w:pPr>
-      <w:r>
-        <w:rPr>
-          <w:rFonts w:ascii="JetBrains Mono" w:hAnsi="JetBrains Mono" w:eastAsia="Arial Unicode MS"/>
-          <w:b/>
-          <w:i w:val="0"/>
-          <w:color w:val="1D4ED8"/>
-          <w:sz w:val="30"/>
-        </w:rPr>
-        <w:t>01</w:t>
-      </w:r>
-      <w:r>
-        <w:rPr>
-          <w:rFonts w:ascii="Arial Unicode MS" w:hAnsi="Arial Unicode MS" w:eastAsia="Arial Unicode MS"/>
-          <w:b w:val="0"/>
-          <w:i w:val="0"/>
-          <w:color w:val="1D4ED8"/>
-          <w:sz w:val="30"/>
-        </w:rPr>
-        <w:t xml:space="preserve">  </w:t>
-      </w:r>
-      <w:r>
-        <w:rPr>
-          <w:rFonts w:ascii="Arial Unicode MS" w:hAnsi="Arial Unicode MS" w:eastAsia="Arial Unicode MS"/>
-          <w:b/>
-          <w:i w:val="0"/>
-          <w:color w:val="1A2340"/>
-          <w:sz w:val="30"/>
-        </w:rPr>
-        <w:t>原主張</w:t>
-      </w:r>
-    </w:p>
-    <w:p>
-      <w:pPr>
-        <w:keepNext/>
-        <w:keepLines w:val="0"/>
-        <w:spacing w:before="0" w:after="20" w:line="293" w:lineRule="auto"/>
-      </w:pPr>
-      <w:r>
-        <w:rPr>
-          <w:rFonts w:ascii="Arial Unicode MS" w:hAnsi="Arial Unicode MS" w:eastAsia="Arial Unicode MS"/>
-          <w:b/>
-          <w:i w:val="0"/>
-          <w:color w:val="1D4ED8"/>
-          <w:sz w:val="22"/>
-        </w:rPr>
-        <w:t>課堂必寫</w:t>
-      </w:r>
-      <w:r>
-        <w:rPr>
-          <w:rFonts w:ascii="Arial Unicode MS" w:hAnsi="Arial Unicode MS" w:eastAsia="Arial Unicode MS"/>
-          <w:b w:val="0"/>
-          <w:i w:val="0"/>
-          <w:color w:val="7B8491"/>
-          <w:sz w:val="22"/>
-        </w:rPr>
-        <w:t xml:space="preserve">  ｜  </w:t>
-      </w:r>
-      <w:r>
-        <w:rPr>
-          <w:rFonts w:ascii="Arial Unicode MS" w:hAnsi="Arial Unicode MS" w:eastAsia="Arial Unicode MS"/>
-          <w:b w:val="0"/>
-          <w:i w:val="0"/>
-          <w:color w:val="1A2340"/>
-          <w:sz w:val="22"/>
-        </w:rPr>
-        <w:t>我選第＿＿則；原文真正想主張：</w:t>
-      </w:r>
-    </w:p>
-    <w:tbl>
-      <w:tblPr>
-        <w:tblW w:type="dxa" w:w="9865"/>
-        <w:jc w:val="left"/>
-        <w:tblLayout w:type="fixed"/>
-        <w:tblLook w:firstColumn="1" w:firstRow="1" w:lastColumn="0" w:lastRow="0" w:noHBand="0" w:noVBand="1" w:val="04A0"/>
-        <w:tblInd w:type="dxa" w:w="0"/>
-      </w:tblPr>
-      <w:tblGrid>
-        <w:gridCol w:w="9865"/>
-      </w:tblGrid>
-      <w:tr>
-        <w:trPr>
-          <w:trHeight w:val="437" w:hRule="atLeast"/>
-        </w:trPr>
-        <w:tc>
-          <w:tcPr>
-            <w:tcW w:type="dxa" w:w="9865"/>
-            <w:tcMar>
-              <w:top w:w="0" w:type="dxa"/>
-              <w:start w:w="0" w:type="dxa"/>
-              <w:bottom w:w="0" w:type="dxa"/>
-              <w:end w:w="0" w:type="dxa"/>
-            </w:tcMar>
-            <w:tcBorders>
-              <w:top w:val="nil"/>
-              <w:bottom w:val="single" w:sz="5" w:space="0" w:color="CBD5E1"/>
-              <w:start w:val="nil"/>
-              <w:end w:val="nil"/>
-            </w:tcBorders>
-          </w:tcPr>
-          <w:p>
-            <w:pPr>
-              <w:spacing w:before="0" w:after="0" w:line="240" w:lineRule="auto"/>
-            </w:pPr>
-            <w:r>
-              <w:t xml:space="preserve"> </w:t>
-            </w:r>
-          </w:p>
-        </w:tc>
-      </w:tr>
-      <w:tr>
-        <w:trPr>
-          <w:trHeight w:val="437" w:hRule="atLeast"/>
-        </w:trPr>
-        <w:tc>
-          <w:tcPr>
-            <w:tcW w:type="dxa" w:w="9865"/>
-            <w:tcMar>
-              <w:top w:w="0" w:type="dxa"/>
-              <w:start w:w="0" w:type="dxa"/>
-              <w:bottom w:w="0" w:type="dxa"/>
-              <w:end w:w="0" w:type="dxa"/>
-            </w:tcMar>
-            <w:tcBorders>
-              <w:top w:val="nil"/>
-              <w:bottom w:val="single" w:sz="5" w:space="0" w:color="CBD5E1"/>
-              <w:start w:val="nil"/>
-              <w:end w:val="nil"/>
-            </w:tcBorders>
-          </w:tcPr>
-          <w:p>
-            <w:pPr>
-              <w:spacing w:before="0" w:after="0" w:line="240" w:lineRule="auto"/>
-            </w:pPr>
-            <w:r>
-              <w:t xml:space="preserve"> </w:t>
-            </w:r>
-          </w:p>
-        </w:tc>
-      </w:tr>
-      <w:tr>
-        <w:trPr>
-          <w:trHeight w:val="437" w:hRule="atLeast"/>
-        </w:trPr>
-        <w:tc>
-          <w:tcPr>
-            <w:tcW w:type="dxa" w:w="9865"/>
-            <w:tcMar>
-              <w:top w:w="0" w:type="dxa"/>
-              <w:start w:w="0" w:type="dxa"/>
-              <w:bottom w:w="0" w:type="dxa"/>
-              <w:end w:w="0" w:type="dxa"/>
-            </w:tcMar>
-            <w:tcBorders>
-              <w:top w:val="nil"/>
-              <w:bottom w:val="single" w:sz="5" w:space="0" w:color="CBD5E1"/>
-              <w:start w:val="nil"/>
-              <w:end w:val="nil"/>
-            </w:tcBorders>
-          </w:tcPr>
-          <w:p>
-            <w:pPr>
-              <w:spacing w:before="0" w:after="0" w:line="240" w:lineRule="auto"/>
-            </w:pPr>
-            <w:r>
-              <w:t xml:space="preserve"> </w:t>
-            </w:r>
-          </w:p>
-        </w:tc>
-      </w:tr>
-    </w:tbl>
-    <w:p>
-      <w:pPr>
-        <w:keepNext/>
-        <w:keepLines w:val="0"/>
-        <w:spacing w:before="100" w:after="40" w:line="293" w:lineRule="auto"/>
-      </w:pPr>
-      <w:r>
-        <w:rPr>
-          <w:rFonts w:ascii="JetBrains Mono" w:hAnsi="JetBrains Mono" w:eastAsia="Arial Unicode MS"/>
-          <w:b/>
-          <w:i w:val="0"/>
-          <w:color w:val="1D4ED8"/>
-          <w:sz w:val="30"/>
-        </w:rPr>
-        <w:t>02</w:t>
-      </w:r>
-      <w:r>
-        <w:rPr>
-          <w:rFonts w:ascii="Arial Unicode MS" w:hAnsi="Arial Unicode MS" w:eastAsia="Arial Unicode MS"/>
-          <w:b w:val="0"/>
-          <w:i w:val="0"/>
-          <w:color w:val="1D4ED8"/>
-          <w:sz w:val="30"/>
-        </w:rPr>
-        <w:t xml:space="preserve">  </w:t>
-      </w:r>
-      <w:r>
-        <w:rPr>
-          <w:rFonts w:ascii="Arial Unicode MS" w:hAnsi="Arial Unicode MS" w:eastAsia="Arial Unicode MS"/>
-          <w:b/>
-          <w:i w:val="0"/>
-          <w:color w:val="1A2340"/>
-          <w:sz w:val="30"/>
-        </w:rPr>
-        <w:t>可討論版</w:t>
-      </w:r>
-    </w:p>
-    <w:p>
-      <w:pPr>
-        <w:keepNext/>
-        <w:keepLines w:val="0"/>
-        <w:spacing w:before="0" w:after="20" w:line="293" w:lineRule="auto"/>
-      </w:pPr>
-      <w:r>
-        <w:rPr>
-          <w:rFonts w:ascii="Arial Unicode MS" w:hAnsi="Arial Unicode MS" w:eastAsia="Arial Unicode MS"/>
-          <w:b/>
-          <w:i w:val="0"/>
-          <w:color w:val="1D4ED8"/>
-          <w:sz w:val="22"/>
-        </w:rPr>
-        <w:t>課堂必寫</w:t>
-      </w:r>
-      <w:r>
-        <w:rPr>
-          <w:rFonts w:ascii="Arial Unicode MS" w:hAnsi="Arial Unicode MS" w:eastAsia="Arial Unicode MS"/>
-          <w:b w:val="0"/>
-          <w:i w:val="0"/>
-          <w:color w:val="7B8491"/>
-          <w:sz w:val="22"/>
-        </w:rPr>
-        <w:t xml:space="preserve">  ｜  </w:t>
-      </w:r>
-      <w:r>
-        <w:rPr>
-          <w:rFonts w:ascii="Arial Unicode MS" w:hAnsi="Arial Unicode MS" w:eastAsia="Arial Unicode MS"/>
-          <w:b w:val="0"/>
-          <w:i w:val="0"/>
-          <w:color w:val="1A2340"/>
-          <w:sz w:val="22"/>
-        </w:rPr>
-        <w:t>限定對象、情境或比較方式；允許證據與反例進來。</w:t>
+        <w:t>逐字抄出兩處；它們先讓我感覺、相信或想做什麼？</w:t>
       </w:r>
     </w:p>
     <w:tbl>
@@ -2137,7 +617,7 @@
           <w:color w:val="1A2340"/>
           <w:sz w:val="30"/>
         </w:rPr>
-        <w:t>最後判斷｜0 分練習</w:t>
+        <w:t>第一個反應</w:t>
       </w:r>
     </w:p>
     <w:p>
@@ -2174,7 +654,677 @@
           <w:color w:val="1A2340"/>
           <w:sz w:val="22"/>
         </w:rPr>
-        <w:t>我拿掉＿＿，因為它□先推情緒 □先判斷人 □假設只有兩種；我保留＿＿，因為它可以用＿＿來檢查，並允許＿＿可能不同。</w:t>
+        <w:t>如果只看到這一版，我下一步可能會＿＿，因為＿＿。</w:t>
+      </w:r>
+    </w:p>
+    <w:tbl>
+      <w:tblPr>
+        <w:tblW w:type="dxa" w:w="9865"/>
+        <w:jc w:val="left"/>
+        <w:tblLayout w:type="fixed"/>
+        <w:tblLook w:firstColumn="1" w:firstRow="1" w:lastColumn="0" w:lastRow="0" w:noHBand="0" w:noVBand="1" w:val="04A0"/>
+        <w:tblInd w:type="dxa" w:w="0"/>
+      </w:tblPr>
+      <w:tblGrid>
+        <w:gridCol w:w="9865"/>
+      </w:tblGrid>
+      <w:tr>
+        <w:trPr>
+          <w:trHeight w:val="437" w:hRule="atLeast"/>
+        </w:trPr>
+        <w:tc>
+          <w:tcPr>
+            <w:tcW w:type="dxa" w:w="9865"/>
+            <w:tcMar>
+              <w:top w:w="0" w:type="dxa"/>
+              <w:start w:w="0" w:type="dxa"/>
+              <w:bottom w:w="0" w:type="dxa"/>
+              <w:end w:w="0" w:type="dxa"/>
+            </w:tcMar>
+            <w:tcBorders>
+              <w:top w:val="nil"/>
+              <w:bottom w:val="single" w:sz="5" w:space="0" w:color="CBD5E1"/>
+              <w:start w:val="nil"/>
+              <w:end w:val="nil"/>
+            </w:tcBorders>
+          </w:tcPr>
+          <w:p>
+            <w:pPr>
+              <w:spacing w:before="0" w:after="0" w:line="240" w:lineRule="auto"/>
+            </w:pPr>
+            <w:r>
+              <w:t xml:space="preserve"> </w:t>
+            </w:r>
+          </w:p>
+        </w:tc>
+      </w:tr>
+      <w:tr>
+        <w:trPr>
+          <w:trHeight w:val="437" w:hRule="atLeast"/>
+        </w:trPr>
+        <w:tc>
+          <w:tcPr>
+            <w:tcW w:type="dxa" w:w="9865"/>
+            <w:tcMar>
+              <w:top w:w="0" w:type="dxa"/>
+              <w:start w:w="0" w:type="dxa"/>
+              <w:bottom w:w="0" w:type="dxa"/>
+              <w:end w:w="0" w:type="dxa"/>
+            </w:tcMar>
+            <w:tcBorders>
+              <w:top w:val="nil"/>
+              <w:bottom w:val="single" w:sz="5" w:space="0" w:color="CBD5E1"/>
+              <w:start w:val="nil"/>
+              <w:end w:val="nil"/>
+            </w:tcBorders>
+          </w:tcPr>
+          <w:p>
+            <w:pPr>
+              <w:spacing w:before="0" w:after="0" w:line="240" w:lineRule="auto"/>
+            </w:pPr>
+            <w:r>
+              <w:t xml:space="preserve"> </w:t>
+            </w:r>
+          </w:p>
+        </w:tc>
+      </w:tr>
+      <w:tr>
+        <w:trPr>
+          <w:trHeight w:val="437" w:hRule="atLeast"/>
+        </w:trPr>
+        <w:tc>
+          <w:tcPr>
+            <w:tcW w:type="dxa" w:w="9865"/>
+            <w:tcMar>
+              <w:top w:w="0" w:type="dxa"/>
+              <w:start w:w="0" w:type="dxa"/>
+              <w:bottom w:w="0" w:type="dxa"/>
+              <w:end w:w="0" w:type="dxa"/>
+            </w:tcMar>
+            <w:tcBorders>
+              <w:top w:val="nil"/>
+              <w:bottom w:val="single" w:sz="5" w:space="0" w:color="CBD5E1"/>
+              <w:start w:val="nil"/>
+              <w:end w:val="nil"/>
+            </w:tcBorders>
+          </w:tcPr>
+          <w:p>
+            <w:pPr>
+              <w:spacing w:before="0" w:after="0" w:line="240" w:lineRule="auto"/>
+            </w:pPr>
+            <w:r>
+              <w:t xml:space="preserve"> </w:t>
+            </w:r>
+          </w:p>
+        </w:tc>
+      </w:tr>
+      <w:tr>
+        <w:trPr>
+          <w:trHeight w:val="437" w:hRule="atLeast"/>
+        </w:trPr>
+        <w:tc>
+          <w:tcPr>
+            <w:tcW w:type="dxa" w:w="9865"/>
+            <w:tcMar>
+              <w:top w:w="0" w:type="dxa"/>
+              <w:start w:w="0" w:type="dxa"/>
+              <w:bottom w:w="0" w:type="dxa"/>
+              <w:end w:w="0" w:type="dxa"/>
+            </w:tcMar>
+            <w:tcBorders>
+              <w:top w:val="nil"/>
+              <w:bottom w:val="single" w:sz="5" w:space="0" w:color="CBD5E1"/>
+              <w:start w:val="nil"/>
+              <w:end w:val="nil"/>
+            </w:tcBorders>
+          </w:tcPr>
+          <w:p>
+            <w:pPr>
+              <w:spacing w:before="0" w:after="0" w:line="240" w:lineRule="auto"/>
+            </w:pPr>
+            <w:r>
+              <w:t xml:space="preserve"> </w:t>
+            </w:r>
+          </w:p>
+        </w:tc>
+      </w:tr>
+    </w:tbl>
+    <w:p>
+      <w:pPr>
+        <w:keepNext/>
+        <w:keepLines w:val="0"/>
+        <w:pageBreakBefore/>
+        <w:spacing w:before="0" w:after="60" w:line="293" w:lineRule="auto"/>
+      </w:pPr>
+      <w:r>
+        <w:rPr>
+          <w:rFonts w:ascii="JetBrains Mono" w:hAnsi="JetBrains Mono" w:eastAsia="Arial Unicode MS"/>
+          <w:b/>
+          <w:i w:val="0"/>
+          <w:color w:val="1D4ED8"/>
+          <w:sz w:val="22"/>
+        </w:rPr>
+        <w:t>W7 / 02</w:t>
+      </w:r>
+    </w:p>
+    <w:p>
+      <w:pPr>
+        <w:keepNext/>
+        <w:keepLines w:val="0"/>
+        <w:spacing w:before="0" w:after="80" w:line="252" w:lineRule="auto"/>
+      </w:pPr>
+      <w:r>
+        <w:rPr>
+          <w:rFonts w:ascii="Arial Unicode MS" w:hAnsi="Arial Unicode MS" w:eastAsia="Arial Unicode MS"/>
+          <w:b/>
+          <w:i w:val="0"/>
+          <w:color w:val="1A2340"/>
+          <w:sz w:val="44"/>
+        </w:rPr>
+        <w:t>兩個版本並排看</w:t>
+      </w:r>
+    </w:p>
+    <w:p>
+      <w:pPr>
+        <w:keepNext w:val="0"/>
+        <w:keepLines w:val="0"/>
+        <w:spacing w:before="0" w:after="140" w:line="293" w:lineRule="auto"/>
+      </w:pPr>
+      <w:r>
+        <w:rPr>
+          <w:rFonts w:ascii="Arial Unicode MS" w:hAnsi="Arial Unicode MS" w:eastAsia="Arial Unicode MS"/>
+          <w:b w:val="0"/>
+          <w:i w:val="0"/>
+          <w:color w:val="5B6573"/>
+          <w:sz w:val="22"/>
+        </w:rPr>
+        <w:t>兩版談同一個公開議題，但先讓人看到的東西不同。看出寫法不等於證明內容是假的；所有判斷都要回到確切字詞。</w:t>
+      </w:r>
+    </w:p>
+    <w:p>
+      <w:pPr>
+        <w:keepNext/>
+        <w:keepLines w:val="0"/>
+        <w:spacing w:before="100" w:after="40" w:line="293" w:lineRule="auto"/>
+      </w:pPr>
+      <w:r>
+        <w:rPr>
+          <w:rFonts w:ascii="JetBrains Mono" w:hAnsi="JetBrains Mono" w:eastAsia="Arial Unicode MS"/>
+          <w:b/>
+          <w:i w:val="0"/>
+          <w:color w:val="1D4ED8"/>
+          <w:sz w:val="30"/>
+        </w:rPr>
+        <w:t>01</w:t>
+      </w:r>
+      <w:r>
+        <w:rPr>
+          <w:rFonts w:ascii="Arial Unicode MS" w:hAnsi="Arial Unicode MS" w:eastAsia="Arial Unicode MS"/>
+          <w:b w:val="0"/>
+          <w:i w:val="0"/>
+          <w:color w:val="1D4ED8"/>
+          <w:sz w:val="30"/>
+        </w:rPr>
+        <w:t xml:space="preserve">  </w:t>
+      </w:r>
+      <w:r>
+        <w:rPr>
+          <w:rFonts w:ascii="Arial Unicode MS" w:hAnsi="Arial Unicode MS" w:eastAsia="Arial Unicode MS"/>
+          <w:b/>
+          <w:i w:val="0"/>
+          <w:color w:val="1A2340"/>
+          <w:sz w:val="30"/>
+        </w:rPr>
+        <w:t>A 多放了／少放了</w:t>
+      </w:r>
+    </w:p>
+    <w:p>
+      <w:pPr>
+        <w:keepNext/>
+        <w:keepLines w:val="0"/>
+        <w:spacing w:before="0" w:after="20" w:line="293" w:lineRule="auto"/>
+      </w:pPr>
+      <w:r>
+        <w:rPr>
+          <w:rFonts w:ascii="Arial Unicode MS" w:hAnsi="Arial Unicode MS" w:eastAsia="Arial Unicode MS"/>
+          <w:b/>
+          <w:i w:val="0"/>
+          <w:color w:val="1D4ED8"/>
+          <w:sz w:val="22"/>
+        </w:rPr>
+        <w:t>課堂必寫</w:t>
+      </w:r>
+      <w:r>
+        <w:rPr>
+          <w:rFonts w:ascii="Arial Unicode MS" w:hAnsi="Arial Unicode MS" w:eastAsia="Arial Unicode MS"/>
+          <w:b w:val="0"/>
+          <w:i w:val="0"/>
+          <w:color w:val="7B8491"/>
+          <w:sz w:val="22"/>
+        </w:rPr>
+        <w:t xml:space="preserve">  ｜  </w:t>
+      </w:r>
+      <w:r>
+        <w:rPr>
+          <w:rFonts w:ascii="Arial Unicode MS" w:hAnsi="Arial Unicode MS" w:eastAsia="Arial Unicode MS"/>
+          <w:b w:val="0"/>
+          <w:i w:val="0"/>
+          <w:color w:val="1A2340"/>
+          <w:sz w:val="22"/>
+        </w:rPr>
+        <w:t>多放＿＿；少放＿＿；根據字詞＿＿。</w:t>
+      </w:r>
+    </w:p>
+    <w:tbl>
+      <w:tblPr>
+        <w:tblW w:type="dxa" w:w="9865"/>
+        <w:jc w:val="left"/>
+        <w:tblLayout w:type="fixed"/>
+        <w:tblLook w:firstColumn="1" w:firstRow="1" w:lastColumn="0" w:lastRow="0" w:noHBand="0" w:noVBand="1" w:val="04A0"/>
+        <w:tblInd w:type="dxa" w:w="0"/>
+      </w:tblPr>
+      <w:tblGrid>
+        <w:gridCol w:w="9865"/>
+      </w:tblGrid>
+      <w:tr>
+        <w:trPr>
+          <w:trHeight w:val="437" w:hRule="atLeast"/>
+        </w:trPr>
+        <w:tc>
+          <w:tcPr>
+            <w:tcW w:type="dxa" w:w="9865"/>
+            <w:tcMar>
+              <w:top w:w="0" w:type="dxa"/>
+              <w:start w:w="0" w:type="dxa"/>
+              <w:bottom w:w="0" w:type="dxa"/>
+              <w:end w:w="0" w:type="dxa"/>
+            </w:tcMar>
+            <w:tcBorders>
+              <w:top w:val="nil"/>
+              <w:bottom w:val="single" w:sz="5" w:space="0" w:color="CBD5E1"/>
+              <w:start w:val="nil"/>
+              <w:end w:val="nil"/>
+            </w:tcBorders>
+          </w:tcPr>
+          <w:p>
+            <w:pPr>
+              <w:spacing w:before="0" w:after="0" w:line="240" w:lineRule="auto"/>
+            </w:pPr>
+            <w:r>
+              <w:t xml:space="preserve"> </w:t>
+            </w:r>
+          </w:p>
+        </w:tc>
+      </w:tr>
+      <w:tr>
+        <w:trPr>
+          <w:trHeight w:val="437" w:hRule="atLeast"/>
+        </w:trPr>
+        <w:tc>
+          <w:tcPr>
+            <w:tcW w:type="dxa" w:w="9865"/>
+            <w:tcMar>
+              <w:top w:w="0" w:type="dxa"/>
+              <w:start w:w="0" w:type="dxa"/>
+              <w:bottom w:w="0" w:type="dxa"/>
+              <w:end w:w="0" w:type="dxa"/>
+            </w:tcMar>
+            <w:tcBorders>
+              <w:top w:val="nil"/>
+              <w:bottom w:val="single" w:sz="5" w:space="0" w:color="CBD5E1"/>
+              <w:start w:val="nil"/>
+              <w:end w:val="nil"/>
+            </w:tcBorders>
+          </w:tcPr>
+          <w:p>
+            <w:pPr>
+              <w:spacing w:before="0" w:after="0" w:line="240" w:lineRule="auto"/>
+            </w:pPr>
+            <w:r>
+              <w:t xml:space="preserve"> </w:t>
+            </w:r>
+          </w:p>
+        </w:tc>
+      </w:tr>
+      <w:tr>
+        <w:trPr>
+          <w:trHeight w:val="437" w:hRule="atLeast"/>
+        </w:trPr>
+        <w:tc>
+          <w:tcPr>
+            <w:tcW w:type="dxa" w:w="9865"/>
+            <w:tcMar>
+              <w:top w:w="0" w:type="dxa"/>
+              <w:start w:w="0" w:type="dxa"/>
+              <w:bottom w:w="0" w:type="dxa"/>
+              <w:end w:w="0" w:type="dxa"/>
+            </w:tcMar>
+            <w:tcBorders>
+              <w:top w:val="nil"/>
+              <w:bottom w:val="single" w:sz="5" w:space="0" w:color="CBD5E1"/>
+              <w:start w:val="nil"/>
+              <w:end w:val="nil"/>
+            </w:tcBorders>
+          </w:tcPr>
+          <w:p>
+            <w:pPr>
+              <w:spacing w:before="0" w:after="0" w:line="240" w:lineRule="auto"/>
+            </w:pPr>
+            <w:r>
+              <w:t xml:space="preserve"> </w:t>
+            </w:r>
+          </w:p>
+        </w:tc>
+      </w:tr>
+      <w:tr>
+        <w:trPr>
+          <w:trHeight w:val="437" w:hRule="atLeast"/>
+        </w:trPr>
+        <w:tc>
+          <w:tcPr>
+            <w:tcW w:type="dxa" w:w="9865"/>
+            <w:tcMar>
+              <w:top w:w="0" w:type="dxa"/>
+              <w:start w:w="0" w:type="dxa"/>
+              <w:bottom w:w="0" w:type="dxa"/>
+              <w:end w:w="0" w:type="dxa"/>
+            </w:tcMar>
+            <w:tcBorders>
+              <w:top w:val="nil"/>
+              <w:bottom w:val="single" w:sz="5" w:space="0" w:color="CBD5E1"/>
+              <w:start w:val="nil"/>
+              <w:end w:val="nil"/>
+            </w:tcBorders>
+          </w:tcPr>
+          <w:p>
+            <w:pPr>
+              <w:spacing w:before="0" w:after="0" w:line="240" w:lineRule="auto"/>
+            </w:pPr>
+            <w:r>
+              <w:t xml:space="preserve"> </w:t>
+            </w:r>
+          </w:p>
+        </w:tc>
+      </w:tr>
+    </w:tbl>
+    <w:p>
+      <w:pPr>
+        <w:keepNext/>
+        <w:keepLines w:val="0"/>
+        <w:spacing w:before="100" w:after="40" w:line="293" w:lineRule="auto"/>
+      </w:pPr>
+      <w:r>
+        <w:rPr>
+          <w:rFonts w:ascii="JetBrains Mono" w:hAnsi="JetBrains Mono" w:eastAsia="Arial Unicode MS"/>
+          <w:b/>
+          <w:i w:val="0"/>
+          <w:color w:val="1D4ED8"/>
+          <w:sz w:val="30"/>
+        </w:rPr>
+        <w:t>02</w:t>
+      </w:r>
+      <w:r>
+        <w:rPr>
+          <w:rFonts w:ascii="Arial Unicode MS" w:hAnsi="Arial Unicode MS" w:eastAsia="Arial Unicode MS"/>
+          <w:b w:val="0"/>
+          <w:i w:val="0"/>
+          <w:color w:val="1D4ED8"/>
+          <w:sz w:val="30"/>
+        </w:rPr>
+        <w:t xml:space="preserve">  </w:t>
+      </w:r>
+      <w:r>
+        <w:rPr>
+          <w:rFonts w:ascii="Arial Unicode MS" w:hAnsi="Arial Unicode MS" w:eastAsia="Arial Unicode MS"/>
+          <w:b/>
+          <w:i w:val="0"/>
+          <w:color w:val="1A2340"/>
+          <w:sz w:val="30"/>
+        </w:rPr>
+        <w:t>B 多放了／少放了</w:t>
+      </w:r>
+    </w:p>
+    <w:p>
+      <w:pPr>
+        <w:keepNext/>
+        <w:keepLines w:val="0"/>
+        <w:spacing w:before="0" w:after="20" w:line="293" w:lineRule="auto"/>
+      </w:pPr>
+      <w:r>
+        <w:rPr>
+          <w:rFonts w:ascii="Arial Unicode MS" w:hAnsi="Arial Unicode MS" w:eastAsia="Arial Unicode MS"/>
+          <w:b/>
+          <w:i w:val="0"/>
+          <w:color w:val="1D4ED8"/>
+          <w:sz w:val="22"/>
+        </w:rPr>
+        <w:t>課堂必寫</w:t>
+      </w:r>
+      <w:r>
+        <w:rPr>
+          <w:rFonts w:ascii="Arial Unicode MS" w:hAnsi="Arial Unicode MS" w:eastAsia="Arial Unicode MS"/>
+          <w:b w:val="0"/>
+          <w:i w:val="0"/>
+          <w:color w:val="7B8491"/>
+          <w:sz w:val="22"/>
+        </w:rPr>
+        <w:t xml:space="preserve">  ｜  </w:t>
+      </w:r>
+      <w:r>
+        <w:rPr>
+          <w:rFonts w:ascii="Arial Unicode MS" w:hAnsi="Arial Unicode MS" w:eastAsia="Arial Unicode MS"/>
+          <w:b w:val="0"/>
+          <w:i w:val="0"/>
+          <w:color w:val="1A2340"/>
+          <w:sz w:val="22"/>
+        </w:rPr>
+        <w:t>多放＿＿；少放＿＿；根據字詞＿＿。</w:t>
+      </w:r>
+    </w:p>
+    <w:tbl>
+      <w:tblPr>
+        <w:tblW w:type="dxa" w:w="9865"/>
+        <w:jc w:val="left"/>
+        <w:tblLayout w:type="fixed"/>
+        <w:tblLook w:firstColumn="1" w:firstRow="1" w:lastColumn="0" w:lastRow="0" w:noHBand="0" w:noVBand="1" w:val="04A0"/>
+        <w:tblInd w:type="dxa" w:w="0"/>
+      </w:tblPr>
+      <w:tblGrid>
+        <w:gridCol w:w="9865"/>
+      </w:tblGrid>
+      <w:tr>
+        <w:trPr>
+          <w:trHeight w:val="437" w:hRule="atLeast"/>
+        </w:trPr>
+        <w:tc>
+          <w:tcPr>
+            <w:tcW w:type="dxa" w:w="9865"/>
+            <w:tcMar>
+              <w:top w:w="0" w:type="dxa"/>
+              <w:start w:w="0" w:type="dxa"/>
+              <w:bottom w:w="0" w:type="dxa"/>
+              <w:end w:w="0" w:type="dxa"/>
+            </w:tcMar>
+            <w:tcBorders>
+              <w:top w:val="nil"/>
+              <w:bottom w:val="single" w:sz="5" w:space="0" w:color="CBD5E1"/>
+              <w:start w:val="nil"/>
+              <w:end w:val="nil"/>
+            </w:tcBorders>
+          </w:tcPr>
+          <w:p>
+            <w:pPr>
+              <w:spacing w:before="0" w:after="0" w:line="240" w:lineRule="auto"/>
+            </w:pPr>
+            <w:r>
+              <w:t xml:space="preserve"> </w:t>
+            </w:r>
+          </w:p>
+        </w:tc>
+      </w:tr>
+      <w:tr>
+        <w:trPr>
+          <w:trHeight w:val="437" w:hRule="atLeast"/>
+        </w:trPr>
+        <w:tc>
+          <w:tcPr>
+            <w:tcW w:type="dxa" w:w="9865"/>
+            <w:tcMar>
+              <w:top w:w="0" w:type="dxa"/>
+              <w:start w:w="0" w:type="dxa"/>
+              <w:bottom w:w="0" w:type="dxa"/>
+              <w:end w:w="0" w:type="dxa"/>
+            </w:tcMar>
+            <w:tcBorders>
+              <w:top w:val="nil"/>
+              <w:bottom w:val="single" w:sz="5" w:space="0" w:color="CBD5E1"/>
+              <w:start w:val="nil"/>
+              <w:end w:val="nil"/>
+            </w:tcBorders>
+          </w:tcPr>
+          <w:p>
+            <w:pPr>
+              <w:spacing w:before="0" w:after="0" w:line="240" w:lineRule="auto"/>
+            </w:pPr>
+            <w:r>
+              <w:t xml:space="preserve"> </w:t>
+            </w:r>
+          </w:p>
+        </w:tc>
+      </w:tr>
+      <w:tr>
+        <w:trPr>
+          <w:trHeight w:val="437" w:hRule="atLeast"/>
+        </w:trPr>
+        <w:tc>
+          <w:tcPr>
+            <w:tcW w:type="dxa" w:w="9865"/>
+            <w:tcMar>
+              <w:top w:w="0" w:type="dxa"/>
+              <w:start w:w="0" w:type="dxa"/>
+              <w:bottom w:w="0" w:type="dxa"/>
+              <w:end w:w="0" w:type="dxa"/>
+            </w:tcMar>
+            <w:tcBorders>
+              <w:top w:val="nil"/>
+              <w:bottom w:val="single" w:sz="5" w:space="0" w:color="CBD5E1"/>
+              <w:start w:val="nil"/>
+              <w:end w:val="nil"/>
+            </w:tcBorders>
+          </w:tcPr>
+          <w:p>
+            <w:pPr>
+              <w:spacing w:before="0" w:after="0" w:line="240" w:lineRule="auto"/>
+            </w:pPr>
+            <w:r>
+              <w:t xml:space="preserve"> </w:t>
+            </w:r>
+          </w:p>
+        </w:tc>
+      </w:tr>
+      <w:tr>
+        <w:trPr>
+          <w:trHeight w:val="437" w:hRule="atLeast"/>
+        </w:trPr>
+        <w:tc>
+          <w:tcPr>
+            <w:tcW w:type="dxa" w:w="9865"/>
+            <w:tcMar>
+              <w:top w:w="0" w:type="dxa"/>
+              <w:start w:w="0" w:type="dxa"/>
+              <w:bottom w:w="0" w:type="dxa"/>
+              <w:end w:w="0" w:type="dxa"/>
+            </w:tcMar>
+            <w:tcBorders>
+              <w:top w:val="nil"/>
+              <w:bottom w:val="single" w:sz="5" w:space="0" w:color="CBD5E1"/>
+              <w:start w:val="nil"/>
+              <w:end w:val="nil"/>
+            </w:tcBorders>
+          </w:tcPr>
+          <w:p>
+            <w:pPr>
+              <w:spacing w:before="0" w:after="0" w:line="240" w:lineRule="auto"/>
+            </w:pPr>
+            <w:r>
+              <w:t xml:space="preserve"> </w:t>
+            </w:r>
+          </w:p>
+        </w:tc>
+      </w:tr>
+    </w:tbl>
+    <w:p>
+      <w:pPr>
+        <w:keepNext/>
+        <w:keepLines w:val="0"/>
+        <w:spacing w:before="100" w:after="40" w:line="293" w:lineRule="auto"/>
+      </w:pPr>
+      <w:r>
+        <w:rPr>
+          <w:rFonts w:ascii="JetBrains Mono" w:hAnsi="JetBrains Mono" w:eastAsia="Arial Unicode MS"/>
+          <w:b/>
+          <w:i w:val="0"/>
+          <w:color w:val="1D4ED8"/>
+          <w:sz w:val="30"/>
+        </w:rPr>
+        <w:t>03</w:t>
+      </w:r>
+      <w:r>
+        <w:rPr>
+          <w:rFonts w:ascii="Arial Unicode MS" w:hAnsi="Arial Unicode MS" w:eastAsia="Arial Unicode MS"/>
+          <w:b w:val="0"/>
+          <w:i w:val="0"/>
+          <w:color w:val="1D4ED8"/>
+          <w:sz w:val="30"/>
+        </w:rPr>
+        <w:t xml:space="preserve">  </w:t>
+      </w:r>
+      <w:r>
+        <w:rPr>
+          <w:rFonts w:ascii="Arial Unicode MS" w:hAnsi="Arial Unicode MS" w:eastAsia="Arial Unicode MS"/>
+          <w:b/>
+          <w:i w:val="0"/>
+          <w:color w:val="1A2340"/>
+          <w:sz w:val="30"/>
+        </w:rPr>
+        <w:t>只看一版可能漏掉</w:t>
+      </w:r>
+    </w:p>
+    <w:p>
+      <w:pPr>
+        <w:keepNext/>
+        <w:keepLines w:val="0"/>
+        <w:spacing w:before="0" w:after="20" w:line="293" w:lineRule="auto"/>
+      </w:pPr>
+      <w:r>
+        <w:rPr>
+          <w:rFonts w:ascii="Arial Unicode MS" w:hAnsi="Arial Unicode MS" w:eastAsia="Arial Unicode MS"/>
+          <w:b/>
+          <w:i w:val="0"/>
+          <w:color w:val="1D4ED8"/>
+          <w:sz w:val="22"/>
+        </w:rPr>
+        <w:t>課堂必寫</w:t>
+      </w:r>
+      <w:r>
+        <w:rPr>
+          <w:rFonts w:ascii="Arial Unicode MS" w:hAnsi="Arial Unicode MS" w:eastAsia="Arial Unicode MS"/>
+          <w:b w:val="0"/>
+          <w:i w:val="0"/>
+          <w:color w:val="7B8491"/>
+          <w:sz w:val="22"/>
+        </w:rPr>
+        <w:t xml:space="preserve">  ｜  </w:t>
+      </w:r>
+      <w:r>
+        <w:rPr>
+          <w:rFonts w:ascii="Arial Unicode MS" w:hAnsi="Arial Unicode MS" w:eastAsia="Arial Unicode MS"/>
+          <w:b w:val="0"/>
+          <w:i w:val="0"/>
+          <w:color w:val="1A2340"/>
+          <w:sz w:val="22"/>
+        </w:rPr>
+        <w:t>如果我只看 A／B，最可能沒想到＿＿；這可能把我推向＿＿。</w:t>
       </w:r>
     </w:p>
     <w:tbl>
@@ -2343,6 +1493,58 @@
       <w:pPr>
         <w:keepNext/>
         <w:keepLines w:val="0"/>
+        <w:pageBreakBefore/>
+        <w:spacing w:before="0" w:after="60" w:line="293" w:lineRule="auto"/>
+      </w:pPr>
+      <w:r>
+        <w:rPr>
+          <w:rFonts w:ascii="JetBrains Mono" w:hAnsi="JetBrains Mono" w:eastAsia="Arial Unicode MS"/>
+          <w:b/>
+          <w:i w:val="0"/>
+          <w:color w:val="1D4ED8"/>
+          <w:sz w:val="22"/>
+        </w:rPr>
+        <w:t>W7 / 03</w:t>
+      </w:r>
+    </w:p>
+    <w:p>
+      <w:pPr>
+        <w:keepNext/>
+        <w:keepLines w:val="0"/>
+        <w:spacing w:before="0" w:after="80" w:line="252" w:lineRule="auto"/>
+      </w:pPr>
+      <w:r>
+        <w:rPr>
+          <w:rFonts w:ascii="Arial Unicode MS" w:hAnsi="Arial Unicode MS" w:eastAsia="Arial Unicode MS"/>
+          <w:b/>
+          <w:i w:val="0"/>
+          <w:color w:val="1A2340"/>
+          <w:sz w:val="44"/>
+        </w:rPr>
+        <w:t>保留主張，拿掉推人的寫法</w:t>
+      </w:r>
+    </w:p>
+    <w:p>
+      <w:pPr>
+        <w:keepNext w:val="0"/>
+        <w:keepLines w:val="0"/>
+        <w:spacing w:before="0" w:after="140" w:line="293" w:lineRule="auto"/>
+      </w:pPr>
+      <w:r>
+        <w:rPr>
+          <w:rFonts w:ascii="Arial Unicode MS" w:hAnsi="Arial Unicode MS" w:eastAsia="Arial Unicode MS"/>
+          <w:b w:val="0"/>
+          <w:i w:val="0"/>
+          <w:color w:val="5B6573"/>
+          <w:sz w:val="22"/>
+        </w:rPr>
+        <w:t>先把情緒、貼標籤或逼人二選一的地方拿掉，再留下能用資料檢查的主張。這頁是 0 分練習，留下學習關卡 2 歷程。</w:t>
+      </w:r>
+    </w:p>
+    <w:p>
+      <w:pPr>
+        <w:keepNext/>
+        <w:keepLines w:val="0"/>
         <w:spacing w:before="100" w:after="40" w:line="293" w:lineRule="auto"/>
       </w:pPr>
       <w:r>
@@ -2353,7 +1555,7 @@
           <w:color w:val="1D4ED8"/>
           <w:sz w:val="30"/>
         </w:rPr>
-        <w:t>04</w:t>
+        <w:t>01</w:t>
       </w:r>
       <w:r>
         <w:rPr>
@@ -2373,7 +1575,7 @@
           <w:color w:val="1A2340"/>
           <w:sz w:val="30"/>
         </w:rPr>
-        <w:t>完成確認</w:t>
+        <w:t>原主張</w:t>
       </w:r>
     </w:p>
     <w:p>
@@ -2410,133 +1612,7 @@
           <w:color w:val="1A2340"/>
           <w:sz w:val="22"/>
         </w:rPr>
-        <w:t>□ 兩則標記　□ 至少兩個原詞　□ 可討論版　□ 拿掉／保留／檢查方式　｜W8：預讀同事件兩篇報導。</w:t>
-      </w:r>
-    </w:p>
-    <w:p>
-      <w:pPr>
-        <w:keepNext/>
-        <w:keepLines w:val="0"/>
-        <w:pageBreakBefore/>
-        <w:spacing w:before="0" w:after="60" w:line="293" w:lineRule="auto"/>
-      </w:pPr>
-      <w:r>
-        <w:rPr>
-          <w:rFonts w:ascii="JetBrains Mono" w:hAnsi="JetBrains Mono" w:eastAsia="Arial Unicode MS"/>
-          <w:b/>
-          <w:i w:val="0"/>
-          <w:color w:val="1D4ED8"/>
-          <w:sz w:val="22"/>
-        </w:rPr>
-        <w:t>W7 / 04</w:t>
-      </w:r>
-    </w:p>
-    <w:p>
-      <w:pPr>
-        <w:keepNext/>
-        <w:keepLines w:val="0"/>
-        <w:spacing w:before="0" w:after="80" w:line="252" w:lineRule="auto"/>
-      </w:pPr>
-      <w:r>
-        <w:rPr>
-          <w:rFonts w:ascii="Arial Unicode MS" w:hAnsi="Arial Unicode MS" w:eastAsia="Arial Unicode MS"/>
-          <w:b/>
-          <w:i w:val="0"/>
-          <w:color w:val="1A2340"/>
-          <w:sz w:val="44"/>
-        </w:rPr>
-        <w:t>自留札記｜這一頁不交</w:t>
-      </w:r>
-    </w:p>
-    <w:p>
-      <w:pPr>
-        <w:keepNext w:val="0"/>
-        <w:keepLines w:val="0"/>
-        <w:spacing w:before="0" w:after="140" w:line="293" w:lineRule="auto"/>
-      </w:pPr>
-      <w:r>
-        <w:rPr>
-          <w:rFonts w:ascii="Arial Unicode MS" w:hAnsi="Arial Unicode MS" w:eastAsia="Arial Unicode MS"/>
-          <w:b w:val="0"/>
-          <w:i w:val="0"/>
-          <w:color w:val="5B6573"/>
-          <w:sz w:val="22"/>
-        </w:rPr>
-        <w:t>老師不讀、不計分；可不寫、遮住或撕下。其餘核心頁保留到 W9 關閉 Gate 2。</w:t>
-      </w:r>
-    </w:p>
-    <w:p>
-      <w:pPr>
-        <w:keepNext/>
-        <w:keepLines w:val="0"/>
-        <w:spacing w:before="100" w:after="40" w:line="293" w:lineRule="auto"/>
-      </w:pPr>
-      <w:r>
-        <w:rPr>
-          <w:rFonts w:ascii="JetBrains Mono" w:hAnsi="JetBrains Mono" w:eastAsia="Arial Unicode MS"/>
-          <w:b/>
-          <w:i w:val="0"/>
-          <w:color w:val="1D4ED8"/>
-          <w:sz w:val="30"/>
-        </w:rPr>
-        <w:t>01</w:t>
-      </w:r>
-      <w:r>
-        <w:rPr>
-          <w:rFonts w:ascii="Arial Unicode MS" w:hAnsi="Arial Unicode MS" w:eastAsia="Arial Unicode MS"/>
-          <w:b w:val="0"/>
-          <w:i w:val="0"/>
-          <w:color w:val="1D4ED8"/>
-          <w:sz w:val="30"/>
-        </w:rPr>
-        <w:t xml:space="preserve">  </w:t>
-      </w:r>
-      <w:r>
-        <w:rPr>
-          <w:rFonts w:ascii="Arial Unicode MS" w:hAnsi="Arial Unicode MS" w:eastAsia="Arial Unicode MS"/>
-          <w:b/>
-          <w:i w:val="0"/>
-          <w:color w:val="1A2340"/>
-          <w:sz w:val="30"/>
-        </w:rPr>
-        <w:t>橋接欄｜收尾 30 秒，不評分</w:t>
-      </w:r>
-    </w:p>
-    <w:p>
-      <w:pPr>
-        <w:keepNext/>
-        <w:keepLines w:val="0"/>
-        <w:spacing w:before="0" w:after="20" w:line="293" w:lineRule="auto"/>
-      </w:pPr>
-      <w:r>
-        <w:rPr>
-          <w:rFonts w:ascii="Arial Unicode MS" w:hAnsi="Arial Unicode MS" w:eastAsia="Arial Unicode MS"/>
-          <w:b/>
-          <w:i w:val="0"/>
-          <w:color w:val="5B6573"/>
-          <w:sz w:val="22"/>
-        </w:rPr>
-        <w:t>不評分</w:t>
-      </w:r>
-      <w:r>
-        <w:rPr>
-          <w:rFonts w:ascii="Arial Unicode MS" w:hAnsi="Arial Unicode MS" w:eastAsia="Arial Unicode MS"/>
-          <w:b w:val="0"/>
-          <w:i w:val="0"/>
-          <w:color w:val="7B8491"/>
-          <w:sz w:val="22"/>
-        </w:rPr>
-        <w:t xml:space="preserve">  ｜  </w:t>
-      </w:r>
-      <w:r>
-        <w:rPr>
-          <w:rFonts w:ascii="Arial Unicode MS" w:hAnsi="Arial Unicode MS" w:eastAsia="Arial Unicode MS"/>
-          <w:b w:val="0"/>
-          <w:i w:val="0"/>
-          <w:color w:val="1A2340"/>
-          <w:sz w:val="22"/>
-        </w:rPr>
-        <w:t>這週的招，我在＿＿科的＿＿（單元／題型）用得上，因為＿＿。寫到具體單元／題型才算；想不到就寫「這週的招是＿＿」。</w:t>
+        <w:t>兩版共同在談：</w:t>
       </w:r>
     </w:p>
     <w:tbl>
@@ -2645,7 +1721,7 @@
           <w:color w:val="1A2340"/>
           <w:sz w:val="30"/>
         </w:rPr>
-        <w:t>只給自己</w:t>
+        <w:t>可討論版</w:t>
       </w:r>
     </w:p>
     <w:p>
@@ -2659,10 +1735,10 @@
           <w:rFonts w:ascii="Arial Unicode MS" w:hAnsi="Arial Unicode MS" w:eastAsia="Arial Unicode MS"/>
           <w:b/>
           <w:i w:val="0"/>
-          <w:color w:val="5B6573"/>
+          <w:color w:val="1D4ED8"/>
           <w:sz w:val="22"/>
         </w:rPr>
-        <w:t>自留札記</w:t>
+        <w:t>課堂必寫</w:t>
       </w:r>
       <w:r>
         <w:rPr>
@@ -2682,7 +1758,557 @@
           <w:color w:val="1A2340"/>
           <w:sz w:val="22"/>
         </w:rPr>
-        <w:t>我最容易被哪一種訊息手法抓住？下次遇到它，我想先停在哪一步？</w:t>
+        <w:t>限定對象、情況或比較方式，讓證據與例外可以進來：</w:t>
+      </w:r>
+    </w:p>
+    <w:tbl>
+      <w:tblPr>
+        <w:tblW w:type="dxa" w:w="9865"/>
+        <w:jc w:val="left"/>
+        <w:tblLayout w:type="fixed"/>
+        <w:tblLook w:firstColumn="1" w:firstRow="1" w:lastColumn="0" w:lastRow="0" w:noHBand="0" w:noVBand="1" w:val="04A0"/>
+        <w:tblInd w:type="dxa" w:w="0"/>
+      </w:tblPr>
+      <w:tblGrid>
+        <w:gridCol w:w="9865"/>
+      </w:tblGrid>
+      <w:tr>
+        <w:trPr>
+          <w:trHeight w:val="437" w:hRule="atLeast"/>
+        </w:trPr>
+        <w:tc>
+          <w:tcPr>
+            <w:tcW w:type="dxa" w:w="9865"/>
+            <w:tcMar>
+              <w:top w:w="0" w:type="dxa"/>
+              <w:start w:w="0" w:type="dxa"/>
+              <w:bottom w:w="0" w:type="dxa"/>
+              <w:end w:w="0" w:type="dxa"/>
+            </w:tcMar>
+            <w:tcBorders>
+              <w:top w:val="nil"/>
+              <w:bottom w:val="single" w:sz="5" w:space="0" w:color="CBD5E1"/>
+              <w:start w:val="nil"/>
+              <w:end w:val="nil"/>
+            </w:tcBorders>
+          </w:tcPr>
+          <w:p>
+            <w:pPr>
+              <w:spacing w:before="0" w:after="0" w:line="240" w:lineRule="auto"/>
+            </w:pPr>
+            <w:r>
+              <w:t xml:space="preserve"> </w:t>
+            </w:r>
+          </w:p>
+        </w:tc>
+      </w:tr>
+      <w:tr>
+        <w:trPr>
+          <w:trHeight w:val="437" w:hRule="atLeast"/>
+        </w:trPr>
+        <w:tc>
+          <w:tcPr>
+            <w:tcW w:type="dxa" w:w="9865"/>
+            <w:tcMar>
+              <w:top w:w="0" w:type="dxa"/>
+              <w:start w:w="0" w:type="dxa"/>
+              <w:bottom w:w="0" w:type="dxa"/>
+              <w:end w:w="0" w:type="dxa"/>
+            </w:tcMar>
+            <w:tcBorders>
+              <w:top w:val="nil"/>
+              <w:bottom w:val="single" w:sz="5" w:space="0" w:color="CBD5E1"/>
+              <w:start w:val="nil"/>
+              <w:end w:val="nil"/>
+            </w:tcBorders>
+          </w:tcPr>
+          <w:p>
+            <w:pPr>
+              <w:spacing w:before="0" w:after="0" w:line="240" w:lineRule="auto"/>
+            </w:pPr>
+            <w:r>
+              <w:t xml:space="preserve"> </w:t>
+            </w:r>
+          </w:p>
+        </w:tc>
+      </w:tr>
+      <w:tr>
+        <w:trPr>
+          <w:trHeight w:val="437" w:hRule="atLeast"/>
+        </w:trPr>
+        <w:tc>
+          <w:tcPr>
+            <w:tcW w:type="dxa" w:w="9865"/>
+            <w:tcMar>
+              <w:top w:w="0" w:type="dxa"/>
+              <w:start w:w="0" w:type="dxa"/>
+              <w:bottom w:w="0" w:type="dxa"/>
+              <w:end w:w="0" w:type="dxa"/>
+            </w:tcMar>
+            <w:tcBorders>
+              <w:top w:val="nil"/>
+              <w:bottom w:val="single" w:sz="5" w:space="0" w:color="CBD5E1"/>
+              <w:start w:val="nil"/>
+              <w:end w:val="nil"/>
+            </w:tcBorders>
+          </w:tcPr>
+          <w:p>
+            <w:pPr>
+              <w:spacing w:before="0" w:after="0" w:line="240" w:lineRule="auto"/>
+            </w:pPr>
+            <w:r>
+              <w:t xml:space="preserve"> </w:t>
+            </w:r>
+          </w:p>
+        </w:tc>
+      </w:tr>
+      <w:tr>
+        <w:trPr>
+          <w:trHeight w:val="437" w:hRule="atLeast"/>
+        </w:trPr>
+        <w:tc>
+          <w:tcPr>
+            <w:tcW w:type="dxa" w:w="9865"/>
+            <w:tcMar>
+              <w:top w:w="0" w:type="dxa"/>
+              <w:start w:w="0" w:type="dxa"/>
+              <w:bottom w:w="0" w:type="dxa"/>
+              <w:end w:w="0" w:type="dxa"/>
+            </w:tcMar>
+            <w:tcBorders>
+              <w:top w:val="nil"/>
+              <w:bottom w:val="single" w:sz="5" w:space="0" w:color="CBD5E1"/>
+              <w:start w:val="nil"/>
+              <w:end w:val="nil"/>
+            </w:tcBorders>
+          </w:tcPr>
+          <w:p>
+            <w:pPr>
+              <w:spacing w:before="0" w:after="0" w:line="240" w:lineRule="auto"/>
+            </w:pPr>
+            <w:r>
+              <w:t xml:space="preserve"> </w:t>
+            </w:r>
+          </w:p>
+        </w:tc>
+      </w:tr>
+    </w:tbl>
+    <w:p>
+      <w:pPr>
+        <w:keepNext/>
+        <w:keepLines w:val="0"/>
+        <w:spacing w:before="100" w:after="40" w:line="293" w:lineRule="auto"/>
+      </w:pPr>
+      <w:r>
+        <w:rPr>
+          <w:rFonts w:ascii="JetBrains Mono" w:hAnsi="JetBrains Mono" w:eastAsia="Arial Unicode MS"/>
+          <w:b/>
+          <w:i w:val="0"/>
+          <w:color w:val="1D4ED8"/>
+          <w:sz w:val="30"/>
+        </w:rPr>
+        <w:t>03</w:t>
+      </w:r>
+      <w:r>
+        <w:rPr>
+          <w:rFonts w:ascii="Arial Unicode MS" w:hAnsi="Arial Unicode MS" w:eastAsia="Arial Unicode MS"/>
+          <w:b w:val="0"/>
+          <w:i w:val="0"/>
+          <w:color w:val="1D4ED8"/>
+          <w:sz w:val="30"/>
+        </w:rPr>
+        <w:t xml:space="preserve">  </w:t>
+      </w:r>
+      <w:r>
+        <w:rPr>
+          <w:rFonts w:ascii="Arial Unicode MS" w:hAnsi="Arial Unicode MS" w:eastAsia="Arial Unicode MS"/>
+          <w:b/>
+          <w:i w:val="0"/>
+          <w:color w:val="1A2340"/>
+          <w:sz w:val="30"/>
+        </w:rPr>
+        <w:t>我最後怎麼改</w:t>
+      </w:r>
+    </w:p>
+    <w:p>
+      <w:pPr>
+        <w:keepNext/>
+        <w:keepLines w:val="0"/>
+        <w:spacing w:before="0" w:after="20" w:line="293" w:lineRule="auto"/>
+      </w:pPr>
+      <w:r>
+        <w:rPr>
+          <w:rFonts w:ascii="Arial Unicode MS" w:hAnsi="Arial Unicode MS" w:eastAsia="Arial Unicode MS"/>
+          <w:b/>
+          <w:i w:val="0"/>
+          <w:color w:val="1D4ED8"/>
+          <w:sz w:val="22"/>
+        </w:rPr>
+        <w:t>課堂必寫</w:t>
+      </w:r>
+      <w:r>
+        <w:rPr>
+          <w:rFonts w:ascii="Arial Unicode MS" w:hAnsi="Arial Unicode MS" w:eastAsia="Arial Unicode MS"/>
+          <w:b w:val="0"/>
+          <w:i w:val="0"/>
+          <w:color w:val="7B8491"/>
+          <w:sz w:val="22"/>
+        </w:rPr>
+        <w:t xml:space="preserve">  ｜  </w:t>
+      </w:r>
+      <w:r>
+        <w:rPr>
+          <w:rFonts w:ascii="Arial Unicode MS" w:hAnsi="Arial Unicode MS" w:eastAsia="Arial Unicode MS"/>
+          <w:b w:val="0"/>
+          <w:i w:val="0"/>
+          <w:color w:val="1A2340"/>
+          <w:sz w:val="22"/>
+        </w:rPr>
+        <w:t>我拿掉＿＿，因為它先推我＿＿；我保留＿＿，因為可以用＿＿來檢查。</w:t>
+      </w:r>
+    </w:p>
+    <w:tbl>
+      <w:tblPr>
+        <w:tblW w:type="dxa" w:w="9865"/>
+        <w:jc w:val="left"/>
+        <w:tblLayout w:type="fixed"/>
+        <w:tblLook w:firstColumn="1" w:firstRow="1" w:lastColumn="0" w:lastRow="0" w:noHBand="0" w:noVBand="1" w:val="04A0"/>
+        <w:tblInd w:type="dxa" w:w="0"/>
+      </w:tblPr>
+      <w:tblGrid>
+        <w:gridCol w:w="9865"/>
+      </w:tblGrid>
+      <w:tr>
+        <w:trPr>
+          <w:trHeight w:val="437" w:hRule="atLeast"/>
+        </w:trPr>
+        <w:tc>
+          <w:tcPr>
+            <w:tcW w:type="dxa" w:w="9865"/>
+            <w:tcMar>
+              <w:top w:w="0" w:type="dxa"/>
+              <w:start w:w="0" w:type="dxa"/>
+              <w:bottom w:w="0" w:type="dxa"/>
+              <w:end w:w="0" w:type="dxa"/>
+            </w:tcMar>
+            <w:tcBorders>
+              <w:top w:val="nil"/>
+              <w:bottom w:val="single" w:sz="5" w:space="0" w:color="CBD5E1"/>
+              <w:start w:val="nil"/>
+              <w:end w:val="nil"/>
+            </w:tcBorders>
+          </w:tcPr>
+          <w:p>
+            <w:pPr>
+              <w:spacing w:before="0" w:after="0" w:line="240" w:lineRule="auto"/>
+            </w:pPr>
+            <w:r>
+              <w:t xml:space="preserve"> </w:t>
+            </w:r>
+          </w:p>
+        </w:tc>
+      </w:tr>
+      <w:tr>
+        <w:trPr>
+          <w:trHeight w:val="437" w:hRule="atLeast"/>
+        </w:trPr>
+        <w:tc>
+          <w:tcPr>
+            <w:tcW w:type="dxa" w:w="9865"/>
+            <w:tcMar>
+              <w:top w:w="0" w:type="dxa"/>
+              <w:start w:w="0" w:type="dxa"/>
+              <w:bottom w:w="0" w:type="dxa"/>
+              <w:end w:w="0" w:type="dxa"/>
+            </w:tcMar>
+            <w:tcBorders>
+              <w:top w:val="nil"/>
+              <w:bottom w:val="single" w:sz="5" w:space="0" w:color="CBD5E1"/>
+              <w:start w:val="nil"/>
+              <w:end w:val="nil"/>
+            </w:tcBorders>
+          </w:tcPr>
+          <w:p>
+            <w:pPr>
+              <w:spacing w:before="0" w:after="0" w:line="240" w:lineRule="auto"/>
+            </w:pPr>
+            <w:r>
+              <w:t xml:space="preserve"> </w:t>
+            </w:r>
+          </w:p>
+        </w:tc>
+      </w:tr>
+      <w:tr>
+        <w:trPr>
+          <w:trHeight w:val="437" w:hRule="atLeast"/>
+        </w:trPr>
+        <w:tc>
+          <w:tcPr>
+            <w:tcW w:type="dxa" w:w="9865"/>
+            <w:tcMar>
+              <w:top w:w="0" w:type="dxa"/>
+              <w:start w:w="0" w:type="dxa"/>
+              <w:bottom w:w="0" w:type="dxa"/>
+              <w:end w:w="0" w:type="dxa"/>
+            </w:tcMar>
+            <w:tcBorders>
+              <w:top w:val="nil"/>
+              <w:bottom w:val="single" w:sz="5" w:space="0" w:color="CBD5E1"/>
+              <w:start w:val="nil"/>
+              <w:end w:val="nil"/>
+            </w:tcBorders>
+          </w:tcPr>
+          <w:p>
+            <w:pPr>
+              <w:spacing w:before="0" w:after="0" w:line="240" w:lineRule="auto"/>
+            </w:pPr>
+            <w:r>
+              <w:t xml:space="preserve"> </w:t>
+            </w:r>
+          </w:p>
+        </w:tc>
+      </w:tr>
+    </w:tbl>
+    <w:p>
+      <w:pPr>
+        <w:keepNext/>
+        <w:keepLines w:val="0"/>
+        <w:spacing w:before="100" w:after="40" w:line="293" w:lineRule="auto"/>
+      </w:pPr>
+      <w:r>
+        <w:rPr>
+          <w:rFonts w:ascii="JetBrains Mono" w:hAnsi="JetBrains Mono" w:eastAsia="Arial Unicode MS"/>
+          <w:b/>
+          <w:i w:val="0"/>
+          <w:color w:val="1D4ED8"/>
+          <w:sz w:val="30"/>
+        </w:rPr>
+        <w:t>04</w:t>
+      </w:r>
+      <w:r>
+        <w:rPr>
+          <w:rFonts w:ascii="Arial Unicode MS" w:hAnsi="Arial Unicode MS" w:eastAsia="Arial Unicode MS"/>
+          <w:b w:val="0"/>
+          <w:i w:val="0"/>
+          <w:color w:val="1D4ED8"/>
+          <w:sz w:val="30"/>
+        </w:rPr>
+        <w:t xml:space="preserve">  </w:t>
+      </w:r>
+      <w:r>
+        <w:rPr>
+          <w:rFonts w:ascii="Arial Unicode MS" w:hAnsi="Arial Unicode MS" w:eastAsia="Arial Unicode MS"/>
+          <w:b/>
+          <w:i w:val="0"/>
+          <w:color w:val="1A2340"/>
+          <w:sz w:val="30"/>
+        </w:rPr>
+        <w:t>下一次換一個動作</w:t>
+      </w:r>
+    </w:p>
+    <w:p>
+      <w:pPr>
+        <w:keepNext/>
+        <w:keepLines w:val="0"/>
+        <w:spacing w:before="0" w:after="20" w:line="293" w:lineRule="auto"/>
+      </w:pPr>
+      <w:r>
+        <w:rPr>
+          <w:rFonts w:ascii="Arial Unicode MS" w:hAnsi="Arial Unicode MS" w:eastAsia="Arial Unicode MS"/>
+          <w:b/>
+          <w:i w:val="0"/>
+          <w:color w:val="1D4ED8"/>
+          <w:sz w:val="22"/>
+        </w:rPr>
+        <w:t>課堂必寫</w:t>
+      </w:r>
+      <w:r>
+        <w:rPr>
+          <w:rFonts w:ascii="Arial Unicode MS" w:hAnsi="Arial Unicode MS" w:eastAsia="Arial Unicode MS"/>
+          <w:b w:val="0"/>
+          <w:i w:val="0"/>
+          <w:color w:val="7B8491"/>
+          <w:sz w:val="22"/>
+        </w:rPr>
+        <w:t xml:space="preserve">  ｜  </w:t>
+      </w:r>
+      <w:r>
+        <w:rPr>
+          <w:rFonts w:ascii="Arial Unicode MS" w:hAnsi="Arial Unicode MS" w:eastAsia="Arial Unicode MS"/>
+          <w:b w:val="0"/>
+          <w:i w:val="0"/>
+          <w:color w:val="1A2340"/>
+          <w:sz w:val="22"/>
+        </w:rPr>
+        <w:t>我會多搜＿＿／比較＿＿／少追著＿＿走，因為＿＿。</w:t>
+      </w:r>
+    </w:p>
+    <w:tbl>
+      <w:tblPr>
+        <w:tblW w:type="dxa" w:w="9865"/>
+        <w:jc w:val="left"/>
+        <w:tblLayout w:type="fixed"/>
+        <w:tblLook w:firstColumn="1" w:firstRow="1" w:lastColumn="0" w:lastRow="0" w:noHBand="0" w:noVBand="1" w:val="04A0"/>
+        <w:tblInd w:type="dxa" w:w="0"/>
+      </w:tblPr>
+      <w:tblGrid>
+        <w:gridCol w:w="9865"/>
+      </w:tblGrid>
+      <w:tr>
+        <w:trPr>
+          <w:trHeight w:val="437" w:hRule="atLeast"/>
+        </w:trPr>
+        <w:tc>
+          <w:tcPr>
+            <w:tcW w:type="dxa" w:w="9865"/>
+            <w:tcMar>
+              <w:top w:w="0" w:type="dxa"/>
+              <w:start w:w="0" w:type="dxa"/>
+              <w:bottom w:w="0" w:type="dxa"/>
+              <w:end w:w="0" w:type="dxa"/>
+            </w:tcMar>
+            <w:tcBorders>
+              <w:top w:val="nil"/>
+              <w:bottom w:val="single" w:sz="5" w:space="0" w:color="CBD5E1"/>
+              <w:start w:val="nil"/>
+              <w:end w:val="nil"/>
+            </w:tcBorders>
+          </w:tcPr>
+          <w:p>
+            <w:pPr>
+              <w:spacing w:before="0" w:after="0" w:line="240" w:lineRule="auto"/>
+            </w:pPr>
+            <w:r>
+              <w:t xml:space="preserve"> </w:t>
+            </w:r>
+          </w:p>
+        </w:tc>
+      </w:tr>
+    </w:tbl>
+    <w:p>
+      <w:pPr>
+        <w:keepNext/>
+        <w:keepLines w:val="0"/>
+        <w:pageBreakBefore/>
+        <w:spacing w:before="0" w:after="60" w:line="293" w:lineRule="auto"/>
+      </w:pPr>
+      <w:r>
+        <w:rPr>
+          <w:rFonts w:ascii="JetBrains Mono" w:hAnsi="JetBrains Mono" w:eastAsia="Arial Unicode MS"/>
+          <w:b/>
+          <w:i w:val="0"/>
+          <w:color w:val="1D4ED8"/>
+          <w:sz w:val="22"/>
+        </w:rPr>
+        <w:t>W7 / 04</w:t>
+      </w:r>
+    </w:p>
+    <w:p>
+      <w:pPr>
+        <w:keepNext/>
+        <w:keepLines w:val="0"/>
+        <w:spacing w:before="0" w:after="80" w:line="252" w:lineRule="auto"/>
+      </w:pPr>
+      <w:r>
+        <w:rPr>
+          <w:rFonts w:ascii="Arial Unicode MS" w:hAnsi="Arial Unicode MS" w:eastAsia="Arial Unicode MS"/>
+          <w:b/>
+          <w:i w:val="0"/>
+          <w:color w:val="1A2340"/>
+          <w:sz w:val="44"/>
+        </w:rPr>
+        <w:t>個人反思｜可留白・不計分</w:t>
+      </w:r>
+    </w:p>
+    <w:p>
+      <w:pPr>
+        <w:keepNext w:val="0"/>
+        <w:keepLines w:val="0"/>
+        <w:spacing w:before="0" w:after="140" w:line="293" w:lineRule="auto"/>
+      </w:pPr>
+      <w:r>
+        <w:rPr>
+          <w:rFonts w:ascii="Arial Unicode MS" w:hAnsi="Arial Unicode MS" w:eastAsia="Arial Unicode MS"/>
+          <w:b w:val="0"/>
+          <w:i w:val="0"/>
+          <w:color w:val="5B6573"/>
+          <w:sz w:val="22"/>
+        </w:rPr>
+        <w:t>本頁隨整本收回保管；可改寫、用代稱或留白，不能交出的隱私不要寫。</w:t>
+      </w:r>
+    </w:p>
+    <w:p>
+      <w:pPr>
+        <w:keepNext/>
+        <w:keepLines w:val="0"/>
+        <w:spacing w:before="100" w:after="40" w:line="293" w:lineRule="auto"/>
+      </w:pPr>
+      <w:r>
+        <w:rPr>
+          <w:rFonts w:ascii="JetBrains Mono" w:hAnsi="JetBrains Mono" w:eastAsia="Arial Unicode MS"/>
+          <w:b/>
+          <w:i w:val="0"/>
+          <w:color w:val="1D4ED8"/>
+          <w:sz w:val="30"/>
+        </w:rPr>
+        <w:t>01</w:t>
+      </w:r>
+      <w:r>
+        <w:rPr>
+          <w:rFonts w:ascii="Arial Unicode MS" w:hAnsi="Arial Unicode MS" w:eastAsia="Arial Unicode MS"/>
+          <w:b w:val="0"/>
+          <w:i w:val="0"/>
+          <w:color w:val="1D4ED8"/>
+          <w:sz w:val="30"/>
+        </w:rPr>
+        <w:t xml:space="preserve">  </w:t>
+      </w:r>
+      <w:r>
+        <w:rPr>
+          <w:rFonts w:ascii="Arial Unicode MS" w:hAnsi="Arial Unicode MS" w:eastAsia="Arial Unicode MS"/>
+          <w:b/>
+          <w:i w:val="0"/>
+          <w:color w:val="1A2340"/>
+          <w:sz w:val="30"/>
+        </w:rPr>
+        <w:t>個人反思｜可留白</w:t>
+      </w:r>
+    </w:p>
+    <w:p>
+      <w:pPr>
+        <w:keepNext/>
+        <w:keepLines w:val="0"/>
+        <w:spacing w:before="0" w:after="20" w:line="293" w:lineRule="auto"/>
+      </w:pPr>
+      <w:r>
+        <w:rPr>
+          <w:rFonts w:ascii="Arial Unicode MS" w:hAnsi="Arial Unicode MS" w:eastAsia="Arial Unicode MS"/>
+          <w:b/>
+          <w:i w:val="0"/>
+          <w:color w:val="5B6573"/>
+          <w:sz w:val="22"/>
+        </w:rPr>
+        <w:t>不評分</w:t>
+      </w:r>
+      <w:r>
+        <w:rPr>
+          <w:rFonts w:ascii="Arial Unicode MS" w:hAnsi="Arial Unicode MS" w:eastAsia="Arial Unicode MS"/>
+          <w:b w:val="0"/>
+          <w:i w:val="0"/>
+          <w:color w:val="7B8491"/>
+          <w:sz w:val="22"/>
+        </w:rPr>
+        <w:t xml:space="preserve">  ｜  </w:t>
+      </w:r>
+      <w:r>
+        <w:rPr>
+          <w:rFonts w:ascii="Arial Unicode MS" w:hAnsi="Arial Unicode MS" w:eastAsia="Arial Unicode MS"/>
+          <w:b w:val="0"/>
+          <w:i w:val="0"/>
+          <w:color w:val="1A2340"/>
+          <w:sz w:val="22"/>
+        </w:rPr>
+        <w:t>我最容易被哪一種字詞或順序抓住？下次只看到一邊時，我要先補看什麼？</w:t>
       </w:r>
     </w:p>
     <w:tbl>
@@ -3086,66 +2712,92 @@
           </w:p>
         </w:tc>
       </w:tr>
-      <w:tr>
-        <w:trPr>
-          <w:trHeight w:val="437" w:hRule="atLeast"/>
-        </w:trPr>
-        <w:tc>
-          <w:tcPr>
-            <w:tcW w:type="dxa" w:w="9865"/>
-            <w:tcMar>
-              <w:top w:w="0" w:type="dxa"/>
-              <w:start w:w="0" w:type="dxa"/>
-              <w:bottom w:w="0" w:type="dxa"/>
-              <w:end w:w="0" w:type="dxa"/>
-            </w:tcMar>
-            <w:tcBorders>
-              <w:top w:val="nil"/>
-              <w:bottom w:val="single" w:sz="5" w:space="0" w:color="CBD5E1"/>
-              <w:start w:val="nil"/>
-              <w:end w:val="nil"/>
-            </w:tcBorders>
-          </w:tcPr>
-          <w:p>
-            <w:pPr>
-              <w:spacing w:before="0" w:after="0" w:line="240" w:lineRule="auto"/>
-            </w:pPr>
-            <w:r>
-              <w:t xml:space="preserve"> </w:t>
-            </w:r>
-          </w:p>
-        </w:tc>
-      </w:tr>
-      <w:tr>
-        <w:trPr>
-          <w:trHeight w:val="437" w:hRule="atLeast"/>
-        </w:trPr>
-        <w:tc>
-          <w:tcPr>
-            <w:tcW w:type="dxa" w:w="9865"/>
-            <w:tcMar>
-              <w:top w:w="0" w:type="dxa"/>
-              <w:start w:w="0" w:type="dxa"/>
-              <w:bottom w:w="0" w:type="dxa"/>
-              <w:end w:w="0" w:type="dxa"/>
-            </w:tcMar>
-            <w:tcBorders>
-              <w:top w:val="nil"/>
-              <w:bottom w:val="single" w:sz="5" w:space="0" w:color="CBD5E1"/>
-              <w:start w:val="nil"/>
-              <w:end w:val="nil"/>
-            </w:tcBorders>
-          </w:tcPr>
-          <w:p>
-            <w:pPr>
-              <w:spacing w:before="0" w:after="0" w:line="240" w:lineRule="auto"/>
-            </w:pPr>
-            <w:r>
-              <w:t xml:space="preserve"> </w:t>
-            </w:r>
-          </w:p>
-        </w:tc>
-      </w:tr>
+    </w:tbl>
+    <w:p>
+      <w:pPr>
+        <w:keepNext/>
+        <w:keepLines w:val="0"/>
+        <w:spacing w:before="100" w:after="40" w:line="293" w:lineRule="auto"/>
+      </w:pPr>
+      <w:r>
+        <w:rPr>
+          <w:rFonts w:ascii="JetBrains Mono" w:hAnsi="JetBrains Mono" w:eastAsia="Arial Unicode MS"/>
+          <w:b/>
+          <w:i w:val="0"/>
+          <w:color w:val="1D4ED8"/>
+          <w:sz w:val="30"/>
+        </w:rPr>
+        <w:t>02</w:t>
+      </w:r>
+      <w:r>
+        <w:rPr>
+          <w:rFonts w:ascii="Arial Unicode MS" w:hAnsi="Arial Unicode MS" w:eastAsia="Arial Unicode MS"/>
+          <w:b w:val="0"/>
+          <w:i w:val="0"/>
+          <w:color w:val="1D4ED8"/>
+          <w:sz w:val="30"/>
+        </w:rPr>
+        <w:t xml:space="preserve">  </w:t>
+      </w:r>
+      <w:r>
+        <w:rPr>
+          <w:rFonts w:ascii="Arial Unicode MS" w:hAnsi="Arial Unicode MS" w:eastAsia="Arial Unicode MS"/>
+          <w:b/>
+          <w:i w:val="0"/>
+          <w:color w:val="1A2340"/>
+          <w:sz w:val="30"/>
+        </w:rPr>
+        <w:t>帶到 W8</w:t>
+      </w:r>
+    </w:p>
+    <w:p>
+      <w:pPr>
+        <w:keepNext/>
+        <w:keepLines w:val="0"/>
+        <w:spacing w:before="0" w:after="20" w:line="293" w:lineRule="auto"/>
+      </w:pPr>
+      <w:r>
+        <w:rPr>
+          <w:rFonts w:ascii="Arial Unicode MS" w:hAnsi="Arial Unicode MS" w:eastAsia="Arial Unicode MS"/>
+          <w:b/>
+          <w:i w:val="0"/>
+          <w:color w:val="1D4ED8"/>
+          <w:sz w:val="22"/>
+        </w:rPr>
+        <w:t>課堂必寫</w:t>
+      </w:r>
+      <w:r>
+        <w:rPr>
+          <w:rFonts w:ascii="Arial Unicode MS" w:hAnsi="Arial Unicode MS" w:eastAsia="Arial Unicode MS"/>
+          <w:b w:val="0"/>
+          <w:i w:val="0"/>
+          <w:color w:val="7B8491"/>
+          <w:sz w:val="22"/>
+        </w:rPr>
+        <w:t xml:space="preserve">  ｜  </w:t>
+      </w:r>
+      <w:r>
+        <w:rPr>
+          <w:rFonts w:ascii="Arial Unicode MS" w:hAnsi="Arial Unicode MS" w:eastAsia="Arial Unicode MS"/>
+          <w:b w:val="0"/>
+          <w:i w:val="0"/>
+          <w:color w:val="1A2340"/>
+          <w:sz w:val="22"/>
+        </w:rPr>
+        <w:t>兩個版本都承認的事情可能是＿＿；我還需要核對＿＿。</w:t>
+      </w:r>
+    </w:p>
+    <w:tbl>
+      <w:tblPr>
+        <w:tblW w:type="dxa" w:w="9865"/>
+        <w:jc w:val="left"/>
+        <w:tblLayout w:type="fixed"/>
+        <w:tblLook w:firstColumn="1" w:firstRow="1" w:lastColumn="0" w:lastRow="0" w:noHBand="0" w:noVBand="1" w:val="04A0"/>
+        <w:tblInd w:type="dxa" w:w="0"/>
+      </w:tblPr>
+      <w:tblGrid>
+        <w:gridCol w:w="9865"/>
+      </w:tblGrid>
       <w:tr>
         <w:trPr>
           <w:trHeight w:val="437" w:hRule="atLeast"/>
@@ -3237,6 +2889,43 @@
         </w:tc>
       </w:tr>
     </w:tbl>
+    <w:p>
+      <w:pPr>
+        <w:keepNext/>
+        <w:keepLines w:val="0"/>
+        <w:spacing w:before="60" w:after="20" w:line="293" w:lineRule="auto"/>
+      </w:pPr>
+      <w:r>
+        <w:rPr>
+          <w:rFonts w:ascii="Arial Unicode MS" w:hAnsi="Arial Unicode MS" w:eastAsia="Arial Unicode MS"/>
+          <w:b/>
+          <w:i w:val="0"/>
+          <w:color w:val="1D4ED8"/>
+          <w:sz w:val="22"/>
+        </w:rPr>
+        <w:t>課堂必寫</w:t>
+      </w:r>
+      <w:r>
+        <w:rPr>
+          <w:rFonts w:ascii="Arial Unicode MS" w:hAnsi="Arial Unicode MS" w:eastAsia="Arial Unicode MS"/>
+          <w:b w:val="0"/>
+          <w:i w:val="0"/>
+          <w:color w:val="7B8491"/>
+          <w:sz w:val="22"/>
+        </w:rPr>
+        <w:t xml:space="preserve">  ｜  </w:t>
+      </w:r>
+      <w:r>
+        <w:rPr>
+          <w:rFonts w:ascii="Arial Unicode MS" w:hAnsi="Arial Unicode MS" w:eastAsia="Arial Unicode MS"/>
+          <w:b w:val="0"/>
+          <w:i w:val="0"/>
+          <w:color w:val="1A2340"/>
+          <w:sz w:val="22"/>
+        </w:rPr>
+        <w:t>完成確認｜下課前｜□ 先看一版　□ 並排差異　□ 可討論版　□ 下一個動作　□ 只拍自己的頁面　□ 紙本全本交回</w:t>
+      </w:r>
+    </w:p>
     <w:sectPr>
       <w:headerReference w:type="default" r:id="rId9"/>
       <w:footerReference w:type="default" r:id="rId10"/>

--- a/worksheets/W7.docx
+++ b/worksheets/W7.docx
@@ -212,111 +212,15 @@
           <w:color w:val="1A2340"/>
           <w:sz w:val="22"/>
         </w:rPr>
-        <w:t>□A：『還不關通知？你正在把專注力送給平台！自律的人早就全關了。』　□B：『不是每種通知都一樣。先記一週哪些提醒真的打斷你，再決定關哪些、留哪些必要聯絡。』</w:t>
+        <w:t>A 版：『還不關通知？你正在把專注力送給平台！自律的人早就全關了。』</w:t>
+        <w:br/>
+        <w:br/>
+        <w:t>B 版：『不是每種通知都一樣。先記一週哪些提醒真的打斷你，再決定關哪些、留哪些必要聯絡。』</w:t>
+        <w:br/>
+        <w:br/>
+        <w:t>先看：□A □B；另一版先遮住。</w:t>
       </w:r>
     </w:p>
-    <w:tbl>
-      <w:tblPr>
-        <w:tblW w:type="dxa" w:w="9865"/>
-        <w:jc w:val="left"/>
-        <w:tblLayout w:type="fixed"/>
-        <w:tblLook w:firstColumn="1" w:firstRow="1" w:lastColumn="0" w:lastRow="0" w:noHBand="0" w:noVBand="1" w:val="04A0"/>
-        <w:tblInd w:type="dxa" w:w="0"/>
-      </w:tblPr>
-      <w:tblGrid>
-        <w:gridCol w:w="9865"/>
-      </w:tblGrid>
-      <w:tr>
-        <w:trPr>
-          <w:trHeight w:val="437" w:hRule="atLeast"/>
-        </w:trPr>
-        <w:tc>
-          <w:tcPr>
-            <w:tcW w:type="dxa" w:w="9865"/>
-            <w:tcMar>
-              <w:top w:w="0" w:type="dxa"/>
-              <w:start w:w="0" w:type="dxa"/>
-              <w:bottom w:w="0" w:type="dxa"/>
-              <w:end w:w="0" w:type="dxa"/>
-            </w:tcMar>
-            <w:tcBorders>
-              <w:top w:val="nil"/>
-              <w:bottom w:val="single" w:sz="5" w:space="0" w:color="CBD5E1"/>
-              <w:start w:val="nil"/>
-              <w:end w:val="nil"/>
-            </w:tcBorders>
-          </w:tcPr>
-          <w:p>
-            <w:pPr>
-              <w:spacing w:before="0" w:after="0" w:line="240" w:lineRule="auto"/>
-            </w:pPr>
-            <w:r>
-              <w:t xml:space="preserve"> </w:t>
-            </w:r>
-          </w:p>
-        </w:tc>
-      </w:tr>
-      <w:tr>
-        <w:trPr>
-          <w:trHeight w:val="437" w:hRule="atLeast"/>
-        </w:trPr>
-        <w:tc>
-          <w:tcPr>
-            <w:tcW w:type="dxa" w:w="9865"/>
-            <w:tcMar>
-              <w:top w:w="0" w:type="dxa"/>
-              <w:start w:w="0" w:type="dxa"/>
-              <w:bottom w:w="0" w:type="dxa"/>
-              <w:end w:w="0" w:type="dxa"/>
-            </w:tcMar>
-            <w:tcBorders>
-              <w:top w:val="nil"/>
-              <w:bottom w:val="single" w:sz="5" w:space="0" w:color="CBD5E1"/>
-              <w:start w:val="nil"/>
-              <w:end w:val="nil"/>
-            </w:tcBorders>
-          </w:tcPr>
-          <w:p>
-            <w:pPr>
-              <w:spacing w:before="0" w:after="0" w:line="240" w:lineRule="auto"/>
-            </w:pPr>
-            <w:r>
-              <w:t xml:space="preserve"> </w:t>
-            </w:r>
-          </w:p>
-        </w:tc>
-      </w:tr>
-      <w:tr>
-        <w:trPr>
-          <w:trHeight w:val="437" w:hRule="atLeast"/>
-        </w:trPr>
-        <w:tc>
-          <w:tcPr>
-            <w:tcW w:type="dxa" w:w="9865"/>
-            <w:tcMar>
-              <w:top w:w="0" w:type="dxa"/>
-              <w:start w:w="0" w:type="dxa"/>
-              <w:bottom w:w="0" w:type="dxa"/>
-              <w:end w:w="0" w:type="dxa"/>
-            </w:tcMar>
-            <w:tcBorders>
-              <w:top w:val="nil"/>
-              <w:bottom w:val="single" w:sz="5" w:space="0" w:color="CBD5E1"/>
-              <w:start w:val="nil"/>
-              <w:end w:val="nil"/>
-            </w:tcBorders>
-          </w:tcPr>
-          <w:p>
-            <w:pPr>
-              <w:spacing w:before="0" w:after="0" w:line="240" w:lineRule="auto"/>
-            </w:pPr>
-            <w:r>
-              <w:t xml:space="preserve"> </w:t>
-            </w:r>
-          </w:p>
-        </w:tc>
-      </w:tr>
-    </w:tbl>
     <w:p>
       <w:pPr>
         <w:keepNext/>
@@ -821,7 +725,7 @@
           <w:color w:val="1A2340"/>
           <w:sz w:val="44"/>
         </w:rPr>
-        <w:t>兩個版本並排看</w:t>
+        <w:t>先看一版，再看排序怎麼變</w:t>
       </w:r>
     </w:p>
     <w:p>
@@ -838,7 +742,7 @@
           <w:color w:val="5B6573"/>
           <w:sz w:val="22"/>
         </w:rPr>
-        <w:t>兩版談同一個公開議題，但先讓人看到的東西不同。看出寫法不等於證明內容是假的；所有判斷都要回到確切字詞。</w:t>
+        <w:t>先比較 A／B 的寫法，再用老師做的透明排序器。查詢固定、不登入、不上傳；排序改變不能證明內容真或假。</w:t>
       </w:r>
     </w:p>
     <w:p>
@@ -1287,7 +1191,7 @@
           <w:color w:val="1A2340"/>
           <w:sz w:val="30"/>
         </w:rPr>
-        <w:t>只看一版可能漏掉</w:t>
+        <w:t>只看一版＋只改一項</w:t>
       </w:r>
     </w:p>
     <w:p>
@@ -1324,7 +1228,7 @@
           <w:color w:val="1A2340"/>
           <w:sz w:val="22"/>
         </w:rPr>
-        <w:t>如果我只看 A／B，最可能沒想到＿＿；這可能把我推向＿＿。</w:t>
+        <w:t>A／B：如果我只看＿＿，最可能沒想到＿＿；這可能把我推向＿＿。排序器：我只改 □曾看過的內容 □地點 □排序目標；卡片＿＿從第＿＿變成第＿＿。這能說明先看到的順序可能改變，不能證明內容真或假。</w:t>
       </w:r>
     </w:p>
     <w:tbl>
@@ -2217,7 +2121,7 @@
           <w:color w:val="1A2340"/>
           <w:sz w:val="44"/>
         </w:rPr>
-        <w:t>個人反思｜可留白・不計分</w:t>
+        <w:t>換個情境，再試一次</w:t>
       </w:r>
     </w:p>
     <w:p>
@@ -2234,9 +2138,409 @@
           <w:color w:val="5B6573"/>
           <w:sz w:val="22"/>
         </w:rPr>
-        <w:t>本頁隨整本收回保管；可改寫、用代稱或留白，不能交出的隱私不要寫。</w:t>
+        <w:t>生活練習不計分、不列學習關卡；紙本照常收回，不必交出自己的私事。</w:t>
       </w:r>
     </w:p>
+    <w:p>
+      <w:pPr>
+        <w:keepNext/>
+        <w:keepLines w:val="0"/>
+        <w:spacing w:before="100" w:after="40" w:line="293" w:lineRule="auto"/>
+      </w:pPr>
+      <w:r>
+        <w:rPr>
+          <w:rFonts w:ascii="JetBrains Mono" w:hAnsi="JetBrains Mono" w:eastAsia="Arial Unicode MS"/>
+          <w:b/>
+          <w:i w:val="0"/>
+          <w:color w:val="1D4ED8"/>
+          <w:sz w:val="30"/>
+        </w:rPr>
+        <w:t>生活</w:t>
+      </w:r>
+      <w:r>
+        <w:rPr>
+          <w:rFonts w:ascii="Arial Unicode MS" w:hAnsi="Arial Unicode MS" w:eastAsia="Arial Unicode MS"/>
+          <w:b w:val="0"/>
+          <w:i w:val="0"/>
+          <w:color w:val="1D4ED8"/>
+          <w:sz w:val="30"/>
+        </w:rPr>
+        <w:t xml:space="preserve">  </w:t>
+      </w:r>
+      <w:r>
+        <w:rPr>
+          <w:rFonts w:ascii="Arial Unicode MS" w:hAnsi="Arial Unicode MS" w:eastAsia="Arial Unicode MS"/>
+          <w:b/>
+          <w:i w:val="0"/>
+          <w:color w:val="1A2340"/>
+          <w:sz w:val="30"/>
+        </w:rPr>
+        <w:t>推薦頁都是它，就該選它？</w:t>
+      </w:r>
+    </w:p>
+    <w:p>
+      <w:pPr>
+        <w:keepNext w:val="0"/>
+        <w:keepLines w:val="0"/>
+        <w:spacing w:before="0" w:after="40" w:line="293" w:lineRule="auto"/>
+      </w:pPr>
+      <w:r>
+        <w:rPr>
+          <w:rFonts w:ascii="Arial Unicode MS" w:hAnsi="Arial Unicode MS" w:eastAsia="Arial Unicode MS"/>
+          <w:b w:val="0"/>
+          <w:i w:val="0"/>
+          <w:color w:val="5B6573"/>
+          <w:sz w:val="22"/>
+        </w:rPr>
+        <w:t>課堂練習｜不計分、不列學習關卡；整本照常收回。</w:t>
+      </w:r>
+    </w:p>
+    <w:p>
+      <w:pPr>
+        <w:keepNext w:val="0"/>
+        <w:keepLines w:val="0"/>
+        <w:spacing w:before="0" w:after="40" w:line="293" w:lineRule="auto"/>
+      </w:pPr>
+      <w:r>
+        <w:rPr>
+          <w:rFonts w:ascii="Arial Unicode MS" w:hAnsi="Arial Unicode MS" w:eastAsia="Arial Unicode MS"/>
+          <w:b w:val="0"/>
+          <w:i w:val="0"/>
+          <w:color w:val="1A2340"/>
+          <w:sz w:val="22"/>
+        </w:rPr>
+        <w:t>你正在選社團，推薦頁連著出現五支熱舞社影片。朋友說：『大家都選熱舞，我們也去吧。』你只看過這五支。</w:t>
+      </w:r>
+    </w:p>
+    <w:p>
+      <w:pPr>
+        <w:keepNext w:val="0"/>
+        <w:keepLines w:val="0"/>
+        <w:spacing w:before="0" w:after="40" w:line="293" w:lineRule="auto"/>
+      </w:pPr>
+      <w:r>
+        <w:rPr>
+          <w:rFonts w:ascii="Arial Unicode MS" w:hAnsi="Arial Unicode MS" w:eastAsia="Arial Unicode MS"/>
+          <w:b w:val="0"/>
+          <w:i w:val="0"/>
+          <w:color w:val="1A2340"/>
+          <w:sz w:val="22"/>
+        </w:rPr>
+        <w:t>寫下你現在會做的一個動作，讓自己不只靠這五支影片決定；並寫出你要找的資訊。</w:t>
+      </w:r>
+    </w:p>
+    <w:p>
+      <w:pPr>
+        <w:keepNext/>
+        <w:keepLines w:val="0"/>
+        <w:spacing w:before="20" w:after="20" w:line="293" w:lineRule="auto"/>
+      </w:pPr>
+      <w:r>
+        <w:rPr>
+          <w:rFonts w:ascii="Arial Unicode MS" w:hAnsi="Arial Unicode MS" w:eastAsia="Arial Unicode MS"/>
+          <w:b/>
+          <w:i w:val="0"/>
+          <w:color w:val="5B6573"/>
+          <w:sz w:val="22"/>
+        </w:rPr>
+        <w:t>先做一次</w:t>
+      </w:r>
+      <w:r>
+        <w:rPr>
+          <w:rFonts w:ascii="Arial Unicode MS" w:hAnsi="Arial Unicode MS" w:eastAsia="Arial Unicode MS"/>
+          <w:b w:val="0"/>
+          <w:i w:val="0"/>
+          <w:color w:val="7B8491"/>
+          <w:sz w:val="22"/>
+        </w:rPr>
+        <w:t xml:space="preserve">  ｜  </w:t>
+      </w:r>
+      <w:r>
+        <w:rPr>
+          <w:rFonts w:ascii="Arial Unicode MS" w:hAnsi="Arial Unicode MS" w:eastAsia="Arial Unicode MS"/>
+          <w:b w:val="0"/>
+          <w:i w:val="0"/>
+          <w:color w:val="1A2340"/>
+          <w:sz w:val="22"/>
+        </w:rPr>
+        <w:t>我先做的動作／要找什麼</w:t>
+      </w:r>
+    </w:p>
+    <w:tbl>
+      <w:tblPr>
+        <w:tblW w:type="dxa" w:w="9865"/>
+        <w:jc w:val="left"/>
+        <w:tblLayout w:type="fixed"/>
+        <w:tblLook w:firstColumn="1" w:firstRow="1" w:lastColumn="0" w:lastRow="0" w:noHBand="0" w:noVBand="1" w:val="04A0"/>
+        <w:tblInd w:type="dxa" w:w="0"/>
+      </w:tblPr>
+      <w:tblGrid>
+        <w:gridCol w:w="9865"/>
+      </w:tblGrid>
+      <w:tr>
+        <w:trPr>
+          <w:trHeight w:val="510" w:hRule="atLeast"/>
+        </w:trPr>
+        <w:tc>
+          <w:tcPr>
+            <w:tcW w:type="dxa" w:w="9865"/>
+            <w:tcMar>
+              <w:top w:w="0" w:type="dxa"/>
+              <w:start w:w="0" w:type="dxa"/>
+              <w:bottom w:w="0" w:type="dxa"/>
+              <w:end w:w="0" w:type="dxa"/>
+            </w:tcMar>
+            <w:tcBorders>
+              <w:top w:val="nil"/>
+              <w:bottom w:val="single" w:sz="5" w:space="0" w:color="CBD5E1"/>
+              <w:start w:val="nil"/>
+              <w:end w:val="nil"/>
+            </w:tcBorders>
+          </w:tcPr>
+          <w:p>
+            <w:pPr>
+              <w:spacing w:before="0" w:after="0" w:line="240" w:lineRule="auto"/>
+            </w:pPr>
+            <w:r>
+              <w:t xml:space="preserve"> </w:t>
+            </w:r>
+          </w:p>
+        </w:tc>
+      </w:tr>
+      <w:tr>
+        <w:trPr>
+          <w:trHeight w:val="510" w:hRule="atLeast"/>
+        </w:trPr>
+        <w:tc>
+          <w:tcPr>
+            <w:tcW w:type="dxa" w:w="9865"/>
+            <w:tcMar>
+              <w:top w:w="0" w:type="dxa"/>
+              <w:start w:w="0" w:type="dxa"/>
+              <w:bottom w:w="0" w:type="dxa"/>
+              <w:end w:w="0" w:type="dxa"/>
+            </w:tcMar>
+            <w:tcBorders>
+              <w:top w:val="nil"/>
+              <w:bottom w:val="single" w:sz="5" w:space="0" w:color="CBD5E1"/>
+              <w:start w:val="nil"/>
+              <w:end w:val="nil"/>
+            </w:tcBorders>
+          </w:tcPr>
+          <w:p>
+            <w:pPr>
+              <w:spacing w:before="0" w:after="0" w:line="240" w:lineRule="auto"/>
+            </w:pPr>
+            <w:r>
+              <w:t xml:space="preserve"> </w:t>
+            </w:r>
+          </w:p>
+        </w:tc>
+      </w:tr>
+      <w:tr>
+        <w:trPr>
+          <w:trHeight w:val="510" w:hRule="atLeast"/>
+        </w:trPr>
+        <w:tc>
+          <w:tcPr>
+            <w:tcW w:type="dxa" w:w="9865"/>
+            <w:tcMar>
+              <w:top w:w="0" w:type="dxa"/>
+              <w:start w:w="0" w:type="dxa"/>
+              <w:bottom w:w="0" w:type="dxa"/>
+              <w:end w:w="0" w:type="dxa"/>
+            </w:tcMar>
+            <w:tcBorders>
+              <w:top w:val="nil"/>
+              <w:bottom w:val="single" w:sz="5" w:space="0" w:color="CBD5E1"/>
+              <w:start w:val="nil"/>
+              <w:end w:val="nil"/>
+            </w:tcBorders>
+          </w:tcPr>
+          <w:p>
+            <w:pPr>
+              <w:spacing w:before="0" w:after="20" w:line="240" w:lineRule="auto"/>
+            </w:pPr>
+            <w:r>
+              <w:t xml:space="preserve"> </w:t>
+            </w:r>
+          </w:p>
+        </w:tc>
+      </w:tr>
+    </w:tbl>
+    <w:p>
+      <w:pPr>
+        <w:keepNext w:val="0"/>
+        <w:keepLines w:val="0"/>
+        <w:spacing w:before="60" w:after="40" w:line="293" w:lineRule="auto"/>
+      </w:pPr>
+      <w:r>
+        <w:rPr>
+          <w:rFonts w:ascii="Arial Unicode MS" w:hAnsi="Arial Unicode MS" w:eastAsia="Arial Unicode MS"/>
+          <w:b/>
+          <w:i w:val="0"/>
+          <w:color w:val="1A2340"/>
+          <w:sz w:val="22"/>
+        </w:rPr>
+        <w:t>先寫完，再看：你發現五支影片都是同一位社員上傳的；另一個社團的練習時間更適合你。</w:t>
+      </w:r>
+    </w:p>
+    <w:p>
+      <w:pPr>
+        <w:keepNext w:val="0"/>
+        <w:keepLines w:val="0"/>
+        <w:spacing w:before="0" w:after="40" w:line="293" w:lineRule="auto"/>
+      </w:pPr>
+      <w:r>
+        <w:rPr>
+          <w:rFonts w:ascii="Arial Unicode MS" w:hAnsi="Arial Unicode MS" w:eastAsia="Arial Unicode MS"/>
+          <w:b w:val="0"/>
+          <w:i w:val="0"/>
+          <w:color w:val="1A2340"/>
+          <w:sz w:val="22"/>
+        </w:rPr>
+        <w:t>你要改決定，還是仍選熱舞？寫出理由；不能只用『看到最多次』當理由。</w:t>
+      </w:r>
+    </w:p>
+    <w:p>
+      <w:pPr>
+        <w:keepNext/>
+        <w:keepLines w:val="0"/>
+        <w:spacing w:before="20" w:after="20" w:line="293" w:lineRule="auto"/>
+      </w:pPr>
+      <w:r>
+        <w:rPr>
+          <w:rFonts w:ascii="Arial Unicode MS" w:hAnsi="Arial Unicode MS" w:eastAsia="Arial Unicode MS"/>
+          <w:b/>
+          <w:i w:val="0"/>
+          <w:color w:val="5B6573"/>
+          <w:sz w:val="22"/>
+        </w:rPr>
+        <w:t>再決定</w:t>
+      </w:r>
+      <w:r>
+        <w:rPr>
+          <w:rFonts w:ascii="Arial Unicode MS" w:hAnsi="Arial Unicode MS" w:eastAsia="Arial Unicode MS"/>
+          <w:b w:val="0"/>
+          <w:i w:val="0"/>
+          <w:color w:val="7B8491"/>
+          <w:sz w:val="22"/>
+        </w:rPr>
+        <w:t xml:space="preserve">  ｜  </w:t>
+      </w:r>
+      <w:r>
+        <w:rPr>
+          <w:rFonts w:ascii="Arial Unicode MS" w:hAnsi="Arial Unicode MS" w:eastAsia="Arial Unicode MS"/>
+          <w:b w:val="0"/>
+          <w:i w:val="0"/>
+          <w:color w:val="1A2340"/>
+          <w:sz w:val="22"/>
+        </w:rPr>
+        <w:t>多知道這些後，我決定</w:t>
+      </w:r>
+    </w:p>
+    <w:tbl>
+      <w:tblPr>
+        <w:tblW w:type="dxa" w:w="9865"/>
+        <w:jc w:val="left"/>
+        <w:tblLayout w:type="fixed"/>
+        <w:tblLook w:firstColumn="1" w:firstRow="1" w:lastColumn="0" w:lastRow="0" w:noHBand="0" w:noVBand="1" w:val="04A0"/>
+        <w:tblInd w:type="dxa" w:w="0"/>
+      </w:tblPr>
+      <w:tblGrid>
+        <w:gridCol w:w="9865"/>
+      </w:tblGrid>
+      <w:tr>
+        <w:trPr>
+          <w:trHeight w:val="510" w:hRule="atLeast"/>
+        </w:trPr>
+        <w:tc>
+          <w:tcPr>
+            <w:tcW w:type="dxa" w:w="9865"/>
+            <w:tcMar>
+              <w:top w:w="0" w:type="dxa"/>
+              <w:start w:w="0" w:type="dxa"/>
+              <w:bottom w:w="0" w:type="dxa"/>
+              <w:end w:w="0" w:type="dxa"/>
+            </w:tcMar>
+            <w:tcBorders>
+              <w:top w:val="nil"/>
+              <w:bottom w:val="single" w:sz="5" w:space="0" w:color="CBD5E1"/>
+              <w:start w:val="nil"/>
+              <w:end w:val="nil"/>
+            </w:tcBorders>
+          </w:tcPr>
+          <w:p>
+            <w:pPr>
+              <w:spacing w:before="0" w:after="0" w:line="240" w:lineRule="auto"/>
+            </w:pPr>
+            <w:r>
+              <w:t xml:space="preserve"> </w:t>
+            </w:r>
+          </w:p>
+        </w:tc>
+      </w:tr>
+      <w:tr>
+        <w:trPr>
+          <w:trHeight w:val="510" w:hRule="atLeast"/>
+        </w:trPr>
+        <w:tc>
+          <w:tcPr>
+            <w:tcW w:type="dxa" w:w="9865"/>
+            <w:tcMar>
+              <w:top w:w="0" w:type="dxa"/>
+              <w:start w:w="0" w:type="dxa"/>
+              <w:bottom w:w="0" w:type="dxa"/>
+              <w:end w:w="0" w:type="dxa"/>
+            </w:tcMar>
+            <w:tcBorders>
+              <w:top w:val="nil"/>
+              <w:bottom w:val="single" w:sz="5" w:space="0" w:color="CBD5E1"/>
+              <w:start w:val="nil"/>
+              <w:end w:val="nil"/>
+            </w:tcBorders>
+          </w:tcPr>
+          <w:p>
+            <w:pPr>
+              <w:spacing w:before="0" w:after="0" w:line="240" w:lineRule="auto"/>
+            </w:pPr>
+            <w:r>
+              <w:t xml:space="preserve"> </w:t>
+            </w:r>
+          </w:p>
+        </w:tc>
+      </w:tr>
+      <w:tr>
+        <w:trPr>
+          <w:trHeight w:val="510" w:hRule="atLeast"/>
+        </w:trPr>
+        <w:tc>
+          <w:tcPr>
+            <w:tcW w:type="dxa" w:w="9865"/>
+            <w:tcMar>
+              <w:top w:w="0" w:type="dxa"/>
+              <w:start w:w="0" w:type="dxa"/>
+              <w:bottom w:w="0" w:type="dxa"/>
+              <w:end w:w="0" w:type="dxa"/>
+            </w:tcMar>
+            <w:tcBorders>
+              <w:top w:val="nil"/>
+              <w:bottom w:val="single" w:sz="5" w:space="0" w:color="CBD5E1"/>
+              <w:start w:val="nil"/>
+              <w:end w:val="nil"/>
+            </w:tcBorders>
+          </w:tcPr>
+          <w:p>
+            <w:pPr>
+              <w:spacing w:before="0" w:after="20" w:line="240" w:lineRule="auto"/>
+            </w:pPr>
+            <w:r>
+              <w:t xml:space="preserve"> </w:t>
+            </w:r>
+          </w:p>
+        </w:tc>
+      </w:tr>
+    </w:tbl>
     <w:p>
       <w:pPr>
         <w:keepNext/>
@@ -2322,366 +2626,6 @@
       <w:tblGrid>
         <w:gridCol w:w="9865"/>
       </w:tblGrid>
-      <w:tr>
-        <w:trPr>
-          <w:trHeight w:val="437" w:hRule="atLeast"/>
-        </w:trPr>
-        <w:tc>
-          <w:tcPr>
-            <w:tcW w:type="dxa" w:w="9865"/>
-            <w:tcMar>
-              <w:top w:w="0" w:type="dxa"/>
-              <w:start w:w="0" w:type="dxa"/>
-              <w:bottom w:w="0" w:type="dxa"/>
-              <w:end w:w="0" w:type="dxa"/>
-            </w:tcMar>
-            <w:tcBorders>
-              <w:top w:val="nil"/>
-              <w:bottom w:val="single" w:sz="5" w:space="0" w:color="CBD5E1"/>
-              <w:start w:val="nil"/>
-              <w:end w:val="nil"/>
-            </w:tcBorders>
-          </w:tcPr>
-          <w:p>
-            <w:pPr>
-              <w:spacing w:before="0" w:after="0" w:line="240" w:lineRule="auto"/>
-            </w:pPr>
-            <w:r>
-              <w:t xml:space="preserve"> </w:t>
-            </w:r>
-          </w:p>
-        </w:tc>
-      </w:tr>
-      <w:tr>
-        <w:trPr>
-          <w:trHeight w:val="437" w:hRule="atLeast"/>
-        </w:trPr>
-        <w:tc>
-          <w:tcPr>
-            <w:tcW w:type="dxa" w:w="9865"/>
-            <w:tcMar>
-              <w:top w:w="0" w:type="dxa"/>
-              <w:start w:w="0" w:type="dxa"/>
-              <w:bottom w:w="0" w:type="dxa"/>
-              <w:end w:w="0" w:type="dxa"/>
-            </w:tcMar>
-            <w:tcBorders>
-              <w:top w:val="nil"/>
-              <w:bottom w:val="single" w:sz="5" w:space="0" w:color="CBD5E1"/>
-              <w:start w:val="nil"/>
-              <w:end w:val="nil"/>
-            </w:tcBorders>
-          </w:tcPr>
-          <w:p>
-            <w:pPr>
-              <w:spacing w:before="0" w:after="0" w:line="240" w:lineRule="auto"/>
-            </w:pPr>
-            <w:r>
-              <w:t xml:space="preserve"> </w:t>
-            </w:r>
-          </w:p>
-        </w:tc>
-      </w:tr>
-      <w:tr>
-        <w:trPr>
-          <w:trHeight w:val="437" w:hRule="atLeast"/>
-        </w:trPr>
-        <w:tc>
-          <w:tcPr>
-            <w:tcW w:type="dxa" w:w="9865"/>
-            <w:tcMar>
-              <w:top w:w="0" w:type="dxa"/>
-              <w:start w:w="0" w:type="dxa"/>
-              <w:bottom w:w="0" w:type="dxa"/>
-              <w:end w:w="0" w:type="dxa"/>
-            </w:tcMar>
-            <w:tcBorders>
-              <w:top w:val="nil"/>
-              <w:bottom w:val="single" w:sz="5" w:space="0" w:color="CBD5E1"/>
-              <w:start w:val="nil"/>
-              <w:end w:val="nil"/>
-            </w:tcBorders>
-          </w:tcPr>
-          <w:p>
-            <w:pPr>
-              <w:spacing w:before="0" w:after="0" w:line="240" w:lineRule="auto"/>
-            </w:pPr>
-            <w:r>
-              <w:t xml:space="preserve"> </w:t>
-            </w:r>
-          </w:p>
-        </w:tc>
-      </w:tr>
-      <w:tr>
-        <w:trPr>
-          <w:trHeight w:val="437" w:hRule="atLeast"/>
-        </w:trPr>
-        <w:tc>
-          <w:tcPr>
-            <w:tcW w:type="dxa" w:w="9865"/>
-            <w:tcMar>
-              <w:top w:w="0" w:type="dxa"/>
-              <w:start w:w="0" w:type="dxa"/>
-              <w:bottom w:w="0" w:type="dxa"/>
-              <w:end w:w="0" w:type="dxa"/>
-            </w:tcMar>
-            <w:tcBorders>
-              <w:top w:val="nil"/>
-              <w:bottom w:val="single" w:sz="5" w:space="0" w:color="CBD5E1"/>
-              <w:start w:val="nil"/>
-              <w:end w:val="nil"/>
-            </w:tcBorders>
-          </w:tcPr>
-          <w:p>
-            <w:pPr>
-              <w:spacing w:before="0" w:after="0" w:line="240" w:lineRule="auto"/>
-            </w:pPr>
-            <w:r>
-              <w:t xml:space="preserve"> </w:t>
-            </w:r>
-          </w:p>
-        </w:tc>
-      </w:tr>
-      <w:tr>
-        <w:trPr>
-          <w:trHeight w:val="437" w:hRule="atLeast"/>
-        </w:trPr>
-        <w:tc>
-          <w:tcPr>
-            <w:tcW w:type="dxa" w:w="9865"/>
-            <w:tcMar>
-              <w:top w:w="0" w:type="dxa"/>
-              <w:start w:w="0" w:type="dxa"/>
-              <w:bottom w:w="0" w:type="dxa"/>
-              <w:end w:w="0" w:type="dxa"/>
-            </w:tcMar>
-            <w:tcBorders>
-              <w:top w:val="nil"/>
-              <w:bottom w:val="single" w:sz="5" w:space="0" w:color="CBD5E1"/>
-              <w:start w:val="nil"/>
-              <w:end w:val="nil"/>
-            </w:tcBorders>
-          </w:tcPr>
-          <w:p>
-            <w:pPr>
-              <w:spacing w:before="0" w:after="0" w:line="240" w:lineRule="auto"/>
-            </w:pPr>
-            <w:r>
-              <w:t xml:space="preserve"> </w:t>
-            </w:r>
-          </w:p>
-        </w:tc>
-      </w:tr>
-      <w:tr>
-        <w:trPr>
-          <w:trHeight w:val="437" w:hRule="atLeast"/>
-        </w:trPr>
-        <w:tc>
-          <w:tcPr>
-            <w:tcW w:type="dxa" w:w="9865"/>
-            <w:tcMar>
-              <w:top w:w="0" w:type="dxa"/>
-              <w:start w:w="0" w:type="dxa"/>
-              <w:bottom w:w="0" w:type="dxa"/>
-              <w:end w:w="0" w:type="dxa"/>
-            </w:tcMar>
-            <w:tcBorders>
-              <w:top w:val="nil"/>
-              <w:bottom w:val="single" w:sz="5" w:space="0" w:color="CBD5E1"/>
-              <w:start w:val="nil"/>
-              <w:end w:val="nil"/>
-            </w:tcBorders>
-          </w:tcPr>
-          <w:p>
-            <w:pPr>
-              <w:spacing w:before="0" w:after="0" w:line="240" w:lineRule="auto"/>
-            </w:pPr>
-            <w:r>
-              <w:t xml:space="preserve"> </w:t>
-            </w:r>
-          </w:p>
-        </w:tc>
-      </w:tr>
-      <w:tr>
-        <w:trPr>
-          <w:trHeight w:val="437" w:hRule="atLeast"/>
-        </w:trPr>
-        <w:tc>
-          <w:tcPr>
-            <w:tcW w:type="dxa" w:w="9865"/>
-            <w:tcMar>
-              <w:top w:w="0" w:type="dxa"/>
-              <w:start w:w="0" w:type="dxa"/>
-              <w:bottom w:w="0" w:type="dxa"/>
-              <w:end w:w="0" w:type="dxa"/>
-            </w:tcMar>
-            <w:tcBorders>
-              <w:top w:val="nil"/>
-              <w:bottom w:val="single" w:sz="5" w:space="0" w:color="CBD5E1"/>
-              <w:start w:val="nil"/>
-              <w:end w:val="nil"/>
-            </w:tcBorders>
-          </w:tcPr>
-          <w:p>
-            <w:pPr>
-              <w:spacing w:before="0" w:after="0" w:line="240" w:lineRule="auto"/>
-            </w:pPr>
-            <w:r>
-              <w:t xml:space="preserve"> </w:t>
-            </w:r>
-          </w:p>
-        </w:tc>
-      </w:tr>
-      <w:tr>
-        <w:trPr>
-          <w:trHeight w:val="437" w:hRule="atLeast"/>
-        </w:trPr>
-        <w:tc>
-          <w:tcPr>
-            <w:tcW w:type="dxa" w:w="9865"/>
-            <w:tcMar>
-              <w:top w:w="0" w:type="dxa"/>
-              <w:start w:w="0" w:type="dxa"/>
-              <w:bottom w:w="0" w:type="dxa"/>
-              <w:end w:w="0" w:type="dxa"/>
-            </w:tcMar>
-            <w:tcBorders>
-              <w:top w:val="nil"/>
-              <w:bottom w:val="single" w:sz="5" w:space="0" w:color="CBD5E1"/>
-              <w:start w:val="nil"/>
-              <w:end w:val="nil"/>
-            </w:tcBorders>
-          </w:tcPr>
-          <w:p>
-            <w:pPr>
-              <w:spacing w:before="0" w:after="0" w:line="240" w:lineRule="auto"/>
-            </w:pPr>
-            <w:r>
-              <w:t xml:space="preserve"> </w:t>
-            </w:r>
-          </w:p>
-        </w:tc>
-      </w:tr>
-      <w:tr>
-        <w:trPr>
-          <w:trHeight w:val="437" w:hRule="atLeast"/>
-        </w:trPr>
-        <w:tc>
-          <w:tcPr>
-            <w:tcW w:type="dxa" w:w="9865"/>
-            <w:tcMar>
-              <w:top w:w="0" w:type="dxa"/>
-              <w:start w:w="0" w:type="dxa"/>
-              <w:bottom w:w="0" w:type="dxa"/>
-              <w:end w:w="0" w:type="dxa"/>
-            </w:tcMar>
-            <w:tcBorders>
-              <w:top w:val="nil"/>
-              <w:bottom w:val="single" w:sz="5" w:space="0" w:color="CBD5E1"/>
-              <w:start w:val="nil"/>
-              <w:end w:val="nil"/>
-            </w:tcBorders>
-          </w:tcPr>
-          <w:p>
-            <w:pPr>
-              <w:spacing w:before="0" w:after="0" w:line="240" w:lineRule="auto"/>
-            </w:pPr>
-            <w:r>
-              <w:t xml:space="preserve"> </w:t>
-            </w:r>
-          </w:p>
-        </w:tc>
-      </w:tr>
-      <w:tr>
-        <w:trPr>
-          <w:trHeight w:val="437" w:hRule="atLeast"/>
-        </w:trPr>
-        <w:tc>
-          <w:tcPr>
-            <w:tcW w:type="dxa" w:w="9865"/>
-            <w:tcMar>
-              <w:top w:w="0" w:type="dxa"/>
-              <w:start w:w="0" w:type="dxa"/>
-              <w:bottom w:w="0" w:type="dxa"/>
-              <w:end w:w="0" w:type="dxa"/>
-            </w:tcMar>
-            <w:tcBorders>
-              <w:top w:val="nil"/>
-              <w:bottom w:val="single" w:sz="5" w:space="0" w:color="CBD5E1"/>
-              <w:start w:val="nil"/>
-              <w:end w:val="nil"/>
-            </w:tcBorders>
-          </w:tcPr>
-          <w:p>
-            <w:pPr>
-              <w:spacing w:before="0" w:after="0" w:line="240" w:lineRule="auto"/>
-            </w:pPr>
-            <w:r>
-              <w:t xml:space="preserve"> </w:t>
-            </w:r>
-          </w:p>
-        </w:tc>
-      </w:tr>
-      <w:tr>
-        <w:trPr>
-          <w:trHeight w:val="437" w:hRule="atLeast"/>
-        </w:trPr>
-        <w:tc>
-          <w:tcPr>
-            <w:tcW w:type="dxa" w:w="9865"/>
-            <w:tcMar>
-              <w:top w:w="0" w:type="dxa"/>
-              <w:start w:w="0" w:type="dxa"/>
-              <w:bottom w:w="0" w:type="dxa"/>
-              <w:end w:w="0" w:type="dxa"/>
-            </w:tcMar>
-            <w:tcBorders>
-              <w:top w:val="nil"/>
-              <w:bottom w:val="single" w:sz="5" w:space="0" w:color="CBD5E1"/>
-              <w:start w:val="nil"/>
-              <w:end w:val="nil"/>
-            </w:tcBorders>
-          </w:tcPr>
-          <w:p>
-            <w:pPr>
-              <w:spacing w:before="0" w:after="0" w:line="240" w:lineRule="auto"/>
-            </w:pPr>
-            <w:r>
-              <w:t xml:space="preserve"> </w:t>
-            </w:r>
-          </w:p>
-        </w:tc>
-      </w:tr>
-      <w:tr>
-        <w:trPr>
-          <w:trHeight w:val="437" w:hRule="atLeast"/>
-        </w:trPr>
-        <w:tc>
-          <w:tcPr>
-            <w:tcW w:type="dxa" w:w="9865"/>
-            <w:tcMar>
-              <w:top w:w="0" w:type="dxa"/>
-              <w:start w:w="0" w:type="dxa"/>
-              <w:bottom w:w="0" w:type="dxa"/>
-              <w:end w:w="0" w:type="dxa"/>
-            </w:tcMar>
-            <w:tcBorders>
-              <w:top w:val="nil"/>
-              <w:bottom w:val="single" w:sz="5" w:space="0" w:color="CBD5E1"/>
-              <w:start w:val="nil"/>
-              <w:end w:val="nil"/>
-            </w:tcBorders>
-          </w:tcPr>
-          <w:p>
-            <w:pPr>
-              <w:spacing w:before="0" w:after="0" w:line="240" w:lineRule="auto"/>
-            </w:pPr>
-            <w:r>
-              <w:t xml:space="preserve"> </w:t>
-            </w:r>
-          </w:p>
-        </w:tc>
-      </w:tr>
       <w:tr>
         <w:trPr>
           <w:trHeight w:val="437" w:hRule="atLeast"/>
@@ -2923,7 +2867,7 @@
           <w:color w:val="1A2340"/>
           <w:sz w:val="22"/>
         </w:rPr>
-        <w:t>完成確認｜下課前｜□ 先看一版　□ 並排差異　□ 可討論版　□ 下一個動作　□ 只拍自己的頁面　□ 紙本全本交回</w:t>
+        <w:t>完成確認｜下課前｜□ 先看一版　□ 並排差異　□ 排序器只改一項　□ 可討論版　□ 只拍自己的頁面　□ 紙本全本交回</w:t>
       </w:r>
     </w:p>
     <w:sectPr>

--- a/worksheets/W7.docx
+++ b/worksheets/W7.docx
@@ -34,7 +34,7 @@
           <w:color w:val="1A2340"/>
           <w:sz w:val="44"/>
         </w:rPr>
-        <w:t>先只看其中一個版本｜🔒 不使用 AI</w:t>
+        <w:t>先只看一版，留下自己的第一眼</w:t>
       </w:r>
     </w:p>
     <w:p>
@@ -51,7 +51,7 @@
           <w:color w:val="5B6573"/>
           <w:sz w:val="22"/>
         </w:rPr>
-        <w:t>老師模擬兩個人打開頁面時先看到不同內容；不是真實平台結果，也不用登入個人帳號。先不要偷看另一版。</w:t>
+        <w:t>課堂必寫｜W7 0 分，累積學習關卡 2。🔒 不使用 AI。</w:t>
       </w:r>
     </w:p>
     <w:p>
@@ -145,28 +145,8 @@
       <w:pPr>
         <w:keepNext/>
         <w:keepLines w:val="0"/>
-        <w:spacing w:before="100" w:after="40" w:line="293" w:lineRule="auto"/>
+        <w:spacing w:before="80" w:after="20" w:line="293" w:lineRule="auto"/>
       </w:pPr>
-      <w:r>
-        <w:rPr>
-          <w:rFonts w:ascii="JetBrains Mono" w:hAnsi="JetBrains Mono" w:eastAsia="Arial Unicode MS"/>
-          <w:b/>
-          <w:i w:val="0"/>
-          <w:color w:val="1D4ED8"/>
-          <w:sz w:val="30"/>
-        </w:rPr>
-        <w:t>01</w:t>
-      </w:r>
-      <w:r>
-        <w:rPr>
-          <w:rFonts w:ascii="Arial Unicode MS" w:hAnsi="Arial Unicode MS" w:eastAsia="Arial Unicode MS"/>
-          <w:b w:val="0"/>
-          <w:i w:val="0"/>
-          <w:color w:val="1D4ED8"/>
-          <w:sz w:val="30"/>
-        </w:rPr>
-        <w:t xml:space="preserve">  </w:t>
-      </w:r>
       <w:r>
         <w:rPr>
           <w:rFonts w:ascii="Arial Unicode MS" w:hAnsi="Arial Unicode MS" w:eastAsia="Arial Unicode MS"/>
@@ -175,2031 +155,14 @@
           <w:color w:val="1A2340"/>
           <w:sz w:val="30"/>
         </w:rPr>
-        <w:t>我先看到</w:t>
-      </w:r>
-    </w:p>
-    <w:p>
-      <w:pPr>
-        <w:keepNext/>
-        <w:keepLines w:val="0"/>
-        <w:spacing w:before="0" w:after="20" w:line="293" w:lineRule="auto"/>
-      </w:pPr>
-      <w:r>
-        <w:rPr>
-          <w:rFonts w:ascii="Arial Unicode MS" w:hAnsi="Arial Unicode MS" w:eastAsia="Arial Unicode MS"/>
-          <w:b/>
-          <w:i w:val="0"/>
-          <w:color w:val="1D4ED8"/>
-          <w:sz w:val="22"/>
-        </w:rPr>
-        <w:t>課堂必寫</w:t>
-      </w:r>
-      <w:r>
-        <w:rPr>
-          <w:rFonts w:ascii="Arial Unicode MS" w:hAnsi="Arial Unicode MS" w:eastAsia="Arial Unicode MS"/>
-          <w:b w:val="0"/>
-          <w:i w:val="0"/>
-          <w:color w:val="7B8491"/>
-          <w:sz w:val="22"/>
-        </w:rPr>
-        <w:t xml:space="preserve">  ｜  </w:t>
-      </w:r>
-      <w:r>
-        <w:rPr>
-          <w:rFonts w:ascii="Arial Unicode MS" w:hAnsi="Arial Unicode MS" w:eastAsia="Arial Unicode MS"/>
-          <w:b w:val="0"/>
-          <w:i w:val="0"/>
-          <w:color w:val="1A2340"/>
-          <w:sz w:val="22"/>
-        </w:rPr>
-        <w:t>A 版：『還不關通知？你正在把專注力送給平台！自律的人早就全關了。』</w:t>
-        <w:br/>
-        <w:br/>
-        <w:t>B 版：『不是每種通知都一樣。先記一週哪些提醒真的打斷你，再決定關哪些、留哪些必要聯絡。』</w:t>
-        <w:br/>
-        <w:br/>
-        <w:t>先看：□A □B；另一版先遮住。</w:t>
-      </w:r>
-    </w:p>
-    <w:p>
-      <w:pPr>
-        <w:keepNext/>
-        <w:keepLines w:val="0"/>
-        <w:spacing w:before="100" w:after="40" w:line="293" w:lineRule="auto"/>
-      </w:pPr>
-      <w:r>
-        <w:rPr>
-          <w:rFonts w:ascii="JetBrains Mono" w:hAnsi="JetBrains Mono" w:eastAsia="Arial Unicode MS"/>
-          <w:b/>
-          <w:i w:val="0"/>
-          <w:color w:val="1D4ED8"/>
-          <w:sz w:val="30"/>
-        </w:rPr>
-        <w:t>02</w:t>
-      </w:r>
-      <w:r>
-        <w:rPr>
-          <w:rFonts w:ascii="Arial Unicode MS" w:hAnsi="Arial Unicode MS" w:eastAsia="Arial Unicode MS"/>
-          <w:b w:val="0"/>
-          <w:i w:val="0"/>
-          <w:color w:val="1D4ED8"/>
-          <w:sz w:val="30"/>
-        </w:rPr>
-        <w:t xml:space="preserve">  </w:t>
-      </w:r>
-      <w:r>
-        <w:rPr>
-          <w:rFonts w:ascii="Arial Unicode MS" w:hAnsi="Arial Unicode MS" w:eastAsia="Arial Unicode MS"/>
-          <w:b/>
-          <w:i w:val="0"/>
-          <w:color w:val="1A2340"/>
-          <w:sz w:val="30"/>
-        </w:rPr>
-        <w:t>哪兩個字先抓住我</w:t>
-      </w:r>
-    </w:p>
-    <w:p>
-      <w:pPr>
-        <w:keepNext/>
-        <w:keepLines w:val="0"/>
-        <w:spacing w:before="0" w:after="20" w:line="293" w:lineRule="auto"/>
-      </w:pPr>
-      <w:r>
-        <w:rPr>
-          <w:rFonts w:ascii="Arial Unicode MS" w:hAnsi="Arial Unicode MS" w:eastAsia="Arial Unicode MS"/>
-          <w:b/>
-          <w:i w:val="0"/>
-          <w:color w:val="1D4ED8"/>
-          <w:sz w:val="22"/>
-        </w:rPr>
-        <w:t>課堂必寫</w:t>
-      </w:r>
-      <w:r>
-        <w:rPr>
-          <w:rFonts w:ascii="Arial Unicode MS" w:hAnsi="Arial Unicode MS" w:eastAsia="Arial Unicode MS"/>
-          <w:b w:val="0"/>
-          <w:i w:val="0"/>
-          <w:color w:val="7B8491"/>
-          <w:sz w:val="22"/>
-        </w:rPr>
-        <w:t xml:space="preserve">  ｜  </w:t>
-      </w:r>
-      <w:r>
-        <w:rPr>
-          <w:rFonts w:ascii="Arial Unicode MS" w:hAnsi="Arial Unicode MS" w:eastAsia="Arial Unicode MS"/>
-          <w:b w:val="0"/>
-          <w:i w:val="0"/>
-          <w:color w:val="1A2340"/>
-          <w:sz w:val="22"/>
-        </w:rPr>
-        <w:t>逐字抄出兩處；它們先讓我感覺、相信或想做什麼？</w:t>
-      </w:r>
-    </w:p>
-    <w:tbl>
-      <w:tblPr>
-        <w:tblW w:type="dxa" w:w="9865"/>
-        <w:jc w:val="left"/>
-        <w:tblLayout w:type="fixed"/>
-        <w:tblLook w:firstColumn="1" w:firstRow="1" w:lastColumn="0" w:lastRow="0" w:noHBand="0" w:noVBand="1" w:val="04A0"/>
-        <w:tblInd w:type="dxa" w:w="0"/>
-      </w:tblPr>
-      <w:tblGrid>
-        <w:gridCol w:w="9865"/>
-      </w:tblGrid>
-      <w:tr>
-        <w:trPr>
-          <w:trHeight w:val="437" w:hRule="atLeast"/>
-        </w:trPr>
-        <w:tc>
-          <w:tcPr>
-            <w:tcW w:type="dxa" w:w="9865"/>
-            <w:tcMar>
-              <w:top w:w="0" w:type="dxa"/>
-              <w:start w:w="0" w:type="dxa"/>
-              <w:bottom w:w="0" w:type="dxa"/>
-              <w:end w:w="0" w:type="dxa"/>
-            </w:tcMar>
-            <w:tcBorders>
-              <w:top w:val="nil"/>
-              <w:bottom w:val="single" w:sz="5" w:space="0" w:color="CBD5E1"/>
-              <w:start w:val="nil"/>
-              <w:end w:val="nil"/>
-            </w:tcBorders>
-          </w:tcPr>
-          <w:p>
-            <w:pPr>
-              <w:spacing w:before="0" w:after="0" w:line="240" w:lineRule="auto"/>
-            </w:pPr>
-            <w:r>
-              <w:t xml:space="preserve"> </w:t>
-            </w:r>
-          </w:p>
-        </w:tc>
-      </w:tr>
-      <w:tr>
-        <w:trPr>
-          <w:trHeight w:val="437" w:hRule="atLeast"/>
-        </w:trPr>
-        <w:tc>
-          <w:tcPr>
-            <w:tcW w:type="dxa" w:w="9865"/>
-            <w:tcMar>
-              <w:top w:w="0" w:type="dxa"/>
-              <w:start w:w="0" w:type="dxa"/>
-              <w:bottom w:w="0" w:type="dxa"/>
-              <w:end w:w="0" w:type="dxa"/>
-            </w:tcMar>
-            <w:tcBorders>
-              <w:top w:val="nil"/>
-              <w:bottom w:val="single" w:sz="5" w:space="0" w:color="CBD5E1"/>
-              <w:start w:val="nil"/>
-              <w:end w:val="nil"/>
-            </w:tcBorders>
-          </w:tcPr>
-          <w:p>
-            <w:pPr>
-              <w:spacing w:before="0" w:after="0" w:line="240" w:lineRule="auto"/>
-            </w:pPr>
-            <w:r>
-              <w:t xml:space="preserve"> </w:t>
-            </w:r>
-          </w:p>
-        </w:tc>
-      </w:tr>
-      <w:tr>
-        <w:trPr>
-          <w:trHeight w:val="437" w:hRule="atLeast"/>
-        </w:trPr>
-        <w:tc>
-          <w:tcPr>
-            <w:tcW w:type="dxa" w:w="9865"/>
-            <w:tcMar>
-              <w:top w:w="0" w:type="dxa"/>
-              <w:start w:w="0" w:type="dxa"/>
-              <w:bottom w:w="0" w:type="dxa"/>
-              <w:end w:w="0" w:type="dxa"/>
-            </w:tcMar>
-            <w:tcBorders>
-              <w:top w:val="nil"/>
-              <w:bottom w:val="single" w:sz="5" w:space="0" w:color="CBD5E1"/>
-              <w:start w:val="nil"/>
-              <w:end w:val="nil"/>
-            </w:tcBorders>
-          </w:tcPr>
-          <w:p>
-            <w:pPr>
-              <w:spacing w:before="0" w:after="0" w:line="240" w:lineRule="auto"/>
-            </w:pPr>
-            <w:r>
-              <w:t xml:space="preserve"> </w:t>
-            </w:r>
-          </w:p>
-        </w:tc>
-      </w:tr>
-      <w:tr>
-        <w:trPr>
-          <w:trHeight w:val="437" w:hRule="atLeast"/>
-        </w:trPr>
-        <w:tc>
-          <w:tcPr>
-            <w:tcW w:type="dxa" w:w="9865"/>
-            <w:tcMar>
-              <w:top w:w="0" w:type="dxa"/>
-              <w:start w:w="0" w:type="dxa"/>
-              <w:bottom w:w="0" w:type="dxa"/>
-              <w:end w:w="0" w:type="dxa"/>
-            </w:tcMar>
-            <w:tcBorders>
-              <w:top w:val="nil"/>
-              <w:bottom w:val="single" w:sz="5" w:space="0" w:color="CBD5E1"/>
-              <w:start w:val="nil"/>
-              <w:end w:val="nil"/>
-            </w:tcBorders>
-          </w:tcPr>
-          <w:p>
-            <w:pPr>
-              <w:spacing w:before="0" w:after="0" w:line="240" w:lineRule="auto"/>
-            </w:pPr>
-            <w:r>
-              <w:t xml:space="preserve"> </w:t>
-            </w:r>
-          </w:p>
-        </w:tc>
-      </w:tr>
-      <w:tr>
-        <w:trPr>
-          <w:trHeight w:val="437" w:hRule="atLeast"/>
-        </w:trPr>
-        <w:tc>
-          <w:tcPr>
-            <w:tcW w:type="dxa" w:w="9865"/>
-            <w:tcMar>
-              <w:top w:w="0" w:type="dxa"/>
-              <w:start w:w="0" w:type="dxa"/>
-              <w:bottom w:w="0" w:type="dxa"/>
-              <w:end w:w="0" w:type="dxa"/>
-            </w:tcMar>
-            <w:tcBorders>
-              <w:top w:val="nil"/>
-              <w:bottom w:val="single" w:sz="5" w:space="0" w:color="CBD5E1"/>
-              <w:start w:val="nil"/>
-              <w:end w:val="nil"/>
-            </w:tcBorders>
-          </w:tcPr>
-          <w:p>
-            <w:pPr>
-              <w:spacing w:before="0" w:after="0" w:line="240" w:lineRule="auto"/>
-            </w:pPr>
-            <w:r>
-              <w:t xml:space="preserve"> </w:t>
-            </w:r>
-          </w:p>
-        </w:tc>
-      </w:tr>
-      <w:tr>
-        <w:trPr>
-          <w:trHeight w:val="437" w:hRule="atLeast"/>
-        </w:trPr>
-        <w:tc>
-          <w:tcPr>
-            <w:tcW w:type="dxa" w:w="9865"/>
-            <w:tcMar>
-              <w:top w:w="0" w:type="dxa"/>
-              <w:start w:w="0" w:type="dxa"/>
-              <w:bottom w:w="0" w:type="dxa"/>
-              <w:end w:w="0" w:type="dxa"/>
-            </w:tcMar>
-            <w:tcBorders>
-              <w:top w:val="nil"/>
-              <w:bottom w:val="single" w:sz="5" w:space="0" w:color="CBD5E1"/>
-              <w:start w:val="nil"/>
-              <w:end w:val="nil"/>
-            </w:tcBorders>
-          </w:tcPr>
-          <w:p>
-            <w:pPr>
-              <w:spacing w:before="0" w:after="0" w:line="240" w:lineRule="auto"/>
-            </w:pPr>
-            <w:r>
-              <w:t xml:space="preserve"> </w:t>
-            </w:r>
-          </w:p>
-        </w:tc>
-      </w:tr>
-    </w:tbl>
-    <w:p>
-      <w:pPr>
-        <w:keepNext/>
-        <w:keepLines w:val="0"/>
-        <w:spacing w:before="100" w:after="40" w:line="293" w:lineRule="auto"/>
-      </w:pPr>
-      <w:r>
-        <w:rPr>
-          <w:rFonts w:ascii="JetBrains Mono" w:hAnsi="JetBrains Mono" w:eastAsia="Arial Unicode MS"/>
-          <w:b/>
-          <w:i w:val="0"/>
-          <w:color w:val="1D4ED8"/>
-          <w:sz w:val="30"/>
-        </w:rPr>
-        <w:t>03</w:t>
-      </w:r>
-      <w:r>
-        <w:rPr>
-          <w:rFonts w:ascii="Arial Unicode MS" w:hAnsi="Arial Unicode MS" w:eastAsia="Arial Unicode MS"/>
-          <w:b w:val="0"/>
-          <w:i w:val="0"/>
-          <w:color w:val="1D4ED8"/>
-          <w:sz w:val="30"/>
-        </w:rPr>
-        <w:t xml:space="preserve">  </w:t>
-      </w:r>
-      <w:r>
-        <w:rPr>
-          <w:rFonts w:ascii="Arial Unicode MS" w:hAnsi="Arial Unicode MS" w:eastAsia="Arial Unicode MS"/>
-          <w:b/>
-          <w:i w:val="0"/>
-          <w:color w:val="1A2340"/>
-          <w:sz w:val="30"/>
-        </w:rPr>
-        <w:t>第一個反應</w:t>
-      </w:r>
-    </w:p>
-    <w:p>
-      <w:pPr>
-        <w:keepNext/>
-        <w:keepLines w:val="0"/>
-        <w:spacing w:before="0" w:after="20" w:line="293" w:lineRule="auto"/>
-      </w:pPr>
-      <w:r>
-        <w:rPr>
-          <w:rFonts w:ascii="Arial Unicode MS" w:hAnsi="Arial Unicode MS" w:eastAsia="Arial Unicode MS"/>
-          <w:b/>
-          <w:i w:val="0"/>
-          <w:color w:val="1D4ED8"/>
-          <w:sz w:val="22"/>
-        </w:rPr>
-        <w:t>課堂必寫</w:t>
-      </w:r>
-      <w:r>
-        <w:rPr>
-          <w:rFonts w:ascii="Arial Unicode MS" w:hAnsi="Arial Unicode MS" w:eastAsia="Arial Unicode MS"/>
-          <w:b w:val="0"/>
-          <w:i w:val="0"/>
-          <w:color w:val="7B8491"/>
-          <w:sz w:val="22"/>
-        </w:rPr>
-        <w:t xml:space="preserve">  ｜  </w:t>
-      </w:r>
-      <w:r>
-        <w:rPr>
-          <w:rFonts w:ascii="Arial Unicode MS" w:hAnsi="Arial Unicode MS" w:eastAsia="Arial Unicode MS"/>
-          <w:b w:val="0"/>
-          <w:i w:val="0"/>
-          <w:color w:val="1A2340"/>
-          <w:sz w:val="22"/>
-        </w:rPr>
-        <w:t>如果只看到這一版，我下一步可能會＿＿，因為＿＿。</w:t>
-      </w:r>
-    </w:p>
-    <w:tbl>
-      <w:tblPr>
-        <w:tblW w:type="dxa" w:w="9865"/>
-        <w:jc w:val="left"/>
-        <w:tblLayout w:type="fixed"/>
-        <w:tblLook w:firstColumn="1" w:firstRow="1" w:lastColumn="0" w:lastRow="0" w:noHBand="0" w:noVBand="1" w:val="04A0"/>
-        <w:tblInd w:type="dxa" w:w="0"/>
-      </w:tblPr>
-      <w:tblGrid>
-        <w:gridCol w:w="9865"/>
-      </w:tblGrid>
-      <w:tr>
-        <w:trPr>
-          <w:trHeight w:val="437" w:hRule="atLeast"/>
-        </w:trPr>
-        <w:tc>
-          <w:tcPr>
-            <w:tcW w:type="dxa" w:w="9865"/>
-            <w:tcMar>
-              <w:top w:w="0" w:type="dxa"/>
-              <w:start w:w="0" w:type="dxa"/>
-              <w:bottom w:w="0" w:type="dxa"/>
-              <w:end w:w="0" w:type="dxa"/>
-            </w:tcMar>
-            <w:tcBorders>
-              <w:top w:val="nil"/>
-              <w:bottom w:val="single" w:sz="5" w:space="0" w:color="CBD5E1"/>
-              <w:start w:val="nil"/>
-              <w:end w:val="nil"/>
-            </w:tcBorders>
-          </w:tcPr>
-          <w:p>
-            <w:pPr>
-              <w:spacing w:before="0" w:after="0" w:line="240" w:lineRule="auto"/>
-            </w:pPr>
-            <w:r>
-              <w:t xml:space="preserve"> </w:t>
-            </w:r>
-          </w:p>
-        </w:tc>
-      </w:tr>
-      <w:tr>
-        <w:trPr>
-          <w:trHeight w:val="437" w:hRule="atLeast"/>
-        </w:trPr>
-        <w:tc>
-          <w:tcPr>
-            <w:tcW w:type="dxa" w:w="9865"/>
-            <w:tcMar>
-              <w:top w:w="0" w:type="dxa"/>
-              <w:start w:w="0" w:type="dxa"/>
-              <w:bottom w:w="0" w:type="dxa"/>
-              <w:end w:w="0" w:type="dxa"/>
-            </w:tcMar>
-            <w:tcBorders>
-              <w:top w:val="nil"/>
-              <w:bottom w:val="single" w:sz="5" w:space="0" w:color="CBD5E1"/>
-              <w:start w:val="nil"/>
-              <w:end w:val="nil"/>
-            </w:tcBorders>
-          </w:tcPr>
-          <w:p>
-            <w:pPr>
-              <w:spacing w:before="0" w:after="0" w:line="240" w:lineRule="auto"/>
-            </w:pPr>
-            <w:r>
-              <w:t xml:space="preserve"> </w:t>
-            </w:r>
-          </w:p>
-        </w:tc>
-      </w:tr>
-      <w:tr>
-        <w:trPr>
-          <w:trHeight w:val="437" w:hRule="atLeast"/>
-        </w:trPr>
-        <w:tc>
-          <w:tcPr>
-            <w:tcW w:type="dxa" w:w="9865"/>
-            <w:tcMar>
-              <w:top w:w="0" w:type="dxa"/>
-              <w:start w:w="0" w:type="dxa"/>
-              <w:bottom w:w="0" w:type="dxa"/>
-              <w:end w:w="0" w:type="dxa"/>
-            </w:tcMar>
-            <w:tcBorders>
-              <w:top w:val="nil"/>
-              <w:bottom w:val="single" w:sz="5" w:space="0" w:color="CBD5E1"/>
-              <w:start w:val="nil"/>
-              <w:end w:val="nil"/>
-            </w:tcBorders>
-          </w:tcPr>
-          <w:p>
-            <w:pPr>
-              <w:spacing w:before="0" w:after="0" w:line="240" w:lineRule="auto"/>
-            </w:pPr>
-            <w:r>
-              <w:t xml:space="preserve"> </w:t>
-            </w:r>
-          </w:p>
-        </w:tc>
-      </w:tr>
-      <w:tr>
-        <w:trPr>
-          <w:trHeight w:val="437" w:hRule="atLeast"/>
-        </w:trPr>
-        <w:tc>
-          <w:tcPr>
-            <w:tcW w:type="dxa" w:w="9865"/>
-            <w:tcMar>
-              <w:top w:w="0" w:type="dxa"/>
-              <w:start w:w="0" w:type="dxa"/>
-              <w:bottom w:w="0" w:type="dxa"/>
-              <w:end w:w="0" w:type="dxa"/>
-            </w:tcMar>
-            <w:tcBorders>
-              <w:top w:val="nil"/>
-              <w:bottom w:val="single" w:sz="5" w:space="0" w:color="CBD5E1"/>
-              <w:start w:val="nil"/>
-              <w:end w:val="nil"/>
-            </w:tcBorders>
-          </w:tcPr>
-          <w:p>
-            <w:pPr>
-              <w:spacing w:before="0" w:after="0" w:line="240" w:lineRule="auto"/>
-            </w:pPr>
-            <w:r>
-              <w:t xml:space="preserve"> </w:t>
-            </w:r>
-          </w:p>
-        </w:tc>
-      </w:tr>
-    </w:tbl>
-    <w:p>
-      <w:pPr>
-        <w:keepNext/>
-        <w:keepLines w:val="0"/>
-        <w:pageBreakBefore/>
-        <w:spacing w:before="0" w:after="60" w:line="293" w:lineRule="auto"/>
-      </w:pPr>
-      <w:r>
-        <w:rPr>
-          <w:rFonts w:ascii="JetBrains Mono" w:hAnsi="JetBrains Mono" w:eastAsia="Arial Unicode MS"/>
-          <w:b/>
-          <w:i w:val="0"/>
-          <w:color w:val="1D4ED8"/>
-          <w:sz w:val="22"/>
-        </w:rPr>
-        <w:t>W7 / 02</w:t>
-      </w:r>
-    </w:p>
-    <w:p>
-      <w:pPr>
-        <w:keepNext/>
-        <w:keepLines w:val="0"/>
-        <w:spacing w:before="0" w:after="80" w:line="252" w:lineRule="auto"/>
-      </w:pPr>
-      <w:r>
-        <w:rPr>
-          <w:rFonts w:ascii="Arial Unicode MS" w:hAnsi="Arial Unicode MS" w:eastAsia="Arial Unicode MS"/>
-          <w:b/>
-          <w:i w:val="0"/>
-          <w:color w:val="1A2340"/>
-          <w:sz w:val="44"/>
-        </w:rPr>
-        <w:t>先看一版，再看排序怎麼變</w:t>
+        <w:t>01｜我先看到｜08–10 分</w:t>
       </w:r>
     </w:p>
     <w:p>
       <w:pPr>
         <w:keepNext w:val="0"/>
         <w:keepLines w:val="0"/>
-        <w:spacing w:before="0" w:after="140" w:line="293" w:lineRule="auto"/>
-      </w:pPr>
-      <w:r>
-        <w:rPr>
-          <w:rFonts w:ascii="Arial Unicode MS" w:hAnsi="Arial Unicode MS" w:eastAsia="Arial Unicode MS"/>
-          <w:b w:val="0"/>
-          <w:i w:val="0"/>
-          <w:color w:val="5B6573"/>
-          <w:sz w:val="22"/>
-        </w:rPr>
-        <w:t>先比較 A／B 的寫法，再用老師做的透明排序器。查詢固定、不登入、不上傳；排序改變不能證明內容真或假。</w:t>
-      </w:r>
-    </w:p>
-    <w:p>
-      <w:pPr>
-        <w:keepNext/>
-        <w:keepLines w:val="0"/>
-        <w:spacing w:before="100" w:after="40" w:line="293" w:lineRule="auto"/>
-      </w:pPr>
-      <w:r>
-        <w:rPr>
-          <w:rFonts w:ascii="JetBrains Mono" w:hAnsi="JetBrains Mono" w:eastAsia="Arial Unicode MS"/>
-          <w:b/>
-          <w:i w:val="0"/>
-          <w:color w:val="1D4ED8"/>
-          <w:sz w:val="30"/>
-        </w:rPr>
-        <w:t>01</w:t>
-      </w:r>
-      <w:r>
-        <w:rPr>
-          <w:rFonts w:ascii="Arial Unicode MS" w:hAnsi="Arial Unicode MS" w:eastAsia="Arial Unicode MS"/>
-          <w:b w:val="0"/>
-          <w:i w:val="0"/>
-          <w:color w:val="1D4ED8"/>
-          <w:sz w:val="30"/>
-        </w:rPr>
-        <w:t xml:space="preserve">  </w:t>
-      </w:r>
-      <w:r>
-        <w:rPr>
-          <w:rFonts w:ascii="Arial Unicode MS" w:hAnsi="Arial Unicode MS" w:eastAsia="Arial Unicode MS"/>
-          <w:b/>
-          <w:i w:val="0"/>
-          <w:color w:val="1A2340"/>
-          <w:sz w:val="30"/>
-        </w:rPr>
-        <w:t>A 多放了／少放了</w:t>
-      </w:r>
-    </w:p>
-    <w:p>
-      <w:pPr>
-        <w:keepNext/>
-        <w:keepLines w:val="0"/>
         <w:spacing w:before="0" w:after="20" w:line="293" w:lineRule="auto"/>
-      </w:pPr>
-      <w:r>
-        <w:rPr>
-          <w:rFonts w:ascii="Arial Unicode MS" w:hAnsi="Arial Unicode MS" w:eastAsia="Arial Unicode MS"/>
-          <w:b/>
-          <w:i w:val="0"/>
-          <w:color w:val="1D4ED8"/>
-          <w:sz w:val="22"/>
-        </w:rPr>
-        <w:t>課堂必寫</w:t>
-      </w:r>
-      <w:r>
-        <w:rPr>
-          <w:rFonts w:ascii="Arial Unicode MS" w:hAnsi="Arial Unicode MS" w:eastAsia="Arial Unicode MS"/>
-          <w:b w:val="0"/>
-          <w:i w:val="0"/>
-          <w:color w:val="7B8491"/>
-          <w:sz w:val="22"/>
-        </w:rPr>
-        <w:t xml:space="preserve">  ｜  </w:t>
-      </w:r>
-      <w:r>
-        <w:rPr>
-          <w:rFonts w:ascii="Arial Unicode MS" w:hAnsi="Arial Unicode MS" w:eastAsia="Arial Unicode MS"/>
-          <w:b w:val="0"/>
-          <w:i w:val="0"/>
-          <w:color w:val="1A2340"/>
-          <w:sz w:val="22"/>
-        </w:rPr>
-        <w:t>多放＿＿；少放＿＿；根據字詞＿＿。</w:t>
-      </w:r>
-    </w:p>
-    <w:tbl>
-      <w:tblPr>
-        <w:tblW w:type="dxa" w:w="9865"/>
-        <w:jc w:val="left"/>
-        <w:tblLayout w:type="fixed"/>
-        <w:tblLook w:firstColumn="1" w:firstRow="1" w:lastColumn="0" w:lastRow="0" w:noHBand="0" w:noVBand="1" w:val="04A0"/>
-        <w:tblInd w:type="dxa" w:w="0"/>
-      </w:tblPr>
-      <w:tblGrid>
-        <w:gridCol w:w="9865"/>
-      </w:tblGrid>
-      <w:tr>
-        <w:trPr>
-          <w:trHeight w:val="437" w:hRule="atLeast"/>
-        </w:trPr>
-        <w:tc>
-          <w:tcPr>
-            <w:tcW w:type="dxa" w:w="9865"/>
-            <w:tcMar>
-              <w:top w:w="0" w:type="dxa"/>
-              <w:start w:w="0" w:type="dxa"/>
-              <w:bottom w:w="0" w:type="dxa"/>
-              <w:end w:w="0" w:type="dxa"/>
-            </w:tcMar>
-            <w:tcBorders>
-              <w:top w:val="nil"/>
-              <w:bottom w:val="single" w:sz="5" w:space="0" w:color="CBD5E1"/>
-              <w:start w:val="nil"/>
-              <w:end w:val="nil"/>
-            </w:tcBorders>
-          </w:tcPr>
-          <w:p>
-            <w:pPr>
-              <w:spacing w:before="0" w:after="0" w:line="240" w:lineRule="auto"/>
-            </w:pPr>
-            <w:r>
-              <w:t xml:space="preserve"> </w:t>
-            </w:r>
-          </w:p>
-        </w:tc>
-      </w:tr>
-      <w:tr>
-        <w:trPr>
-          <w:trHeight w:val="437" w:hRule="atLeast"/>
-        </w:trPr>
-        <w:tc>
-          <w:tcPr>
-            <w:tcW w:type="dxa" w:w="9865"/>
-            <w:tcMar>
-              <w:top w:w="0" w:type="dxa"/>
-              <w:start w:w="0" w:type="dxa"/>
-              <w:bottom w:w="0" w:type="dxa"/>
-              <w:end w:w="0" w:type="dxa"/>
-            </w:tcMar>
-            <w:tcBorders>
-              <w:top w:val="nil"/>
-              <w:bottom w:val="single" w:sz="5" w:space="0" w:color="CBD5E1"/>
-              <w:start w:val="nil"/>
-              <w:end w:val="nil"/>
-            </w:tcBorders>
-          </w:tcPr>
-          <w:p>
-            <w:pPr>
-              <w:spacing w:before="0" w:after="0" w:line="240" w:lineRule="auto"/>
-            </w:pPr>
-            <w:r>
-              <w:t xml:space="preserve"> </w:t>
-            </w:r>
-          </w:p>
-        </w:tc>
-      </w:tr>
-      <w:tr>
-        <w:trPr>
-          <w:trHeight w:val="437" w:hRule="atLeast"/>
-        </w:trPr>
-        <w:tc>
-          <w:tcPr>
-            <w:tcW w:type="dxa" w:w="9865"/>
-            <w:tcMar>
-              <w:top w:w="0" w:type="dxa"/>
-              <w:start w:w="0" w:type="dxa"/>
-              <w:bottom w:w="0" w:type="dxa"/>
-              <w:end w:w="0" w:type="dxa"/>
-            </w:tcMar>
-            <w:tcBorders>
-              <w:top w:val="nil"/>
-              <w:bottom w:val="single" w:sz="5" w:space="0" w:color="CBD5E1"/>
-              <w:start w:val="nil"/>
-              <w:end w:val="nil"/>
-            </w:tcBorders>
-          </w:tcPr>
-          <w:p>
-            <w:pPr>
-              <w:spacing w:before="0" w:after="0" w:line="240" w:lineRule="auto"/>
-            </w:pPr>
-            <w:r>
-              <w:t xml:space="preserve"> </w:t>
-            </w:r>
-          </w:p>
-        </w:tc>
-      </w:tr>
-      <w:tr>
-        <w:trPr>
-          <w:trHeight w:val="437" w:hRule="atLeast"/>
-        </w:trPr>
-        <w:tc>
-          <w:tcPr>
-            <w:tcW w:type="dxa" w:w="9865"/>
-            <w:tcMar>
-              <w:top w:w="0" w:type="dxa"/>
-              <w:start w:w="0" w:type="dxa"/>
-              <w:bottom w:w="0" w:type="dxa"/>
-              <w:end w:w="0" w:type="dxa"/>
-            </w:tcMar>
-            <w:tcBorders>
-              <w:top w:val="nil"/>
-              <w:bottom w:val="single" w:sz="5" w:space="0" w:color="CBD5E1"/>
-              <w:start w:val="nil"/>
-              <w:end w:val="nil"/>
-            </w:tcBorders>
-          </w:tcPr>
-          <w:p>
-            <w:pPr>
-              <w:spacing w:before="0" w:after="0" w:line="240" w:lineRule="auto"/>
-            </w:pPr>
-            <w:r>
-              <w:t xml:space="preserve"> </w:t>
-            </w:r>
-          </w:p>
-        </w:tc>
-      </w:tr>
-    </w:tbl>
-    <w:p>
-      <w:pPr>
-        <w:keepNext/>
-        <w:keepLines w:val="0"/>
-        <w:spacing w:before="100" w:after="40" w:line="293" w:lineRule="auto"/>
-      </w:pPr>
-      <w:r>
-        <w:rPr>
-          <w:rFonts w:ascii="JetBrains Mono" w:hAnsi="JetBrains Mono" w:eastAsia="Arial Unicode MS"/>
-          <w:b/>
-          <w:i w:val="0"/>
-          <w:color w:val="1D4ED8"/>
-          <w:sz w:val="30"/>
-        </w:rPr>
-        <w:t>02</w:t>
-      </w:r>
-      <w:r>
-        <w:rPr>
-          <w:rFonts w:ascii="Arial Unicode MS" w:hAnsi="Arial Unicode MS" w:eastAsia="Arial Unicode MS"/>
-          <w:b w:val="0"/>
-          <w:i w:val="0"/>
-          <w:color w:val="1D4ED8"/>
-          <w:sz w:val="30"/>
-        </w:rPr>
-        <w:t xml:space="preserve">  </w:t>
-      </w:r>
-      <w:r>
-        <w:rPr>
-          <w:rFonts w:ascii="Arial Unicode MS" w:hAnsi="Arial Unicode MS" w:eastAsia="Arial Unicode MS"/>
-          <w:b/>
-          <w:i w:val="0"/>
-          <w:color w:val="1A2340"/>
-          <w:sz w:val="30"/>
-        </w:rPr>
-        <w:t>B 多放了／少放了</w:t>
-      </w:r>
-    </w:p>
-    <w:p>
-      <w:pPr>
-        <w:keepNext/>
-        <w:keepLines w:val="0"/>
-        <w:spacing w:before="0" w:after="20" w:line="293" w:lineRule="auto"/>
-      </w:pPr>
-      <w:r>
-        <w:rPr>
-          <w:rFonts w:ascii="Arial Unicode MS" w:hAnsi="Arial Unicode MS" w:eastAsia="Arial Unicode MS"/>
-          <w:b/>
-          <w:i w:val="0"/>
-          <w:color w:val="1D4ED8"/>
-          <w:sz w:val="22"/>
-        </w:rPr>
-        <w:t>課堂必寫</w:t>
-      </w:r>
-      <w:r>
-        <w:rPr>
-          <w:rFonts w:ascii="Arial Unicode MS" w:hAnsi="Arial Unicode MS" w:eastAsia="Arial Unicode MS"/>
-          <w:b w:val="0"/>
-          <w:i w:val="0"/>
-          <w:color w:val="7B8491"/>
-          <w:sz w:val="22"/>
-        </w:rPr>
-        <w:t xml:space="preserve">  ｜  </w:t>
-      </w:r>
-      <w:r>
-        <w:rPr>
-          <w:rFonts w:ascii="Arial Unicode MS" w:hAnsi="Arial Unicode MS" w:eastAsia="Arial Unicode MS"/>
-          <w:b w:val="0"/>
-          <w:i w:val="0"/>
-          <w:color w:val="1A2340"/>
-          <w:sz w:val="22"/>
-        </w:rPr>
-        <w:t>多放＿＿；少放＿＿；根據字詞＿＿。</w:t>
-      </w:r>
-    </w:p>
-    <w:tbl>
-      <w:tblPr>
-        <w:tblW w:type="dxa" w:w="9865"/>
-        <w:jc w:val="left"/>
-        <w:tblLayout w:type="fixed"/>
-        <w:tblLook w:firstColumn="1" w:firstRow="1" w:lastColumn="0" w:lastRow="0" w:noHBand="0" w:noVBand="1" w:val="04A0"/>
-        <w:tblInd w:type="dxa" w:w="0"/>
-      </w:tblPr>
-      <w:tblGrid>
-        <w:gridCol w:w="9865"/>
-      </w:tblGrid>
-      <w:tr>
-        <w:trPr>
-          <w:trHeight w:val="437" w:hRule="atLeast"/>
-        </w:trPr>
-        <w:tc>
-          <w:tcPr>
-            <w:tcW w:type="dxa" w:w="9865"/>
-            <w:tcMar>
-              <w:top w:w="0" w:type="dxa"/>
-              <w:start w:w="0" w:type="dxa"/>
-              <w:bottom w:w="0" w:type="dxa"/>
-              <w:end w:w="0" w:type="dxa"/>
-            </w:tcMar>
-            <w:tcBorders>
-              <w:top w:val="nil"/>
-              <w:bottom w:val="single" w:sz="5" w:space="0" w:color="CBD5E1"/>
-              <w:start w:val="nil"/>
-              <w:end w:val="nil"/>
-            </w:tcBorders>
-          </w:tcPr>
-          <w:p>
-            <w:pPr>
-              <w:spacing w:before="0" w:after="0" w:line="240" w:lineRule="auto"/>
-            </w:pPr>
-            <w:r>
-              <w:t xml:space="preserve"> </w:t>
-            </w:r>
-          </w:p>
-        </w:tc>
-      </w:tr>
-      <w:tr>
-        <w:trPr>
-          <w:trHeight w:val="437" w:hRule="atLeast"/>
-        </w:trPr>
-        <w:tc>
-          <w:tcPr>
-            <w:tcW w:type="dxa" w:w="9865"/>
-            <w:tcMar>
-              <w:top w:w="0" w:type="dxa"/>
-              <w:start w:w="0" w:type="dxa"/>
-              <w:bottom w:w="0" w:type="dxa"/>
-              <w:end w:w="0" w:type="dxa"/>
-            </w:tcMar>
-            <w:tcBorders>
-              <w:top w:val="nil"/>
-              <w:bottom w:val="single" w:sz="5" w:space="0" w:color="CBD5E1"/>
-              <w:start w:val="nil"/>
-              <w:end w:val="nil"/>
-            </w:tcBorders>
-          </w:tcPr>
-          <w:p>
-            <w:pPr>
-              <w:spacing w:before="0" w:after="0" w:line="240" w:lineRule="auto"/>
-            </w:pPr>
-            <w:r>
-              <w:t xml:space="preserve"> </w:t>
-            </w:r>
-          </w:p>
-        </w:tc>
-      </w:tr>
-      <w:tr>
-        <w:trPr>
-          <w:trHeight w:val="437" w:hRule="atLeast"/>
-        </w:trPr>
-        <w:tc>
-          <w:tcPr>
-            <w:tcW w:type="dxa" w:w="9865"/>
-            <w:tcMar>
-              <w:top w:w="0" w:type="dxa"/>
-              <w:start w:w="0" w:type="dxa"/>
-              <w:bottom w:w="0" w:type="dxa"/>
-              <w:end w:w="0" w:type="dxa"/>
-            </w:tcMar>
-            <w:tcBorders>
-              <w:top w:val="nil"/>
-              <w:bottom w:val="single" w:sz="5" w:space="0" w:color="CBD5E1"/>
-              <w:start w:val="nil"/>
-              <w:end w:val="nil"/>
-            </w:tcBorders>
-          </w:tcPr>
-          <w:p>
-            <w:pPr>
-              <w:spacing w:before="0" w:after="0" w:line="240" w:lineRule="auto"/>
-            </w:pPr>
-            <w:r>
-              <w:t xml:space="preserve"> </w:t>
-            </w:r>
-          </w:p>
-        </w:tc>
-      </w:tr>
-      <w:tr>
-        <w:trPr>
-          <w:trHeight w:val="437" w:hRule="atLeast"/>
-        </w:trPr>
-        <w:tc>
-          <w:tcPr>
-            <w:tcW w:type="dxa" w:w="9865"/>
-            <w:tcMar>
-              <w:top w:w="0" w:type="dxa"/>
-              <w:start w:w="0" w:type="dxa"/>
-              <w:bottom w:w="0" w:type="dxa"/>
-              <w:end w:w="0" w:type="dxa"/>
-            </w:tcMar>
-            <w:tcBorders>
-              <w:top w:val="nil"/>
-              <w:bottom w:val="single" w:sz="5" w:space="0" w:color="CBD5E1"/>
-              <w:start w:val="nil"/>
-              <w:end w:val="nil"/>
-            </w:tcBorders>
-          </w:tcPr>
-          <w:p>
-            <w:pPr>
-              <w:spacing w:before="0" w:after="0" w:line="240" w:lineRule="auto"/>
-            </w:pPr>
-            <w:r>
-              <w:t xml:space="preserve"> </w:t>
-            </w:r>
-          </w:p>
-        </w:tc>
-      </w:tr>
-    </w:tbl>
-    <w:p>
-      <w:pPr>
-        <w:keepNext/>
-        <w:keepLines w:val="0"/>
-        <w:spacing w:before="100" w:after="40" w:line="293" w:lineRule="auto"/>
-      </w:pPr>
-      <w:r>
-        <w:rPr>
-          <w:rFonts w:ascii="JetBrains Mono" w:hAnsi="JetBrains Mono" w:eastAsia="Arial Unicode MS"/>
-          <w:b/>
-          <w:i w:val="0"/>
-          <w:color w:val="1D4ED8"/>
-          <w:sz w:val="30"/>
-        </w:rPr>
-        <w:t>03</w:t>
-      </w:r>
-      <w:r>
-        <w:rPr>
-          <w:rFonts w:ascii="Arial Unicode MS" w:hAnsi="Arial Unicode MS" w:eastAsia="Arial Unicode MS"/>
-          <w:b w:val="0"/>
-          <w:i w:val="0"/>
-          <w:color w:val="1D4ED8"/>
-          <w:sz w:val="30"/>
-        </w:rPr>
-        <w:t xml:space="preserve">  </w:t>
-      </w:r>
-      <w:r>
-        <w:rPr>
-          <w:rFonts w:ascii="Arial Unicode MS" w:hAnsi="Arial Unicode MS" w:eastAsia="Arial Unicode MS"/>
-          <w:b/>
-          <w:i w:val="0"/>
-          <w:color w:val="1A2340"/>
-          <w:sz w:val="30"/>
-        </w:rPr>
-        <w:t>只看一版＋只改一項</w:t>
-      </w:r>
-    </w:p>
-    <w:p>
-      <w:pPr>
-        <w:keepNext/>
-        <w:keepLines w:val="0"/>
-        <w:spacing w:before="0" w:after="20" w:line="293" w:lineRule="auto"/>
-      </w:pPr>
-      <w:r>
-        <w:rPr>
-          <w:rFonts w:ascii="Arial Unicode MS" w:hAnsi="Arial Unicode MS" w:eastAsia="Arial Unicode MS"/>
-          <w:b/>
-          <w:i w:val="0"/>
-          <w:color w:val="1D4ED8"/>
-          <w:sz w:val="22"/>
-        </w:rPr>
-        <w:t>課堂必寫</w:t>
-      </w:r>
-      <w:r>
-        <w:rPr>
-          <w:rFonts w:ascii="Arial Unicode MS" w:hAnsi="Arial Unicode MS" w:eastAsia="Arial Unicode MS"/>
-          <w:b w:val="0"/>
-          <w:i w:val="0"/>
-          <w:color w:val="7B8491"/>
-          <w:sz w:val="22"/>
-        </w:rPr>
-        <w:t xml:space="preserve">  ｜  </w:t>
-      </w:r>
-      <w:r>
-        <w:rPr>
-          <w:rFonts w:ascii="Arial Unicode MS" w:hAnsi="Arial Unicode MS" w:eastAsia="Arial Unicode MS"/>
-          <w:b w:val="0"/>
-          <w:i w:val="0"/>
-          <w:color w:val="1A2340"/>
-          <w:sz w:val="22"/>
-        </w:rPr>
-        <w:t>A／B：如果我只看＿＿，最可能沒想到＿＿；這可能把我推向＿＿。排序器：我只改 □曾看過的內容 □地點 □排序目標；卡片＿＿從第＿＿變成第＿＿。這能說明先看到的順序可能改變，不能證明內容真或假。</w:t>
-      </w:r>
-    </w:p>
-    <w:tbl>
-      <w:tblPr>
-        <w:tblW w:type="dxa" w:w="9865"/>
-        <w:jc w:val="left"/>
-        <w:tblLayout w:type="fixed"/>
-        <w:tblLook w:firstColumn="1" w:firstRow="1" w:lastColumn="0" w:lastRow="0" w:noHBand="0" w:noVBand="1" w:val="04A0"/>
-        <w:tblInd w:type="dxa" w:w="0"/>
-      </w:tblPr>
-      <w:tblGrid>
-        <w:gridCol w:w="9865"/>
-      </w:tblGrid>
-      <w:tr>
-        <w:trPr>
-          <w:trHeight w:val="437" w:hRule="atLeast"/>
-        </w:trPr>
-        <w:tc>
-          <w:tcPr>
-            <w:tcW w:type="dxa" w:w="9865"/>
-            <w:tcMar>
-              <w:top w:w="0" w:type="dxa"/>
-              <w:start w:w="0" w:type="dxa"/>
-              <w:bottom w:w="0" w:type="dxa"/>
-              <w:end w:w="0" w:type="dxa"/>
-            </w:tcMar>
-            <w:tcBorders>
-              <w:top w:val="nil"/>
-              <w:bottom w:val="single" w:sz="5" w:space="0" w:color="CBD5E1"/>
-              <w:start w:val="nil"/>
-              <w:end w:val="nil"/>
-            </w:tcBorders>
-          </w:tcPr>
-          <w:p>
-            <w:pPr>
-              <w:spacing w:before="0" w:after="0" w:line="240" w:lineRule="auto"/>
-            </w:pPr>
-            <w:r>
-              <w:t xml:space="preserve"> </w:t>
-            </w:r>
-          </w:p>
-        </w:tc>
-      </w:tr>
-      <w:tr>
-        <w:trPr>
-          <w:trHeight w:val="437" w:hRule="atLeast"/>
-        </w:trPr>
-        <w:tc>
-          <w:tcPr>
-            <w:tcW w:type="dxa" w:w="9865"/>
-            <w:tcMar>
-              <w:top w:w="0" w:type="dxa"/>
-              <w:start w:w="0" w:type="dxa"/>
-              <w:bottom w:w="0" w:type="dxa"/>
-              <w:end w:w="0" w:type="dxa"/>
-            </w:tcMar>
-            <w:tcBorders>
-              <w:top w:val="nil"/>
-              <w:bottom w:val="single" w:sz="5" w:space="0" w:color="CBD5E1"/>
-              <w:start w:val="nil"/>
-              <w:end w:val="nil"/>
-            </w:tcBorders>
-          </w:tcPr>
-          <w:p>
-            <w:pPr>
-              <w:spacing w:before="0" w:after="0" w:line="240" w:lineRule="auto"/>
-            </w:pPr>
-            <w:r>
-              <w:t xml:space="preserve"> </w:t>
-            </w:r>
-          </w:p>
-        </w:tc>
-      </w:tr>
-      <w:tr>
-        <w:trPr>
-          <w:trHeight w:val="437" w:hRule="atLeast"/>
-        </w:trPr>
-        <w:tc>
-          <w:tcPr>
-            <w:tcW w:type="dxa" w:w="9865"/>
-            <w:tcMar>
-              <w:top w:w="0" w:type="dxa"/>
-              <w:start w:w="0" w:type="dxa"/>
-              <w:bottom w:w="0" w:type="dxa"/>
-              <w:end w:w="0" w:type="dxa"/>
-            </w:tcMar>
-            <w:tcBorders>
-              <w:top w:val="nil"/>
-              <w:bottom w:val="single" w:sz="5" w:space="0" w:color="CBD5E1"/>
-              <w:start w:val="nil"/>
-              <w:end w:val="nil"/>
-            </w:tcBorders>
-          </w:tcPr>
-          <w:p>
-            <w:pPr>
-              <w:spacing w:before="0" w:after="0" w:line="240" w:lineRule="auto"/>
-            </w:pPr>
-            <w:r>
-              <w:t xml:space="preserve"> </w:t>
-            </w:r>
-          </w:p>
-        </w:tc>
-      </w:tr>
-      <w:tr>
-        <w:trPr>
-          <w:trHeight w:val="437" w:hRule="atLeast"/>
-        </w:trPr>
-        <w:tc>
-          <w:tcPr>
-            <w:tcW w:type="dxa" w:w="9865"/>
-            <w:tcMar>
-              <w:top w:w="0" w:type="dxa"/>
-              <w:start w:w="0" w:type="dxa"/>
-              <w:bottom w:w="0" w:type="dxa"/>
-              <w:end w:w="0" w:type="dxa"/>
-            </w:tcMar>
-            <w:tcBorders>
-              <w:top w:val="nil"/>
-              <w:bottom w:val="single" w:sz="5" w:space="0" w:color="CBD5E1"/>
-              <w:start w:val="nil"/>
-              <w:end w:val="nil"/>
-            </w:tcBorders>
-          </w:tcPr>
-          <w:p>
-            <w:pPr>
-              <w:spacing w:before="0" w:after="0" w:line="240" w:lineRule="auto"/>
-            </w:pPr>
-            <w:r>
-              <w:t xml:space="preserve"> </w:t>
-            </w:r>
-          </w:p>
-        </w:tc>
-      </w:tr>
-      <w:tr>
-        <w:trPr>
-          <w:trHeight w:val="437" w:hRule="atLeast"/>
-        </w:trPr>
-        <w:tc>
-          <w:tcPr>
-            <w:tcW w:type="dxa" w:w="9865"/>
-            <w:tcMar>
-              <w:top w:w="0" w:type="dxa"/>
-              <w:start w:w="0" w:type="dxa"/>
-              <w:bottom w:w="0" w:type="dxa"/>
-              <w:end w:w="0" w:type="dxa"/>
-            </w:tcMar>
-            <w:tcBorders>
-              <w:top w:val="nil"/>
-              <w:bottom w:val="single" w:sz="5" w:space="0" w:color="CBD5E1"/>
-              <w:start w:val="nil"/>
-              <w:end w:val="nil"/>
-            </w:tcBorders>
-          </w:tcPr>
-          <w:p>
-            <w:pPr>
-              <w:spacing w:before="0" w:after="0" w:line="240" w:lineRule="auto"/>
-            </w:pPr>
-            <w:r>
-              <w:t xml:space="preserve"> </w:t>
-            </w:r>
-          </w:p>
-        </w:tc>
-      </w:tr>
-    </w:tbl>
-    <w:p>
-      <w:pPr>
-        <w:keepNext/>
-        <w:keepLines w:val="0"/>
-        <w:pageBreakBefore/>
-        <w:spacing w:before="0" w:after="60" w:line="293" w:lineRule="auto"/>
-      </w:pPr>
-      <w:r>
-        <w:rPr>
-          <w:rFonts w:ascii="JetBrains Mono" w:hAnsi="JetBrains Mono" w:eastAsia="Arial Unicode MS"/>
-          <w:b/>
-          <w:i w:val="0"/>
-          <w:color w:val="1D4ED8"/>
-          <w:sz w:val="22"/>
-        </w:rPr>
-        <w:t>W7 / 03</w:t>
-      </w:r>
-    </w:p>
-    <w:p>
-      <w:pPr>
-        <w:keepNext/>
-        <w:keepLines w:val="0"/>
-        <w:spacing w:before="0" w:after="80" w:line="252" w:lineRule="auto"/>
-      </w:pPr>
-      <w:r>
-        <w:rPr>
-          <w:rFonts w:ascii="Arial Unicode MS" w:hAnsi="Arial Unicode MS" w:eastAsia="Arial Unicode MS"/>
-          <w:b/>
-          <w:i w:val="0"/>
-          <w:color w:val="1A2340"/>
-          <w:sz w:val="44"/>
-        </w:rPr>
-        <w:t>保留主張，拿掉推人的寫法</w:t>
-      </w:r>
-    </w:p>
-    <w:p>
-      <w:pPr>
-        <w:keepNext w:val="0"/>
-        <w:keepLines w:val="0"/>
-        <w:spacing w:before="0" w:after="140" w:line="293" w:lineRule="auto"/>
-      </w:pPr>
-      <w:r>
-        <w:rPr>
-          <w:rFonts w:ascii="Arial Unicode MS" w:hAnsi="Arial Unicode MS" w:eastAsia="Arial Unicode MS"/>
-          <w:b w:val="0"/>
-          <w:i w:val="0"/>
-          <w:color w:val="5B6573"/>
-          <w:sz w:val="22"/>
-        </w:rPr>
-        <w:t>先把情緒、貼標籤或逼人二選一的地方拿掉，再留下能用資料檢查的主張。這頁是 0 分練習，留下學習關卡 2 歷程。</w:t>
-      </w:r>
-    </w:p>
-    <w:p>
-      <w:pPr>
-        <w:keepNext/>
-        <w:keepLines w:val="0"/>
-        <w:spacing w:before="100" w:after="40" w:line="293" w:lineRule="auto"/>
-      </w:pPr>
-      <w:r>
-        <w:rPr>
-          <w:rFonts w:ascii="JetBrains Mono" w:hAnsi="JetBrains Mono" w:eastAsia="Arial Unicode MS"/>
-          <w:b/>
-          <w:i w:val="0"/>
-          <w:color w:val="1D4ED8"/>
-          <w:sz w:val="30"/>
-        </w:rPr>
-        <w:t>01</w:t>
-      </w:r>
-      <w:r>
-        <w:rPr>
-          <w:rFonts w:ascii="Arial Unicode MS" w:hAnsi="Arial Unicode MS" w:eastAsia="Arial Unicode MS"/>
-          <w:b w:val="0"/>
-          <w:i w:val="0"/>
-          <w:color w:val="1D4ED8"/>
-          <w:sz w:val="30"/>
-        </w:rPr>
-        <w:t xml:space="preserve">  </w:t>
-      </w:r>
-      <w:r>
-        <w:rPr>
-          <w:rFonts w:ascii="Arial Unicode MS" w:hAnsi="Arial Unicode MS" w:eastAsia="Arial Unicode MS"/>
-          <w:b/>
-          <w:i w:val="0"/>
-          <w:color w:val="1A2340"/>
-          <w:sz w:val="30"/>
-        </w:rPr>
-        <w:t>原主張</w:t>
-      </w:r>
-    </w:p>
-    <w:p>
-      <w:pPr>
-        <w:keepNext/>
-        <w:keepLines w:val="0"/>
-        <w:spacing w:before="0" w:after="20" w:line="293" w:lineRule="auto"/>
-      </w:pPr>
-      <w:r>
-        <w:rPr>
-          <w:rFonts w:ascii="Arial Unicode MS" w:hAnsi="Arial Unicode MS" w:eastAsia="Arial Unicode MS"/>
-          <w:b/>
-          <w:i w:val="0"/>
-          <w:color w:val="1D4ED8"/>
-          <w:sz w:val="22"/>
-        </w:rPr>
-        <w:t>課堂必寫</w:t>
-      </w:r>
-      <w:r>
-        <w:rPr>
-          <w:rFonts w:ascii="Arial Unicode MS" w:hAnsi="Arial Unicode MS" w:eastAsia="Arial Unicode MS"/>
-          <w:b w:val="0"/>
-          <w:i w:val="0"/>
-          <w:color w:val="7B8491"/>
-          <w:sz w:val="22"/>
-        </w:rPr>
-        <w:t xml:space="preserve">  ｜  </w:t>
-      </w:r>
-      <w:r>
-        <w:rPr>
-          <w:rFonts w:ascii="Arial Unicode MS" w:hAnsi="Arial Unicode MS" w:eastAsia="Arial Unicode MS"/>
-          <w:b w:val="0"/>
-          <w:i w:val="0"/>
-          <w:color w:val="1A2340"/>
-          <w:sz w:val="22"/>
-        </w:rPr>
-        <w:t>兩版共同在談：</w:t>
-      </w:r>
-    </w:p>
-    <w:tbl>
-      <w:tblPr>
-        <w:tblW w:type="dxa" w:w="9865"/>
-        <w:jc w:val="left"/>
-        <w:tblLayout w:type="fixed"/>
-        <w:tblLook w:firstColumn="1" w:firstRow="1" w:lastColumn="0" w:lastRow="0" w:noHBand="0" w:noVBand="1" w:val="04A0"/>
-        <w:tblInd w:type="dxa" w:w="0"/>
-      </w:tblPr>
-      <w:tblGrid>
-        <w:gridCol w:w="9865"/>
-      </w:tblGrid>
-      <w:tr>
-        <w:trPr>
-          <w:trHeight w:val="437" w:hRule="atLeast"/>
-        </w:trPr>
-        <w:tc>
-          <w:tcPr>
-            <w:tcW w:type="dxa" w:w="9865"/>
-            <w:tcMar>
-              <w:top w:w="0" w:type="dxa"/>
-              <w:start w:w="0" w:type="dxa"/>
-              <w:bottom w:w="0" w:type="dxa"/>
-              <w:end w:w="0" w:type="dxa"/>
-            </w:tcMar>
-            <w:tcBorders>
-              <w:top w:val="nil"/>
-              <w:bottom w:val="single" w:sz="5" w:space="0" w:color="CBD5E1"/>
-              <w:start w:val="nil"/>
-              <w:end w:val="nil"/>
-            </w:tcBorders>
-          </w:tcPr>
-          <w:p>
-            <w:pPr>
-              <w:spacing w:before="0" w:after="0" w:line="240" w:lineRule="auto"/>
-            </w:pPr>
-            <w:r>
-              <w:t xml:space="preserve"> </w:t>
-            </w:r>
-          </w:p>
-        </w:tc>
-      </w:tr>
-      <w:tr>
-        <w:trPr>
-          <w:trHeight w:val="437" w:hRule="atLeast"/>
-        </w:trPr>
-        <w:tc>
-          <w:tcPr>
-            <w:tcW w:type="dxa" w:w="9865"/>
-            <w:tcMar>
-              <w:top w:w="0" w:type="dxa"/>
-              <w:start w:w="0" w:type="dxa"/>
-              <w:bottom w:w="0" w:type="dxa"/>
-              <w:end w:w="0" w:type="dxa"/>
-            </w:tcMar>
-            <w:tcBorders>
-              <w:top w:val="nil"/>
-              <w:bottom w:val="single" w:sz="5" w:space="0" w:color="CBD5E1"/>
-              <w:start w:val="nil"/>
-              <w:end w:val="nil"/>
-            </w:tcBorders>
-          </w:tcPr>
-          <w:p>
-            <w:pPr>
-              <w:spacing w:before="0" w:after="0" w:line="240" w:lineRule="auto"/>
-            </w:pPr>
-            <w:r>
-              <w:t xml:space="preserve"> </w:t>
-            </w:r>
-          </w:p>
-        </w:tc>
-      </w:tr>
-    </w:tbl>
-    <w:p>
-      <w:pPr>
-        <w:keepNext/>
-        <w:keepLines w:val="0"/>
-        <w:spacing w:before="100" w:after="40" w:line="293" w:lineRule="auto"/>
-      </w:pPr>
-      <w:r>
-        <w:rPr>
-          <w:rFonts w:ascii="JetBrains Mono" w:hAnsi="JetBrains Mono" w:eastAsia="Arial Unicode MS"/>
-          <w:b/>
-          <w:i w:val="0"/>
-          <w:color w:val="1D4ED8"/>
-          <w:sz w:val="30"/>
-        </w:rPr>
-        <w:t>02</w:t>
-      </w:r>
-      <w:r>
-        <w:rPr>
-          <w:rFonts w:ascii="Arial Unicode MS" w:hAnsi="Arial Unicode MS" w:eastAsia="Arial Unicode MS"/>
-          <w:b w:val="0"/>
-          <w:i w:val="0"/>
-          <w:color w:val="1D4ED8"/>
-          <w:sz w:val="30"/>
-        </w:rPr>
-        <w:t xml:space="preserve">  </w:t>
-      </w:r>
-      <w:r>
-        <w:rPr>
-          <w:rFonts w:ascii="Arial Unicode MS" w:hAnsi="Arial Unicode MS" w:eastAsia="Arial Unicode MS"/>
-          <w:b/>
-          <w:i w:val="0"/>
-          <w:color w:val="1A2340"/>
-          <w:sz w:val="30"/>
-        </w:rPr>
-        <w:t>可討論版</w:t>
-      </w:r>
-    </w:p>
-    <w:p>
-      <w:pPr>
-        <w:keepNext/>
-        <w:keepLines w:val="0"/>
-        <w:spacing w:before="0" w:after="20" w:line="293" w:lineRule="auto"/>
-      </w:pPr>
-      <w:r>
-        <w:rPr>
-          <w:rFonts w:ascii="Arial Unicode MS" w:hAnsi="Arial Unicode MS" w:eastAsia="Arial Unicode MS"/>
-          <w:b/>
-          <w:i w:val="0"/>
-          <w:color w:val="1D4ED8"/>
-          <w:sz w:val="22"/>
-        </w:rPr>
-        <w:t>課堂必寫</w:t>
-      </w:r>
-      <w:r>
-        <w:rPr>
-          <w:rFonts w:ascii="Arial Unicode MS" w:hAnsi="Arial Unicode MS" w:eastAsia="Arial Unicode MS"/>
-          <w:b w:val="0"/>
-          <w:i w:val="0"/>
-          <w:color w:val="7B8491"/>
-          <w:sz w:val="22"/>
-        </w:rPr>
-        <w:t xml:space="preserve">  ｜  </w:t>
-      </w:r>
-      <w:r>
-        <w:rPr>
-          <w:rFonts w:ascii="Arial Unicode MS" w:hAnsi="Arial Unicode MS" w:eastAsia="Arial Unicode MS"/>
-          <w:b w:val="0"/>
-          <w:i w:val="0"/>
-          <w:color w:val="1A2340"/>
-          <w:sz w:val="22"/>
-        </w:rPr>
-        <w:t>限定對象、情況或比較方式，讓證據與例外可以進來：</w:t>
-      </w:r>
-    </w:p>
-    <w:tbl>
-      <w:tblPr>
-        <w:tblW w:type="dxa" w:w="9865"/>
-        <w:jc w:val="left"/>
-        <w:tblLayout w:type="fixed"/>
-        <w:tblLook w:firstColumn="1" w:firstRow="1" w:lastColumn="0" w:lastRow="0" w:noHBand="0" w:noVBand="1" w:val="04A0"/>
-        <w:tblInd w:type="dxa" w:w="0"/>
-      </w:tblPr>
-      <w:tblGrid>
-        <w:gridCol w:w="9865"/>
-      </w:tblGrid>
-      <w:tr>
-        <w:trPr>
-          <w:trHeight w:val="437" w:hRule="atLeast"/>
-        </w:trPr>
-        <w:tc>
-          <w:tcPr>
-            <w:tcW w:type="dxa" w:w="9865"/>
-            <w:tcMar>
-              <w:top w:w="0" w:type="dxa"/>
-              <w:start w:w="0" w:type="dxa"/>
-              <w:bottom w:w="0" w:type="dxa"/>
-              <w:end w:w="0" w:type="dxa"/>
-            </w:tcMar>
-            <w:tcBorders>
-              <w:top w:val="nil"/>
-              <w:bottom w:val="single" w:sz="5" w:space="0" w:color="CBD5E1"/>
-              <w:start w:val="nil"/>
-              <w:end w:val="nil"/>
-            </w:tcBorders>
-          </w:tcPr>
-          <w:p>
-            <w:pPr>
-              <w:spacing w:before="0" w:after="0" w:line="240" w:lineRule="auto"/>
-            </w:pPr>
-            <w:r>
-              <w:t xml:space="preserve"> </w:t>
-            </w:r>
-          </w:p>
-        </w:tc>
-      </w:tr>
-      <w:tr>
-        <w:trPr>
-          <w:trHeight w:val="437" w:hRule="atLeast"/>
-        </w:trPr>
-        <w:tc>
-          <w:tcPr>
-            <w:tcW w:type="dxa" w:w="9865"/>
-            <w:tcMar>
-              <w:top w:w="0" w:type="dxa"/>
-              <w:start w:w="0" w:type="dxa"/>
-              <w:bottom w:w="0" w:type="dxa"/>
-              <w:end w:w="0" w:type="dxa"/>
-            </w:tcMar>
-            <w:tcBorders>
-              <w:top w:val="nil"/>
-              <w:bottom w:val="single" w:sz="5" w:space="0" w:color="CBD5E1"/>
-              <w:start w:val="nil"/>
-              <w:end w:val="nil"/>
-            </w:tcBorders>
-          </w:tcPr>
-          <w:p>
-            <w:pPr>
-              <w:spacing w:before="0" w:after="0" w:line="240" w:lineRule="auto"/>
-            </w:pPr>
-            <w:r>
-              <w:t xml:space="preserve"> </w:t>
-            </w:r>
-          </w:p>
-        </w:tc>
-      </w:tr>
-      <w:tr>
-        <w:trPr>
-          <w:trHeight w:val="437" w:hRule="atLeast"/>
-        </w:trPr>
-        <w:tc>
-          <w:tcPr>
-            <w:tcW w:type="dxa" w:w="9865"/>
-            <w:tcMar>
-              <w:top w:w="0" w:type="dxa"/>
-              <w:start w:w="0" w:type="dxa"/>
-              <w:bottom w:w="0" w:type="dxa"/>
-              <w:end w:w="0" w:type="dxa"/>
-            </w:tcMar>
-            <w:tcBorders>
-              <w:top w:val="nil"/>
-              <w:bottom w:val="single" w:sz="5" w:space="0" w:color="CBD5E1"/>
-              <w:start w:val="nil"/>
-              <w:end w:val="nil"/>
-            </w:tcBorders>
-          </w:tcPr>
-          <w:p>
-            <w:pPr>
-              <w:spacing w:before="0" w:after="0" w:line="240" w:lineRule="auto"/>
-            </w:pPr>
-            <w:r>
-              <w:t xml:space="preserve"> </w:t>
-            </w:r>
-          </w:p>
-        </w:tc>
-      </w:tr>
-      <w:tr>
-        <w:trPr>
-          <w:trHeight w:val="437" w:hRule="atLeast"/>
-        </w:trPr>
-        <w:tc>
-          <w:tcPr>
-            <w:tcW w:type="dxa" w:w="9865"/>
-            <w:tcMar>
-              <w:top w:w="0" w:type="dxa"/>
-              <w:start w:w="0" w:type="dxa"/>
-              <w:bottom w:w="0" w:type="dxa"/>
-              <w:end w:w="0" w:type="dxa"/>
-            </w:tcMar>
-            <w:tcBorders>
-              <w:top w:val="nil"/>
-              <w:bottom w:val="single" w:sz="5" w:space="0" w:color="CBD5E1"/>
-              <w:start w:val="nil"/>
-              <w:end w:val="nil"/>
-            </w:tcBorders>
-          </w:tcPr>
-          <w:p>
-            <w:pPr>
-              <w:spacing w:before="0" w:after="0" w:line="240" w:lineRule="auto"/>
-            </w:pPr>
-            <w:r>
-              <w:t xml:space="preserve"> </w:t>
-            </w:r>
-          </w:p>
-        </w:tc>
-      </w:tr>
-    </w:tbl>
-    <w:p>
-      <w:pPr>
-        <w:keepNext/>
-        <w:keepLines w:val="0"/>
-        <w:spacing w:before="100" w:after="40" w:line="293" w:lineRule="auto"/>
-      </w:pPr>
-      <w:r>
-        <w:rPr>
-          <w:rFonts w:ascii="JetBrains Mono" w:hAnsi="JetBrains Mono" w:eastAsia="Arial Unicode MS"/>
-          <w:b/>
-          <w:i w:val="0"/>
-          <w:color w:val="1D4ED8"/>
-          <w:sz w:val="30"/>
-        </w:rPr>
-        <w:t>03</w:t>
-      </w:r>
-      <w:r>
-        <w:rPr>
-          <w:rFonts w:ascii="Arial Unicode MS" w:hAnsi="Arial Unicode MS" w:eastAsia="Arial Unicode MS"/>
-          <w:b w:val="0"/>
-          <w:i w:val="0"/>
-          <w:color w:val="1D4ED8"/>
-          <w:sz w:val="30"/>
-        </w:rPr>
-        <w:t xml:space="preserve">  </w:t>
-      </w:r>
-      <w:r>
-        <w:rPr>
-          <w:rFonts w:ascii="Arial Unicode MS" w:hAnsi="Arial Unicode MS" w:eastAsia="Arial Unicode MS"/>
-          <w:b/>
-          <w:i w:val="0"/>
-          <w:color w:val="1A2340"/>
-          <w:sz w:val="30"/>
-        </w:rPr>
-        <w:t>我最後怎麼改</w:t>
-      </w:r>
-    </w:p>
-    <w:p>
-      <w:pPr>
-        <w:keepNext/>
-        <w:keepLines w:val="0"/>
-        <w:spacing w:before="0" w:after="20" w:line="293" w:lineRule="auto"/>
-      </w:pPr>
-      <w:r>
-        <w:rPr>
-          <w:rFonts w:ascii="Arial Unicode MS" w:hAnsi="Arial Unicode MS" w:eastAsia="Arial Unicode MS"/>
-          <w:b/>
-          <w:i w:val="0"/>
-          <w:color w:val="1D4ED8"/>
-          <w:sz w:val="22"/>
-        </w:rPr>
-        <w:t>課堂必寫</w:t>
-      </w:r>
-      <w:r>
-        <w:rPr>
-          <w:rFonts w:ascii="Arial Unicode MS" w:hAnsi="Arial Unicode MS" w:eastAsia="Arial Unicode MS"/>
-          <w:b w:val="0"/>
-          <w:i w:val="0"/>
-          <w:color w:val="7B8491"/>
-          <w:sz w:val="22"/>
-        </w:rPr>
-        <w:t xml:space="preserve">  ｜  </w:t>
-      </w:r>
-      <w:r>
-        <w:rPr>
-          <w:rFonts w:ascii="Arial Unicode MS" w:hAnsi="Arial Unicode MS" w:eastAsia="Arial Unicode MS"/>
-          <w:b w:val="0"/>
-          <w:i w:val="0"/>
-          <w:color w:val="1A2340"/>
-          <w:sz w:val="22"/>
-        </w:rPr>
-        <w:t>我拿掉＿＿，因為它先推我＿＿；我保留＿＿，因為可以用＿＿來檢查。</w:t>
-      </w:r>
-    </w:p>
-    <w:tbl>
-      <w:tblPr>
-        <w:tblW w:type="dxa" w:w="9865"/>
-        <w:jc w:val="left"/>
-        <w:tblLayout w:type="fixed"/>
-        <w:tblLook w:firstColumn="1" w:firstRow="1" w:lastColumn="0" w:lastRow="0" w:noHBand="0" w:noVBand="1" w:val="04A0"/>
-        <w:tblInd w:type="dxa" w:w="0"/>
-      </w:tblPr>
-      <w:tblGrid>
-        <w:gridCol w:w="9865"/>
-      </w:tblGrid>
-      <w:tr>
-        <w:trPr>
-          <w:trHeight w:val="437" w:hRule="atLeast"/>
-        </w:trPr>
-        <w:tc>
-          <w:tcPr>
-            <w:tcW w:type="dxa" w:w="9865"/>
-            <w:tcMar>
-              <w:top w:w="0" w:type="dxa"/>
-              <w:start w:w="0" w:type="dxa"/>
-              <w:bottom w:w="0" w:type="dxa"/>
-              <w:end w:w="0" w:type="dxa"/>
-            </w:tcMar>
-            <w:tcBorders>
-              <w:top w:val="nil"/>
-              <w:bottom w:val="single" w:sz="5" w:space="0" w:color="CBD5E1"/>
-              <w:start w:val="nil"/>
-              <w:end w:val="nil"/>
-            </w:tcBorders>
-          </w:tcPr>
-          <w:p>
-            <w:pPr>
-              <w:spacing w:before="0" w:after="0" w:line="240" w:lineRule="auto"/>
-            </w:pPr>
-            <w:r>
-              <w:t xml:space="preserve"> </w:t>
-            </w:r>
-          </w:p>
-        </w:tc>
-      </w:tr>
-      <w:tr>
-        <w:trPr>
-          <w:trHeight w:val="437" w:hRule="atLeast"/>
-        </w:trPr>
-        <w:tc>
-          <w:tcPr>
-            <w:tcW w:type="dxa" w:w="9865"/>
-            <w:tcMar>
-              <w:top w:w="0" w:type="dxa"/>
-              <w:start w:w="0" w:type="dxa"/>
-              <w:bottom w:w="0" w:type="dxa"/>
-              <w:end w:w="0" w:type="dxa"/>
-            </w:tcMar>
-            <w:tcBorders>
-              <w:top w:val="nil"/>
-              <w:bottom w:val="single" w:sz="5" w:space="0" w:color="CBD5E1"/>
-              <w:start w:val="nil"/>
-              <w:end w:val="nil"/>
-            </w:tcBorders>
-          </w:tcPr>
-          <w:p>
-            <w:pPr>
-              <w:spacing w:before="0" w:after="0" w:line="240" w:lineRule="auto"/>
-            </w:pPr>
-            <w:r>
-              <w:t xml:space="preserve"> </w:t>
-            </w:r>
-          </w:p>
-        </w:tc>
-      </w:tr>
-      <w:tr>
-        <w:trPr>
-          <w:trHeight w:val="437" w:hRule="atLeast"/>
-        </w:trPr>
-        <w:tc>
-          <w:tcPr>
-            <w:tcW w:type="dxa" w:w="9865"/>
-            <w:tcMar>
-              <w:top w:w="0" w:type="dxa"/>
-              <w:start w:w="0" w:type="dxa"/>
-              <w:bottom w:w="0" w:type="dxa"/>
-              <w:end w:w="0" w:type="dxa"/>
-            </w:tcMar>
-            <w:tcBorders>
-              <w:top w:val="nil"/>
-              <w:bottom w:val="single" w:sz="5" w:space="0" w:color="CBD5E1"/>
-              <w:start w:val="nil"/>
-              <w:end w:val="nil"/>
-            </w:tcBorders>
-          </w:tcPr>
-          <w:p>
-            <w:pPr>
-              <w:spacing w:before="0" w:after="0" w:line="240" w:lineRule="auto"/>
-            </w:pPr>
-            <w:r>
-              <w:t xml:space="preserve"> </w:t>
-            </w:r>
-          </w:p>
-        </w:tc>
-      </w:tr>
-    </w:tbl>
-    <w:p>
-      <w:pPr>
-        <w:keepNext/>
-        <w:keepLines w:val="0"/>
-        <w:spacing w:before="100" w:after="40" w:line="293" w:lineRule="auto"/>
-      </w:pPr>
-      <w:r>
-        <w:rPr>
-          <w:rFonts w:ascii="JetBrains Mono" w:hAnsi="JetBrains Mono" w:eastAsia="Arial Unicode MS"/>
-          <w:b/>
-          <w:i w:val="0"/>
-          <w:color w:val="1D4ED8"/>
-          <w:sz w:val="30"/>
-        </w:rPr>
-        <w:t>04</w:t>
-      </w:r>
-      <w:r>
-        <w:rPr>
-          <w:rFonts w:ascii="Arial Unicode MS" w:hAnsi="Arial Unicode MS" w:eastAsia="Arial Unicode MS"/>
-          <w:b w:val="0"/>
-          <w:i w:val="0"/>
-          <w:color w:val="1D4ED8"/>
-          <w:sz w:val="30"/>
-        </w:rPr>
-        <w:t xml:space="preserve">  </w:t>
-      </w:r>
-      <w:r>
-        <w:rPr>
-          <w:rFonts w:ascii="Arial Unicode MS" w:hAnsi="Arial Unicode MS" w:eastAsia="Arial Unicode MS"/>
-          <w:b/>
-          <w:i w:val="0"/>
-          <w:color w:val="1A2340"/>
-          <w:sz w:val="30"/>
-        </w:rPr>
-        <w:t>下一次換一個動作</w:t>
-      </w:r>
-    </w:p>
-    <w:p>
-      <w:pPr>
-        <w:keepNext/>
-        <w:keepLines w:val="0"/>
-        <w:spacing w:before="0" w:after="20" w:line="293" w:lineRule="auto"/>
-      </w:pPr>
-      <w:r>
-        <w:rPr>
-          <w:rFonts w:ascii="Arial Unicode MS" w:hAnsi="Arial Unicode MS" w:eastAsia="Arial Unicode MS"/>
-          <w:b/>
-          <w:i w:val="0"/>
-          <w:color w:val="1D4ED8"/>
-          <w:sz w:val="22"/>
-        </w:rPr>
-        <w:t>課堂必寫</w:t>
-      </w:r>
-      <w:r>
-        <w:rPr>
-          <w:rFonts w:ascii="Arial Unicode MS" w:hAnsi="Arial Unicode MS" w:eastAsia="Arial Unicode MS"/>
-          <w:b w:val="0"/>
-          <w:i w:val="0"/>
-          <w:color w:val="7B8491"/>
-          <w:sz w:val="22"/>
-        </w:rPr>
-        <w:t xml:space="preserve">  ｜  </w:t>
-      </w:r>
-      <w:r>
-        <w:rPr>
-          <w:rFonts w:ascii="Arial Unicode MS" w:hAnsi="Arial Unicode MS" w:eastAsia="Arial Unicode MS"/>
-          <w:b w:val="0"/>
-          <w:i w:val="0"/>
-          <w:color w:val="1A2340"/>
-          <w:sz w:val="22"/>
-        </w:rPr>
-        <w:t>我會多搜＿＿／比較＿＿／少追著＿＿走，因為＿＿。</w:t>
-      </w:r>
-    </w:p>
-    <w:tbl>
-      <w:tblPr>
-        <w:tblW w:type="dxa" w:w="9865"/>
-        <w:jc w:val="left"/>
-        <w:tblLayout w:type="fixed"/>
-        <w:tblLook w:firstColumn="1" w:firstRow="1" w:lastColumn="0" w:lastRow="0" w:noHBand="0" w:noVBand="1" w:val="04A0"/>
-        <w:tblInd w:type="dxa" w:w="0"/>
-      </w:tblPr>
-      <w:tblGrid>
-        <w:gridCol w:w="9865"/>
-      </w:tblGrid>
-      <w:tr>
-        <w:trPr>
-          <w:trHeight w:val="437" w:hRule="atLeast"/>
-        </w:trPr>
-        <w:tc>
-          <w:tcPr>
-            <w:tcW w:type="dxa" w:w="9865"/>
-            <w:tcMar>
-              <w:top w:w="0" w:type="dxa"/>
-              <w:start w:w="0" w:type="dxa"/>
-              <w:bottom w:w="0" w:type="dxa"/>
-              <w:end w:w="0" w:type="dxa"/>
-            </w:tcMar>
-            <w:tcBorders>
-              <w:top w:val="nil"/>
-              <w:bottom w:val="single" w:sz="5" w:space="0" w:color="CBD5E1"/>
-              <w:start w:val="nil"/>
-              <w:end w:val="nil"/>
-            </w:tcBorders>
-          </w:tcPr>
-          <w:p>
-            <w:pPr>
-              <w:spacing w:before="0" w:after="0" w:line="240" w:lineRule="auto"/>
-            </w:pPr>
-            <w:r>
-              <w:t xml:space="preserve"> </w:t>
-            </w:r>
-          </w:p>
-        </w:tc>
-      </w:tr>
-    </w:tbl>
-    <w:p>
-      <w:pPr>
-        <w:keepNext/>
-        <w:keepLines w:val="0"/>
-        <w:pageBreakBefore/>
-        <w:spacing w:before="0" w:after="60" w:line="293" w:lineRule="auto"/>
-      </w:pPr>
-      <w:r>
-        <w:rPr>
-          <w:rFonts w:ascii="JetBrains Mono" w:hAnsi="JetBrains Mono" w:eastAsia="Arial Unicode MS"/>
-          <w:b/>
-          <w:i w:val="0"/>
-          <w:color w:val="1D4ED8"/>
-          <w:sz w:val="22"/>
-        </w:rPr>
-        <w:t>W7 / 04</w:t>
-      </w:r>
-    </w:p>
-    <w:p>
-      <w:pPr>
-        <w:keepNext/>
-        <w:keepLines w:val="0"/>
-        <w:spacing w:before="0" w:after="80" w:line="252" w:lineRule="auto"/>
-      </w:pPr>
-      <w:r>
-        <w:rPr>
-          <w:rFonts w:ascii="Arial Unicode MS" w:hAnsi="Arial Unicode MS" w:eastAsia="Arial Unicode MS"/>
-          <w:b/>
-          <w:i w:val="0"/>
-          <w:color w:val="1A2340"/>
-          <w:sz w:val="44"/>
-        </w:rPr>
-        <w:t>換個情境，再試一次</w:t>
-      </w:r>
-    </w:p>
-    <w:p>
-      <w:pPr>
-        <w:keepNext w:val="0"/>
-        <w:keepLines w:val="0"/>
-        <w:spacing w:before="0" w:after="140" w:line="293" w:lineRule="auto"/>
-      </w:pPr>
-      <w:r>
-        <w:rPr>
-          <w:rFonts w:ascii="Arial Unicode MS" w:hAnsi="Arial Unicode MS" w:eastAsia="Arial Unicode MS"/>
-          <w:b w:val="0"/>
-          <w:i w:val="0"/>
-          <w:color w:val="5B6573"/>
-          <w:sz w:val="22"/>
-        </w:rPr>
-        <w:t>生活練習不計分、不列學習關卡；紙本照常收回，不必交出自己的私事。</w:t>
-      </w:r>
-    </w:p>
-    <w:p>
-      <w:pPr>
-        <w:keepNext/>
-        <w:keepLines w:val="0"/>
-        <w:spacing w:before="100" w:after="40" w:line="293" w:lineRule="auto"/>
-      </w:pPr>
-      <w:r>
-        <w:rPr>
-          <w:rFonts w:ascii="JetBrains Mono" w:hAnsi="JetBrains Mono" w:eastAsia="Arial Unicode MS"/>
-          <w:b/>
-          <w:i w:val="0"/>
-          <w:color w:val="1D4ED8"/>
-          <w:sz w:val="30"/>
-        </w:rPr>
-        <w:t>生活</w:t>
-      </w:r>
-      <w:r>
-        <w:rPr>
-          <w:rFonts w:ascii="Arial Unicode MS" w:hAnsi="Arial Unicode MS" w:eastAsia="Arial Unicode MS"/>
-          <w:b w:val="0"/>
-          <w:i w:val="0"/>
-          <w:color w:val="1D4ED8"/>
-          <w:sz w:val="30"/>
-        </w:rPr>
-        <w:t xml:space="preserve">  </w:t>
-      </w:r>
-      <w:r>
-        <w:rPr>
-          <w:rFonts w:ascii="Arial Unicode MS" w:hAnsi="Arial Unicode MS" w:eastAsia="Arial Unicode MS"/>
-          <w:b/>
-          <w:i w:val="0"/>
-          <w:color w:val="1A2340"/>
-          <w:sz w:val="30"/>
-        </w:rPr>
-        <w:t>推薦頁都是它，就該選它？</w:t>
-      </w:r>
-    </w:p>
-    <w:p>
-      <w:pPr>
-        <w:keepNext w:val="0"/>
-        <w:keepLines w:val="0"/>
-        <w:spacing w:before="0" w:after="40" w:line="293" w:lineRule="auto"/>
-      </w:pPr>
-      <w:r>
-        <w:rPr>
-          <w:rFonts w:ascii="Arial Unicode MS" w:hAnsi="Arial Unicode MS" w:eastAsia="Arial Unicode MS"/>
-          <w:b w:val="0"/>
-          <w:i w:val="0"/>
-          <w:color w:val="5B6573"/>
-          <w:sz w:val="22"/>
-        </w:rPr>
-        <w:t>課堂練習｜不計分、不列學習關卡；整本照常收回。</w:t>
-      </w:r>
-    </w:p>
-    <w:p>
-      <w:pPr>
-        <w:keepNext w:val="0"/>
-        <w:keepLines w:val="0"/>
-        <w:spacing w:before="0" w:after="40" w:line="293" w:lineRule="auto"/>
       </w:pPr>
       <w:r>
         <w:rPr>
@@ -2209,14 +172,33 @@
           <w:color w:val="1A2340"/>
           <w:sz w:val="22"/>
         </w:rPr>
-        <w:t>你正在選社團，推薦頁連著出現五支熱舞社影片。朋友說：『大家都選熱舞，我們也去吧。』你只看過這五支。</w:t>
+        <w:t>先看 □ A 卡 □ B 卡。教師自編模擬建議；不是真實平台結果。</w:t>
+        <w:br/>
+        <w:t>每兩人一張單版卡；18 分才交換。只在本頁寫，不另抄整段。</w:t>
+      </w:r>
+    </w:p>
+    <w:p>
+      <w:pPr>
+        <w:keepNext/>
+        <w:keepLines w:val="0"/>
+        <w:spacing w:before="80" w:after="20" w:line="293" w:lineRule="auto"/>
+      </w:pPr>
+      <w:r>
+        <w:rPr>
+          <w:rFonts w:ascii="Arial Unicode MS" w:hAnsi="Arial Unicode MS" w:eastAsia="Arial Unicode MS"/>
+          <w:b/>
+          <w:i w:val="0"/>
+          <w:color w:val="1A2340"/>
+          <w:sz w:val="30"/>
+        </w:rPr>
+        <w:t>02｜兩處字詞，分別讓我想到什麼｜10–14 分</w:t>
       </w:r>
     </w:p>
     <w:p>
       <w:pPr>
         <w:keepNext w:val="0"/>
         <w:keepLines w:val="0"/>
-        <w:spacing w:before="0" w:after="40" w:line="293" w:lineRule="auto"/>
+        <w:spacing w:before="0" w:after="20" w:line="293" w:lineRule="auto"/>
       </w:pPr>
       <w:r>
         <w:rPr>
@@ -2226,44 +208,7 @@
           <w:color w:val="1A2340"/>
           <w:sz w:val="22"/>
         </w:rPr>
-        <w:t>寫下你現在會做的一個動作，讓自己不只靠這五支影片決定；並寫出你要找的資訊。</w:t>
-      </w:r>
-    </w:p>
-    <w:p>
-      <w:pPr>
-        <w:keepNext/>
-        <w:keepLines w:val="0"/>
-        <w:spacing w:before="20" w:after="20" w:line="293" w:lineRule="auto"/>
-      </w:pPr>
-      <w:r>
-        <w:rPr>
-          <w:rFonts w:ascii="Arial Unicode MS" w:hAnsi="Arial Unicode MS" w:eastAsia="Arial Unicode MS"/>
-          <w:b/>
-          <w:i w:val="0"/>
-          <w:color w:val="5B6573"/>
-          <w:sz w:val="22"/>
-        </w:rPr>
-        <w:t>先做一次</w:t>
-      </w:r>
-      <w:r>
-        <w:rPr>
-          <w:rFonts w:ascii="Arial Unicode MS" w:hAnsi="Arial Unicode MS" w:eastAsia="Arial Unicode MS"/>
-          <w:b w:val="0"/>
-          <w:i w:val="0"/>
-          <w:color w:val="7B8491"/>
-          <w:sz w:val="22"/>
-        </w:rPr>
-        <w:t xml:space="preserve">  ｜  </w:t>
-      </w:r>
-      <w:r>
-        <w:rPr>
-          <w:rFonts w:ascii="Arial Unicode MS" w:hAnsi="Arial Unicode MS" w:eastAsia="Arial Unicode MS"/>
-          <w:b w:val="0"/>
-          <w:i w:val="0"/>
-          <w:color w:val="1A2340"/>
-          <w:sz w:val="22"/>
-        </w:rPr>
-        <w:t>我先做的動作／要找什麼</w:t>
+        <w:t>第一處原詞：＿＿＿＿。它先讓我感覺／相信／想做什麼？</w:t>
       </w:r>
     </w:p>
     <w:tbl>
@@ -2359,7 +304,7 @@
           </w:tcPr>
           <w:p>
             <w:pPr>
-              <w:spacing w:before="0" w:after="20" w:line="240" w:lineRule="auto"/>
+              <w:spacing w:before="0" w:after="0" w:line="240" w:lineRule="auto"/>
             </w:pPr>
             <w:r>
               <w:t xml:space="preserve"> </w:t>
@@ -2372,24 +317,7 @@
       <w:pPr>
         <w:keepNext w:val="0"/>
         <w:keepLines w:val="0"/>
-        <w:spacing w:before="60" w:after="40" w:line="293" w:lineRule="auto"/>
-      </w:pPr>
-      <w:r>
-        <w:rPr>
-          <w:rFonts w:ascii="Arial Unicode MS" w:hAnsi="Arial Unicode MS" w:eastAsia="Arial Unicode MS"/>
-          <w:b/>
-          <w:i w:val="0"/>
-          <w:color w:val="1A2340"/>
-          <w:sz w:val="22"/>
-        </w:rPr>
-        <w:t>先寫完，再看：你發現五支影片都是同一位社員上傳的；另一個社團的練習時間更適合你。</w:t>
-      </w:r>
-    </w:p>
-    <w:p>
-      <w:pPr>
-        <w:keepNext w:val="0"/>
-        <w:keepLines w:val="0"/>
-        <w:spacing w:before="0" w:after="40" w:line="293" w:lineRule="auto"/>
+        <w:spacing w:before="0" w:after="20" w:line="293" w:lineRule="auto"/>
       </w:pPr>
       <w:r>
         <w:rPr>
@@ -2399,44 +327,7 @@
           <w:color w:val="1A2340"/>
           <w:sz w:val="22"/>
         </w:rPr>
-        <w:t>你要改決定，還是仍選熱舞？寫出理由；不能只用『看到最多次』當理由。</w:t>
-      </w:r>
-    </w:p>
-    <w:p>
-      <w:pPr>
-        <w:keepNext/>
-        <w:keepLines w:val="0"/>
-        <w:spacing w:before="20" w:after="20" w:line="293" w:lineRule="auto"/>
-      </w:pPr>
-      <w:r>
-        <w:rPr>
-          <w:rFonts w:ascii="Arial Unicode MS" w:hAnsi="Arial Unicode MS" w:eastAsia="Arial Unicode MS"/>
-          <w:b/>
-          <w:i w:val="0"/>
-          <w:color w:val="5B6573"/>
-          <w:sz w:val="22"/>
-        </w:rPr>
-        <w:t>再決定</w:t>
-      </w:r>
-      <w:r>
-        <w:rPr>
-          <w:rFonts w:ascii="Arial Unicode MS" w:hAnsi="Arial Unicode MS" w:eastAsia="Arial Unicode MS"/>
-          <w:b w:val="0"/>
-          <w:i w:val="0"/>
-          <w:color w:val="7B8491"/>
-          <w:sz w:val="22"/>
-        </w:rPr>
-        <w:t xml:space="preserve">  ｜  </w:t>
-      </w:r>
-      <w:r>
-        <w:rPr>
-          <w:rFonts w:ascii="Arial Unicode MS" w:hAnsi="Arial Unicode MS" w:eastAsia="Arial Unicode MS"/>
-          <w:b w:val="0"/>
-          <w:i w:val="0"/>
-          <w:color w:val="1A2340"/>
-          <w:sz w:val="22"/>
-        </w:rPr>
-        <w:t>多知道這些後，我決定</w:t>
+        <w:t>第二處原詞：＿＿＿＿。它先讓我感覺／相信／想做什麼？</w:t>
       </w:r>
     </w:p>
     <w:tbl>
@@ -2532,7 +423,7 @@
           </w:tcPr>
           <w:p>
             <w:pPr>
-              <w:spacing w:before="0" w:after="20" w:line="240" w:lineRule="auto"/>
+              <w:spacing w:before="0" w:after="0" w:line="240" w:lineRule="auto"/>
             </w:pPr>
             <w:r>
               <w:t xml:space="preserve"> </w:t>
@@ -2545,28 +436,8 @@
       <w:pPr>
         <w:keepNext/>
         <w:keepLines w:val="0"/>
-        <w:spacing w:before="100" w:after="40" w:line="293" w:lineRule="auto"/>
+        <w:spacing w:before="80" w:after="20" w:line="293" w:lineRule="auto"/>
       </w:pPr>
-      <w:r>
-        <w:rPr>
-          <w:rFonts w:ascii="JetBrains Mono" w:hAnsi="JetBrains Mono" w:eastAsia="Arial Unicode MS"/>
-          <w:b/>
-          <w:i w:val="0"/>
-          <w:color w:val="1D4ED8"/>
-          <w:sz w:val="30"/>
-        </w:rPr>
-        <w:t>01</w:t>
-      </w:r>
-      <w:r>
-        <w:rPr>
-          <w:rFonts w:ascii="Arial Unicode MS" w:hAnsi="Arial Unicode MS" w:eastAsia="Arial Unicode MS"/>
-          <w:b w:val="0"/>
-          <w:i w:val="0"/>
-          <w:color w:val="1D4ED8"/>
-          <w:sz w:val="30"/>
-        </w:rPr>
-        <w:t xml:space="preserve">  </w:t>
-      </w:r>
       <w:r>
         <w:rPr>
           <w:rFonts w:ascii="Arial Unicode MS" w:hAnsi="Arial Unicode MS" w:eastAsia="Arial Unicode MS"/>
@@ -2575,35 +446,15 @@
           <w:color w:val="1A2340"/>
           <w:sz w:val="30"/>
         </w:rPr>
-        <w:t>個人反思｜可留白</w:t>
+        <w:t>03｜我的第一個反應｜10–14 分</w:t>
       </w:r>
     </w:p>
     <w:p>
       <w:pPr>
-        <w:keepNext/>
+        <w:keepNext w:val="0"/>
         <w:keepLines w:val="0"/>
         <w:spacing w:before="0" w:after="20" w:line="293" w:lineRule="auto"/>
       </w:pPr>
-      <w:r>
-        <w:rPr>
-          <w:rFonts w:ascii="Arial Unicode MS" w:hAnsi="Arial Unicode MS" w:eastAsia="Arial Unicode MS"/>
-          <w:b/>
-          <w:i w:val="0"/>
-          <w:color w:val="5B6573"/>
-          <w:sz w:val="22"/>
-        </w:rPr>
-        <w:t>不評分</w:t>
-      </w:r>
-      <w:r>
-        <w:rPr>
-          <w:rFonts w:ascii="Arial Unicode MS" w:hAnsi="Arial Unicode MS" w:eastAsia="Arial Unicode MS"/>
-          <w:b w:val="0"/>
-          <w:i w:val="0"/>
-          <w:color w:val="7B8491"/>
-          <w:sz w:val="22"/>
-        </w:rPr>
-        <w:t xml:space="preserve">  ｜  </w:t>
-      </w:r>
       <w:r>
         <w:rPr>
           <w:rFonts w:ascii="Arial Unicode MS" w:hAnsi="Arial Unicode MS" w:eastAsia="Arial Unicode MS"/>
@@ -2612,7 +463,7 @@
           <w:color w:val="1A2340"/>
           <w:sz w:val="22"/>
         </w:rPr>
-        <w:t>我最容易被哪一種字詞或順序抓住？下次只看到一邊時，我要先補看什麼？</w:t>
+        <w:t>如果只看到這一版，我下一步可能會＿＿，因為＿＿。</w:t>
       </w:r>
     </w:p>
     <w:tbl>
@@ -2628,7 +479,97 @@
       </w:tblGrid>
       <w:tr>
         <w:trPr>
-          <w:trHeight w:val="437" w:hRule="atLeast"/>
+          <w:trHeight w:val="510" w:hRule="atLeast"/>
+        </w:trPr>
+        <w:tc>
+          <w:tcPr>
+            <w:tcW w:type="dxa" w:w="9865"/>
+            <w:tcMar>
+              <w:top w:w="0" w:type="dxa"/>
+              <w:start w:w="0" w:type="dxa"/>
+              <w:bottom w:w="0" w:type="dxa"/>
+              <w:end w:w="0" w:type="dxa"/>
+            </w:tcMar>
+            <w:tcBorders>
+              <w:top w:val="nil"/>
+              <w:bottom w:val="single" w:sz="5" w:space="0" w:color="CBD5E1"/>
+              <w:start w:val="nil"/>
+              <w:end w:val="nil"/>
+            </w:tcBorders>
+          </w:tcPr>
+          <w:p>
+            <w:pPr>
+              <w:spacing w:before="0" w:after="0" w:line="240" w:lineRule="auto"/>
+            </w:pPr>
+            <w:r>
+              <w:t xml:space="preserve"> </w:t>
+            </w:r>
+          </w:p>
+        </w:tc>
+      </w:tr>
+      <w:tr>
+        <w:trPr>
+          <w:trHeight w:val="510" w:hRule="atLeast"/>
+        </w:trPr>
+        <w:tc>
+          <w:tcPr>
+            <w:tcW w:type="dxa" w:w="9865"/>
+            <w:tcMar>
+              <w:top w:w="0" w:type="dxa"/>
+              <w:start w:w="0" w:type="dxa"/>
+              <w:bottom w:w="0" w:type="dxa"/>
+              <w:end w:w="0" w:type="dxa"/>
+            </w:tcMar>
+            <w:tcBorders>
+              <w:top w:val="nil"/>
+              <w:bottom w:val="single" w:sz="5" w:space="0" w:color="CBD5E1"/>
+              <w:start w:val="nil"/>
+              <w:end w:val="nil"/>
+            </w:tcBorders>
+          </w:tcPr>
+          <w:p>
+            <w:pPr>
+              <w:spacing w:before="0" w:after="0" w:line="240" w:lineRule="auto"/>
+            </w:pPr>
+            <w:r>
+              <w:t xml:space="preserve"> </w:t>
+            </w:r>
+          </w:p>
+        </w:tc>
+      </w:tr>
+      <w:tr>
+        <w:trPr>
+          <w:trHeight w:val="510" w:hRule="atLeast"/>
+        </w:trPr>
+        <w:tc>
+          <w:tcPr>
+            <w:tcW w:type="dxa" w:w="9865"/>
+            <w:tcMar>
+              <w:top w:w="0" w:type="dxa"/>
+              <w:start w:w="0" w:type="dxa"/>
+              <w:bottom w:w="0" w:type="dxa"/>
+              <w:end w:w="0" w:type="dxa"/>
+            </w:tcMar>
+            <w:tcBorders>
+              <w:top w:val="nil"/>
+              <w:bottom w:val="single" w:sz="5" w:space="0" w:color="CBD5E1"/>
+              <w:start w:val="nil"/>
+              <w:end w:val="nil"/>
+            </w:tcBorders>
+          </w:tcPr>
+          <w:p>
+            <w:pPr>
+              <w:spacing w:before="0" w:after="0" w:line="240" w:lineRule="auto"/>
+            </w:pPr>
+            <w:r>
+              <w:t xml:space="preserve"> </w:t>
+            </w:r>
+          </w:p>
+        </w:tc>
+      </w:tr>
+      <w:tr>
+        <w:trPr>
+          <w:trHeight w:val="510" w:hRule="atLeast"/>
         </w:trPr>
         <w:tc>
           <w:tcPr>
@@ -2661,28 +602,8 @@
       <w:pPr>
         <w:keepNext/>
         <w:keepLines w:val="0"/>
-        <w:spacing w:before="100" w:after="40" w:line="293" w:lineRule="auto"/>
+        <w:spacing w:before="80" w:after="20" w:line="293" w:lineRule="auto"/>
       </w:pPr>
-      <w:r>
-        <w:rPr>
-          <w:rFonts w:ascii="JetBrains Mono" w:hAnsi="JetBrains Mono" w:eastAsia="Arial Unicode MS"/>
-          <w:b/>
-          <w:i w:val="0"/>
-          <w:color w:val="1D4ED8"/>
-          <w:sz w:val="30"/>
-        </w:rPr>
-        <w:t>02</w:t>
-      </w:r>
-      <w:r>
-        <w:rPr>
-          <w:rFonts w:ascii="Arial Unicode MS" w:hAnsi="Arial Unicode MS" w:eastAsia="Arial Unicode MS"/>
-          <w:b w:val="0"/>
-          <w:i w:val="0"/>
-          <w:color w:val="1D4ED8"/>
-          <w:sz w:val="30"/>
-        </w:rPr>
-        <w:t xml:space="preserve">  </w:t>
-      </w:r>
       <w:r>
         <w:rPr>
           <w:rFonts w:ascii="Arial Unicode MS" w:hAnsi="Arial Unicode MS" w:eastAsia="Arial Unicode MS"/>
@@ -2691,35 +612,15 @@
           <w:color w:val="1A2340"/>
           <w:sz w:val="30"/>
         </w:rPr>
-        <w:t>帶到 W8</w:t>
+        <w:t>搭檔核對｜14–18 分</w:t>
       </w:r>
     </w:p>
     <w:p>
       <w:pPr>
-        <w:keepNext/>
+        <w:keepNext w:val="0"/>
         <w:keepLines w:val="0"/>
         <w:spacing w:before="0" w:after="20" w:line="293" w:lineRule="auto"/>
       </w:pPr>
-      <w:r>
-        <w:rPr>
-          <w:rFonts w:ascii="Arial Unicode MS" w:hAnsi="Arial Unicode MS" w:eastAsia="Arial Unicode MS"/>
-          <w:b/>
-          <w:i w:val="0"/>
-          <w:color w:val="1D4ED8"/>
-          <w:sz w:val="22"/>
-        </w:rPr>
-        <w:t>課堂必寫</w:t>
-      </w:r>
-      <w:r>
-        <w:rPr>
-          <w:rFonts w:ascii="Arial Unicode MS" w:hAnsi="Arial Unicode MS" w:eastAsia="Arial Unicode MS"/>
-          <w:b w:val="0"/>
-          <w:i w:val="0"/>
-          <w:color w:val="7B8491"/>
-          <w:sz w:val="22"/>
-        </w:rPr>
-        <w:t xml:space="preserve">  ｜  </w:t>
-      </w:r>
       <w:r>
         <w:rPr>
           <w:rFonts w:ascii="Arial Unicode MS" w:hAnsi="Arial Unicode MS" w:eastAsia="Arial Unicode MS"/>
@@ -2728,7 +629,103 @@
           <w:color w:val="1A2340"/>
           <w:sz w:val="22"/>
         </w:rPr>
-        <w:t>兩個版本都承認的事情可能是＿＿；我還需要核對＿＿。</w:t>
+        <w:t>先小座號、16 分換手，各 2 分鐘。「哪個字讓你這樣想？」</w:t>
+        <w:br/>
+        <w:t>有補充寫在原稿旁；保留第一反應，不必改成相同答案。</w:t>
+      </w:r>
+    </w:p>
+    <w:p>
+      <w:pPr>
+        <w:spacing w:after="0"/>
+      </w:pPr>
+      <w:r>
+        <w:br w:type="page"/>
+      </w:r>
+    </w:p>
+    <w:p>
+      <w:pPr>
+        <w:keepNext/>
+        <w:keepLines w:val="0"/>
+        <w:pageBreakBefore w:val="0"/>
+        <w:spacing w:before="0" w:after="60" w:line="293" w:lineRule="auto"/>
+      </w:pPr>
+      <w:r>
+        <w:rPr>
+          <w:rFonts w:ascii="JetBrains Mono" w:hAnsi="JetBrains Mono" w:eastAsia="Arial Unicode MS"/>
+          <w:b/>
+          <w:i w:val="0"/>
+          <w:color w:val="1D4ED8"/>
+          <w:sz w:val="22"/>
+        </w:rPr>
+        <w:t>W7 / 02</w:t>
+      </w:r>
+    </w:p>
+    <w:p>
+      <w:pPr>
+        <w:keepNext/>
+        <w:keepLines w:val="0"/>
+        <w:spacing w:before="0" w:after="80" w:line="252" w:lineRule="auto"/>
+      </w:pPr>
+      <w:r>
+        <w:rPr>
+          <w:rFonts w:ascii="Arial Unicode MS" w:hAnsi="Arial Unicode MS" w:eastAsia="Arial Unicode MS"/>
+          <w:b/>
+          <w:i w:val="0"/>
+          <w:color w:val="1A2340"/>
+          <w:sz w:val="44"/>
+        </w:rPr>
+        <w:t>把寫法差異與排序分開看</w:t>
+      </w:r>
+    </w:p>
+    <w:p>
+      <w:pPr>
+        <w:keepNext w:val="0"/>
+        <w:keepLines w:val="0"/>
+        <w:spacing w:before="0" w:after="140" w:line="293" w:lineRule="auto"/>
+      </w:pPr>
+      <w:r>
+        <w:rPr>
+          <w:rFonts w:ascii="Arial Unicode MS" w:hAnsi="Arial Unicode MS" w:eastAsia="Arial Unicode MS"/>
+          <w:b w:val="0"/>
+          <w:i w:val="0"/>
+          <w:color w:val="5B6573"/>
+          <w:sz w:val="22"/>
+        </w:rPr>
+        <w:t>課堂必寫｜兩張閱讀卡放桌中央，原文可隨時回看。</w:t>
+      </w:r>
+    </w:p>
+    <w:p>
+      <w:pPr>
+        <w:keepNext/>
+        <w:keepLines w:val="0"/>
+        <w:spacing w:before="80" w:after="20" w:line="293" w:lineRule="auto"/>
+      </w:pPr>
+      <w:r>
+        <w:rPr>
+          <w:rFonts w:ascii="Arial Unicode MS" w:hAnsi="Arial Unicode MS" w:eastAsia="Arial Unicode MS"/>
+          <w:b/>
+          <w:i w:val="0"/>
+          <w:color w:val="1A2340"/>
+          <w:sz w:val="30"/>
+        </w:rPr>
+        <w:t>01｜A 多放了什麼、少談什麼｜21–28 分</w:t>
+      </w:r>
+    </w:p>
+    <w:p>
+      <w:pPr>
+        <w:keepNext w:val="0"/>
+        <w:keepLines w:val="0"/>
+        <w:spacing w:before="0" w:after="20" w:line="293" w:lineRule="auto"/>
+      </w:pPr>
+      <w:r>
+        <w:rPr>
+          <w:rFonts w:ascii="Arial Unicode MS" w:hAnsi="Arial Unicode MS" w:eastAsia="Arial Unicode MS"/>
+          <w:b w:val="0"/>
+          <w:i w:val="0"/>
+          <w:color w:val="1A2340"/>
+          <w:sz w:val="22"/>
+        </w:rPr>
+        <w:t>多放＿＿；少談＿＿；我根據的確切字詞＿＿。</w:t>
       </w:r>
     </w:p>
     <w:tbl>
@@ -2744,7 +741,7 @@
       </w:tblGrid>
       <w:tr>
         <w:trPr>
-          <w:trHeight w:val="437" w:hRule="atLeast"/>
+          <w:trHeight w:val="510" w:hRule="atLeast"/>
         </w:trPr>
         <w:tc>
           <w:tcPr>
@@ -2774,7 +771,7 @@
       </w:tr>
       <w:tr>
         <w:trPr>
-          <w:trHeight w:val="437" w:hRule="atLeast"/>
+          <w:trHeight w:val="510" w:hRule="atLeast"/>
         </w:trPr>
         <w:tc>
           <w:tcPr>
@@ -2804,7 +801,7 @@
       </w:tr>
       <w:tr>
         <w:trPr>
-          <w:trHeight w:val="437" w:hRule="atLeast"/>
+          <w:trHeight w:val="510" w:hRule="atLeast"/>
         </w:trPr>
         <w:tc>
           <w:tcPr>
@@ -2837,28 +834,25 @@
       <w:pPr>
         <w:keepNext/>
         <w:keepLines w:val="0"/>
-        <w:spacing w:before="60" w:after="20" w:line="293" w:lineRule="auto"/>
+        <w:spacing w:before="80" w:after="20" w:line="293" w:lineRule="auto"/>
       </w:pPr>
       <w:r>
         <w:rPr>
           <w:rFonts w:ascii="Arial Unicode MS" w:hAnsi="Arial Unicode MS" w:eastAsia="Arial Unicode MS"/>
           <w:b/>
           <w:i w:val="0"/>
-          <w:color w:val="1D4ED8"/>
-          <w:sz w:val="22"/>
+          <w:color w:val="1A2340"/>
+          <w:sz w:val="30"/>
         </w:rPr>
-        <w:t>課堂必寫</w:t>
+        <w:t>02｜B 多放了什麼、少談什麼｜21–28 分</w:t>
       </w:r>
-      <w:r>
-        <w:rPr>
-          <w:rFonts w:ascii="Arial Unicode MS" w:hAnsi="Arial Unicode MS" w:eastAsia="Arial Unicode MS"/>
-          <w:b w:val="0"/>
-          <w:i w:val="0"/>
-          <w:color w:val="7B8491"/>
-          <w:sz w:val="22"/>
-        </w:rPr>
-        <w:t xml:space="preserve">  ｜  </w:t>
-      </w:r>
+    </w:p>
+    <w:p>
+      <w:pPr>
+        <w:keepNext w:val="0"/>
+        <w:keepLines w:val="0"/>
+        <w:spacing w:before="0" w:after="20" w:line="293" w:lineRule="auto"/>
+      </w:pPr>
       <w:r>
         <w:rPr>
           <w:rFonts w:ascii="Arial Unicode MS" w:hAnsi="Arial Unicode MS" w:eastAsia="Arial Unicode MS"/>
@@ -2867,7 +861,1571 @@
           <w:color w:val="1A2340"/>
           <w:sz w:val="22"/>
         </w:rPr>
-        <w:t>完成確認｜下課前｜□ 先看一版　□ 並排差異　□ 排序器只改一項　□ 可討論版　□ 只拍自己的頁面　□ 紙本全本交回</w:t>
+        <w:t>多放＿＿；少談＿＿；我根據的確切字詞＿＿。</w:t>
+      </w:r>
+    </w:p>
+    <w:tbl>
+      <w:tblPr>
+        <w:tblW w:type="dxa" w:w="9865"/>
+        <w:jc w:val="left"/>
+        <w:tblLayout w:type="fixed"/>
+        <w:tblLook w:firstColumn="1" w:firstRow="1" w:lastColumn="0" w:lastRow="0" w:noHBand="0" w:noVBand="1" w:val="04A0"/>
+        <w:tblInd w:type="dxa" w:w="0"/>
+      </w:tblPr>
+      <w:tblGrid>
+        <w:gridCol w:w="9865"/>
+      </w:tblGrid>
+      <w:tr>
+        <w:trPr>
+          <w:trHeight w:val="510" w:hRule="atLeast"/>
+        </w:trPr>
+        <w:tc>
+          <w:tcPr>
+            <w:tcW w:type="dxa" w:w="9865"/>
+            <w:tcMar>
+              <w:top w:w="0" w:type="dxa"/>
+              <w:start w:w="0" w:type="dxa"/>
+              <w:bottom w:w="0" w:type="dxa"/>
+              <w:end w:w="0" w:type="dxa"/>
+            </w:tcMar>
+            <w:tcBorders>
+              <w:top w:val="nil"/>
+              <w:bottom w:val="single" w:sz="5" w:space="0" w:color="CBD5E1"/>
+              <w:start w:val="nil"/>
+              <w:end w:val="nil"/>
+            </w:tcBorders>
+          </w:tcPr>
+          <w:p>
+            <w:pPr>
+              <w:spacing w:before="0" w:after="0" w:line="240" w:lineRule="auto"/>
+            </w:pPr>
+            <w:r>
+              <w:t xml:space="preserve"> </w:t>
+            </w:r>
+          </w:p>
+        </w:tc>
+      </w:tr>
+      <w:tr>
+        <w:trPr>
+          <w:trHeight w:val="510" w:hRule="atLeast"/>
+        </w:trPr>
+        <w:tc>
+          <w:tcPr>
+            <w:tcW w:type="dxa" w:w="9865"/>
+            <w:tcMar>
+              <w:top w:w="0" w:type="dxa"/>
+              <w:start w:w="0" w:type="dxa"/>
+              <w:bottom w:w="0" w:type="dxa"/>
+              <w:end w:w="0" w:type="dxa"/>
+            </w:tcMar>
+            <w:tcBorders>
+              <w:top w:val="nil"/>
+              <w:bottom w:val="single" w:sz="5" w:space="0" w:color="CBD5E1"/>
+              <w:start w:val="nil"/>
+              <w:end w:val="nil"/>
+            </w:tcBorders>
+          </w:tcPr>
+          <w:p>
+            <w:pPr>
+              <w:spacing w:before="0" w:after="0" w:line="240" w:lineRule="auto"/>
+            </w:pPr>
+            <w:r>
+              <w:t xml:space="preserve"> </w:t>
+            </w:r>
+          </w:p>
+        </w:tc>
+      </w:tr>
+      <w:tr>
+        <w:trPr>
+          <w:trHeight w:val="510" w:hRule="atLeast"/>
+        </w:trPr>
+        <w:tc>
+          <w:tcPr>
+            <w:tcW w:type="dxa" w:w="9865"/>
+            <w:tcMar>
+              <w:top w:w="0" w:type="dxa"/>
+              <w:start w:w="0" w:type="dxa"/>
+              <w:bottom w:w="0" w:type="dxa"/>
+              <w:end w:w="0" w:type="dxa"/>
+            </w:tcMar>
+            <w:tcBorders>
+              <w:top w:val="nil"/>
+              <w:bottom w:val="single" w:sz="5" w:space="0" w:color="CBD5E1"/>
+              <w:start w:val="nil"/>
+              <w:end w:val="nil"/>
+            </w:tcBorders>
+          </w:tcPr>
+          <w:p>
+            <w:pPr>
+              <w:spacing w:before="0" w:after="0" w:line="240" w:lineRule="auto"/>
+            </w:pPr>
+            <w:r>
+              <w:t xml:space="preserve"> </w:t>
+            </w:r>
+          </w:p>
+        </w:tc>
+      </w:tr>
+    </w:tbl>
+    <w:p>
+      <w:pPr>
+        <w:keepNext/>
+        <w:keepLines w:val="0"/>
+        <w:spacing w:before="80" w:after="20" w:line="293" w:lineRule="auto"/>
+      </w:pPr>
+      <w:r>
+        <w:rPr>
+          <w:rFonts w:ascii="Arial Unicode MS" w:hAnsi="Arial Unicode MS" w:eastAsia="Arial Unicode MS"/>
+          <w:b/>
+          <w:i w:val="0"/>
+          <w:color w:val="1A2340"/>
+          <w:sz w:val="30"/>
+        </w:rPr>
+        <w:t>03｜比完後，我發現漏掉什麼｜28–36 分</w:t>
+      </w:r>
+    </w:p>
+    <w:p>
+      <w:pPr>
+        <w:keepNext w:val="0"/>
+        <w:keepLines w:val="0"/>
+        <w:spacing w:before="0" w:after="20" w:line="293" w:lineRule="auto"/>
+      </w:pPr>
+      <w:r>
+        <w:rPr>
+          <w:rFonts w:ascii="Arial Unicode MS" w:hAnsi="Arial Unicode MS" w:eastAsia="Arial Unicode MS"/>
+          <w:b w:val="0"/>
+          <w:i w:val="0"/>
+          <w:color w:val="1A2340"/>
+          <w:sz w:val="22"/>
+        </w:rPr>
+        <w:t>只看＿＿版，我可能沒想到＿＿。這讓我原來的下一步改／留＿＿，因為＿＿。</w:t>
+      </w:r>
+    </w:p>
+    <w:tbl>
+      <w:tblPr>
+        <w:tblW w:type="dxa" w:w="9865"/>
+        <w:jc w:val="left"/>
+        <w:tblLayout w:type="fixed"/>
+        <w:tblLook w:firstColumn="1" w:firstRow="1" w:lastColumn="0" w:lastRow="0" w:noHBand="0" w:noVBand="1" w:val="04A0"/>
+        <w:tblInd w:type="dxa" w:w="0"/>
+      </w:tblPr>
+      <w:tblGrid>
+        <w:gridCol w:w="9865"/>
+      </w:tblGrid>
+      <w:tr>
+        <w:trPr>
+          <w:trHeight w:val="510" w:hRule="atLeast"/>
+        </w:trPr>
+        <w:tc>
+          <w:tcPr>
+            <w:tcW w:type="dxa" w:w="9865"/>
+            <w:tcMar>
+              <w:top w:w="0" w:type="dxa"/>
+              <w:start w:w="0" w:type="dxa"/>
+              <w:bottom w:w="0" w:type="dxa"/>
+              <w:end w:w="0" w:type="dxa"/>
+            </w:tcMar>
+            <w:tcBorders>
+              <w:top w:val="nil"/>
+              <w:bottom w:val="single" w:sz="5" w:space="0" w:color="CBD5E1"/>
+              <w:start w:val="nil"/>
+              <w:end w:val="nil"/>
+            </w:tcBorders>
+          </w:tcPr>
+          <w:p>
+            <w:pPr>
+              <w:spacing w:before="0" w:after="0" w:line="240" w:lineRule="auto"/>
+            </w:pPr>
+            <w:r>
+              <w:t xml:space="preserve"> </w:t>
+            </w:r>
+          </w:p>
+        </w:tc>
+      </w:tr>
+      <w:tr>
+        <w:trPr>
+          <w:trHeight w:val="510" w:hRule="atLeast"/>
+        </w:trPr>
+        <w:tc>
+          <w:tcPr>
+            <w:tcW w:type="dxa" w:w="9865"/>
+            <w:tcMar>
+              <w:top w:w="0" w:type="dxa"/>
+              <w:start w:w="0" w:type="dxa"/>
+              <w:bottom w:w="0" w:type="dxa"/>
+              <w:end w:w="0" w:type="dxa"/>
+            </w:tcMar>
+            <w:tcBorders>
+              <w:top w:val="nil"/>
+              <w:bottom w:val="single" w:sz="5" w:space="0" w:color="CBD5E1"/>
+              <w:start w:val="nil"/>
+              <w:end w:val="nil"/>
+            </w:tcBorders>
+          </w:tcPr>
+          <w:p>
+            <w:pPr>
+              <w:spacing w:before="0" w:after="0" w:line="240" w:lineRule="auto"/>
+            </w:pPr>
+            <w:r>
+              <w:t xml:space="preserve"> </w:t>
+            </w:r>
+          </w:p>
+        </w:tc>
+      </w:tr>
+      <w:tr>
+        <w:trPr>
+          <w:trHeight w:val="510" w:hRule="atLeast"/>
+        </w:trPr>
+        <w:tc>
+          <w:tcPr>
+            <w:tcW w:type="dxa" w:w="9865"/>
+            <w:tcMar>
+              <w:top w:w="0" w:type="dxa"/>
+              <w:start w:w="0" w:type="dxa"/>
+              <w:bottom w:w="0" w:type="dxa"/>
+              <w:end w:w="0" w:type="dxa"/>
+            </w:tcMar>
+            <w:tcBorders>
+              <w:top w:val="nil"/>
+              <w:bottom w:val="single" w:sz="5" w:space="0" w:color="CBD5E1"/>
+              <w:start w:val="nil"/>
+              <w:end w:val="nil"/>
+            </w:tcBorders>
+          </w:tcPr>
+          <w:p>
+            <w:pPr>
+              <w:spacing w:before="0" w:after="0" w:line="240" w:lineRule="auto"/>
+            </w:pPr>
+            <w:r>
+              <w:t xml:space="preserve"> </w:t>
+            </w:r>
+          </w:p>
+        </w:tc>
+      </w:tr>
+    </w:tbl>
+    <w:p>
+      <w:pPr>
+        <w:keepNext/>
+        <w:keepLines w:val="0"/>
+        <w:spacing w:before="80" w:after="20" w:line="293" w:lineRule="auto"/>
+      </w:pPr>
+      <w:r>
+        <w:rPr>
+          <w:rFonts w:ascii="Arial Unicode MS" w:hAnsi="Arial Unicode MS" w:eastAsia="Arial Unicode MS"/>
+          <w:b/>
+          <w:i w:val="0"/>
+          <w:color w:val="1A2340"/>
+          <w:sz w:val="30"/>
+        </w:rPr>
+        <w:t>04｜排序器只改一項｜51–56 分</w:t>
+      </w:r>
+    </w:p>
+    <w:p>
+      <w:pPr>
+        <w:keepNext w:val="0"/>
+        <w:keepLines w:val="0"/>
+        <w:spacing w:before="0" w:after="20" w:line="293" w:lineRule="auto"/>
+      </w:pPr>
+      <w:r>
+        <w:rPr>
+          <w:rFonts w:ascii="Arial Unicode MS" w:hAnsi="Arial Unicode MS" w:eastAsia="Arial Unicode MS"/>
+          <w:b w:val="0"/>
+          <w:i w:val="0"/>
+          <w:color w:val="1A2340"/>
+          <w:sz w:val="22"/>
+        </w:rPr>
+        <w:t>我只改 □ 曾看過的內容 □ 地點 □ 排序目標；從＿＿改為＿＿。</w:t>
+        <w:br/>
+        <w:t>排序卡＿＿從第＿＿變成第＿＿；這能說明＿＿，但還不能證明＿＿。</w:t>
+      </w:r>
+    </w:p>
+    <w:tbl>
+      <w:tblPr>
+        <w:tblW w:type="dxa" w:w="9865"/>
+        <w:jc w:val="left"/>
+        <w:tblLayout w:type="fixed"/>
+        <w:tblLook w:firstColumn="1" w:firstRow="1" w:lastColumn="0" w:lastRow="0" w:noHBand="0" w:noVBand="1" w:val="04A0"/>
+        <w:tblInd w:type="dxa" w:w="0"/>
+      </w:tblPr>
+      <w:tblGrid>
+        <w:gridCol w:w="9865"/>
+      </w:tblGrid>
+      <w:tr>
+        <w:trPr>
+          <w:trHeight w:val="510" w:hRule="atLeast"/>
+        </w:trPr>
+        <w:tc>
+          <w:tcPr>
+            <w:tcW w:type="dxa" w:w="9865"/>
+            <w:tcMar>
+              <w:top w:w="0" w:type="dxa"/>
+              <w:start w:w="0" w:type="dxa"/>
+              <w:bottom w:w="0" w:type="dxa"/>
+              <w:end w:w="0" w:type="dxa"/>
+            </w:tcMar>
+            <w:tcBorders>
+              <w:top w:val="nil"/>
+              <w:bottom w:val="single" w:sz="5" w:space="0" w:color="CBD5E1"/>
+              <w:start w:val="nil"/>
+              <w:end w:val="nil"/>
+            </w:tcBorders>
+          </w:tcPr>
+          <w:p>
+            <w:pPr>
+              <w:spacing w:before="0" w:after="0" w:line="240" w:lineRule="auto"/>
+            </w:pPr>
+            <w:r>
+              <w:t xml:space="preserve"> </w:t>
+            </w:r>
+          </w:p>
+        </w:tc>
+      </w:tr>
+      <w:tr>
+        <w:trPr>
+          <w:trHeight w:val="510" w:hRule="atLeast"/>
+        </w:trPr>
+        <w:tc>
+          <w:tcPr>
+            <w:tcW w:type="dxa" w:w="9865"/>
+            <w:tcMar>
+              <w:top w:w="0" w:type="dxa"/>
+              <w:start w:w="0" w:type="dxa"/>
+              <w:bottom w:w="0" w:type="dxa"/>
+              <w:end w:w="0" w:type="dxa"/>
+            </w:tcMar>
+            <w:tcBorders>
+              <w:top w:val="nil"/>
+              <w:bottom w:val="single" w:sz="5" w:space="0" w:color="CBD5E1"/>
+              <w:start w:val="nil"/>
+              <w:end w:val="nil"/>
+            </w:tcBorders>
+          </w:tcPr>
+          <w:p>
+            <w:pPr>
+              <w:spacing w:before="0" w:after="0" w:line="240" w:lineRule="auto"/>
+            </w:pPr>
+            <w:r>
+              <w:t xml:space="preserve"> </w:t>
+            </w:r>
+          </w:p>
+        </w:tc>
+      </w:tr>
+      <w:tr>
+        <w:trPr>
+          <w:trHeight w:val="510" w:hRule="atLeast"/>
+        </w:trPr>
+        <w:tc>
+          <w:tcPr>
+            <w:tcW w:type="dxa" w:w="9865"/>
+            <w:tcMar>
+              <w:top w:w="0" w:type="dxa"/>
+              <w:start w:w="0" w:type="dxa"/>
+              <w:bottom w:w="0" w:type="dxa"/>
+              <w:end w:w="0" w:type="dxa"/>
+            </w:tcMar>
+            <w:tcBorders>
+              <w:top w:val="nil"/>
+              <w:bottom w:val="single" w:sz="5" w:space="0" w:color="CBD5E1"/>
+              <w:start w:val="nil"/>
+              <w:end w:val="nil"/>
+            </w:tcBorders>
+          </w:tcPr>
+          <w:p>
+            <w:pPr>
+              <w:spacing w:before="0" w:after="0" w:line="240" w:lineRule="auto"/>
+            </w:pPr>
+            <w:r>
+              <w:t xml:space="preserve"> </w:t>
+            </w:r>
+          </w:p>
+        </w:tc>
+      </w:tr>
+    </w:tbl>
+    <w:p>
+      <w:pPr>
+        <w:spacing w:after="0"/>
+      </w:pPr>
+      <w:r>
+        <w:br w:type="page"/>
+      </w:r>
+    </w:p>
+    <w:p>
+      <w:pPr>
+        <w:keepNext/>
+        <w:keepLines w:val="0"/>
+        <w:pageBreakBefore w:val="0"/>
+        <w:spacing w:before="0" w:after="60" w:line="293" w:lineRule="auto"/>
+      </w:pPr>
+      <w:r>
+        <w:rPr>
+          <w:rFonts w:ascii="JetBrains Mono" w:hAnsi="JetBrains Mono" w:eastAsia="Arial Unicode MS"/>
+          <w:b/>
+          <w:i w:val="0"/>
+          <w:color w:val="1D4ED8"/>
+          <w:sz w:val="22"/>
+        </w:rPr>
+        <w:t>W7 / 03</w:t>
+      </w:r>
+    </w:p>
+    <w:p>
+      <w:pPr>
+        <w:keepNext/>
+        <w:keepLines w:val="0"/>
+        <w:spacing w:before="0" w:after="80" w:line="252" w:lineRule="auto"/>
+      </w:pPr>
+      <w:r>
+        <w:rPr>
+          <w:rFonts w:ascii="Arial Unicode MS" w:hAnsi="Arial Unicode MS" w:eastAsia="Arial Unicode MS"/>
+          <w:b/>
+          <w:i w:val="0"/>
+          <w:color w:val="1A2340"/>
+          <w:sz w:val="44"/>
+        </w:rPr>
+        <w:t>把主張改成可以檢查的句子</w:t>
+      </w:r>
+    </w:p>
+    <w:p>
+      <w:pPr>
+        <w:keepNext w:val="0"/>
+        <w:keepLines w:val="0"/>
+        <w:spacing w:before="0" w:after="140" w:line="293" w:lineRule="auto"/>
+      </w:pPr>
+      <w:r>
+        <w:rPr>
+          <w:rFonts w:ascii="Arial Unicode MS" w:hAnsi="Arial Unicode MS" w:eastAsia="Arial Unicode MS"/>
+          <w:b w:val="0"/>
+          <w:i w:val="0"/>
+          <w:color w:val="5B6573"/>
+          <w:sz w:val="22"/>
+        </w:rPr>
+        <w:t>課堂必寫｜用今天的公共材料；不必交出自己的私事。</w:t>
+      </w:r>
+    </w:p>
+    <w:p>
+      <w:pPr>
+        <w:keepNext/>
+        <w:keepLines w:val="0"/>
+        <w:spacing w:before="80" w:after="20" w:line="293" w:lineRule="auto"/>
+      </w:pPr>
+      <w:r>
+        <w:rPr>
+          <w:rFonts w:ascii="Arial Unicode MS" w:hAnsi="Arial Unicode MS" w:eastAsia="Arial Unicode MS"/>
+          <w:b/>
+          <w:i w:val="0"/>
+          <w:color w:val="1A2340"/>
+          <w:sz w:val="30"/>
+        </w:rPr>
+        <w:t>01｜兩版共同在談｜62–70 分</w:t>
+      </w:r>
+    </w:p>
+    <w:p>
+      <w:pPr>
+        <w:keepNext w:val="0"/>
+        <w:keepLines w:val="0"/>
+        <w:spacing w:before="0" w:after="20" w:line="293" w:lineRule="auto"/>
+      </w:pPr>
+      <w:r>
+        <w:rPr>
+          <w:rFonts w:ascii="Arial Unicode MS" w:hAnsi="Arial Unicode MS" w:eastAsia="Arial Unicode MS"/>
+          <w:b w:val="0"/>
+          <w:i w:val="0"/>
+          <w:color w:val="1A2340"/>
+          <w:sz w:val="22"/>
+        </w:rPr>
+        <w:t>寫一個共同議題；共同談到，不等於已證實。</w:t>
+      </w:r>
+    </w:p>
+    <w:tbl>
+      <w:tblPr>
+        <w:tblW w:type="dxa" w:w="9865"/>
+        <w:jc w:val="left"/>
+        <w:tblLayout w:type="fixed"/>
+        <w:tblLook w:firstColumn="1" w:firstRow="1" w:lastColumn="0" w:lastRow="0" w:noHBand="0" w:noVBand="1" w:val="04A0"/>
+        <w:tblInd w:type="dxa" w:w="0"/>
+      </w:tblPr>
+      <w:tblGrid>
+        <w:gridCol w:w="9865"/>
+      </w:tblGrid>
+      <w:tr>
+        <w:trPr>
+          <w:trHeight w:val="510" w:hRule="atLeast"/>
+        </w:trPr>
+        <w:tc>
+          <w:tcPr>
+            <w:tcW w:type="dxa" w:w="9865"/>
+            <w:tcMar>
+              <w:top w:w="0" w:type="dxa"/>
+              <w:start w:w="0" w:type="dxa"/>
+              <w:bottom w:w="0" w:type="dxa"/>
+              <w:end w:w="0" w:type="dxa"/>
+            </w:tcMar>
+            <w:tcBorders>
+              <w:top w:val="nil"/>
+              <w:bottom w:val="single" w:sz="5" w:space="0" w:color="CBD5E1"/>
+              <w:start w:val="nil"/>
+              <w:end w:val="nil"/>
+            </w:tcBorders>
+          </w:tcPr>
+          <w:p>
+            <w:pPr>
+              <w:spacing w:before="0" w:after="0" w:line="240" w:lineRule="auto"/>
+            </w:pPr>
+            <w:r>
+              <w:t xml:space="preserve"> </w:t>
+            </w:r>
+          </w:p>
+        </w:tc>
+      </w:tr>
+      <w:tr>
+        <w:trPr>
+          <w:trHeight w:val="510" w:hRule="atLeast"/>
+        </w:trPr>
+        <w:tc>
+          <w:tcPr>
+            <w:tcW w:type="dxa" w:w="9865"/>
+            <w:tcMar>
+              <w:top w:w="0" w:type="dxa"/>
+              <w:start w:w="0" w:type="dxa"/>
+              <w:bottom w:w="0" w:type="dxa"/>
+              <w:end w:w="0" w:type="dxa"/>
+            </w:tcMar>
+            <w:tcBorders>
+              <w:top w:val="nil"/>
+              <w:bottom w:val="single" w:sz="5" w:space="0" w:color="CBD5E1"/>
+              <w:start w:val="nil"/>
+              <w:end w:val="nil"/>
+            </w:tcBorders>
+          </w:tcPr>
+          <w:p>
+            <w:pPr>
+              <w:spacing w:before="0" w:after="0" w:line="240" w:lineRule="auto"/>
+            </w:pPr>
+            <w:r>
+              <w:t xml:space="preserve"> </w:t>
+            </w:r>
+          </w:p>
+        </w:tc>
+      </w:tr>
+    </w:tbl>
+    <w:p>
+      <w:pPr>
+        <w:keepNext/>
+        <w:keepLines w:val="0"/>
+        <w:spacing w:before="80" w:after="20" w:line="293" w:lineRule="auto"/>
+      </w:pPr>
+      <w:r>
+        <w:rPr>
+          <w:rFonts w:ascii="Arial Unicode MS" w:hAnsi="Arial Unicode MS" w:eastAsia="Arial Unicode MS"/>
+          <w:b/>
+          <w:i w:val="0"/>
+          <w:color w:val="1A2340"/>
+          <w:sz w:val="30"/>
+        </w:rPr>
+        <w:t>02｜我的可討論版｜62–70 分</w:t>
+      </w:r>
+    </w:p>
+    <w:p>
+      <w:pPr>
+        <w:keepNext w:val="0"/>
+        <w:keepLines w:val="0"/>
+        <w:spacing w:before="0" w:after="20" w:line="293" w:lineRule="auto"/>
+      </w:pPr>
+      <w:r>
+        <w:rPr>
+          <w:rFonts w:ascii="Arial Unicode MS" w:hAnsi="Arial Unicode MS" w:eastAsia="Arial Unicode MS"/>
+          <w:b w:val="0"/>
+          <w:i w:val="0"/>
+          <w:color w:val="1A2340"/>
+          <w:sz w:val="22"/>
+        </w:rPr>
+        <w:t>說清楚情況與比較，容得下例外。70–76 分搭檔各讀 3 分鐘，</w:t>
+        <w:br/>
+        <w:t>問一處不清楚的地方；本人直接在原稿旁改／留，不重抄。</w:t>
+      </w:r>
+    </w:p>
+    <w:tbl>
+      <w:tblPr>
+        <w:tblW w:type="dxa" w:w="9865"/>
+        <w:jc w:val="left"/>
+        <w:tblLayout w:type="fixed"/>
+        <w:tblLook w:firstColumn="1" w:firstRow="1" w:lastColumn="0" w:lastRow="0" w:noHBand="0" w:noVBand="1" w:val="04A0"/>
+        <w:tblInd w:type="dxa" w:w="0"/>
+      </w:tblPr>
+      <w:tblGrid>
+        <w:gridCol w:w="9865"/>
+      </w:tblGrid>
+      <w:tr>
+        <w:trPr>
+          <w:trHeight w:val="510" w:hRule="atLeast"/>
+        </w:trPr>
+        <w:tc>
+          <w:tcPr>
+            <w:tcW w:type="dxa" w:w="9865"/>
+            <w:tcMar>
+              <w:top w:w="0" w:type="dxa"/>
+              <w:start w:w="0" w:type="dxa"/>
+              <w:bottom w:w="0" w:type="dxa"/>
+              <w:end w:w="0" w:type="dxa"/>
+            </w:tcMar>
+            <w:tcBorders>
+              <w:top w:val="nil"/>
+              <w:bottom w:val="single" w:sz="5" w:space="0" w:color="CBD5E1"/>
+              <w:start w:val="nil"/>
+              <w:end w:val="nil"/>
+            </w:tcBorders>
+          </w:tcPr>
+          <w:p>
+            <w:pPr>
+              <w:spacing w:before="0" w:after="0" w:line="240" w:lineRule="auto"/>
+            </w:pPr>
+            <w:r>
+              <w:t xml:space="preserve"> </w:t>
+            </w:r>
+          </w:p>
+        </w:tc>
+      </w:tr>
+      <w:tr>
+        <w:trPr>
+          <w:trHeight w:val="510" w:hRule="atLeast"/>
+        </w:trPr>
+        <w:tc>
+          <w:tcPr>
+            <w:tcW w:type="dxa" w:w="9865"/>
+            <w:tcMar>
+              <w:top w:w="0" w:type="dxa"/>
+              <w:start w:w="0" w:type="dxa"/>
+              <w:bottom w:w="0" w:type="dxa"/>
+              <w:end w:w="0" w:type="dxa"/>
+            </w:tcMar>
+            <w:tcBorders>
+              <w:top w:val="nil"/>
+              <w:bottom w:val="single" w:sz="5" w:space="0" w:color="CBD5E1"/>
+              <w:start w:val="nil"/>
+              <w:end w:val="nil"/>
+            </w:tcBorders>
+          </w:tcPr>
+          <w:p>
+            <w:pPr>
+              <w:spacing w:before="0" w:after="0" w:line="240" w:lineRule="auto"/>
+            </w:pPr>
+            <w:r>
+              <w:t xml:space="preserve"> </w:t>
+            </w:r>
+          </w:p>
+        </w:tc>
+      </w:tr>
+      <w:tr>
+        <w:trPr>
+          <w:trHeight w:val="510" w:hRule="atLeast"/>
+        </w:trPr>
+        <w:tc>
+          <w:tcPr>
+            <w:tcW w:type="dxa" w:w="9865"/>
+            <w:tcMar>
+              <w:top w:w="0" w:type="dxa"/>
+              <w:start w:w="0" w:type="dxa"/>
+              <w:bottom w:w="0" w:type="dxa"/>
+              <w:end w:w="0" w:type="dxa"/>
+            </w:tcMar>
+            <w:tcBorders>
+              <w:top w:val="nil"/>
+              <w:bottom w:val="single" w:sz="5" w:space="0" w:color="CBD5E1"/>
+              <w:start w:val="nil"/>
+              <w:end w:val="nil"/>
+            </w:tcBorders>
+          </w:tcPr>
+          <w:p>
+            <w:pPr>
+              <w:spacing w:before="0" w:after="0" w:line="240" w:lineRule="auto"/>
+            </w:pPr>
+            <w:r>
+              <w:t xml:space="preserve"> </w:t>
+            </w:r>
+          </w:p>
+        </w:tc>
+      </w:tr>
+      <w:tr>
+        <w:trPr>
+          <w:trHeight w:val="510" w:hRule="atLeast"/>
+        </w:trPr>
+        <w:tc>
+          <w:tcPr>
+            <w:tcW w:type="dxa" w:w="9865"/>
+            <w:tcMar>
+              <w:top w:w="0" w:type="dxa"/>
+              <w:start w:w="0" w:type="dxa"/>
+              <w:bottom w:w="0" w:type="dxa"/>
+              <w:end w:w="0" w:type="dxa"/>
+            </w:tcMar>
+            <w:tcBorders>
+              <w:top w:val="nil"/>
+              <w:bottom w:val="single" w:sz="5" w:space="0" w:color="CBD5E1"/>
+              <w:start w:val="nil"/>
+              <w:end w:val="nil"/>
+            </w:tcBorders>
+          </w:tcPr>
+          <w:p>
+            <w:pPr>
+              <w:spacing w:before="0" w:after="0" w:line="240" w:lineRule="auto"/>
+            </w:pPr>
+            <w:r>
+              <w:t xml:space="preserve"> </w:t>
+            </w:r>
+          </w:p>
+        </w:tc>
+      </w:tr>
+      <w:tr>
+        <w:trPr>
+          <w:trHeight w:val="510" w:hRule="atLeast"/>
+        </w:trPr>
+        <w:tc>
+          <w:tcPr>
+            <w:tcW w:type="dxa" w:w="9865"/>
+            <w:tcMar>
+              <w:top w:w="0" w:type="dxa"/>
+              <w:start w:w="0" w:type="dxa"/>
+              <w:bottom w:w="0" w:type="dxa"/>
+              <w:end w:w="0" w:type="dxa"/>
+            </w:tcMar>
+            <w:tcBorders>
+              <w:top w:val="nil"/>
+              <w:bottom w:val="single" w:sz="5" w:space="0" w:color="CBD5E1"/>
+              <w:start w:val="nil"/>
+              <w:end w:val="nil"/>
+            </w:tcBorders>
+          </w:tcPr>
+          <w:p>
+            <w:pPr>
+              <w:spacing w:before="0" w:after="0" w:line="240" w:lineRule="auto"/>
+            </w:pPr>
+            <w:r>
+              <w:t xml:space="preserve"> </w:t>
+            </w:r>
+          </w:p>
+        </w:tc>
+      </w:tr>
+    </w:tbl>
+    <w:p>
+      <w:pPr>
+        <w:keepNext/>
+        <w:keepLines w:val="0"/>
+        <w:spacing w:before="80" w:after="20" w:line="293" w:lineRule="auto"/>
+      </w:pPr>
+      <w:r>
+        <w:rPr>
+          <w:rFonts w:ascii="Arial Unicode MS" w:hAnsi="Arial Unicode MS" w:eastAsia="Arial Unicode MS"/>
+          <w:b/>
+          <w:i w:val="0"/>
+          <w:color w:val="1A2340"/>
+          <w:sz w:val="30"/>
+        </w:rPr>
+        <w:t>03｜我拿掉／保留的字與理由｜76–81 分</w:t>
+      </w:r>
+    </w:p>
+    <w:p>
+      <w:pPr>
+        <w:keepNext w:val="0"/>
+        <w:keepLines w:val="0"/>
+        <w:spacing w:before="0" w:after="20" w:line="293" w:lineRule="auto"/>
+      </w:pPr>
+      <w:r>
+        <w:rPr>
+          <w:rFonts w:ascii="Arial Unicode MS" w:hAnsi="Arial Unicode MS" w:eastAsia="Arial Unicode MS"/>
+          <w:b w:val="0"/>
+          <w:i w:val="0"/>
+          <w:color w:val="1A2340"/>
+          <w:sz w:val="22"/>
+        </w:rPr>
+        <w:t>我拿掉＿＿，因為它先推我＿＿；我保留＿＿，因為可以用＿＿來檢查。</w:t>
+      </w:r>
+    </w:p>
+    <w:tbl>
+      <w:tblPr>
+        <w:tblW w:type="dxa" w:w="9865"/>
+        <w:jc w:val="left"/>
+        <w:tblLayout w:type="fixed"/>
+        <w:tblLook w:firstColumn="1" w:firstRow="1" w:lastColumn="0" w:lastRow="0" w:noHBand="0" w:noVBand="1" w:val="04A0"/>
+        <w:tblInd w:type="dxa" w:w="0"/>
+      </w:tblPr>
+      <w:tblGrid>
+        <w:gridCol w:w="9865"/>
+      </w:tblGrid>
+      <w:tr>
+        <w:trPr>
+          <w:trHeight w:val="510" w:hRule="atLeast"/>
+        </w:trPr>
+        <w:tc>
+          <w:tcPr>
+            <w:tcW w:type="dxa" w:w="9865"/>
+            <w:tcMar>
+              <w:top w:w="0" w:type="dxa"/>
+              <w:start w:w="0" w:type="dxa"/>
+              <w:bottom w:w="0" w:type="dxa"/>
+              <w:end w:w="0" w:type="dxa"/>
+            </w:tcMar>
+            <w:tcBorders>
+              <w:top w:val="nil"/>
+              <w:bottom w:val="single" w:sz="5" w:space="0" w:color="CBD5E1"/>
+              <w:start w:val="nil"/>
+              <w:end w:val="nil"/>
+            </w:tcBorders>
+          </w:tcPr>
+          <w:p>
+            <w:pPr>
+              <w:spacing w:before="0" w:after="0" w:line="240" w:lineRule="auto"/>
+            </w:pPr>
+            <w:r>
+              <w:t xml:space="preserve"> </w:t>
+            </w:r>
+          </w:p>
+        </w:tc>
+      </w:tr>
+      <w:tr>
+        <w:trPr>
+          <w:trHeight w:val="510" w:hRule="atLeast"/>
+        </w:trPr>
+        <w:tc>
+          <w:tcPr>
+            <w:tcW w:type="dxa" w:w="9865"/>
+            <w:tcMar>
+              <w:top w:w="0" w:type="dxa"/>
+              <w:start w:w="0" w:type="dxa"/>
+              <w:bottom w:w="0" w:type="dxa"/>
+              <w:end w:w="0" w:type="dxa"/>
+            </w:tcMar>
+            <w:tcBorders>
+              <w:top w:val="nil"/>
+              <w:bottom w:val="single" w:sz="5" w:space="0" w:color="CBD5E1"/>
+              <w:start w:val="nil"/>
+              <w:end w:val="nil"/>
+            </w:tcBorders>
+          </w:tcPr>
+          <w:p>
+            <w:pPr>
+              <w:spacing w:before="0" w:after="0" w:line="240" w:lineRule="auto"/>
+            </w:pPr>
+            <w:r>
+              <w:t xml:space="preserve"> </w:t>
+            </w:r>
+          </w:p>
+        </w:tc>
+      </w:tr>
+      <w:tr>
+        <w:trPr>
+          <w:trHeight w:val="510" w:hRule="atLeast"/>
+        </w:trPr>
+        <w:tc>
+          <w:tcPr>
+            <w:tcW w:type="dxa" w:w="9865"/>
+            <w:tcMar>
+              <w:top w:w="0" w:type="dxa"/>
+              <w:start w:w="0" w:type="dxa"/>
+              <w:bottom w:w="0" w:type="dxa"/>
+              <w:end w:w="0" w:type="dxa"/>
+            </w:tcMar>
+            <w:tcBorders>
+              <w:top w:val="nil"/>
+              <w:bottom w:val="single" w:sz="5" w:space="0" w:color="CBD5E1"/>
+              <w:start w:val="nil"/>
+              <w:end w:val="nil"/>
+            </w:tcBorders>
+          </w:tcPr>
+          <w:p>
+            <w:pPr>
+              <w:spacing w:before="0" w:after="0" w:line="240" w:lineRule="auto"/>
+            </w:pPr>
+            <w:r>
+              <w:t xml:space="preserve"> </w:t>
+            </w:r>
+          </w:p>
+        </w:tc>
+      </w:tr>
+    </w:tbl>
+    <w:p>
+      <w:pPr>
+        <w:keepNext/>
+        <w:keepLines w:val="0"/>
+        <w:spacing w:before="80" w:after="20" w:line="293" w:lineRule="auto"/>
+      </w:pPr>
+      <w:r>
+        <w:rPr>
+          <w:rFonts w:ascii="Arial Unicode MS" w:hAnsi="Arial Unicode MS" w:eastAsia="Arial Unicode MS"/>
+          <w:b/>
+          <w:i w:val="0"/>
+          <w:color w:val="1A2340"/>
+          <w:sz w:val="30"/>
+        </w:rPr>
+        <w:t>04｜下一次換一個動作｜81–86 分</w:t>
+      </w:r>
+    </w:p>
+    <w:p>
+      <w:pPr>
+        <w:keepNext w:val="0"/>
+        <w:keepLines w:val="0"/>
+        <w:spacing w:before="0" w:after="20" w:line="293" w:lineRule="auto"/>
+      </w:pPr>
+      <w:r>
+        <w:rPr>
+          <w:rFonts w:ascii="Arial Unicode MS" w:hAnsi="Arial Unicode MS" w:eastAsia="Arial Unicode MS"/>
+          <w:b w:val="0"/>
+          <w:i w:val="0"/>
+          <w:color w:val="1A2340"/>
+          <w:sz w:val="22"/>
+        </w:rPr>
+        <w:t>我還缺＿＿；準備去哪裡找什麼／比較哪兩份＿＿；這能檢查原先哪一句＿＿。</w:t>
+      </w:r>
+    </w:p>
+    <w:tbl>
+      <w:tblPr>
+        <w:tblW w:type="dxa" w:w="9865"/>
+        <w:jc w:val="left"/>
+        <w:tblLayout w:type="fixed"/>
+        <w:tblLook w:firstColumn="1" w:firstRow="1" w:lastColumn="0" w:lastRow="0" w:noHBand="0" w:noVBand="1" w:val="04A0"/>
+        <w:tblInd w:type="dxa" w:w="0"/>
+      </w:tblPr>
+      <w:tblGrid>
+        <w:gridCol w:w="9865"/>
+      </w:tblGrid>
+      <w:tr>
+        <w:trPr>
+          <w:trHeight w:val="510" w:hRule="atLeast"/>
+        </w:trPr>
+        <w:tc>
+          <w:tcPr>
+            <w:tcW w:type="dxa" w:w="9865"/>
+            <w:tcMar>
+              <w:top w:w="0" w:type="dxa"/>
+              <w:start w:w="0" w:type="dxa"/>
+              <w:bottom w:w="0" w:type="dxa"/>
+              <w:end w:w="0" w:type="dxa"/>
+            </w:tcMar>
+            <w:tcBorders>
+              <w:top w:val="nil"/>
+              <w:bottom w:val="single" w:sz="5" w:space="0" w:color="CBD5E1"/>
+              <w:start w:val="nil"/>
+              <w:end w:val="nil"/>
+            </w:tcBorders>
+          </w:tcPr>
+          <w:p>
+            <w:pPr>
+              <w:spacing w:before="0" w:after="0" w:line="240" w:lineRule="auto"/>
+            </w:pPr>
+            <w:r>
+              <w:t xml:space="preserve"> </w:t>
+            </w:r>
+          </w:p>
+        </w:tc>
+      </w:tr>
+      <w:tr>
+        <w:trPr>
+          <w:trHeight w:val="510" w:hRule="atLeast"/>
+        </w:trPr>
+        <w:tc>
+          <w:tcPr>
+            <w:tcW w:type="dxa" w:w="9865"/>
+            <w:tcMar>
+              <w:top w:w="0" w:type="dxa"/>
+              <w:start w:w="0" w:type="dxa"/>
+              <w:bottom w:w="0" w:type="dxa"/>
+              <w:end w:w="0" w:type="dxa"/>
+            </w:tcMar>
+            <w:tcBorders>
+              <w:top w:val="nil"/>
+              <w:bottom w:val="single" w:sz="5" w:space="0" w:color="CBD5E1"/>
+              <w:start w:val="nil"/>
+              <w:end w:val="nil"/>
+            </w:tcBorders>
+          </w:tcPr>
+          <w:p>
+            <w:pPr>
+              <w:spacing w:before="0" w:after="0" w:line="240" w:lineRule="auto"/>
+            </w:pPr>
+            <w:r>
+              <w:t xml:space="preserve"> </w:t>
+            </w:r>
+          </w:p>
+        </w:tc>
+      </w:tr>
+      <w:tr>
+        <w:trPr>
+          <w:trHeight w:val="510" w:hRule="atLeast"/>
+        </w:trPr>
+        <w:tc>
+          <w:tcPr>
+            <w:tcW w:type="dxa" w:w="9865"/>
+            <w:tcMar>
+              <w:top w:w="0" w:type="dxa"/>
+              <w:start w:w="0" w:type="dxa"/>
+              <w:bottom w:w="0" w:type="dxa"/>
+              <w:end w:w="0" w:type="dxa"/>
+            </w:tcMar>
+            <w:tcBorders>
+              <w:top w:val="nil"/>
+              <w:bottom w:val="single" w:sz="5" w:space="0" w:color="CBD5E1"/>
+              <w:start w:val="nil"/>
+              <w:end w:val="nil"/>
+            </w:tcBorders>
+          </w:tcPr>
+          <w:p>
+            <w:pPr>
+              <w:spacing w:before="0" w:after="0" w:line="240" w:lineRule="auto"/>
+            </w:pPr>
+            <w:r>
+              <w:t xml:space="preserve"> </w:t>
+            </w:r>
+          </w:p>
+        </w:tc>
+      </w:tr>
+    </w:tbl>
+    <w:p>
+      <w:pPr>
+        <w:spacing w:after="0"/>
+      </w:pPr>
+      <w:r>
+        <w:br w:type="page"/>
+      </w:r>
+    </w:p>
+    <w:p>
+      <w:pPr>
+        <w:keepNext/>
+        <w:keepLines w:val="0"/>
+        <w:pageBreakBefore w:val="0"/>
+        <w:spacing w:before="0" w:after="60" w:line="293" w:lineRule="auto"/>
+      </w:pPr>
+      <w:r>
+        <w:rPr>
+          <w:rFonts w:ascii="JetBrains Mono" w:hAnsi="JetBrains Mono" w:eastAsia="Arial Unicode MS"/>
+          <w:b/>
+          <w:i w:val="0"/>
+          <w:color w:val="1D4ED8"/>
+          <w:sz w:val="22"/>
+        </w:rPr>
+        <w:t>W7 / 04</w:t>
+      </w:r>
+    </w:p>
+    <w:p>
+      <w:pPr>
+        <w:keepNext/>
+        <w:keepLines w:val="0"/>
+        <w:spacing w:before="0" w:after="80" w:line="252" w:lineRule="auto"/>
+      </w:pPr>
+      <w:r>
+        <w:rPr>
+          <w:rFonts w:ascii="Arial Unicode MS" w:hAnsi="Arial Unicode MS" w:eastAsia="Arial Unicode MS"/>
+          <w:b/>
+          <w:i w:val="0"/>
+          <w:color w:val="1A2340"/>
+          <w:sz w:val="44"/>
+        </w:rPr>
+        <w:t>帶到下一週，再換情境試一次</w:t>
+      </w:r>
+    </w:p>
+    <w:p>
+      <w:pPr>
+        <w:keepNext w:val="0"/>
+        <w:keepLines w:val="0"/>
+        <w:spacing w:before="0" w:after="140" w:line="293" w:lineRule="auto"/>
+      </w:pPr>
+      <w:r>
+        <w:rPr>
+          <w:rFonts w:ascii="Arial Unicode MS" w:hAnsi="Arial Unicode MS" w:eastAsia="Arial Unicode MS"/>
+          <w:b w:val="0"/>
+          <w:i w:val="0"/>
+          <w:color w:val="5B6573"/>
+          <w:sz w:val="22"/>
+        </w:rPr>
+        <w:t>W8 交棒為課堂必寫；生活練習不計分、不列學習關卡。整本照常收回。</w:t>
+      </w:r>
+    </w:p>
+    <w:p>
+      <w:pPr>
+        <w:keepNext/>
+        <w:keepLines w:val="0"/>
+        <w:spacing w:before="80" w:after="20" w:line="293" w:lineRule="auto"/>
+      </w:pPr>
+      <w:r>
+        <w:rPr>
+          <w:rFonts w:ascii="Arial Unicode MS" w:hAnsi="Arial Unicode MS" w:eastAsia="Arial Unicode MS"/>
+          <w:b/>
+          <w:i w:val="0"/>
+          <w:color w:val="1A2340"/>
+          <w:sz w:val="30"/>
+        </w:rPr>
+        <w:t>01｜帶到 W8｜86–90 分</w:t>
+      </w:r>
+    </w:p>
+    <w:p>
+      <w:pPr>
+        <w:keepNext w:val="0"/>
+        <w:keepLines w:val="0"/>
+        <w:spacing w:before="0" w:after="20" w:line="293" w:lineRule="auto"/>
+      </w:pPr>
+      <w:r>
+        <w:rPr>
+          <w:rFonts w:ascii="Arial Unicode MS" w:hAnsi="Arial Unicode MS" w:eastAsia="Arial Unicode MS"/>
+          <w:b w:val="0"/>
+          <w:i w:val="0"/>
+          <w:color w:val="1A2340"/>
+          <w:sz w:val="22"/>
+        </w:rPr>
+        <w:t>兩版共同談到＿＿；我還需要核對＿＿。前面寫過可指頁欄，不重抄。</w:t>
+      </w:r>
+    </w:p>
+    <w:tbl>
+      <w:tblPr>
+        <w:tblW w:type="dxa" w:w="9865"/>
+        <w:jc w:val="left"/>
+        <w:tblLayout w:type="fixed"/>
+        <w:tblLook w:firstColumn="1" w:firstRow="1" w:lastColumn="0" w:lastRow="0" w:noHBand="0" w:noVBand="1" w:val="04A0"/>
+        <w:tblInd w:type="dxa" w:w="0"/>
+      </w:tblPr>
+      <w:tblGrid>
+        <w:gridCol w:w="9865"/>
+      </w:tblGrid>
+      <w:tr>
+        <w:trPr>
+          <w:trHeight w:val="510" w:hRule="atLeast"/>
+        </w:trPr>
+        <w:tc>
+          <w:tcPr>
+            <w:tcW w:type="dxa" w:w="9865"/>
+            <w:tcMar>
+              <w:top w:w="0" w:type="dxa"/>
+              <w:start w:w="0" w:type="dxa"/>
+              <w:bottom w:w="0" w:type="dxa"/>
+              <w:end w:w="0" w:type="dxa"/>
+            </w:tcMar>
+            <w:tcBorders>
+              <w:top w:val="nil"/>
+              <w:bottom w:val="single" w:sz="5" w:space="0" w:color="CBD5E1"/>
+              <w:start w:val="nil"/>
+              <w:end w:val="nil"/>
+            </w:tcBorders>
+          </w:tcPr>
+          <w:p>
+            <w:pPr>
+              <w:spacing w:before="0" w:after="0" w:line="240" w:lineRule="auto"/>
+            </w:pPr>
+            <w:r>
+              <w:t xml:space="preserve"> </w:t>
+            </w:r>
+          </w:p>
+        </w:tc>
+      </w:tr>
+      <w:tr>
+        <w:trPr>
+          <w:trHeight w:val="510" w:hRule="atLeast"/>
+        </w:trPr>
+        <w:tc>
+          <w:tcPr>
+            <w:tcW w:type="dxa" w:w="9865"/>
+            <w:tcMar>
+              <w:top w:w="0" w:type="dxa"/>
+              <w:start w:w="0" w:type="dxa"/>
+              <w:bottom w:w="0" w:type="dxa"/>
+              <w:end w:w="0" w:type="dxa"/>
+            </w:tcMar>
+            <w:tcBorders>
+              <w:top w:val="nil"/>
+              <w:bottom w:val="single" w:sz="5" w:space="0" w:color="CBD5E1"/>
+              <w:start w:val="nil"/>
+              <w:end w:val="nil"/>
+            </w:tcBorders>
+          </w:tcPr>
+          <w:p>
+            <w:pPr>
+              <w:spacing w:before="0" w:after="0" w:line="240" w:lineRule="auto"/>
+            </w:pPr>
+            <w:r>
+              <w:t xml:space="preserve"> </w:t>
+            </w:r>
+          </w:p>
+        </w:tc>
+      </w:tr>
+    </w:tbl>
+    <w:p>
+      <w:pPr>
+        <w:keepNext/>
+        <w:keepLines w:val="0"/>
+        <w:spacing w:before="80" w:after="20" w:line="293" w:lineRule="auto"/>
+      </w:pPr>
+      <w:r>
+        <w:rPr>
+          <w:rFonts w:ascii="Arial Unicode MS" w:hAnsi="Arial Unicode MS" w:eastAsia="Arial Unicode MS"/>
+          <w:b/>
+          <w:i w:val="0"/>
+          <w:color w:val="1A2340"/>
+          <w:sz w:val="30"/>
+        </w:rPr>
+        <w:t>02｜推薦頁都是它，就該選它？｜90–96 分</w:t>
+      </w:r>
+    </w:p>
+    <w:p>
+      <w:pPr>
+        <w:keepNext w:val="0"/>
+        <w:keepLines w:val="0"/>
+        <w:spacing w:before="0" w:after="20" w:line="293" w:lineRule="auto"/>
+      </w:pPr>
+      <w:r>
+        <w:rPr>
+          <w:rFonts w:ascii="Arial Unicode MS" w:hAnsi="Arial Unicode MS" w:eastAsia="Arial Unicode MS"/>
+          <w:b w:val="0"/>
+          <w:i w:val="0"/>
+          <w:color w:val="1A2340"/>
+          <w:sz w:val="22"/>
+        </w:rPr>
+        <w:t>你正在選社團，推薦頁連著出現五支熱舞社影片。朋友說：「大家都選熱舞，我們也去吧。」你只看過這五支。</w:t>
+        <w:br/>
+        <w:t>先做一次：寫一個現在會做的動作，以及要找的資訊。</w:t>
+      </w:r>
+    </w:p>
+    <w:tbl>
+      <w:tblPr>
+        <w:tblW w:type="dxa" w:w="9865"/>
+        <w:jc w:val="left"/>
+        <w:tblLayout w:type="fixed"/>
+        <w:tblLook w:firstColumn="1" w:firstRow="1" w:lastColumn="0" w:lastRow="0" w:noHBand="0" w:noVBand="1" w:val="04A0"/>
+        <w:tblInd w:type="dxa" w:w="0"/>
+      </w:tblPr>
+      <w:tblGrid>
+        <w:gridCol w:w="9865"/>
+      </w:tblGrid>
+      <w:tr>
+        <w:trPr>
+          <w:trHeight w:val="510" w:hRule="atLeast"/>
+        </w:trPr>
+        <w:tc>
+          <w:tcPr>
+            <w:tcW w:type="dxa" w:w="9865"/>
+            <w:tcMar>
+              <w:top w:w="0" w:type="dxa"/>
+              <w:start w:w="0" w:type="dxa"/>
+              <w:bottom w:w="0" w:type="dxa"/>
+              <w:end w:w="0" w:type="dxa"/>
+            </w:tcMar>
+            <w:tcBorders>
+              <w:top w:val="nil"/>
+              <w:bottom w:val="single" w:sz="5" w:space="0" w:color="CBD5E1"/>
+              <w:start w:val="nil"/>
+              <w:end w:val="nil"/>
+            </w:tcBorders>
+          </w:tcPr>
+          <w:p>
+            <w:pPr>
+              <w:spacing w:before="0" w:after="0" w:line="240" w:lineRule="auto"/>
+            </w:pPr>
+            <w:r>
+              <w:t xml:space="preserve"> </w:t>
+            </w:r>
+          </w:p>
+        </w:tc>
+      </w:tr>
+      <w:tr>
+        <w:trPr>
+          <w:trHeight w:val="510" w:hRule="atLeast"/>
+        </w:trPr>
+        <w:tc>
+          <w:tcPr>
+            <w:tcW w:type="dxa" w:w="9865"/>
+            <w:tcMar>
+              <w:top w:w="0" w:type="dxa"/>
+              <w:start w:w="0" w:type="dxa"/>
+              <w:bottom w:w="0" w:type="dxa"/>
+              <w:end w:w="0" w:type="dxa"/>
+            </w:tcMar>
+            <w:tcBorders>
+              <w:top w:val="nil"/>
+              <w:bottom w:val="single" w:sz="5" w:space="0" w:color="CBD5E1"/>
+              <w:start w:val="nil"/>
+              <w:end w:val="nil"/>
+            </w:tcBorders>
+          </w:tcPr>
+          <w:p>
+            <w:pPr>
+              <w:spacing w:before="0" w:after="0" w:line="240" w:lineRule="auto"/>
+            </w:pPr>
+            <w:r>
+              <w:t xml:space="preserve"> </w:t>
+            </w:r>
+          </w:p>
+        </w:tc>
+      </w:tr>
+      <w:tr>
+        <w:trPr>
+          <w:trHeight w:val="510" w:hRule="atLeast"/>
+        </w:trPr>
+        <w:tc>
+          <w:tcPr>
+            <w:tcW w:type="dxa" w:w="9865"/>
+            <w:tcMar>
+              <w:top w:w="0" w:type="dxa"/>
+              <w:start w:w="0" w:type="dxa"/>
+              <w:bottom w:w="0" w:type="dxa"/>
+              <w:end w:w="0" w:type="dxa"/>
+            </w:tcMar>
+            <w:tcBorders>
+              <w:top w:val="nil"/>
+              <w:bottom w:val="single" w:sz="5" w:space="0" w:color="CBD5E1"/>
+              <w:start w:val="nil"/>
+              <w:end w:val="nil"/>
+            </w:tcBorders>
+          </w:tcPr>
+          <w:p>
+            <w:pPr>
+              <w:spacing w:before="0" w:after="0" w:line="240" w:lineRule="auto"/>
+            </w:pPr>
+            <w:r>
+              <w:t xml:space="preserve"> </w:t>
+            </w:r>
+          </w:p>
+        </w:tc>
+      </w:tr>
+    </w:tbl>
+    <w:p>
+      <w:pPr>
+        <w:keepNext/>
+        <w:keepLines w:val="0"/>
+        <w:spacing w:before="80" w:after="20" w:line="293" w:lineRule="auto"/>
+      </w:pPr>
+      <w:r>
+        <w:rPr>
+          <w:rFonts w:ascii="Arial Unicode MS" w:hAnsi="Arial Unicode MS" w:eastAsia="Arial Unicode MS"/>
+          <w:b/>
+          <w:i w:val="0"/>
+          <w:color w:val="1A2340"/>
+          <w:sz w:val="30"/>
+        </w:rPr>
+        <w:t>93 分才看新資訊</w:t>
+      </w:r>
+    </w:p>
+    <w:p>
+      <w:pPr>
+        <w:keepNext w:val="0"/>
+        <w:keepLines w:val="0"/>
+        <w:spacing w:before="0" w:after="20" w:line="293" w:lineRule="auto"/>
+      </w:pPr>
+      <w:r>
+        <w:rPr>
+          <w:rFonts w:ascii="Arial Unicode MS" w:hAnsi="Arial Unicode MS" w:eastAsia="Arial Unicode MS"/>
+          <w:b w:val="0"/>
+          <w:i w:val="0"/>
+          <w:color w:val="1A2340"/>
+          <w:sz w:val="22"/>
+        </w:rPr>
+        <w:t>先保留第一版。讀投影（或教師口述）後，再寫改／留決定與理由：</w:t>
+      </w:r>
+    </w:p>
+    <w:tbl>
+      <w:tblPr>
+        <w:tblW w:type="dxa" w:w="9865"/>
+        <w:jc w:val="left"/>
+        <w:tblLayout w:type="fixed"/>
+        <w:tblLook w:firstColumn="1" w:firstRow="1" w:lastColumn="0" w:lastRow="0" w:noHBand="0" w:noVBand="1" w:val="04A0"/>
+        <w:tblInd w:type="dxa" w:w="0"/>
+      </w:tblPr>
+      <w:tblGrid>
+        <w:gridCol w:w="9865"/>
+      </w:tblGrid>
+      <w:tr>
+        <w:trPr>
+          <w:trHeight w:val="510" w:hRule="atLeast"/>
+        </w:trPr>
+        <w:tc>
+          <w:tcPr>
+            <w:tcW w:type="dxa" w:w="9865"/>
+            <w:tcMar>
+              <w:top w:w="0" w:type="dxa"/>
+              <w:start w:w="0" w:type="dxa"/>
+              <w:bottom w:w="0" w:type="dxa"/>
+              <w:end w:w="0" w:type="dxa"/>
+            </w:tcMar>
+            <w:tcBorders>
+              <w:top w:val="nil"/>
+              <w:bottom w:val="single" w:sz="5" w:space="0" w:color="CBD5E1"/>
+              <w:start w:val="nil"/>
+              <w:end w:val="nil"/>
+            </w:tcBorders>
+          </w:tcPr>
+          <w:p>
+            <w:pPr>
+              <w:spacing w:before="0" w:after="0" w:line="240" w:lineRule="auto"/>
+            </w:pPr>
+            <w:r>
+              <w:t xml:space="preserve"> </w:t>
+            </w:r>
+          </w:p>
+        </w:tc>
+      </w:tr>
+      <w:tr>
+        <w:trPr>
+          <w:trHeight w:val="510" w:hRule="atLeast"/>
+        </w:trPr>
+        <w:tc>
+          <w:tcPr>
+            <w:tcW w:type="dxa" w:w="9865"/>
+            <w:tcMar>
+              <w:top w:w="0" w:type="dxa"/>
+              <w:start w:w="0" w:type="dxa"/>
+              <w:bottom w:w="0" w:type="dxa"/>
+              <w:end w:w="0" w:type="dxa"/>
+            </w:tcMar>
+            <w:tcBorders>
+              <w:top w:val="nil"/>
+              <w:bottom w:val="single" w:sz="5" w:space="0" w:color="CBD5E1"/>
+              <w:start w:val="nil"/>
+              <w:end w:val="nil"/>
+            </w:tcBorders>
+          </w:tcPr>
+          <w:p>
+            <w:pPr>
+              <w:spacing w:before="0" w:after="0" w:line="240" w:lineRule="auto"/>
+            </w:pPr>
+            <w:r>
+              <w:t xml:space="preserve"> </w:t>
+            </w:r>
+          </w:p>
+        </w:tc>
+      </w:tr>
+      <w:tr>
+        <w:trPr>
+          <w:trHeight w:val="510" w:hRule="atLeast"/>
+        </w:trPr>
+        <w:tc>
+          <w:tcPr>
+            <w:tcW w:type="dxa" w:w="9865"/>
+            <w:tcMar>
+              <w:top w:w="0" w:type="dxa"/>
+              <w:start w:w="0" w:type="dxa"/>
+              <w:bottom w:w="0" w:type="dxa"/>
+              <w:end w:w="0" w:type="dxa"/>
+            </w:tcMar>
+            <w:tcBorders>
+              <w:top w:val="nil"/>
+              <w:bottom w:val="single" w:sz="5" w:space="0" w:color="CBD5E1"/>
+              <w:start w:val="nil"/>
+              <w:end w:val="nil"/>
+            </w:tcBorders>
+          </w:tcPr>
+          <w:p>
+            <w:pPr>
+              <w:spacing w:before="0" w:after="0" w:line="240" w:lineRule="auto"/>
+            </w:pPr>
+            <w:r>
+              <w:t xml:space="preserve"> </w:t>
+            </w:r>
+          </w:p>
+        </w:tc>
+      </w:tr>
+    </w:tbl>
+    <w:p>
+      <w:pPr>
+        <w:keepNext/>
+        <w:keepLines w:val="0"/>
+        <w:spacing w:before="80" w:after="20" w:line="293" w:lineRule="auto"/>
+      </w:pPr>
+      <w:r>
+        <w:rPr>
+          <w:rFonts w:ascii="Arial Unicode MS" w:hAnsi="Arial Unicode MS" w:eastAsia="Arial Unicode MS"/>
+          <w:b/>
+          <w:i w:val="0"/>
+          <w:color w:val="1A2340"/>
+          <w:sz w:val="30"/>
+        </w:rPr>
+        <w:t>03｜個人反思｜可留白、不計分</w:t>
+      </w:r>
+    </w:p>
+    <w:p>
+      <w:pPr>
+        <w:keepNext w:val="0"/>
+        <w:keepLines w:val="0"/>
+        <w:spacing w:before="0" w:after="20" w:line="293" w:lineRule="auto"/>
+      </w:pPr>
+      <w:r>
+        <w:rPr>
+          <w:rFonts w:ascii="Arial Unicode MS" w:hAnsi="Arial Unicode MS" w:eastAsia="Arial Unicode MS"/>
+          <w:b w:val="0"/>
+          <w:i w:val="0"/>
+          <w:color w:val="1A2340"/>
+          <w:sz w:val="22"/>
+        </w:rPr>
+        <w:t>如果願意：我容易被什麼字詞或順序抓住？可改寫、用代稱或留白。</w:t>
+      </w:r>
+    </w:p>
+    <w:tbl>
+      <w:tblPr>
+        <w:tblW w:type="dxa" w:w="9865"/>
+        <w:jc w:val="left"/>
+        <w:tblLayout w:type="fixed"/>
+        <w:tblLook w:firstColumn="1" w:firstRow="1" w:lastColumn="0" w:lastRow="0" w:noHBand="0" w:noVBand="1" w:val="04A0"/>
+        <w:tblInd w:type="dxa" w:w="0"/>
+      </w:tblPr>
+      <w:tblGrid>
+        <w:gridCol w:w="9865"/>
+      </w:tblGrid>
+      <w:tr>
+        <w:trPr>
+          <w:trHeight w:val="510" w:hRule="atLeast"/>
+        </w:trPr>
+        <w:tc>
+          <w:tcPr>
+            <w:tcW w:type="dxa" w:w="9865"/>
+            <w:tcMar>
+              <w:top w:w="0" w:type="dxa"/>
+              <w:start w:w="0" w:type="dxa"/>
+              <w:bottom w:w="0" w:type="dxa"/>
+              <w:end w:w="0" w:type="dxa"/>
+            </w:tcMar>
+            <w:tcBorders>
+              <w:top w:val="nil"/>
+              <w:bottom w:val="single" w:sz="5" w:space="0" w:color="CBD5E1"/>
+              <w:start w:val="nil"/>
+              <w:end w:val="nil"/>
+            </w:tcBorders>
+          </w:tcPr>
+          <w:p>
+            <w:pPr>
+              <w:spacing w:before="0" w:after="0" w:line="240" w:lineRule="auto"/>
+            </w:pPr>
+            <w:r>
+              <w:t xml:space="preserve"> </w:t>
+            </w:r>
+          </w:p>
+        </w:tc>
+      </w:tr>
+    </w:tbl>
+    <w:p>
+      <w:pPr>
+        <w:keepNext/>
+        <w:keepLines w:val="0"/>
+        <w:spacing w:before="80" w:after="20" w:line="293" w:lineRule="auto"/>
+      </w:pPr>
+      <w:r>
+        <w:rPr>
+          <w:rFonts w:ascii="Arial Unicode MS" w:hAnsi="Arial Unicode MS" w:eastAsia="Arial Unicode MS"/>
+          <w:b/>
+          <w:i w:val="0"/>
+          <w:color w:val="1A2340"/>
+          <w:sz w:val="30"/>
+        </w:rPr>
+        <w:t>完成確認｜96–100 分</w:t>
+      </w:r>
+    </w:p>
+    <w:p>
+      <w:pPr>
+        <w:keepNext w:val="0"/>
+        <w:keepLines w:val="0"/>
+        <w:spacing w:before="0" w:after="20" w:line="293" w:lineRule="auto"/>
+      </w:pPr>
+      <w:r>
+        <w:rPr>
+          <w:rFonts w:ascii="Arial Unicode MS" w:hAnsi="Arial Unicode MS" w:eastAsia="Arial Unicode MS"/>
+          <w:b w:val="0"/>
+          <w:i w:val="0"/>
+          <w:color w:val="1A2340"/>
+          <w:sz w:val="22"/>
+        </w:rPr>
+        <w:t>□ 第一反應 □ 字詞比較 □ 一次排序 □ 可討論版 □ 刪留與下一步</w:t>
+        <w:br/>
+        <w:t>只拍自己的四頁→上傳原有 Classroom 作業→確認已繳交→整本交老師。</w:t>
       </w:r>
     </w:p>
     <w:sectPr>

--- a/worksheets/W7.docx
+++ b/worksheets/W7.docx
@@ -155,7 +155,7 @@
           <w:color w:val="1A2340"/>
           <w:sz w:val="30"/>
         </w:rPr>
-        <w:t>01｜我先看到｜08–10 分</w:t>
+        <w:t>01｜我先看到｜23–25 分</w:t>
       </w:r>
     </w:p>
     <w:p>
@@ -172,9 +172,9 @@
           <w:color w:val="1A2340"/>
           <w:sz w:val="22"/>
         </w:rPr>
-        <w:t>先看 □ A 卡 □ B 卡。教師自編模擬建議；不是真實平台結果。</w:t>
+        <w:t>先看 □ A 卡 □ B 卡。A 官方圖文／B 中央社標題；同談 2024 年政策事件。</w:t>
         <w:br/>
-        <w:t>每兩人一張單版卡；18 分才交換。只在本頁寫，不另抄整段。</w:t>
+        <w:t>每兩人一張單版卡；35 分才交換。只在本頁寫，不另抄整段。</w:t>
       </w:r>
     </w:p>
     <w:p>
@@ -191,7 +191,7 @@
           <w:color w:val="1A2340"/>
           <w:sz w:val="30"/>
         </w:rPr>
-        <w:t>02｜兩處字詞，分別讓我想到什麼｜10–14 分</w:t>
+        <w:t>02｜兩處線索，分別讓我想到什麼｜25–31 分</w:t>
       </w:r>
     </w:p>
     <w:p>
@@ -208,7 +208,7 @@
           <w:color w:val="1A2340"/>
           <w:sz w:val="22"/>
         </w:rPr>
-        <w:t>第一處原詞：＿＿＿＿。它先讓我感覺／相信／想做什麼？</w:t>
+        <w:t>第一處字詞／畫面：＿＿＿＿。它先讓我感覺／相信／想做什麼？</w:t>
       </w:r>
     </w:p>
     <w:tbl>
@@ -327,7 +327,7 @@
           <w:color w:val="1A2340"/>
           <w:sz w:val="22"/>
         </w:rPr>
-        <w:t>第二處原詞：＿＿＿＿。它先讓我感覺／相信／想做什麼？</w:t>
+        <w:t>第二處字詞／畫面：＿＿＿＿。它先讓我感覺／相信／想做什麼？</w:t>
       </w:r>
     </w:p>
     <w:tbl>
@@ -446,7 +446,7 @@
           <w:color w:val="1A2340"/>
           <w:sz w:val="30"/>
         </w:rPr>
-        <w:t>03｜我的第一個反應｜10–14 分</w:t>
+        <w:t>03｜我的第一個反應｜25–31 分</w:t>
       </w:r>
     </w:p>
     <w:p>
@@ -612,7 +612,7 @@
           <w:color w:val="1A2340"/>
           <w:sz w:val="30"/>
         </w:rPr>
-        <w:t>搭檔核對｜14–18 分</w:t>
+        <w:t>搭檔核對｜31–35 分</w:t>
       </w:r>
     </w:p>
     <w:p>
@@ -629,7 +629,7 @@
           <w:color w:val="1A2340"/>
           <w:sz w:val="22"/>
         </w:rPr>
-        <w:t>先小座號、16 分換手，各 2 分鐘。「哪個字讓你這樣想？」</w:t>
+        <w:t>先小座號、33 分換手，各 2 分鐘。「哪個字讓你這樣想？」</w:t>
         <w:br/>
         <w:t>有補充寫在原稿旁；保留第一反應，不必改成相同答案。</w:t>
       </w:r>
@@ -708,7 +708,7 @@
           <w:color w:val="1A2340"/>
           <w:sz w:val="30"/>
         </w:rPr>
-        <w:t>01｜A 多放了什麼、少談什麼｜21–28 分</w:t>
+        <w:t>01｜A 多放了什麼、少談什麼｜35–42 分</w:t>
       </w:r>
     </w:p>
     <w:p>
@@ -725,7 +725,7 @@
           <w:color w:val="1A2340"/>
           <w:sz w:val="22"/>
         </w:rPr>
-        <w:t>多放＿＿；少談＿＿；我根據的確切字詞＿＿。</w:t>
+        <w:t>多放＿＿；少談＿＿；我根據的字詞／畫面＿＿。</w:t>
       </w:r>
     </w:p>
     <w:tbl>
@@ -844,7 +844,7 @@
           <w:color w:val="1A2340"/>
           <w:sz w:val="30"/>
         </w:rPr>
-        <w:t>02｜B 多放了什麼、少談什麼｜21–28 分</w:t>
+        <w:t>02｜B 多放了什麼、少談什麼｜35–42 分</w:t>
       </w:r>
     </w:p>
     <w:p>
@@ -861,7 +861,7 @@
           <w:color w:val="1A2340"/>
           <w:sz w:val="22"/>
         </w:rPr>
-        <w:t>多放＿＿；少談＿＿；我根據的確切字詞＿＿。</w:t>
+        <w:t>多放＿＿；少談＿＿；我根據的字詞／畫面＿＿。</w:t>
       </w:r>
     </w:p>
     <w:tbl>
@@ -980,7 +980,7 @@
           <w:color w:val="1A2340"/>
           <w:sz w:val="30"/>
         </w:rPr>
-        <w:t>03｜比完後，我發現漏掉什麼｜28–36 分</w:t>
+        <w:t>03｜比完後，我發現漏掉什麼｜42–47 分</w:t>
       </w:r>
     </w:p>
     <w:p>
@@ -1116,7 +1116,7 @@
           <w:color w:val="1A2340"/>
           <w:sz w:val="30"/>
         </w:rPr>
-        <w:t>04｜排序器只改一項｜51–56 分</w:t>
+        <w:t>04｜排序器只改一項｜52–57 分</w:t>
       </w:r>
     </w:p>
     <w:p>
@@ -1618,7 +1618,7 @@
           <w:color w:val="1A2340"/>
           <w:sz w:val="30"/>
         </w:rPr>
-        <w:t>03｜我拿掉／保留的字與理由｜76–81 分</w:t>
+        <w:t>03｜我拿掉／保留的字與理由｜76–80 分</w:t>
       </w:r>
     </w:p>
     <w:p>
@@ -1635,7 +1635,7 @@
           <w:color w:val="1A2340"/>
           <w:sz w:val="22"/>
         </w:rPr>
-        <w:t>我拿掉＿＿，因為它先推我＿＿；我保留＿＿，因為可以用＿＿來檢查。</w:t>
+        <w:t>我改／刪／保留＿＿；新看到的線索或條件＿＿，如何影響我的原判斷＿＿。</w:t>
       </w:r>
     </w:p>
     <w:tbl>
@@ -1754,7 +1754,7 @@
           <w:color w:val="1A2340"/>
           <w:sz w:val="30"/>
         </w:rPr>
-        <w:t>04｜下一次換一個動作｜81–86 分</w:t>
+        <w:t>04｜下一次換一個動作｜80–84 分</w:t>
       </w:r>
     </w:p>
     <w:p>
@@ -1950,7 +1950,7 @@
           <w:color w:val="1A2340"/>
           <w:sz w:val="30"/>
         </w:rPr>
-        <w:t>01｜帶到 W8｜86–90 分</w:t>
+        <w:t>01｜帶到 W8｜84–88 分</w:t>
       </w:r>
     </w:p>
     <w:p>
@@ -1967,7 +1967,7 @@
           <w:color w:val="1A2340"/>
           <w:sz w:val="22"/>
         </w:rPr>
-        <w:t>兩版共同談到＿＿；我還需要核對＿＿。前面寫過可指頁欄，不重抄。</w:t>
+        <w:t>兩版共同談到＿＿；我還需要核對＿＿。W8 用教師模擬雙報導。前面寫過可指頁欄，不重抄。</w:t>
       </w:r>
     </w:p>
     <w:tbl>
@@ -2056,7 +2056,7 @@
           <w:color w:val="1A2340"/>
           <w:sz w:val="30"/>
         </w:rPr>
-        <w:t>02｜推薦頁都是它，就該選它？｜90–96 分</w:t>
+        <w:t>02｜推薦頁都是它，就該選它？｜88–94 分</w:t>
       </w:r>
     </w:p>
     <w:p>
@@ -2194,7 +2194,7 @@
           <w:color w:val="1A2340"/>
           <w:sz w:val="30"/>
         </w:rPr>
-        <w:t>93 分才看新資訊</w:t>
+        <w:t>91 分才看新資訊</w:t>
       </w:r>
     </w:p>
     <w:p>
@@ -2406,7 +2406,7 @@
           <w:color w:val="1A2340"/>
           <w:sz w:val="30"/>
         </w:rPr>
-        <w:t>完成確認｜96–100 分</w:t>
+        <w:t>完成確認｜94–100 分</w:t>
       </w:r>
     </w:p>
     <w:p>

--- a/worksheets/W7.docx
+++ b/worksheets/W7.docx
@@ -1967,7 +1967,7 @@
           <w:color w:val="1A2340"/>
           <w:sz w:val="22"/>
         </w:rPr>
-        <w:t>兩版共同談到＿＿；我還需要核對＿＿。W8 用教師模擬雙報導。前面寫過可指頁欄，不重抄。</w:t>
+        <w:t>兩版共同談到＿＿；我還需要核對＿＿。W8 讀真實高鐵新聞雙報導。前面寫過可指頁欄，不重抄。</w:t>
       </w:r>
     </w:p>
     <w:tbl>
@@ -2428,6 +2428,1173 @@
         <w:t>只拍自己的四頁→上傳原有 Classroom 作業→確認已繳交→整本交老師。</w:t>
       </w:r>
     </w:p>
+    <w:p>
+      <w:pPr>
+        <w:keepNext/>
+        <w:keepLines w:val="0"/>
+        <w:pageBreakBefore/>
+        <w:spacing w:before="0" w:after="60" w:line="293" w:lineRule="auto"/>
+      </w:pPr>
+      <w:r>
+        <w:rPr>
+          <w:rFonts w:ascii="JetBrains Mono" w:hAnsi="JetBrains Mono" w:eastAsia="Arial Unicode MS"/>
+          <w:b/>
+          <w:i w:val="0"/>
+          <w:color w:val="1D4ED8"/>
+          <w:sz w:val="22"/>
+        </w:rPr>
+        <w:t>W7 / 05</w:t>
+      </w:r>
+    </w:p>
+    <w:p>
+      <w:pPr>
+        <w:keepNext/>
+        <w:keepLines w:val="0"/>
+        <w:spacing w:before="0" w:after="80" w:line="252" w:lineRule="auto"/>
+      </w:pPr>
+      <w:r>
+        <w:rPr>
+          <w:rFonts w:ascii="Arial Unicode MS" w:hAnsi="Arial Unicode MS" w:eastAsia="Arial Unicode MS"/>
+          <w:b/>
+          <w:i w:val="0"/>
+          <w:color w:val="1A2340"/>
+          <w:sz w:val="44"/>
+        </w:rPr>
+        <w:t>地圖沒畫出來，就不存在嗎？</w:t>
+      </w:r>
+    </w:p>
+    <w:p>
+      <w:pPr>
+        <w:keepNext w:val="0"/>
+        <w:keepLines w:val="0"/>
+        <w:spacing w:before="0" w:after="140" w:line="293" w:lineRule="auto"/>
+      </w:pPr>
+      <w:r>
+        <w:rPr>
+          <w:rFonts w:ascii="Arial Unicode MS" w:hAnsi="Arial Unicode MS" w:eastAsia="Arial Unicode MS"/>
+          <w:b w:val="0"/>
+          <w:i w:val="0"/>
+          <w:color w:val="5B6573"/>
+          <w:sz w:val="22"/>
+        </w:rPr>
+        <w:t>有餘裕或課餘選做；可留白、不計分、不追交。題目在同一份歷程本，詳解在本週最後。</w:t>
+      </w:r>
+    </w:p>
+    <w:p>
+      <w:pPr>
+        <w:keepNext w:val="0"/>
+        <w:keepLines w:val="0"/>
+        <w:spacing w:before="0" w:after="120" w:line="293" w:lineRule="auto"/>
+      </w:pPr>
+      <w:r>
+        <w:rPr>
+          <w:rFonts w:ascii="Arial Unicode MS" w:hAnsi="Arial Unicode MS" w:eastAsia="Arial Unicode MS"/>
+          <w:b w:val="0"/>
+          <w:i w:val="0"/>
+          <w:color w:val="1A2340"/>
+          <w:sz w:val="21"/>
+        </w:rPr>
+        <w:t>115 學測社會第 8 題表 2｜印刷第 2 頁；依公開題材節錄／重排，任務為本課改編。</w:t>
+      </w:r>
+    </w:p>
+    <w:p>
+      <w:pPr>
+        <w:keepNext w:val="0"/>
+        <w:keepLines w:val="0"/>
+        <w:spacing w:before="0" w:after="120" w:line="293" w:lineRule="auto"/>
+      </w:pPr>
+      <w:r>
+        <w:rPr>
+          <w:rFonts w:ascii="Arial Unicode MS" w:hAnsi="Arial Unicode MS" w:eastAsia="Arial Unicode MS"/>
+          <w:b w:val="0"/>
+          <w:i w:val="0"/>
+          <w:color w:val="1A2340"/>
+          <w:sz w:val="22"/>
+        </w:rPr>
+        <w:t>題文說明：清代官員會因統治、用兵與管理需要繪圖。下表統計不同年份《臺灣府志》地圖上的註記，不是實地人口調查。</w:t>
+      </w:r>
+    </w:p>
+    <w:tbl>
+      <w:tblPr>
+        <w:tblStyle w:val="TableGrid"/>
+        <w:tblW w:type="auto" w:w="0"/>
+        <w:tblLook w:firstColumn="1" w:firstRow="1" w:lastColumn="0" w:lastRow="0" w:noHBand="0" w:noVBand="1" w:val="04A0"/>
+      </w:tblPr>
+      <w:tblGrid>
+        <w:gridCol w:w="2466"/>
+        <w:gridCol w:w="2466"/>
+        <w:gridCol w:w="2466"/>
+        <w:gridCol w:w="2466"/>
+      </w:tblGrid>
+      <w:tr>
+        <w:tc>
+          <w:tcPr>
+            <w:tcW w:type="dxa" w:w="2466"/>
+          </w:tcPr>
+          <w:p>
+            <w:r>
+              <w:rPr>
+                <w:sz w:val="21"/>
+              </w:rPr>
+              <w:t>地圖註記</w:t>
+            </w:r>
+          </w:p>
+        </w:tc>
+        <w:tc>
+          <w:tcPr>
+            <w:tcW w:type="dxa" w:w="2466"/>
+          </w:tcPr>
+          <w:p>
+            <w:r>
+              <w:rPr>
+                <w:sz w:val="21"/>
+              </w:rPr>
+              <w:t>1696 年</w:t>
+            </w:r>
+          </w:p>
+        </w:tc>
+        <w:tc>
+          <w:tcPr>
+            <w:tcW w:type="dxa" w:w="2466"/>
+          </w:tcPr>
+          <w:p>
+            <w:r>
+              <w:rPr>
+                <w:sz w:val="21"/>
+              </w:rPr>
+              <w:t>1742 年</w:t>
+            </w:r>
+          </w:p>
+        </w:tc>
+        <w:tc>
+          <w:tcPr>
+            <w:tcW w:type="dxa" w:w="2466"/>
+          </w:tcPr>
+          <w:p>
+            <w:r>
+              <w:rPr>
+                <w:sz w:val="21"/>
+              </w:rPr>
+              <w:t>1747 年</w:t>
+            </w:r>
+          </w:p>
+        </w:tc>
+      </w:tr>
+      <w:tr>
+        <w:tc>
+          <w:tcPr>
+            <w:tcW w:type="dxa" w:w="2466"/>
+          </w:tcPr>
+          <w:p>
+            <w:r>
+              <w:rPr>
+                <w:sz w:val="21"/>
+              </w:rPr>
+              <w:t>山岳</w:t>
+            </w:r>
+          </w:p>
+        </w:tc>
+        <w:tc>
+          <w:tcPr>
+            <w:tcW w:type="dxa" w:w="2466"/>
+          </w:tcPr>
+          <w:p>
+            <w:r>
+              <w:rPr>
+                <w:sz w:val="21"/>
+              </w:rPr>
+              <w:t>24</w:t>
+            </w:r>
+          </w:p>
+        </w:tc>
+        <w:tc>
+          <w:tcPr>
+            <w:tcW w:type="dxa" w:w="2466"/>
+          </w:tcPr>
+          <w:p>
+            <w:r>
+              <w:rPr>
+                <w:sz w:val="21"/>
+              </w:rPr>
+              <w:t>29</w:t>
+            </w:r>
+          </w:p>
+        </w:tc>
+        <w:tc>
+          <w:tcPr>
+            <w:tcW w:type="dxa" w:w="2466"/>
+          </w:tcPr>
+          <w:p>
+            <w:r>
+              <w:rPr>
+                <w:sz w:val="21"/>
+              </w:rPr>
+              <w:t>127</w:t>
+            </w:r>
+          </w:p>
+        </w:tc>
+      </w:tr>
+      <w:tr>
+        <w:tc>
+          <w:tcPr>
+            <w:tcW w:type="dxa" w:w="2466"/>
+          </w:tcPr>
+          <w:p>
+            <w:r>
+              <w:rPr>
+                <w:sz w:val="21"/>
+              </w:rPr>
+              <w:t>社</w:t>
+            </w:r>
+          </w:p>
+        </w:tc>
+        <w:tc>
+          <w:tcPr>
+            <w:tcW w:type="dxa" w:w="2466"/>
+          </w:tcPr>
+          <w:p>
+            <w:r>
+              <w:rPr>
+                <w:sz w:val="21"/>
+              </w:rPr>
+              <w:t>61</w:t>
+            </w:r>
+          </w:p>
+        </w:tc>
+        <w:tc>
+          <w:tcPr>
+            <w:tcW w:type="dxa" w:w="2466"/>
+          </w:tcPr>
+          <w:p>
+            <w:r>
+              <w:rPr>
+                <w:sz w:val="21"/>
+              </w:rPr>
+              <w:t>24</w:t>
+            </w:r>
+          </w:p>
+        </w:tc>
+        <w:tc>
+          <w:tcPr>
+            <w:tcW w:type="dxa" w:w="2466"/>
+          </w:tcPr>
+          <w:p>
+            <w:r>
+              <w:rPr>
+                <w:sz w:val="21"/>
+              </w:rPr>
+              <w:t>未註記</w:t>
+            </w:r>
+          </w:p>
+        </w:tc>
+      </w:tr>
+    </w:tbl>
+    <w:p>
+      <w:pPr>
+        <w:keepNext/>
+        <w:keepLines w:val="0"/>
+        <w:spacing w:before="160" w:after="60" w:line="293" w:lineRule="auto"/>
+      </w:pPr>
+      <w:r>
+        <w:rPr>
+          <w:rFonts w:ascii="Arial Unicode MS" w:hAnsi="Arial Unicode MS" w:eastAsia="Arial Unicode MS"/>
+          <w:b/>
+          <w:i w:val="0"/>
+          <w:color w:val="1A2340"/>
+          <w:sz w:val="30"/>
+        </w:rPr>
+        <w:t>任務｜不重抄題文</w:t>
+      </w:r>
+    </w:p>
+    <w:p>
+      <w:pPr>
+        <w:keepNext w:val="0"/>
+        <w:keepLines w:val="0"/>
+        <w:spacing w:before="0" w:after="100" w:line="293" w:lineRule="auto"/>
+      </w:pPr>
+      <w:r>
+        <w:rPr>
+          <w:rFonts w:ascii="Arial Unicode MS" w:hAnsi="Arial Unicode MS" w:eastAsia="Arial Unicode MS"/>
+          <w:b w:val="0"/>
+          <w:i w:val="0"/>
+          <w:color w:val="1A2340"/>
+          <w:sz w:val="22"/>
+        </w:rPr>
+        <w:t>有人寫：「1747 年沒有原住民聚落，山也變多了。」你會如何處理這句話？各指一格資料，說明圖上呈現和實際存在的差別。</w:t>
+      </w:r>
+    </w:p>
+    <w:p>
+      <w:pPr>
+        <w:keepNext w:val="0"/>
+        <w:keepLines w:val="0"/>
+        <w:spacing w:before="0" w:after="100" w:line="293" w:lineRule="auto"/>
+      </w:pPr>
+      <w:r>
+        <w:rPr>
+          <w:rFonts w:ascii="Arial Unicode MS" w:hAnsi="Arial Unicode MS" w:eastAsia="Arial Unicode MS"/>
+          <w:b w:val="0"/>
+          <w:i w:val="0"/>
+          <w:color w:val="1A2340"/>
+          <w:sz w:val="21"/>
+        </w:rPr>
+        <w:t>先備回查｜「社」是題表的聚落註記類別；「未註記」表示這張地圖沒有這類標示。</w:t>
+      </w:r>
+    </w:p>
+    <w:p>
+      <w:pPr>
+        <w:keepNext/>
+        <w:keepLines w:val="0"/>
+        <w:spacing w:before="120" w:after="60" w:line="293" w:lineRule="auto"/>
+      </w:pPr>
+      <w:r>
+        <w:rPr>
+          <w:rFonts w:ascii="Arial Unicode MS" w:hAnsi="Arial Unicode MS" w:eastAsia="Arial Unicode MS"/>
+          <w:b/>
+          <w:i w:val="0"/>
+          <w:color w:val="1A2340"/>
+          <w:sz w:val="30"/>
+        </w:rPr>
+        <w:t>需要時才看提示</w:t>
+      </w:r>
+    </w:p>
+    <w:p>
+      <w:pPr>
+        <w:keepNext w:val="0"/>
+        <w:keepLines w:val="0"/>
+        <w:spacing w:before="0" w:after="80" w:line="293" w:lineRule="auto"/>
+      </w:pPr>
+      <w:r>
+        <w:rPr>
+          <w:rFonts w:ascii="Arial Unicode MS" w:hAnsi="Arial Unicode MS" w:eastAsia="Arial Unicode MS"/>
+          <w:b w:val="0"/>
+          <w:i w:val="0"/>
+          <w:color w:val="1A2340"/>
+          <w:sz w:val="22"/>
+        </w:rPr>
+        <w:t>1｜查量的是什麼：表頭數的是地圖上的標記，還是現實中的事物？</w:t>
+      </w:r>
+    </w:p>
+    <w:p>
+      <w:pPr>
+        <w:keepNext w:val="0"/>
+        <w:keepLines w:val="0"/>
+        <w:spacing w:before="0" w:after="80" w:line="293" w:lineRule="auto"/>
+      </w:pPr>
+      <w:r>
+        <w:rPr>
+          <w:rFonts w:ascii="Arial Unicode MS" w:hAnsi="Arial Unicode MS" w:eastAsia="Arial Unicode MS"/>
+          <w:b w:val="0"/>
+          <w:i w:val="0"/>
+          <w:color w:val="1A2340"/>
+          <w:sz w:val="22"/>
+        </w:rPr>
+        <w:t>2｜追選取者與用途：不同年份的官員，可能為什麼保留不同資訊？先寫可能，不冒充史實。</w:t>
+      </w:r>
+    </w:p>
+    <w:p>
+      <w:pPr>
+        <w:keepNext w:val="0"/>
+        <w:keepLines w:val="0"/>
+        <w:spacing w:before="0" w:after="80" w:line="293" w:lineRule="auto"/>
+      </w:pPr>
+      <w:r>
+        <w:rPr>
+          <w:rFonts w:ascii="Arial Unicode MS" w:hAnsi="Arial Unicode MS" w:eastAsia="Arial Unicode MS"/>
+          <w:b w:val="0"/>
+          <w:i w:val="0"/>
+          <w:color w:val="1A2340"/>
+          <w:sz w:val="22"/>
+        </w:rPr>
+        <w:t>3｜回到自己的句子：哪個推論要縮小？若要判斷實際聚落變化，還要哪種資料？</w:t>
+      </w:r>
+    </w:p>
+    <w:p>
+      <w:pPr>
+        <w:keepNext w:val="0"/>
+        <w:keepLines w:val="0"/>
+        <w:spacing w:before="120" w:after="80" w:line="293" w:lineRule="auto"/>
+      </w:pPr>
+      <w:r>
+        <w:rPr>
+          <w:rFonts w:ascii="Arial Unicode MS" w:hAnsi="Arial Unicode MS" w:eastAsia="Arial Unicode MS"/>
+          <w:b w:val="0"/>
+          <w:i w:val="0"/>
+          <w:color w:val="1A2340"/>
+          <w:sz w:val="22"/>
+        </w:rPr>
+        <w:t>W7：先看到什麼 → 材料選了什麼 → 還看不見什麼。</w:t>
+      </w:r>
+    </w:p>
+    <w:p>
+      <w:pPr>
+        <w:keepNext w:val="0"/>
+        <w:keepLines w:val="0"/>
+        <w:spacing w:before="0" w:after="60" w:line="293" w:lineRule="auto"/>
+      </w:pPr>
+      <w:r>
+        <w:rPr>
+          <w:rFonts w:ascii="Arial Unicode MS" w:hAnsi="Arial Unicode MS" w:eastAsia="Arial Unicode MS"/>
+          <w:b w:val="0"/>
+          <w:i w:val="0"/>
+          <w:color w:val="1A2340"/>
+          <w:sz w:val="18"/>
+        </w:rPr>
+        <w:t>完整原卷：https://www.ceec.edu.tw/files/file_pool/1/0q054534130270752519/05-115%E5%AD%B8%E6%B8%AC%E7%A4%BE%E6%9C%83%E8%A9%A6%E5%8D%B7.pdf#page=3</w:t>
+      </w:r>
+    </w:p>
+    <w:p>
+      <w:pPr>
+        <w:keepNext w:val="0"/>
+        <w:keepLines w:val="0"/>
+        <w:spacing w:before="0" w:after="60" w:line="293" w:lineRule="auto"/>
+      </w:pPr>
+      <w:r>
+        <w:rPr>
+          <w:rFonts w:ascii="Arial Unicode MS" w:hAnsi="Arial Unicode MS" w:eastAsia="Arial Unicode MS"/>
+          <w:b w:val="0"/>
+          <w:i w:val="0"/>
+          <w:color w:val="1A2340"/>
+          <w:sz w:val="21"/>
+        </w:rPr>
+        <w:t>詳解在本週投影最後。整本收回後，從同一份線上歷程本取題；不另印一張卡。</w:t>
+      </w:r>
+    </w:p>
+    <w:p>
+      <w:pPr>
+        <w:keepNext/>
+        <w:keepLines w:val="0"/>
+        <w:pageBreakBefore/>
+        <w:spacing w:before="0" w:after="60" w:line="293" w:lineRule="auto"/>
+      </w:pPr>
+      <w:r>
+        <w:rPr>
+          <w:rFonts w:ascii="JetBrains Mono" w:hAnsi="JetBrains Mono" w:eastAsia="Arial Unicode MS"/>
+          <w:b/>
+          <w:i w:val="0"/>
+          <w:color w:val="1D4ED8"/>
+          <w:sz w:val="22"/>
+        </w:rPr>
+        <w:t>W7 / 06</w:t>
+      </w:r>
+    </w:p>
+    <w:p>
+      <w:pPr>
+        <w:keepNext/>
+        <w:keepLines w:val="0"/>
+        <w:spacing w:before="0" w:after="80" w:line="252" w:lineRule="auto"/>
+      </w:pPr>
+      <w:r>
+        <w:rPr>
+          <w:rFonts w:ascii="Arial Unicode MS" w:hAnsi="Arial Unicode MS" w:eastAsia="Arial Unicode MS"/>
+          <w:b/>
+          <w:i w:val="0"/>
+          <w:color w:val="1A2340"/>
+          <w:sz w:val="44"/>
+        </w:rPr>
+        <w:t>保留自己的解題來路</w:t>
+      </w:r>
+    </w:p>
+    <w:p>
+      <w:pPr>
+        <w:keepNext w:val="0"/>
+        <w:keepLines w:val="0"/>
+        <w:spacing w:before="0" w:after="140" w:line="293" w:lineRule="auto"/>
+      </w:pPr>
+      <w:r>
+        <w:rPr>
+          <w:rFonts w:ascii="Arial Unicode MS" w:hAnsi="Arial Unicode MS" w:eastAsia="Arial Unicode MS"/>
+          <w:b w:val="0"/>
+          <w:i w:val="0"/>
+          <w:color w:val="5B6573"/>
+          <w:sz w:val="22"/>
+        </w:rPr>
+        <w:t>可留白；這兩頁隨整本保管，不計分、不追交、不另上傳。</w:t>
+      </w:r>
+    </w:p>
+    <w:p>
+      <w:pPr>
+        <w:keepNext/>
+        <w:keepLines w:val="0"/>
+        <w:spacing w:before="100" w:after="40" w:line="293" w:lineRule="auto"/>
+      </w:pPr>
+      <w:r>
+        <w:rPr>
+          <w:rFonts w:ascii="JetBrains Mono" w:hAnsi="JetBrains Mono" w:eastAsia="Arial Unicode MS"/>
+          <w:b/>
+          <w:i w:val="0"/>
+          <w:color w:val="1D4ED8"/>
+          <w:sz w:val="30"/>
+        </w:rPr>
+        <w:t>01</w:t>
+      </w:r>
+      <w:r>
+        <w:rPr>
+          <w:rFonts w:ascii="Arial Unicode MS" w:hAnsi="Arial Unicode MS" w:eastAsia="Arial Unicode MS"/>
+          <w:b w:val="0"/>
+          <w:i w:val="0"/>
+          <w:color w:val="1D4ED8"/>
+          <w:sz w:val="30"/>
+        </w:rPr>
+        <w:t xml:space="preserve">  </w:t>
+      </w:r>
+      <w:r>
+        <w:rPr>
+          <w:rFonts w:ascii="Arial Unicode MS" w:hAnsi="Arial Unicode MS" w:eastAsia="Arial Unicode MS"/>
+          <w:b/>
+          <w:i w:val="0"/>
+          <w:color w:val="1A2340"/>
+          <w:sz w:val="30"/>
+        </w:rPr>
+        <w:t>初答與依據</w:t>
+      </w:r>
+    </w:p>
+    <w:p>
+      <w:pPr>
+        <w:keepNext w:val="0"/>
+        <w:keepLines w:val="0"/>
+        <w:spacing w:before="0" w:after="40" w:line="293" w:lineRule="auto"/>
+      </w:pPr>
+      <w:r>
+        <w:rPr>
+          <w:rFonts w:ascii="Arial Unicode MS" w:hAnsi="Arial Unicode MS" w:eastAsia="Arial Unicode MS"/>
+          <w:b w:val="0"/>
+          <w:i w:val="0"/>
+          <w:color w:val="1A2340"/>
+          <w:sz w:val="22"/>
+        </w:rPr>
+        <w:t>先自己解；可畫圖、圈原材料、寫算式或記卡點。</w:t>
+      </w:r>
+    </w:p>
+    <w:tbl>
+      <w:tblPr>
+        <w:tblW w:type="dxa" w:w="9865"/>
+        <w:jc w:val="left"/>
+        <w:tblLayout w:type="fixed"/>
+        <w:tblLook w:firstColumn="1" w:firstRow="1" w:lastColumn="0" w:lastRow="0" w:noHBand="0" w:noVBand="1" w:val="04A0"/>
+        <w:tblInd w:type="dxa" w:w="0"/>
+      </w:tblPr>
+      <w:tblGrid>
+        <w:gridCol w:w="9865"/>
+      </w:tblGrid>
+      <w:tr>
+        <w:trPr>
+          <w:trHeight w:val="454" w:hRule="atLeast"/>
+        </w:trPr>
+        <w:tc>
+          <w:tcPr>
+            <w:tcW w:type="dxa" w:w="9865"/>
+            <w:tcMar>
+              <w:top w:w="0" w:type="dxa"/>
+              <w:start w:w="0" w:type="dxa"/>
+              <w:bottom w:w="0" w:type="dxa"/>
+              <w:end w:w="0" w:type="dxa"/>
+            </w:tcMar>
+            <w:tcBorders>
+              <w:top w:val="nil"/>
+              <w:bottom w:val="single" w:sz="5" w:space="0" w:color="CBD5E1"/>
+              <w:start w:val="nil"/>
+              <w:end w:val="nil"/>
+            </w:tcBorders>
+          </w:tcPr>
+          <w:p>
+            <w:pPr>
+              <w:spacing w:before="0" w:after="0" w:line="240" w:lineRule="auto"/>
+            </w:pPr>
+            <w:r>
+              <w:t xml:space="preserve"> </w:t>
+            </w:r>
+          </w:p>
+        </w:tc>
+      </w:tr>
+      <w:tr>
+        <w:trPr>
+          <w:trHeight w:val="454" w:hRule="atLeast"/>
+        </w:trPr>
+        <w:tc>
+          <w:tcPr>
+            <w:tcW w:type="dxa" w:w="9865"/>
+            <w:tcMar>
+              <w:top w:w="0" w:type="dxa"/>
+              <w:start w:w="0" w:type="dxa"/>
+              <w:bottom w:w="0" w:type="dxa"/>
+              <w:end w:w="0" w:type="dxa"/>
+            </w:tcMar>
+            <w:tcBorders>
+              <w:top w:val="nil"/>
+              <w:bottom w:val="single" w:sz="5" w:space="0" w:color="CBD5E1"/>
+              <w:start w:val="nil"/>
+              <w:end w:val="nil"/>
+            </w:tcBorders>
+          </w:tcPr>
+          <w:p>
+            <w:pPr>
+              <w:spacing w:before="0" w:after="0" w:line="240" w:lineRule="auto"/>
+            </w:pPr>
+            <w:r>
+              <w:t xml:space="preserve"> </w:t>
+            </w:r>
+          </w:p>
+        </w:tc>
+      </w:tr>
+      <w:tr>
+        <w:trPr>
+          <w:trHeight w:val="454" w:hRule="atLeast"/>
+        </w:trPr>
+        <w:tc>
+          <w:tcPr>
+            <w:tcW w:type="dxa" w:w="9865"/>
+            <w:tcMar>
+              <w:top w:w="0" w:type="dxa"/>
+              <w:start w:w="0" w:type="dxa"/>
+              <w:bottom w:w="0" w:type="dxa"/>
+              <w:end w:w="0" w:type="dxa"/>
+            </w:tcMar>
+            <w:tcBorders>
+              <w:top w:val="nil"/>
+              <w:bottom w:val="single" w:sz="5" w:space="0" w:color="CBD5E1"/>
+              <w:start w:val="nil"/>
+              <w:end w:val="nil"/>
+            </w:tcBorders>
+          </w:tcPr>
+          <w:p>
+            <w:pPr>
+              <w:spacing w:before="0" w:after="0" w:line="240" w:lineRule="auto"/>
+            </w:pPr>
+            <w:r>
+              <w:t xml:space="preserve"> </w:t>
+            </w:r>
+          </w:p>
+        </w:tc>
+      </w:tr>
+      <w:tr>
+        <w:trPr>
+          <w:trHeight w:val="454" w:hRule="atLeast"/>
+        </w:trPr>
+        <w:tc>
+          <w:tcPr>
+            <w:tcW w:type="dxa" w:w="9865"/>
+            <w:tcMar>
+              <w:top w:w="0" w:type="dxa"/>
+              <w:start w:w="0" w:type="dxa"/>
+              <w:bottom w:w="0" w:type="dxa"/>
+              <w:end w:w="0" w:type="dxa"/>
+            </w:tcMar>
+            <w:tcBorders>
+              <w:top w:val="nil"/>
+              <w:bottom w:val="single" w:sz="5" w:space="0" w:color="CBD5E1"/>
+              <w:start w:val="nil"/>
+              <w:end w:val="nil"/>
+            </w:tcBorders>
+          </w:tcPr>
+          <w:p>
+            <w:pPr>
+              <w:spacing w:before="0" w:after="0" w:line="240" w:lineRule="auto"/>
+            </w:pPr>
+            <w:r>
+              <w:t xml:space="preserve"> </w:t>
+            </w:r>
+          </w:p>
+        </w:tc>
+      </w:tr>
+      <w:tr>
+        <w:trPr>
+          <w:trHeight w:val="454" w:hRule="atLeast"/>
+        </w:trPr>
+        <w:tc>
+          <w:tcPr>
+            <w:tcW w:type="dxa" w:w="9865"/>
+            <w:tcMar>
+              <w:top w:w="0" w:type="dxa"/>
+              <w:start w:w="0" w:type="dxa"/>
+              <w:bottom w:w="0" w:type="dxa"/>
+              <w:end w:w="0" w:type="dxa"/>
+            </w:tcMar>
+            <w:tcBorders>
+              <w:top w:val="nil"/>
+              <w:bottom w:val="single" w:sz="5" w:space="0" w:color="CBD5E1"/>
+              <w:start w:val="nil"/>
+              <w:end w:val="nil"/>
+            </w:tcBorders>
+          </w:tcPr>
+          <w:p>
+            <w:pPr>
+              <w:spacing w:before="0" w:after="0" w:line="240" w:lineRule="auto"/>
+            </w:pPr>
+            <w:r>
+              <w:t xml:space="preserve"> </w:t>
+            </w:r>
+          </w:p>
+        </w:tc>
+      </w:tr>
+    </w:tbl>
+    <w:p>
+      <w:pPr>
+        <w:keepNext/>
+        <w:keepLines w:val="0"/>
+        <w:spacing w:before="100" w:after="40" w:line="293" w:lineRule="auto"/>
+      </w:pPr>
+      <w:r>
+        <w:rPr>
+          <w:rFonts w:ascii="JetBrains Mono" w:hAnsi="JetBrains Mono" w:eastAsia="Arial Unicode MS"/>
+          <w:b/>
+          <w:i w:val="0"/>
+          <w:color w:val="1D4ED8"/>
+          <w:sz w:val="30"/>
+        </w:rPr>
+        <w:t>02</w:t>
+      </w:r>
+      <w:r>
+        <w:rPr>
+          <w:rFonts w:ascii="Arial Unicode MS" w:hAnsi="Arial Unicode MS" w:eastAsia="Arial Unicode MS"/>
+          <w:b w:val="0"/>
+          <w:i w:val="0"/>
+          <w:color w:val="1D4ED8"/>
+          <w:sz w:val="30"/>
+        </w:rPr>
+        <w:t xml:space="preserve">  </w:t>
+      </w:r>
+      <w:r>
+        <w:rPr>
+          <w:rFonts w:ascii="Arial Unicode MS" w:hAnsi="Arial Unicode MS" w:eastAsia="Arial Unicode MS"/>
+          <w:b/>
+          <w:i w:val="0"/>
+          <w:color w:val="1A2340"/>
+          <w:sz w:val="30"/>
+        </w:rPr>
+        <w:t>提示／回查／真實讀者回應</w:t>
+      </w:r>
+    </w:p>
+    <w:p>
+      <w:pPr>
+        <w:keepNext w:val="0"/>
+        <w:keepLines w:val="0"/>
+        <w:spacing w:before="0" w:after="40" w:line="293" w:lineRule="auto"/>
+      </w:pPr>
+      <w:r>
+        <w:rPr>
+          <w:rFonts w:ascii="Arial Unicode MS" w:hAnsi="Arial Unicode MS" w:eastAsia="Arial Unicode MS"/>
+          <w:b w:val="0"/>
+          <w:i w:val="0"/>
+          <w:color w:val="1A2340"/>
+          <w:sz w:val="22"/>
+        </w:rPr>
+        <w:t>提示 □未用 □1 □2 □3；自己做：記一處回查發現。有搭檔才記對方實際說的話。</w:t>
+      </w:r>
+    </w:p>
+    <w:tbl>
+      <w:tblPr>
+        <w:tblW w:type="dxa" w:w="9865"/>
+        <w:jc w:val="left"/>
+        <w:tblLayout w:type="fixed"/>
+        <w:tblLook w:firstColumn="1" w:firstRow="1" w:lastColumn="0" w:lastRow="0" w:noHBand="0" w:noVBand="1" w:val="04A0"/>
+        <w:tblInd w:type="dxa" w:w="0"/>
+      </w:tblPr>
+      <w:tblGrid>
+        <w:gridCol w:w="9865"/>
+      </w:tblGrid>
+      <w:tr>
+        <w:trPr>
+          <w:trHeight w:val="454" w:hRule="atLeast"/>
+        </w:trPr>
+        <w:tc>
+          <w:tcPr>
+            <w:tcW w:type="dxa" w:w="9865"/>
+            <w:tcMar>
+              <w:top w:w="0" w:type="dxa"/>
+              <w:start w:w="0" w:type="dxa"/>
+              <w:bottom w:w="0" w:type="dxa"/>
+              <w:end w:w="0" w:type="dxa"/>
+            </w:tcMar>
+            <w:tcBorders>
+              <w:top w:val="nil"/>
+              <w:bottom w:val="single" w:sz="5" w:space="0" w:color="CBD5E1"/>
+              <w:start w:val="nil"/>
+              <w:end w:val="nil"/>
+            </w:tcBorders>
+          </w:tcPr>
+          <w:p>
+            <w:pPr>
+              <w:spacing w:before="0" w:after="0" w:line="240" w:lineRule="auto"/>
+            </w:pPr>
+            <w:r>
+              <w:t xml:space="preserve"> </w:t>
+            </w:r>
+          </w:p>
+        </w:tc>
+      </w:tr>
+      <w:tr>
+        <w:trPr>
+          <w:trHeight w:val="454" w:hRule="atLeast"/>
+        </w:trPr>
+        <w:tc>
+          <w:tcPr>
+            <w:tcW w:type="dxa" w:w="9865"/>
+            <w:tcMar>
+              <w:top w:w="0" w:type="dxa"/>
+              <w:start w:w="0" w:type="dxa"/>
+              <w:bottom w:w="0" w:type="dxa"/>
+              <w:end w:w="0" w:type="dxa"/>
+            </w:tcMar>
+            <w:tcBorders>
+              <w:top w:val="nil"/>
+              <w:bottom w:val="single" w:sz="5" w:space="0" w:color="CBD5E1"/>
+              <w:start w:val="nil"/>
+              <w:end w:val="nil"/>
+            </w:tcBorders>
+          </w:tcPr>
+          <w:p>
+            <w:pPr>
+              <w:spacing w:before="0" w:after="0" w:line="240" w:lineRule="auto"/>
+            </w:pPr>
+            <w:r>
+              <w:t xml:space="preserve"> </w:t>
+            </w:r>
+          </w:p>
+        </w:tc>
+      </w:tr>
+      <w:tr>
+        <w:trPr>
+          <w:trHeight w:val="454" w:hRule="atLeast"/>
+        </w:trPr>
+        <w:tc>
+          <w:tcPr>
+            <w:tcW w:type="dxa" w:w="9865"/>
+            <w:tcMar>
+              <w:top w:w="0" w:type="dxa"/>
+              <w:start w:w="0" w:type="dxa"/>
+              <w:bottom w:w="0" w:type="dxa"/>
+              <w:end w:w="0" w:type="dxa"/>
+            </w:tcMar>
+            <w:tcBorders>
+              <w:top w:val="nil"/>
+              <w:bottom w:val="single" w:sz="5" w:space="0" w:color="CBD5E1"/>
+              <w:start w:val="nil"/>
+              <w:end w:val="nil"/>
+            </w:tcBorders>
+          </w:tcPr>
+          <w:p>
+            <w:pPr>
+              <w:spacing w:before="0" w:after="0" w:line="240" w:lineRule="auto"/>
+            </w:pPr>
+            <w:r>
+              <w:t xml:space="preserve"> </w:t>
+            </w:r>
+          </w:p>
+        </w:tc>
+      </w:tr>
+    </w:tbl>
+    <w:p>
+      <w:pPr>
+        <w:keepNext/>
+        <w:keepLines w:val="0"/>
+        <w:spacing w:before="100" w:after="40" w:line="293" w:lineRule="auto"/>
+      </w:pPr>
+      <w:r>
+        <w:rPr>
+          <w:rFonts w:ascii="JetBrains Mono" w:hAnsi="JetBrains Mono" w:eastAsia="Arial Unicode MS"/>
+          <w:b/>
+          <w:i w:val="0"/>
+          <w:color w:val="1D4ED8"/>
+          <w:sz w:val="30"/>
+        </w:rPr>
+        <w:t>03</w:t>
+      </w:r>
+      <w:r>
+        <w:rPr>
+          <w:rFonts w:ascii="Arial Unicode MS" w:hAnsi="Arial Unicode MS" w:eastAsia="Arial Unicode MS"/>
+          <w:b w:val="0"/>
+          <w:i w:val="0"/>
+          <w:color w:val="1D4ED8"/>
+          <w:sz w:val="30"/>
+        </w:rPr>
+        <w:t xml:space="preserve">  </w:t>
+      </w:r>
+      <w:r>
+        <w:rPr>
+          <w:rFonts w:ascii="Arial Unicode MS" w:hAnsi="Arial Unicode MS" w:eastAsia="Arial Unicode MS"/>
+          <w:b/>
+          <w:i w:val="0"/>
+          <w:color w:val="1A2340"/>
+          <w:sz w:val="30"/>
+        </w:rPr>
+        <w:t>本人改／留與理由</w:t>
+      </w:r>
+    </w:p>
+    <w:p>
+      <w:pPr>
+        <w:keepNext w:val="0"/>
+        <w:keepLines w:val="0"/>
+        <w:spacing w:before="0" w:after="40" w:line="293" w:lineRule="auto"/>
+      </w:pPr>
+      <w:r>
+        <w:rPr>
+          <w:rFonts w:ascii="Arial Unicode MS" w:hAnsi="Arial Unicode MS" w:eastAsia="Arial Unicode MS"/>
+          <w:b w:val="0"/>
+          <w:i w:val="0"/>
+          <w:color w:val="1A2340"/>
+          <w:sz w:val="22"/>
+        </w:rPr>
+        <w:t>哪個字、關係或步驟要改？保留也要指一處依據。</w:t>
+      </w:r>
+    </w:p>
+    <w:tbl>
+      <w:tblPr>
+        <w:tblW w:type="dxa" w:w="9865"/>
+        <w:jc w:val="left"/>
+        <w:tblLayout w:type="fixed"/>
+        <w:tblLook w:firstColumn="1" w:firstRow="1" w:lastColumn="0" w:lastRow="0" w:noHBand="0" w:noVBand="1" w:val="04A0"/>
+        <w:tblInd w:type="dxa" w:w="0"/>
+      </w:tblPr>
+      <w:tblGrid>
+        <w:gridCol w:w="9865"/>
+      </w:tblGrid>
+      <w:tr>
+        <w:trPr>
+          <w:trHeight w:val="454" w:hRule="atLeast"/>
+        </w:trPr>
+        <w:tc>
+          <w:tcPr>
+            <w:tcW w:type="dxa" w:w="9865"/>
+            <w:tcMar>
+              <w:top w:w="0" w:type="dxa"/>
+              <w:start w:w="0" w:type="dxa"/>
+              <w:bottom w:w="0" w:type="dxa"/>
+              <w:end w:w="0" w:type="dxa"/>
+            </w:tcMar>
+            <w:tcBorders>
+              <w:top w:val="nil"/>
+              <w:bottom w:val="single" w:sz="5" w:space="0" w:color="CBD5E1"/>
+              <w:start w:val="nil"/>
+              <w:end w:val="nil"/>
+            </w:tcBorders>
+          </w:tcPr>
+          <w:p>
+            <w:pPr>
+              <w:spacing w:before="0" w:after="0" w:line="240" w:lineRule="auto"/>
+            </w:pPr>
+            <w:r>
+              <w:t xml:space="preserve"> </w:t>
+            </w:r>
+          </w:p>
+        </w:tc>
+      </w:tr>
+      <w:tr>
+        <w:trPr>
+          <w:trHeight w:val="454" w:hRule="atLeast"/>
+        </w:trPr>
+        <w:tc>
+          <w:tcPr>
+            <w:tcW w:type="dxa" w:w="9865"/>
+            <w:tcMar>
+              <w:top w:w="0" w:type="dxa"/>
+              <w:start w:w="0" w:type="dxa"/>
+              <w:bottom w:w="0" w:type="dxa"/>
+              <w:end w:w="0" w:type="dxa"/>
+            </w:tcMar>
+            <w:tcBorders>
+              <w:top w:val="nil"/>
+              <w:bottom w:val="single" w:sz="5" w:space="0" w:color="CBD5E1"/>
+              <w:start w:val="nil"/>
+              <w:end w:val="nil"/>
+            </w:tcBorders>
+          </w:tcPr>
+          <w:p>
+            <w:pPr>
+              <w:spacing w:before="0" w:after="0" w:line="240" w:lineRule="auto"/>
+            </w:pPr>
+            <w:r>
+              <w:t xml:space="preserve"> </w:t>
+            </w:r>
+          </w:p>
+        </w:tc>
+      </w:tr>
+      <w:tr>
+        <w:trPr>
+          <w:trHeight w:val="454" w:hRule="atLeast"/>
+        </w:trPr>
+        <w:tc>
+          <w:tcPr>
+            <w:tcW w:type="dxa" w:w="9865"/>
+            <w:tcMar>
+              <w:top w:w="0" w:type="dxa"/>
+              <w:start w:w="0" w:type="dxa"/>
+              <w:bottom w:w="0" w:type="dxa"/>
+              <w:end w:w="0" w:type="dxa"/>
+            </w:tcMar>
+            <w:tcBorders>
+              <w:top w:val="nil"/>
+              <w:bottom w:val="single" w:sz="5" w:space="0" w:color="CBD5E1"/>
+              <w:start w:val="nil"/>
+              <w:end w:val="nil"/>
+            </w:tcBorders>
+          </w:tcPr>
+          <w:p>
+            <w:pPr>
+              <w:spacing w:before="0" w:after="0" w:line="240" w:lineRule="auto"/>
+            </w:pPr>
+            <w:r>
+              <w:t xml:space="preserve"> </w:t>
+            </w:r>
+          </w:p>
+        </w:tc>
+      </w:tr>
+      <w:tr>
+        <w:trPr>
+          <w:trHeight w:val="454" w:hRule="atLeast"/>
+        </w:trPr>
+        <w:tc>
+          <w:tcPr>
+            <w:tcW w:type="dxa" w:w="9865"/>
+            <w:tcMar>
+              <w:top w:w="0" w:type="dxa"/>
+              <w:start w:w="0" w:type="dxa"/>
+              <w:bottom w:w="0" w:type="dxa"/>
+              <w:end w:w="0" w:type="dxa"/>
+            </w:tcMar>
+            <w:tcBorders>
+              <w:top w:val="nil"/>
+              <w:bottom w:val="single" w:sz="5" w:space="0" w:color="CBD5E1"/>
+              <w:start w:val="nil"/>
+              <w:end w:val="nil"/>
+            </w:tcBorders>
+          </w:tcPr>
+          <w:p>
+            <w:pPr>
+              <w:spacing w:before="0" w:after="0" w:line="240" w:lineRule="auto"/>
+            </w:pPr>
+            <w:r>
+              <w:t xml:space="preserve"> </w:t>
+            </w:r>
+          </w:p>
+        </w:tc>
+      </w:tr>
+    </w:tbl>
+    <w:p>
+      <w:pPr>
+        <w:keepNext/>
+        <w:keepLines w:val="0"/>
+        <w:spacing w:before="100" w:after="40" w:line="293" w:lineRule="auto"/>
+      </w:pPr>
+      <w:r>
+        <w:rPr>
+          <w:rFonts w:ascii="JetBrains Mono" w:hAnsi="JetBrains Mono" w:eastAsia="Arial Unicode MS"/>
+          <w:b/>
+          <w:i w:val="0"/>
+          <w:color w:val="1D4ED8"/>
+          <w:sz w:val="30"/>
+        </w:rPr>
+        <w:t>04</w:t>
+      </w:r>
+      <w:r>
+        <w:rPr>
+          <w:rFonts w:ascii="Arial Unicode MS" w:hAnsi="Arial Unicode MS" w:eastAsia="Arial Unicode MS"/>
+          <w:b w:val="0"/>
+          <w:i w:val="0"/>
+          <w:color w:val="1D4ED8"/>
+          <w:sz w:val="30"/>
+        </w:rPr>
+        <w:t xml:space="preserve">  </w:t>
+      </w:r>
+      <w:r>
+        <w:rPr>
+          <w:rFonts w:ascii="Arial Unicode MS" w:hAnsi="Arial Unicode MS" w:eastAsia="Arial Unicode MS"/>
+          <w:b/>
+          <w:i w:val="0"/>
+          <w:color w:val="1A2340"/>
+          <w:sz w:val="30"/>
+        </w:rPr>
+        <w:t>看詳解，只核對一步</w:t>
+      </w:r>
+    </w:p>
+    <w:p>
+      <w:pPr>
+        <w:keepNext w:val="0"/>
+        <w:keepLines w:val="0"/>
+        <w:spacing w:before="0" w:after="40" w:line="293" w:lineRule="auto"/>
+      </w:pPr>
+      <w:r>
+        <w:rPr>
+          <w:rFonts w:ascii="Arial Unicode MS" w:hAnsi="Arial Unicode MS" w:eastAsia="Arial Unicode MS"/>
+          <w:b w:val="0"/>
+          <w:i w:val="0"/>
+          <w:color w:val="1A2340"/>
+          <w:sz w:val="22"/>
+        </w:rPr>
+        <w:t>說得出「被呈現」和「實際存在」的差別；不把可能的製圖動機當成這張表已證明的事。</w:t>
+      </w:r>
+    </w:p>
+    <w:tbl>
+      <w:tblPr>
+        <w:tblW w:type="dxa" w:w="9865"/>
+        <w:jc w:val="left"/>
+        <w:tblLayout w:type="fixed"/>
+        <w:tblLook w:firstColumn="1" w:firstRow="1" w:lastColumn="0" w:lastRow="0" w:noHBand="0" w:noVBand="1" w:val="04A0"/>
+        <w:tblInd w:type="dxa" w:w="0"/>
+      </w:tblPr>
+      <w:tblGrid>
+        <w:gridCol w:w="9865"/>
+      </w:tblGrid>
+      <w:tr>
+        <w:trPr>
+          <w:trHeight w:val="454" w:hRule="atLeast"/>
+        </w:trPr>
+        <w:tc>
+          <w:tcPr>
+            <w:tcW w:type="dxa" w:w="9865"/>
+            <w:tcMar>
+              <w:top w:w="0" w:type="dxa"/>
+              <w:start w:w="0" w:type="dxa"/>
+              <w:bottom w:w="0" w:type="dxa"/>
+              <w:end w:w="0" w:type="dxa"/>
+            </w:tcMar>
+            <w:tcBorders>
+              <w:top w:val="nil"/>
+              <w:bottom w:val="single" w:sz="5" w:space="0" w:color="CBD5E1"/>
+              <w:start w:val="nil"/>
+              <w:end w:val="nil"/>
+            </w:tcBorders>
+          </w:tcPr>
+          <w:p>
+            <w:pPr>
+              <w:spacing w:before="0" w:after="0" w:line="240" w:lineRule="auto"/>
+            </w:pPr>
+            <w:r>
+              <w:t xml:space="preserve"> </w:t>
+            </w:r>
+          </w:p>
+        </w:tc>
+      </w:tr>
+      <w:tr>
+        <w:trPr>
+          <w:trHeight w:val="454" w:hRule="atLeast"/>
+        </w:trPr>
+        <w:tc>
+          <w:tcPr>
+            <w:tcW w:type="dxa" w:w="9865"/>
+            <w:tcMar>
+              <w:top w:w="0" w:type="dxa"/>
+              <w:start w:w="0" w:type="dxa"/>
+              <w:bottom w:w="0" w:type="dxa"/>
+              <w:end w:w="0" w:type="dxa"/>
+            </w:tcMar>
+            <w:tcBorders>
+              <w:top w:val="nil"/>
+              <w:bottom w:val="single" w:sz="5" w:space="0" w:color="CBD5E1"/>
+              <w:start w:val="nil"/>
+              <w:end w:val="nil"/>
+            </w:tcBorders>
+          </w:tcPr>
+          <w:p>
+            <w:pPr>
+              <w:spacing w:before="0" w:after="0" w:line="240" w:lineRule="auto"/>
+            </w:pPr>
+            <w:r>
+              <w:t xml:space="preserve"> </w:t>
+            </w:r>
+          </w:p>
+        </w:tc>
+      </w:tr>
+    </w:tbl>
     <w:sectPr>
       <w:headerReference w:type="default" r:id="rId9"/>
       <w:footerReference w:type="default" r:id="rId10"/>

--- a/worksheets/W7.docx
+++ b/worksheets/W7.docx
@@ -174,7 +174,7 @@
         </w:rPr>
         <w:t>先看 □ A 卡 □ B 卡。A 官方圖文／B 中央社標題；同談 2024 年政策事件。</w:t>
         <w:br/>
-        <w:t>每兩人一張單版卡；35 分才交換。只在本頁寫，不另抄整段。</w:t>
+        <w:t>同桌依座號排 1–4：1、2 讀 A；3、4 讀 B。兩人共用一張卡，35 分才交換。只在本頁寫，不另抄整段。</w:t>
       </w:r>
     </w:p>
     <w:p>
